--- a/2.2_depuracion_etiquetado/bitacora.docx
+++ b/2.2_depuracion_etiquetado/bitacora.docx
@@ -38,7 +38,7 @@
           <w:sz w:val="18"/>
           <w:szCs w:val="18"/>
         </w:rPr>
-        <w:t xml:space="preserve">Actualizada al 8 de octubre de 2026 · Versión Word generada a partir de Codigo/2.2_depuracion_etiquetado/bitacora.md</w:t>
+        <w:t xml:space="preserve">Actualizada al 20 de octubre de 2026 · Versión Word generada a partir de Codigo/2.2_depuracion_etiquetado/bitacora.md</w:t>
       </w:r>
     </w:p>
     <w:p>
@@ -166,7 +166,103 @@
         </w:r>
       </w:hyperlink>
       <w:r>
-        <w:t xml:space="preserve">) recogen sus correcciones. Cada exclusión se puede activar o desactivar en </w:t>
+        <w:t xml:space="preserve">) recogen sus correcciones. En su revisión del 13 de octubre aprobó </w:t>
+      </w:r>
+      <w:hyperlink w:history="1" w:anchor="E_D30">
+        <w:r>
+          <w:rPr>
+            <w:color w:val="0563C1"/>
+            <w:u w:val="single"/>
+          </w:rPr>
+          <w:t xml:space="preserve">D30</w:t>
+        </w:r>
+      </w:hyperlink>
+      <w:r>
+        <w:t xml:space="preserve"> y </w:t>
+      </w:r>
+      <w:hyperlink w:history="1" w:anchor="E_D34">
+        <w:r>
+          <w:rPr>
+            <w:color w:val="0563C1"/>
+            <w:u w:val="single"/>
+          </w:rPr>
+          <w:t xml:space="preserve">D34</w:t>
+        </w:r>
+      </w:hyperlink>
+      <w:r>
+        <w:t xml:space="preserve">, y aprobó la tabla de criterios (</w:t>
+      </w:r>
+      <w:hyperlink w:history="1" w:anchor="E_D35">
+        <w:r>
+          <w:rPr>
+            <w:color w:val="0563C1"/>
+            <w:u w:val="single"/>
+          </w:rPr>
+          <w:t xml:space="preserve">D35</w:t>
+        </w:r>
+      </w:hyperlink>
+      <w:r>
+        <w:t xml:space="preserve">) a condición de incorporar dos puntos: los partos en las variables relacionadas (punto 2.1 de esa revisión) y la sensibilidad de las reglas de traslado y de derivación (punto 2.4). Las entradas del 20 de octubre (</w:t>
+      </w:r>
+      <w:hyperlink w:history="1" w:anchor="E_H26">
+        <w:r>
+          <w:rPr>
+            <w:color w:val="0563C1"/>
+            <w:u w:val="single"/>
+          </w:rPr>
+          <w:t xml:space="preserve">H26</w:t>
+        </w:r>
+      </w:hyperlink>
+      <w:r>
+        <w:t xml:space="preserve">, </w:t>
+      </w:r>
+      <w:hyperlink w:history="1" w:anchor="E_H27">
+        <w:r>
+          <w:rPr>
+            <w:color w:val="0563C1"/>
+            <w:u w:val="single"/>
+          </w:rPr>
+          <w:t xml:space="preserve">H27</w:t>
+        </w:r>
+      </w:hyperlink>
+      <w:r>
+        <w:t xml:space="preserve">, </w:t>
+      </w:r>
+      <w:hyperlink w:history="1" w:anchor="E_D38">
+        <w:r>
+          <w:rPr>
+            <w:color w:val="0563C1"/>
+            <w:u w:val="single"/>
+          </w:rPr>
+          <w:t xml:space="preserve">D38</w:t>
+        </w:r>
+      </w:hyperlink>
+      <w:r>
+        <w:t xml:space="preserve"> y </w:t>
+      </w:r>
+      <w:hyperlink w:history="1" w:anchor="E_D39">
+        <w:r>
+          <w:rPr>
+            <w:color w:val="0563C1"/>
+            <w:u w:val="single"/>
+          </w:rPr>
+          <w:t xml:space="preserve">D39</w:t>
+        </w:r>
+      </w:hyperlink>
+      <w:r>
+        <w:t xml:space="preserve">) los incorporan; </w:t>
+      </w:r>
+      <w:hyperlink w:history="1" w:anchor="E_H28">
+        <w:r>
+          <w:rPr>
+            <w:color w:val="0563C1"/>
+            <w:u w:val="single"/>
+          </w:rPr>
+          <w:t xml:space="preserve">H28</w:t>
+        </w:r>
+      </w:hyperlink>
+      <w:r>
+        <w:t xml:space="preserve"> responde a otro punto de la misma revisión (2.3), sobre la calidad del identificador por año. Cada exclusión se puede activar o desactivar en </w:t>
       </w:r>
       <w:r>
         <w:rPr>
@@ -278,7 +374,7 @@
     </w:p>
     <w:p>
       <w:r>
-        <w:t xml:space="preserve">Definiciones vigentes desde el 8 de octubre de 2026.</w:t>
+        <w:t xml:space="preserve">Definiciones vigentes desde el 20 de octubre de 2026.</w:t>
       </w:r>
     </w:p>
     <w:tbl>
@@ -775,6 +871,24 @@
                 <w:t xml:space="preserve">D31</w:t>
               </w:r>
             </w:hyperlink>
+            <w:r>
+              <w:rPr>
+                <w:sz w:val="20"/>
+                <w:szCs w:val="20"/>
+              </w:rPr>
+              <w:t xml:space="preserve">, </w:t>
+            </w:r>
+            <w:hyperlink w:history="1" w:anchor="E_D38">
+              <w:r>
+                <w:rPr>
+                  <w:color w:val="0563C1"/>
+                  <w:sz w:val="20"/>
+                  <w:szCs w:val="20"/>
+                  <w:u w:val="single"/>
+                </w:rPr>
+                <w:t xml:space="preserve">D38</w:t>
+              </w:r>
+            </w:hyperlink>
           </w:p>
         </w:tc>
         <w:tc>
@@ -797,7 +911,7 @@
                 <w:sz w:val="20"/>
                 <w:szCs w:val="20"/>
               </w:rPr>
-              <w:t xml:space="preserve">Algún ingreso de la ventana con la misma CDM que el caso de estudio, sin agrupar CDM. La unión de las CDM 13 y 14 queda como análisis de sensibilidad.</w:t>
+              <w:t xml:space="preserve">Algún ingreso de la ventana con la misma CDM que el caso de estudio, sin agrupar CDM. Los partos (CDM 14) quedan sin dato en estas dos variables, porque no pueden tener un reingreso de su misma CDM. La unión de las CDM 13 y 14 queda como análisis de sensibilidad.</w:t>
             </w:r>
           </w:p>
         </w:tc>
@@ -1290,7 +1404,19 @@
     </w:p>
     <w:p>
       <w:r>
-        <w:t xml:space="preserve">Resultado vigente: 4.192.410 casos de estudio. Las variables de 30 días se calculan sobre los 4.101.883 que tienen 60 días de seguimiento.</w:t>
+        <w:t xml:space="preserve">Resultado vigente: 4.192.410 casos de estudio. Las variables de 30 días se calculan sobre los 4.101.883 que tienen 60 días de seguimiento, y las dos relacionadas no incluyen los partos (</w:t>
+      </w:r>
+      <w:hyperlink w:history="1" w:anchor="E_D38">
+        <w:r>
+          <w:rPr>
+            <w:color w:val="0563C1"/>
+            <w:u w:val="single"/>
+          </w:rPr>
+          <w:t xml:space="preserve">D38</w:t>
+        </w:r>
+      </w:hyperlink>
+      <w:r>
+        <w:t xml:space="preserve">).</w:t>
       </w:r>
     </w:p>
     <w:tbl>
@@ -1308,10 +1434,10 @@
       </w:tblPr>
       <w:tblGrid>
         <w:gridCol w:w="1884"/>
-        <w:gridCol w:w="2711"/>
-        <w:gridCol w:w="1955"/>
-        <w:gridCol w:w="1756"/>
-        <w:gridCol w:w="720"/>
+        <w:gridCol w:w="2982"/>
+        <w:gridCol w:w="1504"/>
+        <w:gridCol w:w="1902"/>
+        <w:gridCol w:w="754"/>
       </w:tblGrid>
       <w:tr>
         <w:trPr>
@@ -1347,7 +1473,7 @@
         </w:tc>
         <w:tc>
           <w:tcPr>
-            <w:tcW w:type="dxa" w:w="2711"/>
+            <w:tcW w:type="dxa" w:w="2982"/>
             <w:shd w:fill="D9E2F3" w:color="auto" w:val="clear"/>
             <w:tcMar>
               <w:top w:type="dxa" w:w="70"/>
@@ -1374,7 +1500,7 @@
         </w:tc>
         <w:tc>
           <w:tcPr>
-            <w:tcW w:type="dxa" w:w="1955"/>
+            <w:tcW w:type="dxa" w:w="1504"/>
             <w:shd w:fill="D9E2F3" w:color="auto" w:val="clear"/>
             <w:tcMar>
               <w:top w:type="dxa" w:w="70"/>
@@ -1395,13 +1521,13 @@
                 <w:sz w:val="20"/>
                 <w:szCs w:val="20"/>
               </w:rPr>
-              <w:t xml:space="preserve">Casos con seguimiento</w:t>
-            </w:r>
-          </w:p>
-        </w:tc>
-        <w:tc>
-          <w:tcPr>
-            <w:tcW w:type="dxa" w:w="1756"/>
+              <w:t xml:space="preserve">Casos con dato</w:t>
+            </w:r>
+          </w:p>
+        </w:tc>
+        <w:tc>
+          <w:tcPr>
+            <w:tcW w:type="dxa" w:w="1902"/>
             <w:shd w:fill="D9E2F3" w:color="auto" w:val="clear"/>
             <w:tcMar>
               <w:top w:type="dxa" w:w="70"/>
@@ -1428,7 +1554,7 @@
         </w:tc>
         <w:tc>
           <w:tcPr>
-            <w:tcW w:type="dxa" w:w="720"/>
+            <w:tcW w:type="dxa" w:w="754"/>
             <w:shd w:fill="D9E2F3" w:color="auto" w:val="clear"/>
             <w:tcMar>
               <w:top w:type="dxa" w:w="70"/>
@@ -1487,7 +1613,7 @@
         </w:tc>
         <w:tc>
           <w:tcPr>
-            <w:tcW w:type="dxa" w:w="2711"/>
+            <w:tcW w:type="dxa" w:w="2982"/>
             <w:tcMar>
               <w:top w:type="dxa" w:w="70"/>
               <w:left w:type="dxa" w:w="100"/>
@@ -1511,7 +1637,7 @@
         </w:tc>
         <w:tc>
           <w:tcPr>
-            <w:tcW w:type="dxa" w:w="1955"/>
+            <w:tcW w:type="dxa" w:w="1504"/>
             <w:tcMar>
               <w:top w:type="dxa" w:w="70"/>
               <w:left w:type="dxa" w:w="100"/>
@@ -1535,7 +1661,7 @@
         </w:tc>
         <w:tc>
           <w:tcPr>
-            <w:tcW w:type="dxa" w:w="1756"/>
+            <w:tcW w:type="dxa" w:w="1902"/>
             <w:tcMar>
               <w:top w:type="dxa" w:w="70"/>
               <w:left w:type="dxa" w:w="100"/>
@@ -1559,7 +1685,7 @@
         </w:tc>
         <w:tc>
           <w:tcPr>
-            <w:tcW w:type="dxa" w:w="720"/>
+            <w:tcW w:type="dxa" w:w="754"/>
             <w:tcMar>
               <w:top w:type="dxa" w:w="70"/>
               <w:left w:type="dxa" w:w="100"/>
@@ -1615,7 +1741,7 @@
         </w:tc>
         <w:tc>
           <w:tcPr>
-            <w:tcW w:type="dxa" w:w="2711"/>
+            <w:tcW w:type="dxa" w:w="2982"/>
             <w:tcMar>
               <w:top w:type="dxa" w:w="70"/>
               <w:left w:type="dxa" w:w="100"/>
@@ -1639,7 +1765,7 @@
         </w:tc>
         <w:tc>
           <w:tcPr>
-            <w:tcW w:type="dxa" w:w="1955"/>
+            <w:tcW w:type="dxa" w:w="1504"/>
             <w:tcMar>
               <w:top w:type="dxa" w:w="70"/>
               <w:left w:type="dxa" w:w="100"/>
@@ -1657,13 +1783,13 @@
                 <w:sz w:val="20"/>
                 <w:szCs w:val="20"/>
               </w:rPr>
-              <w:t xml:space="preserve">4.192.410</w:t>
-            </w:r>
-          </w:p>
-        </w:tc>
-        <w:tc>
-          <w:tcPr>
-            <w:tcW w:type="dxa" w:w="1756"/>
+              <w:t xml:space="preserve">3.577.243</w:t>
+            </w:r>
+          </w:p>
+        </w:tc>
+        <w:tc>
+          <w:tcPr>
+            <w:tcW w:type="dxa" w:w="1902"/>
             <w:tcMar>
               <w:top w:type="dxa" w:w="70"/>
               <w:left w:type="dxa" w:w="100"/>
@@ -1687,7 +1813,7 @@
         </w:tc>
         <w:tc>
           <w:tcPr>
-            <w:tcW w:type="dxa" w:w="720"/>
+            <w:tcW w:type="dxa" w:w="754"/>
             <w:tcMar>
               <w:top w:type="dxa" w:w="70"/>
               <w:left w:type="dxa" w:w="100"/>
@@ -1705,7 +1831,7 @@
                 <w:sz w:val="20"/>
                 <w:szCs w:val="20"/>
               </w:rPr>
-              <w:t xml:space="preserve">1,08 %</w:t>
+              <w:t xml:space="preserve">1,26 %</w:t>
             </w:r>
           </w:p>
         </w:tc>
@@ -1743,7 +1869,7 @@
         </w:tc>
         <w:tc>
           <w:tcPr>
-            <w:tcW w:type="dxa" w:w="2711"/>
+            <w:tcW w:type="dxa" w:w="2982"/>
             <w:tcMar>
               <w:top w:type="dxa" w:w="70"/>
               <w:left w:type="dxa" w:w="100"/>
@@ -1767,7 +1893,7 @@
         </w:tc>
         <w:tc>
           <w:tcPr>
-            <w:tcW w:type="dxa" w:w="1955"/>
+            <w:tcW w:type="dxa" w:w="1504"/>
             <w:tcMar>
               <w:top w:type="dxa" w:w="70"/>
               <w:left w:type="dxa" w:w="100"/>
@@ -1791,7 +1917,7 @@
         </w:tc>
         <w:tc>
           <w:tcPr>
-            <w:tcW w:type="dxa" w:w="1756"/>
+            <w:tcW w:type="dxa" w:w="1902"/>
             <w:tcMar>
               <w:top w:type="dxa" w:w="70"/>
               <w:left w:type="dxa" w:w="100"/>
@@ -1815,7 +1941,7 @@
         </w:tc>
         <w:tc>
           <w:tcPr>
-            <w:tcW w:type="dxa" w:w="720"/>
+            <w:tcW w:type="dxa" w:w="754"/>
             <w:tcMar>
               <w:top w:type="dxa" w:w="70"/>
               <w:left w:type="dxa" w:w="100"/>
@@ -1871,7 +1997,7 @@
         </w:tc>
         <w:tc>
           <w:tcPr>
-            <w:tcW w:type="dxa" w:w="2711"/>
+            <w:tcW w:type="dxa" w:w="2982"/>
             <w:tcMar>
               <w:top w:type="dxa" w:w="70"/>
               <w:left w:type="dxa" w:w="100"/>
@@ -1895,7 +2021,7 @@
         </w:tc>
         <w:tc>
           <w:tcPr>
-            <w:tcW w:type="dxa" w:w="1955"/>
+            <w:tcW w:type="dxa" w:w="1504"/>
             <w:tcMar>
               <w:top w:type="dxa" w:w="70"/>
               <w:left w:type="dxa" w:w="100"/>
@@ -1913,13 +2039,13 @@
                 <w:sz w:val="20"/>
                 <w:szCs w:val="20"/>
               </w:rPr>
-              <w:t xml:space="preserve">4.101.883</w:t>
-            </w:r>
-          </w:p>
-        </w:tc>
-        <w:tc>
-          <w:tcPr>
-            <w:tcW w:type="dxa" w:w="1756"/>
+              <w:t xml:space="preserve">3.498.460</w:t>
+            </w:r>
+          </w:p>
+        </w:tc>
+        <w:tc>
+          <w:tcPr>
+            <w:tcW w:type="dxa" w:w="1902"/>
             <w:tcMar>
               <w:top w:type="dxa" w:w="70"/>
               <w:left w:type="dxa" w:w="100"/>
@@ -1943,7 +2069,7 @@
         </w:tc>
         <w:tc>
           <w:tcPr>
-            <w:tcW w:type="dxa" w:w="720"/>
+            <w:tcW w:type="dxa" w:w="754"/>
             <w:tcMar>
               <w:top w:type="dxa" w:w="70"/>
               <w:left w:type="dxa" w:w="100"/>
@@ -1961,7 +2087,7 @@
                 <w:sz w:val="20"/>
                 <w:szCs w:val="20"/>
               </w:rPr>
-              <w:t xml:space="preserve">3,03 %</w:t>
+              <w:t xml:space="preserve">3,55 %</w:t>
             </w:r>
           </w:p>
         </w:tc>
@@ -4484,7 +4610,25 @@
                 <w:sz w:val="20"/>
                 <w:szCs w:val="20"/>
               </w:rPr>
-              <w:t xml:space="preserve"> y H26, 38.021; suele ser el segundo ojo) y cálculos biliares (K80, 5.337).</w:t>
+              <w:t xml:space="preserve"> y </w:t>
+            </w:r>
+            <w:hyperlink w:history="1" w:anchor="E_H26">
+              <w:r>
+                <w:rPr>
+                  <w:color w:val="0563C1"/>
+                  <w:sz w:val="20"/>
+                  <w:szCs w:val="20"/>
+                  <w:u w:val="single"/>
+                </w:rPr>
+                <w:t xml:space="preserve">H26</w:t>
+              </w:r>
+            </w:hyperlink>
+            <w:r>
+              <w:rPr>
+                <w:sz w:val="20"/>
+                <w:szCs w:val="20"/>
+              </w:rPr>
+              <w:t xml:space="preserve">, 38.021; suele ser el segundo ojo) y cálculos biliares (K80, 5.337).</w:t>
             </w:r>
           </w:p>
         </w:tc>
@@ -12808,7 +12952,7 @@
           </w:tcPr>
           <w:p>
             <w:pPr>
-              <w:keepNext w:val="false"/>
+              <w:keepNext/>
               <w:spacing w:after="0"/>
             </w:pPr>
             <w:r>
@@ -12835,7 +12979,7 @@
           </w:tcPr>
           <w:p>
             <w:pPr>
-              <w:keepNext w:val="false"/>
+              <w:keepNext/>
               <w:spacing w:after="0" w:before="0"/>
             </w:pPr>
             <w:hyperlink w:history="1" w:anchor="E_D33">
@@ -12855,6 +12999,63 @@
                 <w:szCs w:val="20"/>
               </w:rPr>
               <w:t xml:space="preserve">, que deja las sesiones de tratamiento fuera como caso de estudio.</w:t>
+            </w:r>
+          </w:p>
+        </w:tc>
+      </w:tr>
+      <w:tr>
+        <w:trPr>
+          <w:cantSplit/>
+        </w:trPr>
+        <w:tc>
+          <w:tcPr>
+            <w:tcW w:type="dxa" w:w="1800"/>
+            <w:shd w:fill="F2F2F2" w:color="auto" w:val="clear"/>
+            <w:tcMar>
+              <w:top w:type="dxa" w:w="70"/>
+              <w:left w:type="dxa" w:w="100"/>
+              <w:bottom w:type="dxa" w:w="70"/>
+              <w:right w:type="dxa" w:w="100"/>
+            </w:tcMar>
+          </w:tcPr>
+          <w:p>
+            <w:pPr>
+              <w:keepNext w:val="false"/>
+              <w:spacing w:after="0"/>
+            </w:pPr>
+            <w:r>
+              <w:rPr>
+                <w:b/>
+                <w:bCs/>
+                <w:color w:val="404040"/>
+                <w:sz w:val="20"/>
+                <w:szCs w:val="20"/>
+              </w:rPr>
+              <w:t xml:space="preserve">Advertencia precisada por</w:t>
+            </w:r>
+          </w:p>
+        </w:tc>
+        <w:tc>
+          <w:tcPr>
+            <w:tcW w:type="dxa" w:w="7226"/>
+            <w:tcMar>
+              <w:top w:type="dxa" w:w="70"/>
+              <w:left w:type="dxa" w:w="100"/>
+              <w:bottom w:type="dxa" w:w="70"/>
+              <w:right w:type="dxa" w:w="100"/>
+            </w:tcMar>
+          </w:tcPr>
+          <w:p>
+            <w:pPr>
+              <w:keepNext w:val="false"/>
+              <w:spacing w:after="0" w:before="0"/>
+            </w:pPr>
+            <w:r>
+              <w:rPr>
+                <w:sz w:val="20"/>
+                <w:szCs w:val="20"/>
+              </w:rPr>
+              <w:t xml:space="preserve">D42 de la bitácora de la 2.3, del 20 de octubre de 2026: las variables de historia usan los egresos anteriores al ingreso índice, en una ventana de 12 meses, y se marcan los casos cuya ventana empieza antes del inicio de su bloque.</w:t>
             </w:r>
           </w:p>
         </w:tc>
@@ -14729,7 +14930,7 @@
                 <w:sz w:val="20"/>
                 <w:szCs w:val="20"/>
               </w:rPr>
-              <w:t xml:space="preserve">Adoptada. La censura diferenciada responde a la revisión del profesor guía; el margen de 30 días está pendiente de validar con profesor guía.</w:t>
+              <w:t xml:space="preserve">Adoptada. Aprobada por el profesor guía el 13 de octubre de 2026, con el margen de 30 días: lo considera bien respaldado, porque baja la pérdida de reingresos junto al cierre a 2,4 % (7 días) y 1,5 % (30 días) y casi no cambia las tasas.</w:t>
             </w:r>
           </w:p>
         </w:tc>
@@ -15264,6 +15465,74 @@
                 <w:sz w:val="20"/>
                 <w:szCs w:val="20"/>
               </w:rPr>
+              <w:t xml:space="preserve">Completada por</w:t>
+            </w:r>
+          </w:p>
+        </w:tc>
+        <w:tc>
+          <w:tcPr>
+            <w:tcW w:type="dxa" w:w="7226"/>
+            <w:tcMar>
+              <w:top w:type="dxa" w:w="70"/>
+              <w:left w:type="dxa" w:w="100"/>
+              <w:bottom w:type="dxa" w:w="70"/>
+              <w:right w:type="dxa" w:w="100"/>
+            </w:tcMar>
+          </w:tcPr>
+          <w:p>
+            <w:pPr>
+              <w:keepNext/>
+              <w:spacing w:after="0" w:before="0"/>
+            </w:pPr>
+            <w:hyperlink w:history="1" w:anchor="E_D38">
+              <w:r>
+                <w:rPr>
+                  <w:color w:val="0563C1"/>
+                  <w:sz w:val="20"/>
+                  <w:szCs w:val="20"/>
+                  <w:u w:val="single"/>
+                </w:rPr>
+                <w:t xml:space="preserve">D38</w:t>
+              </w:r>
+            </w:hyperlink>
+            <w:r>
+              <w:rPr>
+                <w:sz w:val="20"/>
+                <w:szCs w:val="20"/>
+              </w:rPr>
+              <w:t xml:space="preserve">, del 20 de octubre de 2026: los partos quedan sin dato en las dos variables relacionadas, en vez de 0.</w:t>
+            </w:r>
+          </w:p>
+        </w:tc>
+      </w:tr>
+      <w:tr>
+        <w:trPr>
+          <w:cantSplit/>
+        </w:trPr>
+        <w:tc>
+          <w:tcPr>
+            <w:tcW w:type="dxa" w:w="1800"/>
+            <w:shd w:fill="F2F2F2" w:color="auto" w:val="clear"/>
+            <w:tcMar>
+              <w:top w:type="dxa" w:w="70"/>
+              <w:left w:type="dxa" w:w="100"/>
+              <w:bottom w:type="dxa" w:w="70"/>
+              <w:right w:type="dxa" w:w="100"/>
+            </w:tcMar>
+          </w:tcPr>
+          <w:p>
+            <w:pPr>
+              <w:keepNext/>
+              <w:spacing w:after="0"/>
+            </w:pPr>
+            <w:r>
+              <w:rPr>
+                <w:b/>
+                <w:bCs/>
+                <w:color w:val="404040"/>
+                <w:sz w:val="20"/>
+                <w:szCs w:val="20"/>
+              </w:rPr>
               <w:t xml:space="preserve">Evidencia</w:t>
             </w:r>
           </w:p>
@@ -16841,11 +17110,11 @@
               <w:tblLayout w:type="fixed"/>
             </w:tblPr>
             <w:tblGrid>
-              <w:gridCol w:w="1460"/>
-              <w:gridCol w:w="1608"/>
-              <w:gridCol w:w="1949"/>
-              <w:gridCol w:w="1016"/>
-              <w:gridCol w:w="993"/>
+              <w:gridCol w:w="1601"/>
+              <w:gridCol w:w="1709"/>
+              <w:gridCol w:w="1818"/>
+              <w:gridCol w:w="948"/>
+              <w:gridCol w:w="950"/>
             </w:tblGrid>
             <w:tr>
               <w:trPr>
@@ -16854,7 +17123,7 @@
               </w:trPr>
               <w:tc>
                 <w:tcPr>
-                  <w:tcW w:type="dxa" w:w="1460"/>
+                  <w:tcW w:type="dxa" w:w="1601"/>
                   <w:shd w:fill="D9E2F3" w:color="auto" w:val="clear"/>
                   <w:tcMar>
                     <w:top w:type="dxa" w:w="70"/>
@@ -16881,7 +17150,7 @@
               </w:tc>
               <w:tc>
                 <w:tcPr>
-                  <w:tcW w:type="dxa" w:w="1608"/>
+                  <w:tcW w:type="dxa" w:w="1709"/>
                   <w:shd w:fill="D9E2F3" w:color="auto" w:val="clear"/>
                   <w:tcMar>
                     <w:top w:type="dxa" w:w="70"/>
@@ -16921,7 +17190,7 @@
               </w:tc>
               <w:tc>
                 <w:tcPr>
-                  <w:tcW w:type="dxa" w:w="1949"/>
+                  <w:tcW w:type="dxa" w:w="1818"/>
                   <w:shd w:fill="D9E2F3" w:color="auto" w:val="clear"/>
                   <w:tcMar>
                     <w:top w:type="dxa" w:w="70"/>
@@ -16948,7 +17217,7 @@
               </w:tc>
               <w:tc>
                 <w:tcPr>
-                  <w:tcW w:type="dxa" w:w="1016"/>
+                  <w:tcW w:type="dxa" w:w="948"/>
                   <w:shd w:fill="D9E2F3" w:color="auto" w:val="clear"/>
                   <w:tcMar>
                     <w:top w:type="dxa" w:w="70"/>
@@ -16975,7 +17244,7 @@
               </w:tc>
               <w:tc>
                 <w:tcPr>
-                  <w:tcW w:type="dxa" w:w="993"/>
+                  <w:tcW w:type="dxa" w:w="950"/>
                   <w:shd w:fill="D9E2F3" w:color="auto" w:val="clear"/>
                   <w:tcMar>
                     <w:top w:type="dxa" w:w="70"/>
@@ -17008,7 +17277,7 @@
               </w:trPr>
               <w:tc>
                 <w:tcPr>
-                  <w:tcW w:type="dxa" w:w="1460"/>
+                  <w:tcW w:type="dxa" w:w="1601"/>
                   <w:tcMar>
                     <w:top w:type="dxa" w:w="70"/>
                     <w:left w:type="dxa" w:w="100"/>
@@ -17032,7 +17301,7 @@
               </w:tc>
               <w:tc>
                 <w:tcPr>
-                  <w:tcW w:type="dxa" w:w="1608"/>
+                  <w:tcW w:type="dxa" w:w="1709"/>
                   <w:tcMar>
                     <w:top w:type="dxa" w:w="70"/>
                     <w:left w:type="dxa" w:w="100"/>
@@ -17056,7 +17325,7 @@
               </w:tc>
               <w:tc>
                 <w:tcPr>
-                  <w:tcW w:type="dxa" w:w="1949"/>
+                  <w:tcW w:type="dxa" w:w="1818"/>
                   <w:tcMar>
                     <w:top w:type="dxa" w:w="70"/>
                     <w:left w:type="dxa" w:w="100"/>
@@ -17080,7 +17349,7 @@
               </w:tc>
               <w:tc>
                 <w:tcPr>
-                  <w:tcW w:type="dxa" w:w="1016"/>
+                  <w:tcW w:type="dxa" w:w="948"/>
                   <w:tcMar>
                     <w:top w:type="dxa" w:w="70"/>
                     <w:left w:type="dxa" w:w="100"/>
@@ -17104,7 +17373,7 @@
               </w:tc>
               <w:tc>
                 <w:tcPr>
-                  <w:tcW w:type="dxa" w:w="993"/>
+                  <w:tcW w:type="dxa" w:w="950"/>
                   <w:tcMar>
                     <w:top w:type="dxa" w:w="70"/>
                     <w:left w:type="dxa" w:w="100"/>
@@ -17134,7 +17403,7 @@
               </w:trPr>
               <w:tc>
                 <w:tcPr>
-                  <w:tcW w:type="dxa" w:w="1460"/>
+                  <w:tcW w:type="dxa" w:w="1601"/>
                   <w:tcMar>
                     <w:top w:type="dxa" w:w="70"/>
                     <w:left w:type="dxa" w:w="100"/>
@@ -17158,7 +17427,7 @@
               </w:tc>
               <w:tc>
                 <w:tcPr>
-                  <w:tcW w:type="dxa" w:w="1608"/>
+                  <w:tcW w:type="dxa" w:w="1709"/>
                   <w:tcMar>
                     <w:top w:type="dxa" w:w="70"/>
                     <w:left w:type="dxa" w:w="100"/>
@@ -17182,7 +17451,7 @@
               </w:tc>
               <w:tc>
                 <w:tcPr>
-                  <w:tcW w:type="dxa" w:w="1949"/>
+                  <w:tcW w:type="dxa" w:w="1818"/>
                   <w:tcMar>
                     <w:top w:type="dxa" w:w="70"/>
                     <w:left w:type="dxa" w:w="100"/>
@@ -17206,7 +17475,7 @@
               </w:tc>
               <w:tc>
                 <w:tcPr>
-                  <w:tcW w:type="dxa" w:w="1016"/>
+                  <w:tcW w:type="dxa" w:w="948"/>
                   <w:tcMar>
                     <w:top w:type="dxa" w:w="70"/>
                     <w:left w:type="dxa" w:w="100"/>
@@ -17230,7 +17499,7 @@
               </w:tc>
               <w:tc>
                 <w:tcPr>
-                  <w:tcW w:type="dxa" w:w="993"/>
+                  <w:tcW w:type="dxa" w:w="950"/>
                   <w:tcMar>
                     <w:top w:type="dxa" w:w="70"/>
                     <w:left w:type="dxa" w:w="100"/>
@@ -17260,7 +17529,7 @@
               </w:trPr>
               <w:tc>
                 <w:tcPr>
-                  <w:tcW w:type="dxa" w:w="1460"/>
+                  <w:tcW w:type="dxa" w:w="1601"/>
                   <w:tcMar>
                     <w:top w:type="dxa" w:w="70"/>
                     <w:left w:type="dxa" w:w="100"/>
@@ -17284,7 +17553,7 @@
               </w:tc>
               <w:tc>
                 <w:tcPr>
-                  <w:tcW w:type="dxa" w:w="1608"/>
+                  <w:tcW w:type="dxa" w:w="1709"/>
                   <w:tcMar>
                     <w:top w:type="dxa" w:w="70"/>
                     <w:left w:type="dxa" w:w="100"/>
@@ -17308,7 +17577,7 @@
               </w:tc>
               <w:tc>
                 <w:tcPr>
-                  <w:tcW w:type="dxa" w:w="1949"/>
+                  <w:tcW w:type="dxa" w:w="1818"/>
                   <w:tcMar>
                     <w:top w:type="dxa" w:w="70"/>
                     <w:left w:type="dxa" w:w="100"/>
@@ -17332,7 +17601,7 @@
               </w:tc>
               <w:tc>
                 <w:tcPr>
-                  <w:tcW w:type="dxa" w:w="1016"/>
+                  <w:tcW w:type="dxa" w:w="948"/>
                   <w:tcMar>
                     <w:top w:type="dxa" w:w="70"/>
                     <w:left w:type="dxa" w:w="100"/>
@@ -17356,7 +17625,7 @@
               </w:tc>
               <w:tc>
                 <w:tcPr>
-                  <w:tcW w:type="dxa" w:w="993"/>
+                  <w:tcW w:type="dxa" w:w="950"/>
                   <w:tcMar>
                     <w:top w:type="dxa" w:w="70"/>
                     <w:left w:type="dxa" w:w="100"/>
@@ -17386,7 +17655,7 @@
               </w:trPr>
               <w:tc>
                 <w:tcPr>
-                  <w:tcW w:type="dxa" w:w="1460"/>
+                  <w:tcW w:type="dxa" w:w="1601"/>
                   <w:tcMar>
                     <w:top w:type="dxa" w:w="70"/>
                     <w:left w:type="dxa" w:w="100"/>
@@ -17410,7 +17679,7 @@
               </w:tc>
               <w:tc>
                 <w:tcPr>
-                  <w:tcW w:type="dxa" w:w="1608"/>
+                  <w:tcW w:type="dxa" w:w="1709"/>
                   <w:tcMar>
                     <w:top w:type="dxa" w:w="70"/>
                     <w:left w:type="dxa" w:w="100"/>
@@ -17434,7 +17703,7 @@
               </w:tc>
               <w:tc>
                 <w:tcPr>
-                  <w:tcW w:type="dxa" w:w="1949"/>
+                  <w:tcW w:type="dxa" w:w="1818"/>
                   <w:tcMar>
                     <w:top w:type="dxa" w:w="70"/>
                     <w:left w:type="dxa" w:w="100"/>
@@ -17458,7 +17727,7 @@
               </w:tc>
               <w:tc>
                 <w:tcPr>
-                  <w:tcW w:type="dxa" w:w="1016"/>
+                  <w:tcW w:type="dxa" w:w="948"/>
                   <w:tcMar>
                     <w:top w:type="dxa" w:w="70"/>
                     <w:left w:type="dxa" w:w="100"/>
@@ -17482,7 +17751,7 @@
               </w:tc>
               <w:tc>
                 <w:tcPr>
-                  <w:tcW w:type="dxa" w:w="993"/>
+                  <w:tcW w:type="dxa" w:w="950"/>
                   <w:tcMar>
                     <w:top w:type="dxa" w:w="70"/>
                     <w:left w:type="dxa" w:w="100"/>
@@ -17512,7 +17781,7 @@
               </w:trPr>
               <w:tc>
                 <w:tcPr>
-                  <w:tcW w:type="dxa" w:w="1460"/>
+                  <w:tcW w:type="dxa" w:w="1601"/>
                   <w:tcMar>
                     <w:top w:type="dxa" w:w="70"/>
                     <w:left w:type="dxa" w:w="100"/>
@@ -17536,7 +17805,7 @@
               </w:tc>
               <w:tc>
                 <w:tcPr>
-                  <w:tcW w:type="dxa" w:w="1608"/>
+                  <w:tcW w:type="dxa" w:w="1709"/>
                   <w:tcMar>
                     <w:top w:type="dxa" w:w="70"/>
                     <w:left w:type="dxa" w:w="100"/>
@@ -17560,7 +17829,7 @@
               </w:tc>
               <w:tc>
                 <w:tcPr>
-                  <w:tcW w:type="dxa" w:w="1949"/>
+                  <w:tcW w:type="dxa" w:w="1818"/>
                   <w:tcMar>
                     <w:top w:type="dxa" w:w="70"/>
                     <w:left w:type="dxa" w:w="100"/>
@@ -17584,7 +17853,7 @@
               </w:tc>
               <w:tc>
                 <w:tcPr>
-                  <w:tcW w:type="dxa" w:w="1016"/>
+                  <w:tcW w:type="dxa" w:w="948"/>
                   <w:tcMar>
                     <w:top w:type="dxa" w:w="70"/>
                     <w:left w:type="dxa" w:w="100"/>
@@ -17608,7 +17877,7 @@
               </w:tc>
               <w:tc>
                 <w:tcPr>
-                  <w:tcW w:type="dxa" w:w="993"/>
+                  <w:tcW w:type="dxa" w:w="950"/>
                   <w:tcMar>
                     <w:top w:type="dxa" w:w="70"/>
                     <w:left w:type="dxa" w:w="100"/>
@@ -17638,7 +17907,7 @@
               </w:trPr>
               <w:tc>
                 <w:tcPr>
-                  <w:tcW w:type="dxa" w:w="1460"/>
+                  <w:tcW w:type="dxa" w:w="1601"/>
                   <w:tcMar>
                     <w:top w:type="dxa" w:w="70"/>
                     <w:left w:type="dxa" w:w="100"/>
@@ -17662,7 +17931,7 @@
               </w:tc>
               <w:tc>
                 <w:tcPr>
-                  <w:tcW w:type="dxa" w:w="1608"/>
+                  <w:tcW w:type="dxa" w:w="1709"/>
                   <w:tcMar>
                     <w:top w:type="dxa" w:w="70"/>
                     <w:left w:type="dxa" w:w="100"/>
@@ -17686,7 +17955,7 @@
               </w:tc>
               <w:tc>
                 <w:tcPr>
-                  <w:tcW w:type="dxa" w:w="1949"/>
+                  <w:tcW w:type="dxa" w:w="1818"/>
                   <w:tcMar>
                     <w:top w:type="dxa" w:w="70"/>
                     <w:left w:type="dxa" w:w="100"/>
@@ -17710,7 +17979,7 @@
               </w:tc>
               <w:tc>
                 <w:tcPr>
-                  <w:tcW w:type="dxa" w:w="1016"/>
+                  <w:tcW w:type="dxa" w:w="948"/>
                   <w:tcMar>
                     <w:top w:type="dxa" w:w="70"/>
                     <w:left w:type="dxa" w:w="100"/>
@@ -17734,7 +18003,7 @@
               </w:tc>
               <w:tc>
                 <w:tcPr>
-                  <w:tcW w:type="dxa" w:w="993"/>
+                  <w:tcW w:type="dxa" w:w="950"/>
                   <w:tcMar>
                     <w:top w:type="dxa" w:w="70"/>
                     <w:left w:type="dxa" w:w="100"/>
@@ -18487,7 +18756,7 @@
                 <w:sz w:val="20"/>
                 <w:szCs w:val="20"/>
               </w:rPr>
-              <w:t xml:space="preserve">Adoptada. Pendiente de validar con profesor guía.</w:t>
+              <w:t xml:space="preserve">Adoptada. Aprobada por el profesor guía el 13 de octubre de 2026: excluir esos casos casi no cambia las tasas (a 30 días, de 5,90 % a 5,79 %) y la marca permite repetir el análisis sin ellos.</w:t>
             </w:r>
           </w:p>
         </w:tc>
@@ -21528,6 +21797,74 @@
           </w:tcPr>
           <w:p>
             <w:pPr>
+              <w:keepNext/>
+              <w:spacing w:after="0"/>
+            </w:pPr>
+            <w:r>
+              <w:rPr>
+                <w:b/>
+                <w:bCs/>
+                <w:color w:val="404040"/>
+                <w:sz w:val="20"/>
+                <w:szCs w:val="20"/>
+              </w:rPr>
+              <w:t xml:space="preserve">Completado por</w:t>
+            </w:r>
+          </w:p>
+        </w:tc>
+        <w:tc>
+          <w:tcPr>
+            <w:tcW w:type="dxa" w:w="7226"/>
+            <w:tcMar>
+              <w:top w:type="dxa" w:w="70"/>
+              <w:left w:type="dxa" w:w="100"/>
+              <w:bottom w:type="dxa" w:w="70"/>
+              <w:right w:type="dxa" w:w="100"/>
+            </w:tcMar>
+          </w:tcPr>
+          <w:p>
+            <w:pPr>
+              <w:keepNext/>
+              <w:spacing w:after="0" w:before="0"/>
+            </w:pPr>
+            <w:hyperlink w:history="1" w:anchor="E_H28">
+              <w:r>
+                <w:rPr>
+                  <w:color w:val="0563C1"/>
+                  <w:sz w:val="20"/>
+                  <w:szCs w:val="20"/>
+                  <w:u w:val="single"/>
+                </w:rPr>
+                <w:t xml:space="preserve">H28</w:t>
+              </w:r>
+            </w:hyperlink>
+            <w:r>
+              <w:rPr>
+                <w:sz w:val="20"/>
+                <w:szCs w:val="20"/>
+              </w:rPr>
+              <w:t xml:space="preserve">, del 20 de octubre de 2026: la calidad del identificador tampoco explica el aumento.</w:t>
+            </w:r>
+          </w:p>
+        </w:tc>
+      </w:tr>
+      <w:tr>
+        <w:trPr>
+          <w:cantSplit/>
+        </w:trPr>
+        <w:tc>
+          <w:tcPr>
+            <w:tcW w:type="dxa" w:w="1800"/>
+            <w:shd w:fill="F2F2F2" w:color="auto" w:val="clear"/>
+            <w:tcMar>
+              <w:top w:type="dxa" w:w="70"/>
+              <w:left w:type="dxa" w:w="100"/>
+              <w:bottom w:type="dxa" w:w="70"/>
+              <w:right w:type="dxa" w:w="100"/>
+            </w:tcMar>
+          </w:tcPr>
+          <w:p>
+            <w:pPr>
               <w:keepNext w:val="false"/>
               <w:spacing w:after="0"/>
             </w:pPr>
@@ -21777,12 +22114,12 @@
               <w:tblLayout w:type="fixed"/>
             </w:tblPr>
             <w:tblGrid>
-              <w:gridCol w:w="77"/>
-              <w:gridCol w:w="1249"/>
-              <w:gridCol w:w="1133"/>
-              <w:gridCol w:w="1599"/>
-              <w:gridCol w:w="1249"/>
-              <w:gridCol w:w="1719"/>
+              <w:gridCol w:w="1235"/>
+              <w:gridCol w:w="1041"/>
+              <w:gridCol w:w="944"/>
+              <w:gridCol w:w="1332"/>
+              <w:gridCol w:w="1041"/>
+              <w:gridCol w:w="1433"/>
             </w:tblGrid>
             <w:tr>
               <w:trPr>
@@ -21791,7 +22128,7 @@
               </w:trPr>
               <w:tc>
                 <w:tcPr>
-                  <w:tcW w:type="dxa" w:w="77"/>
+                  <w:tcW w:type="dxa" w:w="1235"/>
                   <w:shd w:fill="D9E2F3" w:color="auto" w:val="clear"/>
                   <w:tcMar>
                     <w:top w:type="dxa" w:w="70"/>
@@ -21818,7 +22155,7 @@
               </w:tc>
               <w:tc>
                 <w:tcPr>
-                  <w:tcW w:type="dxa" w:w="1249"/>
+                  <w:tcW w:type="dxa" w:w="1041"/>
                   <w:shd w:fill="D9E2F3" w:color="auto" w:val="clear"/>
                   <w:tcMar>
                     <w:top w:type="dxa" w:w="70"/>
@@ -21845,7 +22182,7 @@
               </w:tc>
               <w:tc>
                 <w:tcPr>
-                  <w:tcW w:type="dxa" w:w="1133"/>
+                  <w:tcW w:type="dxa" w:w="944"/>
                   <w:shd w:fill="D9E2F3" w:color="auto" w:val="clear"/>
                   <w:tcMar>
                     <w:top w:type="dxa" w:w="70"/>
@@ -21874,7 +22211,7 @@
               </w:tc>
               <w:tc>
                 <w:tcPr>
-                  <w:tcW w:type="dxa" w:w="1599"/>
+                  <w:tcW w:type="dxa" w:w="1332"/>
                   <w:shd w:fill="D9E2F3" w:color="auto" w:val="clear"/>
                   <w:tcMar>
                     <w:top w:type="dxa" w:w="70"/>
@@ -21903,7 +22240,7 @@
               </w:tc>
               <w:tc>
                 <w:tcPr>
-                  <w:tcW w:type="dxa" w:w="1249"/>
+                  <w:tcW w:type="dxa" w:w="1041"/>
                   <w:shd w:fill="D9E2F3" w:color="auto" w:val="clear"/>
                   <w:tcMar>
                     <w:top w:type="dxa" w:w="70"/>
@@ -21932,7 +22269,7 @@
               </w:tc>
               <w:tc>
                 <w:tcPr>
-                  <w:tcW w:type="dxa" w:w="1719"/>
+                  <w:tcW w:type="dxa" w:w="1433"/>
                   <w:shd w:fill="D9E2F3" w:color="auto" w:val="clear"/>
                   <w:tcMar>
                     <w:top w:type="dxa" w:w="70"/>
@@ -21967,7 +22304,7 @@
               </w:trPr>
               <w:tc>
                 <w:tcPr>
-                  <w:tcW w:type="dxa" w:w="77"/>
+                  <w:tcW w:type="dxa" w:w="1235"/>
                   <w:tcMar>
                     <w:top w:type="dxa" w:w="70"/>
                     <w:left w:type="dxa" w:w="100"/>
@@ -21991,7 +22328,7 @@
               </w:tc>
               <w:tc>
                 <w:tcPr>
-                  <w:tcW w:type="dxa" w:w="1249"/>
+                  <w:tcW w:type="dxa" w:w="1041"/>
                   <w:tcMar>
                     <w:top w:type="dxa" w:w="70"/>
                     <w:left w:type="dxa" w:w="100"/>
@@ -22015,7 +22352,7 @@
               </w:tc>
               <w:tc>
                 <w:tcPr>
-                  <w:tcW w:type="dxa" w:w="1133"/>
+                  <w:tcW w:type="dxa" w:w="944"/>
                   <w:tcMar>
                     <w:top w:type="dxa" w:w="70"/>
                     <w:left w:type="dxa" w:w="100"/>
@@ -22039,7 +22376,7 @@
               </w:tc>
               <w:tc>
                 <w:tcPr>
-                  <w:tcW w:type="dxa" w:w="1599"/>
+                  <w:tcW w:type="dxa" w:w="1332"/>
                   <w:tcMar>
                     <w:top w:type="dxa" w:w="70"/>
                     <w:left w:type="dxa" w:w="100"/>
@@ -22063,7 +22400,7 @@
               </w:tc>
               <w:tc>
                 <w:tcPr>
-                  <w:tcW w:type="dxa" w:w="1249"/>
+                  <w:tcW w:type="dxa" w:w="1041"/>
                   <w:tcMar>
                     <w:top w:type="dxa" w:w="70"/>
                     <w:left w:type="dxa" w:w="100"/>
@@ -22087,7 +22424,7 @@
               </w:tc>
               <w:tc>
                 <w:tcPr>
-                  <w:tcW w:type="dxa" w:w="1719"/>
+                  <w:tcW w:type="dxa" w:w="1433"/>
                   <w:tcMar>
                     <w:top w:type="dxa" w:w="70"/>
                     <w:left w:type="dxa" w:w="100"/>
@@ -22117,7 +22454,7 @@
               </w:trPr>
               <w:tc>
                 <w:tcPr>
-                  <w:tcW w:type="dxa" w:w="77"/>
+                  <w:tcW w:type="dxa" w:w="1235"/>
                   <w:tcMar>
                     <w:top w:type="dxa" w:w="70"/>
                     <w:left w:type="dxa" w:w="100"/>
@@ -22141,7 +22478,7 @@
               </w:tc>
               <w:tc>
                 <w:tcPr>
-                  <w:tcW w:type="dxa" w:w="1249"/>
+                  <w:tcW w:type="dxa" w:w="1041"/>
                   <w:tcMar>
                     <w:top w:type="dxa" w:w="70"/>
                     <w:left w:type="dxa" w:w="100"/>
@@ -22165,7 +22502,7 @@
               </w:tc>
               <w:tc>
                 <w:tcPr>
-                  <w:tcW w:type="dxa" w:w="1133"/>
+                  <w:tcW w:type="dxa" w:w="944"/>
                   <w:tcMar>
                     <w:top w:type="dxa" w:w="70"/>
                     <w:left w:type="dxa" w:w="100"/>
@@ -22189,7 +22526,7 @@
               </w:tc>
               <w:tc>
                 <w:tcPr>
-                  <w:tcW w:type="dxa" w:w="1599"/>
+                  <w:tcW w:type="dxa" w:w="1332"/>
                   <w:tcMar>
                     <w:top w:type="dxa" w:w="70"/>
                     <w:left w:type="dxa" w:w="100"/>
@@ -22213,7 +22550,7 @@
               </w:tc>
               <w:tc>
                 <w:tcPr>
-                  <w:tcW w:type="dxa" w:w="1249"/>
+                  <w:tcW w:type="dxa" w:w="1041"/>
                   <w:tcMar>
                     <w:top w:type="dxa" w:w="70"/>
                     <w:left w:type="dxa" w:w="100"/>
@@ -22237,7 +22574,7 @@
               </w:tc>
               <w:tc>
                 <w:tcPr>
-                  <w:tcW w:type="dxa" w:w="1719"/>
+                  <w:tcW w:type="dxa" w:w="1433"/>
                   <w:tcMar>
                     <w:top w:type="dxa" w:w="70"/>
                     <w:left w:type="dxa" w:w="100"/>
@@ -22267,7 +22604,7 @@
               </w:trPr>
               <w:tc>
                 <w:tcPr>
-                  <w:tcW w:type="dxa" w:w="77"/>
+                  <w:tcW w:type="dxa" w:w="1235"/>
                   <w:tcMar>
                     <w:top w:type="dxa" w:w="70"/>
                     <w:left w:type="dxa" w:w="100"/>
@@ -22291,7 +22628,7 @@
               </w:tc>
               <w:tc>
                 <w:tcPr>
-                  <w:tcW w:type="dxa" w:w="1249"/>
+                  <w:tcW w:type="dxa" w:w="1041"/>
                   <w:tcMar>
                     <w:top w:type="dxa" w:w="70"/>
                     <w:left w:type="dxa" w:w="100"/>
@@ -22315,7 +22652,7 @@
               </w:tc>
               <w:tc>
                 <w:tcPr>
-                  <w:tcW w:type="dxa" w:w="1133"/>
+                  <w:tcW w:type="dxa" w:w="944"/>
                   <w:tcMar>
                     <w:top w:type="dxa" w:w="70"/>
                     <w:left w:type="dxa" w:w="100"/>
@@ -22339,7 +22676,7 @@
               </w:tc>
               <w:tc>
                 <w:tcPr>
-                  <w:tcW w:type="dxa" w:w="1599"/>
+                  <w:tcW w:type="dxa" w:w="1332"/>
                   <w:tcMar>
                     <w:top w:type="dxa" w:w="70"/>
                     <w:left w:type="dxa" w:w="100"/>
@@ -22363,7 +22700,7 @@
               </w:tc>
               <w:tc>
                 <w:tcPr>
-                  <w:tcW w:type="dxa" w:w="1249"/>
+                  <w:tcW w:type="dxa" w:w="1041"/>
                   <w:tcMar>
                     <w:top w:type="dxa" w:w="70"/>
                     <w:left w:type="dxa" w:w="100"/>
@@ -22387,7 +22724,7 @@
               </w:tc>
               <w:tc>
                 <w:tcPr>
-                  <w:tcW w:type="dxa" w:w="1719"/>
+                  <w:tcW w:type="dxa" w:w="1433"/>
                   <w:tcMar>
                     <w:top w:type="dxa" w:w="70"/>
                     <w:left w:type="dxa" w:w="100"/>
@@ -22417,7 +22754,7 @@
               </w:trPr>
               <w:tc>
                 <w:tcPr>
-                  <w:tcW w:type="dxa" w:w="77"/>
+                  <w:tcW w:type="dxa" w:w="1235"/>
                   <w:tcMar>
                     <w:top w:type="dxa" w:w="70"/>
                     <w:left w:type="dxa" w:w="100"/>
@@ -22441,7 +22778,7 @@
               </w:tc>
               <w:tc>
                 <w:tcPr>
-                  <w:tcW w:type="dxa" w:w="1249"/>
+                  <w:tcW w:type="dxa" w:w="1041"/>
                   <w:tcMar>
                     <w:top w:type="dxa" w:w="70"/>
                     <w:left w:type="dxa" w:w="100"/>
@@ -22465,7 +22802,7 @@
               </w:tc>
               <w:tc>
                 <w:tcPr>
-                  <w:tcW w:type="dxa" w:w="1133"/>
+                  <w:tcW w:type="dxa" w:w="944"/>
                   <w:tcMar>
                     <w:top w:type="dxa" w:w="70"/>
                     <w:left w:type="dxa" w:w="100"/>
@@ -22489,7 +22826,7 @@
               </w:tc>
               <w:tc>
                 <w:tcPr>
-                  <w:tcW w:type="dxa" w:w="1599"/>
+                  <w:tcW w:type="dxa" w:w="1332"/>
                   <w:tcMar>
                     <w:top w:type="dxa" w:w="70"/>
                     <w:left w:type="dxa" w:w="100"/>
@@ -22513,7 +22850,7 @@
               </w:tc>
               <w:tc>
                 <w:tcPr>
-                  <w:tcW w:type="dxa" w:w="1249"/>
+                  <w:tcW w:type="dxa" w:w="1041"/>
                   <w:tcMar>
                     <w:top w:type="dxa" w:w="70"/>
                     <w:left w:type="dxa" w:w="100"/>
@@ -22537,7 +22874,7 @@
               </w:tc>
               <w:tc>
                 <w:tcPr>
-                  <w:tcW w:type="dxa" w:w="1719"/>
+                  <w:tcW w:type="dxa" w:w="1433"/>
                   <w:tcMar>
                     <w:top w:type="dxa" w:w="70"/>
                     <w:left w:type="dxa" w:w="100"/>
@@ -22567,7 +22904,7 @@
               </w:trPr>
               <w:tc>
                 <w:tcPr>
-                  <w:tcW w:type="dxa" w:w="77"/>
+                  <w:tcW w:type="dxa" w:w="1235"/>
                   <w:tcMar>
                     <w:top w:type="dxa" w:w="70"/>
                     <w:left w:type="dxa" w:w="100"/>
@@ -22591,7 +22928,7 @@
               </w:tc>
               <w:tc>
                 <w:tcPr>
-                  <w:tcW w:type="dxa" w:w="1249"/>
+                  <w:tcW w:type="dxa" w:w="1041"/>
                   <w:tcMar>
                     <w:top w:type="dxa" w:w="70"/>
                     <w:left w:type="dxa" w:w="100"/>
@@ -22615,7 +22952,7 @@
               </w:tc>
               <w:tc>
                 <w:tcPr>
-                  <w:tcW w:type="dxa" w:w="1133"/>
+                  <w:tcW w:type="dxa" w:w="944"/>
                   <w:tcMar>
                     <w:top w:type="dxa" w:w="70"/>
                     <w:left w:type="dxa" w:w="100"/>
@@ -22639,7 +22976,7 @@
               </w:tc>
               <w:tc>
                 <w:tcPr>
-                  <w:tcW w:type="dxa" w:w="1599"/>
+                  <w:tcW w:type="dxa" w:w="1332"/>
                   <w:tcMar>
                     <w:top w:type="dxa" w:w="70"/>
                     <w:left w:type="dxa" w:w="100"/>
@@ -22663,7 +23000,7 @@
               </w:tc>
               <w:tc>
                 <w:tcPr>
-                  <w:tcW w:type="dxa" w:w="1249"/>
+                  <w:tcW w:type="dxa" w:w="1041"/>
                   <w:tcMar>
                     <w:top w:type="dxa" w:w="70"/>
                     <w:left w:type="dxa" w:w="100"/>
@@ -22687,7 +23024,7 @@
               </w:tc>
               <w:tc>
                 <w:tcPr>
-                  <w:tcW w:type="dxa" w:w="1719"/>
+                  <w:tcW w:type="dxa" w:w="1433"/>
                   <w:tcMar>
                     <w:top w:type="dxa" w:w="70"/>
                     <w:left w:type="dxa" w:w="100"/>
@@ -22717,7 +23054,7 @@
               </w:trPr>
               <w:tc>
                 <w:tcPr>
-                  <w:tcW w:type="dxa" w:w="77"/>
+                  <w:tcW w:type="dxa" w:w="1235"/>
                   <w:tcMar>
                     <w:top w:type="dxa" w:w="70"/>
                     <w:left w:type="dxa" w:w="100"/>
@@ -22741,7 +23078,7 @@
               </w:tc>
               <w:tc>
                 <w:tcPr>
-                  <w:tcW w:type="dxa" w:w="1249"/>
+                  <w:tcW w:type="dxa" w:w="1041"/>
                   <w:tcMar>
                     <w:top w:type="dxa" w:w="70"/>
                     <w:left w:type="dxa" w:w="100"/>
@@ -22765,7 +23102,7 @@
               </w:tc>
               <w:tc>
                 <w:tcPr>
-                  <w:tcW w:type="dxa" w:w="1133"/>
+                  <w:tcW w:type="dxa" w:w="944"/>
                   <w:tcMar>
                     <w:top w:type="dxa" w:w="70"/>
                     <w:left w:type="dxa" w:w="100"/>
@@ -22789,7 +23126,7 @@
               </w:tc>
               <w:tc>
                 <w:tcPr>
-                  <w:tcW w:type="dxa" w:w="1599"/>
+                  <w:tcW w:type="dxa" w:w="1332"/>
                   <w:tcMar>
                     <w:top w:type="dxa" w:w="70"/>
                     <w:left w:type="dxa" w:w="100"/>
@@ -22813,7 +23150,7 @@
               </w:tc>
               <w:tc>
                 <w:tcPr>
-                  <w:tcW w:type="dxa" w:w="1249"/>
+                  <w:tcW w:type="dxa" w:w="1041"/>
                   <w:tcMar>
                     <w:top w:type="dxa" w:w="70"/>
                     <w:left w:type="dxa" w:w="100"/>
@@ -22837,7 +23174,7 @@
               </w:tc>
               <w:tc>
                 <w:tcPr>
-                  <w:tcW w:type="dxa" w:w="1719"/>
+                  <w:tcW w:type="dxa" w:w="1433"/>
                   <w:tcMar>
                     <w:top w:type="dxa" w:w="70"/>
                     <w:left w:type="dxa" w:w="100"/>
@@ -22867,7 +23204,7 @@
               </w:trPr>
               <w:tc>
                 <w:tcPr>
-                  <w:tcW w:type="dxa" w:w="77"/>
+                  <w:tcW w:type="dxa" w:w="1235"/>
                   <w:tcMar>
                     <w:top w:type="dxa" w:w="70"/>
                     <w:left w:type="dxa" w:w="100"/>
@@ -22891,7 +23228,7 @@
               </w:tc>
               <w:tc>
                 <w:tcPr>
-                  <w:tcW w:type="dxa" w:w="1249"/>
+                  <w:tcW w:type="dxa" w:w="1041"/>
                   <w:tcMar>
                     <w:top w:type="dxa" w:w="70"/>
                     <w:left w:type="dxa" w:w="100"/>
@@ -22915,7 +23252,7 @@
               </w:tc>
               <w:tc>
                 <w:tcPr>
-                  <w:tcW w:type="dxa" w:w="1133"/>
+                  <w:tcW w:type="dxa" w:w="944"/>
                   <w:tcMar>
                     <w:top w:type="dxa" w:w="70"/>
                     <w:left w:type="dxa" w:w="100"/>
@@ -22939,7 +23276,7 @@
               </w:tc>
               <w:tc>
                 <w:tcPr>
-                  <w:tcW w:type="dxa" w:w="1599"/>
+                  <w:tcW w:type="dxa" w:w="1332"/>
                   <w:tcMar>
                     <w:top w:type="dxa" w:w="70"/>
                     <w:left w:type="dxa" w:w="100"/>
@@ -22963,7 +23300,7 @@
               </w:tc>
               <w:tc>
                 <w:tcPr>
-                  <w:tcW w:type="dxa" w:w="1249"/>
+                  <w:tcW w:type="dxa" w:w="1041"/>
                   <w:tcMar>
                     <w:top w:type="dxa" w:w="70"/>
                     <w:left w:type="dxa" w:w="100"/>
@@ -22987,7 +23324,7 @@
               </w:tc>
               <w:tc>
                 <w:tcPr>
-                  <w:tcW w:type="dxa" w:w="1719"/>
+                  <w:tcW w:type="dxa" w:w="1433"/>
                   <w:tcMar>
                     <w:top w:type="dxa" w:w="70"/>
                     <w:left w:type="dxa" w:w="100"/>
@@ -23149,7 +23486,7 @@
           </w:tcPr>
           <w:p>
             <w:pPr>
-              <w:keepNext w:val="false"/>
+              <w:keepNext/>
               <w:spacing w:after="0"/>
             </w:pPr>
             <w:r>
@@ -23176,7 +23513,7 @@
           </w:tcPr>
           <w:p>
             <w:pPr>
-              <w:keepNext w:val="false"/>
+              <w:keepNext/>
               <w:spacing w:after="0" w:before="0"/>
             </w:pPr>
             <w:r>
@@ -23210,6 +23547,92 @@
                 <w:szCs w:val="20"/>
               </w:rPr>
               <w:t xml:space="preserve">.</w:t>
+            </w:r>
+          </w:p>
+        </w:tc>
+      </w:tr>
+      <w:tr>
+        <w:trPr>
+          <w:cantSplit/>
+        </w:trPr>
+        <w:tc>
+          <w:tcPr>
+            <w:tcW w:type="dxa" w:w="1800"/>
+            <w:shd w:fill="F2F2F2" w:color="auto" w:val="clear"/>
+            <w:tcMar>
+              <w:top w:type="dxa" w:w="70"/>
+              <w:left w:type="dxa" w:w="100"/>
+              <w:bottom w:type="dxa" w:w="70"/>
+              <w:right w:type="dxa" w:w="100"/>
+            </w:tcMar>
+          </w:tcPr>
+          <w:p>
+            <w:pPr>
+              <w:keepNext w:val="false"/>
+              <w:spacing w:after="0"/>
+            </w:pPr>
+            <w:r>
+              <w:rPr>
+                <w:b/>
+                <w:bCs/>
+                <w:color w:val="404040"/>
+                <w:sz w:val="20"/>
+                <w:szCs w:val="20"/>
+              </w:rPr>
+              <w:t xml:space="preserve">Actualizado por</w:t>
+            </w:r>
+          </w:p>
+        </w:tc>
+        <w:tc>
+          <w:tcPr>
+            <w:tcW w:type="dxa" w:w="7226"/>
+            <w:tcMar>
+              <w:top w:type="dxa" w:w="70"/>
+              <w:left w:type="dxa" w:w="100"/>
+              <w:bottom w:type="dxa" w:w="70"/>
+              <w:right w:type="dxa" w:w="100"/>
+            </w:tcMar>
+          </w:tcPr>
+          <w:p>
+            <w:pPr>
+              <w:keepNext w:val="false"/>
+              <w:spacing w:after="0" w:before="0"/>
+            </w:pPr>
+            <w:hyperlink w:history="1" w:anchor="E_H27">
+              <w:r>
+                <w:rPr>
+                  <w:color w:val="0563C1"/>
+                  <w:sz w:val="20"/>
+                  <w:szCs w:val="20"/>
+                  <w:u w:val="single"/>
+                </w:rPr>
+                <w:t xml:space="preserve">H27</w:t>
+              </w:r>
+            </w:hyperlink>
+            <w:r>
+              <w:rPr>
+                <w:sz w:val="20"/>
+                <w:szCs w:val="20"/>
+              </w:rPr>
+              <w:t xml:space="preserve">, del 20 de octubre de 2026, con las variables relacionadas sin los partos (</w:t>
+            </w:r>
+            <w:hyperlink w:history="1" w:anchor="E_D38">
+              <w:r>
+                <w:rPr>
+                  <w:color w:val="0563C1"/>
+                  <w:sz w:val="20"/>
+                  <w:szCs w:val="20"/>
+                  <w:u w:val="single"/>
+                </w:rPr>
+                <w:t xml:space="preserve">D38</w:t>
+              </w:r>
+            </w:hyperlink>
+            <w:r>
+              <w:rPr>
+                <w:sz w:val="20"/>
+                <w:szCs w:val="20"/>
+              </w:rPr>
+              <w:t xml:space="preserve">) y dos filas nuevas (traslados y derivados).</w:t>
             </w:r>
           </w:p>
         </w:tc>
@@ -25757,7 +26180,79 @@
                 <w:sz w:val="20"/>
                 <w:szCs w:val="20"/>
               </w:rPr>
-              <w:t xml:space="preserve">Adoptada. Pendiente de validar con profesor guía.</w:t>
+              <w:t xml:space="preserve">Adoptada. El profesor guía la aprobó el 13 de octubre de 2026 a condición de incorporar los puntos 2.1 y 2.4 de su revisión, incorporados el 20 de octubre (</w:t>
+            </w:r>
+            <w:hyperlink w:history="1" w:anchor="E_H26">
+              <w:r>
+                <w:rPr>
+                  <w:color w:val="0563C1"/>
+                  <w:sz w:val="20"/>
+                  <w:szCs w:val="20"/>
+                  <w:u w:val="single"/>
+                </w:rPr>
+                <w:t xml:space="preserve">H26</w:t>
+              </w:r>
+            </w:hyperlink>
+            <w:r>
+              <w:rPr>
+                <w:sz w:val="20"/>
+                <w:szCs w:val="20"/>
+              </w:rPr>
+              <w:t xml:space="preserve">, </w:t>
+            </w:r>
+            <w:hyperlink w:history="1" w:anchor="E_H27">
+              <w:r>
+                <w:rPr>
+                  <w:color w:val="0563C1"/>
+                  <w:sz w:val="20"/>
+                  <w:szCs w:val="20"/>
+                  <w:u w:val="single"/>
+                </w:rPr>
+                <w:t xml:space="preserve">H27</w:t>
+              </w:r>
+            </w:hyperlink>
+            <w:r>
+              <w:rPr>
+                <w:sz w:val="20"/>
+                <w:szCs w:val="20"/>
+              </w:rPr>
+              <w:t xml:space="preserve">, </w:t>
+            </w:r>
+            <w:hyperlink w:history="1" w:anchor="E_D38">
+              <w:r>
+                <w:rPr>
+                  <w:color w:val="0563C1"/>
+                  <w:sz w:val="20"/>
+                  <w:szCs w:val="20"/>
+                  <w:u w:val="single"/>
+                </w:rPr>
+                <w:t xml:space="preserve">D38</w:t>
+              </w:r>
+            </w:hyperlink>
+            <w:r>
+              <w:rPr>
+                <w:sz w:val="20"/>
+                <w:szCs w:val="20"/>
+              </w:rPr>
+              <w:t xml:space="preserve"> y </w:t>
+            </w:r>
+            <w:hyperlink w:history="1" w:anchor="E_D39">
+              <w:r>
+                <w:rPr>
+                  <w:color w:val="0563C1"/>
+                  <w:sz w:val="20"/>
+                  <w:szCs w:val="20"/>
+                  <w:u w:val="single"/>
+                </w:rPr>
+                <w:t xml:space="preserve">D39</w:t>
+              </w:r>
+            </w:hyperlink>
+            <w:r>
+              <w:rPr>
+                <w:sz w:val="20"/>
+                <w:szCs w:val="20"/>
+              </w:rPr>
+              <w:t xml:space="preserve">). Los catorce criterios no cambiaron.</w:t>
             </w:r>
           </w:p>
         </w:tc>
@@ -26083,7 +26578,7 @@
                 <w:sz w:val="20"/>
                 <w:szCs w:val="20"/>
               </w:rPr>
-              <w:t xml:space="preserve">Uso</w:t>
+              <w:t xml:space="preserve">Versión 2</w:t>
             </w:r>
           </w:p>
         </w:tc>
@@ -26107,7 +26602,73 @@
                 <w:sz w:val="20"/>
                 <w:szCs w:val="20"/>
               </w:rPr>
-              <w:t xml:space="preserve">La partición (actividad 2.3) debe comprobar que el archivo que lee tiene el hash de la última versión registrada. Si se vuelven a ejecutar los scripts 08 o 09 y el archivo cambia, hay que registrar una versión nueva.</w:t>
+              <w:t xml:space="preserve">Registrada el 20 de octubre de 2026, con </w:t>
+            </w:r>
+            <w:hyperlink w:history="1" w:anchor="E_D38">
+              <w:r>
+                <w:rPr>
+                  <w:color w:val="0563C1"/>
+                  <w:sz w:val="20"/>
+                  <w:szCs w:val="20"/>
+                  <w:u w:val="single"/>
+                </w:rPr>
+                <w:t xml:space="preserve">D38</w:t>
+              </w:r>
+            </w:hyperlink>
+            <w:r>
+              <w:rPr>
+                <w:sz w:val="20"/>
+                <w:szCs w:val="20"/>
+              </w:rPr>
+              <w:t xml:space="preserve">. SHA-256 </w:t>
+            </w:r>
+            <w:r>
+              <w:rPr>
+                <w:rFonts w:ascii="Consolas" w:cs="Consolas" w:eastAsia="Consolas" w:hAnsi="Consolas"/>
+                <w:sz w:val="18"/>
+                <w:szCs w:val="18"/>
+                <w:shd w:fill="F2F2F2" w:color="auto" w:val="clear"/>
+              </w:rPr>
+              <w:t xml:space="preserve">f9b8be4065bad16dfe27a46a95db4f742024b1e817046d1d9b26e0a893b900dc</w:t>
+            </w:r>
+            <w:r>
+              <w:rPr>
+                <w:sz w:val="20"/>
+                <w:szCs w:val="20"/>
+              </w:rPr>
+              <w:t xml:space="preserve">; mismos registros, columnas y casos de estudio. Respecto de la versión 1 solo cambian </w:t>
+            </w:r>
+            <w:r>
+              <w:rPr>
+                <w:rFonts w:ascii="Consolas" w:cs="Consolas" w:eastAsia="Consolas" w:hAnsi="Consolas"/>
+                <w:sz w:val="18"/>
+                <w:szCs w:val="18"/>
+                <w:shd w:fill="F2F2F2" w:color="auto" w:val="clear"/>
+              </w:rPr>
+              <w:t xml:space="preserve">REING_7D_CDM</w:t>
+            </w:r>
+            <w:r>
+              <w:rPr>
+                <w:sz w:val="20"/>
+                <w:szCs w:val="20"/>
+              </w:rPr>
+              <w:t xml:space="preserve"> y </w:t>
+            </w:r>
+            <w:r>
+              <w:rPr>
+                <w:rFonts w:ascii="Consolas" w:cs="Consolas" w:eastAsia="Consolas" w:hAnsi="Consolas"/>
+                <w:sz w:val="18"/>
+                <w:szCs w:val="18"/>
+                <w:shd w:fill="F2F2F2" w:color="auto" w:val="clear"/>
+              </w:rPr>
+              <w:t xml:space="preserve">REING_30D_CDM</w:t>
+            </w:r>
+            <w:r>
+              <w:rPr>
+                <w:sz w:val="20"/>
+                <w:szCs w:val="20"/>
+              </w:rPr>
+              <w:t xml:space="preserve"> de los partos (615.167 y 603.423 celdas, todas de 0 a sin dato).</w:t>
             </w:r>
           </w:p>
         </w:tc>
@@ -26140,7 +26701,7 @@
                 <w:sz w:val="20"/>
                 <w:szCs w:val="20"/>
               </w:rPr>
-              <w:t xml:space="preserve">Pruebas independientes</w:t>
+              <w:t xml:space="preserve">Uso</w:t>
             </w:r>
           </w:p>
         </w:tc>
@@ -26164,55 +26725,7 @@
                 <w:sz w:val="20"/>
                 <w:szCs w:val="20"/>
               </w:rPr>
-              <w:t xml:space="preserve">Los tres programas que contrastan los resultados con otro método quedan en </w:t>
-            </w:r>
-            <w:r>
-              <w:rPr>
-                <w:rFonts w:ascii="Consolas" w:cs="Consolas" w:eastAsia="Consolas" w:hAnsi="Consolas"/>
-                <w:sz w:val="18"/>
-                <w:szCs w:val="18"/>
-                <w:shd w:fill="F2F2F2" w:color="auto" w:val="clear"/>
-              </w:rPr>
-              <w:t xml:space="preserve">2.2_depuracion_etiquetado/pruebas/</w:t>
-            </w:r>
-            <w:r>
-              <w:rPr>
-                <w:sz w:val="20"/>
-                <w:szCs w:val="20"/>
-              </w:rPr>
-              <w:t xml:space="preserve">. </w:t>
-            </w:r>
-            <w:r>
-              <w:rPr>
-                <w:rFonts w:ascii="Consolas" w:cs="Consolas" w:eastAsia="Consolas" w:hAnsi="Consolas"/>
-                <w:sz w:val="18"/>
-                <w:szCs w:val="18"/>
-                <w:shd w:fill="F2F2F2" w:color="auto" w:val="clear"/>
-              </w:rPr>
-              <w:t xml:space="preserve">ejecutar_pruebas.py</w:t>
-            </w:r>
-            <w:r>
-              <w:rPr>
-                <w:sz w:val="20"/>
-                <w:szCs w:val="20"/>
-              </w:rPr>
-              <w:t xml:space="preserve"> los ejecuta y deja </w:t>
-            </w:r>
-            <w:r>
-              <w:rPr>
-                <w:rFonts w:ascii="Consolas" w:cs="Consolas" w:eastAsia="Consolas" w:hAnsi="Consolas"/>
-                <w:sz w:val="18"/>
-                <w:szCs w:val="18"/>
-                <w:shd w:fill="F2F2F2" w:color="auto" w:val="clear"/>
-              </w:rPr>
-              <w:t xml:space="preserve">reportes/pruebas_independientes.md</w:t>
-            </w:r>
-            <w:r>
-              <w:rPr>
-                <w:sz w:val="20"/>
-                <w:szCs w:val="20"/>
-              </w:rPr>
-              <w:t xml:space="preserve">.</w:t>
+              <w:t xml:space="preserve">La partición (actividad 2.3) debe comprobar que el archivo que lee tiene el hash de la última versión registrada. Si se vuelven a ejecutar los scripts 08 o 09 y el archivo cambia, hay que registrar una versión nueva.</w:t>
             </w:r>
           </w:p>
         </w:tc>
@@ -26245,7 +26758,7 @@
                 <w:sz w:val="20"/>
                 <w:szCs w:val="20"/>
               </w:rPr>
-              <w:t xml:space="preserve">Fundamento</w:t>
+              <w:t xml:space="preserve">Pruebas independientes</w:t>
             </w:r>
           </w:p>
         </w:tc>
@@ -26269,7 +26782,55 @@
                 <w:sz w:val="20"/>
                 <w:szCs w:val="20"/>
               </w:rPr>
-              <w:t xml:space="preserve">Revisión del profesor guía del 7 de octubre de 2026: mantener pruebas automáticas y el versionado del conjunto analítico, y entregar el diccionario final con la versión o el hash del conjunto que se usará en la partición.</w:t>
+              <w:t xml:space="preserve">Los tres programas que contrastan los resultados con otro método quedan en </w:t>
+            </w:r>
+            <w:r>
+              <w:rPr>
+                <w:rFonts w:ascii="Consolas" w:cs="Consolas" w:eastAsia="Consolas" w:hAnsi="Consolas"/>
+                <w:sz w:val="18"/>
+                <w:szCs w:val="18"/>
+                <w:shd w:fill="F2F2F2" w:color="auto" w:val="clear"/>
+              </w:rPr>
+              <w:t xml:space="preserve">2.2_depuracion_etiquetado/pruebas/</w:t>
+            </w:r>
+            <w:r>
+              <w:rPr>
+                <w:sz w:val="20"/>
+                <w:szCs w:val="20"/>
+              </w:rPr>
+              <w:t xml:space="preserve">. </w:t>
+            </w:r>
+            <w:r>
+              <w:rPr>
+                <w:rFonts w:ascii="Consolas" w:cs="Consolas" w:eastAsia="Consolas" w:hAnsi="Consolas"/>
+                <w:sz w:val="18"/>
+                <w:szCs w:val="18"/>
+                <w:shd w:fill="F2F2F2" w:color="auto" w:val="clear"/>
+              </w:rPr>
+              <w:t xml:space="preserve">ejecutar_pruebas.py</w:t>
+            </w:r>
+            <w:r>
+              <w:rPr>
+                <w:sz w:val="20"/>
+                <w:szCs w:val="20"/>
+              </w:rPr>
+              <w:t xml:space="preserve"> los ejecuta y deja </w:t>
+            </w:r>
+            <w:r>
+              <w:rPr>
+                <w:rFonts w:ascii="Consolas" w:cs="Consolas" w:eastAsia="Consolas" w:hAnsi="Consolas"/>
+                <w:sz w:val="18"/>
+                <w:szCs w:val="18"/>
+                <w:shd w:fill="F2F2F2" w:color="auto" w:val="clear"/>
+              </w:rPr>
+              <w:t xml:space="preserve">reportes/pruebas_independientes.md</w:t>
+            </w:r>
+            <w:r>
+              <w:rPr>
+                <w:sz w:val="20"/>
+                <w:szCs w:val="20"/>
+              </w:rPr>
+              <w:t xml:space="preserve">.</w:t>
             </w:r>
           </w:p>
         </w:tc>
@@ -26291,7 +26852,7 @@
           </w:tcPr>
           <w:p>
             <w:pPr>
-              <w:keepNext w:val="false"/>
+              <w:keepNext/>
               <w:spacing w:after="0"/>
             </w:pPr>
             <w:r>
@@ -26302,6 +26863,63 @@
                 <w:sz w:val="20"/>
                 <w:szCs w:val="20"/>
               </w:rPr>
+              <w:t xml:space="preserve">Fundamento</w:t>
+            </w:r>
+          </w:p>
+        </w:tc>
+        <w:tc>
+          <w:tcPr>
+            <w:tcW w:type="dxa" w:w="7226"/>
+            <w:tcMar>
+              <w:top w:type="dxa" w:w="70"/>
+              <w:left w:type="dxa" w:w="100"/>
+              <w:bottom w:type="dxa" w:w="70"/>
+              <w:right w:type="dxa" w:w="100"/>
+            </w:tcMar>
+          </w:tcPr>
+          <w:p>
+            <w:pPr>
+              <w:keepNext/>
+              <w:spacing w:after="0" w:before="0"/>
+            </w:pPr>
+            <w:r>
+              <w:rPr>
+                <w:sz w:val="20"/>
+                <w:szCs w:val="20"/>
+              </w:rPr>
+              <w:t xml:space="preserve">Revisión del profesor guía del 7 de octubre de 2026: mantener pruebas automáticas y el versionado del conjunto analítico, y entregar el diccionario final con la versión o el hash del conjunto que se usará en la partición.</w:t>
+            </w:r>
+          </w:p>
+        </w:tc>
+      </w:tr>
+      <w:tr>
+        <w:trPr>
+          <w:cantSplit/>
+        </w:trPr>
+        <w:tc>
+          <w:tcPr>
+            <w:tcW w:type="dxa" w:w="1800"/>
+            <w:shd w:fill="F2F2F2" w:color="auto" w:val="clear"/>
+            <w:tcMar>
+              <w:top w:type="dxa" w:w="70"/>
+              <w:left w:type="dxa" w:w="100"/>
+              <w:bottom w:type="dxa" w:w="70"/>
+              <w:right w:type="dxa" w:w="100"/>
+            </w:tcMar>
+          </w:tcPr>
+          <w:p>
+            <w:pPr>
+              <w:keepNext w:val="false"/>
+              <w:spacing w:after="0"/>
+            </w:pPr>
+            <w:r>
+              <w:rPr>
+                <w:b/>
+                <w:bCs/>
+                <w:color w:val="404040"/>
+                <w:sz w:val="20"/>
+                <w:szCs w:val="20"/>
+              </w:rPr>
               <w:t xml:space="preserve">Estado</w:t>
             </w:r>
           </w:p>
@@ -26327,6 +26945,6265 @@
                 <w:szCs w:val="20"/>
               </w:rPr>
               <w:t xml:space="preserve">Adoptada.</w:t>
+            </w:r>
+          </w:p>
+        </w:tc>
+      </w:tr>
+    </w:tbl>
+    <w:p>
+      <w:pPr>
+        <w:pStyle w:val="Heading2"/>
+      </w:pPr>
+      <w:bookmarkStart w:name="E_H26" w:id="29"/>
+      <w:r>
+        <w:rPr>
+          <w:color w:val="2E75B6"/>
+        </w:rPr>
+        <w:t xml:space="preserve">H26</w:t>
+      </w:r>
+      <w:bookmarkEnd w:id="29"/>
+      <w:r>
+        <w:t xml:space="preserve"> · La CDM 14 solo contiene partos y las complicaciones del puerperio están en la CDM 13</w:t>
+      </w:r>
+    </w:p>
+    <w:p>
+      <w:pPr>
+        <w:keepNext/>
+        <w:spacing w:after="100"/>
+      </w:pPr>
+      <w:r>
+        <w:rPr>
+          <w:b/>
+          <w:bCs/>
+          <w:color w:val="2E75B6"/>
+          <w:sz w:val="18"/>
+          <w:szCs w:val="18"/>
+        </w:rPr>
+        <w:t xml:space="preserve">Hallazgo</w:t>
+      </w:r>
+      <w:r>
+        <w:rPr>
+          <w:color w:val="808080"/>
+          <w:sz w:val="18"/>
+          <w:szCs w:val="18"/>
+        </w:rPr>
+        <w:t xml:space="preserve">  ·  20 de octubre de 2026</w:t>
+      </w:r>
+    </w:p>
+    <w:tbl>
+      <w:tblPr>
+        <w:tblW w:type="dxa" w:w="9026"/>
+        <w:tblBorders>
+          <w:top w:val="single" w:color="BFBFBF" w:sz="4"/>
+          <w:left w:val="single" w:color="BFBFBF" w:sz="4"/>
+          <w:bottom w:val="single" w:color="BFBFBF" w:sz="4"/>
+          <w:right w:val="single" w:color="BFBFBF" w:sz="4"/>
+          <w:insideH w:val="single" w:color="BFBFBF" w:sz="4"/>
+          <w:insideV w:val="single" w:color="BFBFBF" w:sz="4"/>
+        </w:tblBorders>
+        <w:tblLayout w:type="fixed"/>
+      </w:tblPr>
+      <w:tblGrid>
+        <w:gridCol w:w="1800"/>
+        <w:gridCol w:w="7226"/>
+      </w:tblGrid>
+      <w:tr>
+        <w:trPr>
+          <w:cantSplit/>
+        </w:trPr>
+        <w:tc>
+          <w:tcPr>
+            <w:tcW w:type="dxa" w:w="1800"/>
+            <w:shd w:fill="F2F2F2" w:color="auto" w:val="clear"/>
+            <w:tcMar>
+              <w:top w:type="dxa" w:w="70"/>
+              <w:left w:type="dxa" w:w="100"/>
+              <w:bottom w:type="dxa" w:w="70"/>
+              <w:right w:type="dxa" w:w="100"/>
+            </w:tcMar>
+          </w:tcPr>
+          <w:p>
+            <w:pPr>
+              <w:keepNext/>
+              <w:spacing w:after="0"/>
+            </w:pPr>
+            <w:r>
+              <w:rPr>
+                <w:b/>
+                <w:bCs/>
+                <w:color w:val="404040"/>
+                <w:sz w:val="20"/>
+                <w:szCs w:val="20"/>
+              </w:rPr>
+              <w:t xml:space="preserve">Actividad</w:t>
+            </w:r>
+          </w:p>
+        </w:tc>
+        <w:tc>
+          <w:tcPr>
+            <w:tcW w:type="dxa" w:w="7226"/>
+            <w:tcMar>
+              <w:top w:type="dxa" w:w="70"/>
+              <w:left w:type="dxa" w:w="100"/>
+              <w:bottom w:type="dxa" w:w="70"/>
+              <w:right w:type="dxa" w:w="100"/>
+            </w:tcMar>
+          </w:tcPr>
+          <w:p>
+            <w:pPr>
+              <w:keepNext/>
+              <w:spacing w:after="0" w:before="0"/>
+            </w:pPr>
+            <w:r>
+              <w:rPr>
+                <w:sz w:val="20"/>
+                <w:szCs w:val="20"/>
+              </w:rPr>
+              <w:t xml:space="preserve">2.2</w:t>
+            </w:r>
+          </w:p>
+        </w:tc>
+      </w:tr>
+      <w:tr>
+        <w:trPr>
+          <w:cantSplit/>
+        </w:trPr>
+        <w:tc>
+          <w:tcPr>
+            <w:tcW w:type="dxa" w:w="1800"/>
+            <w:shd w:fill="F2F2F2" w:color="auto" w:val="clear"/>
+            <w:tcMar>
+              <w:top w:type="dxa" w:w="70"/>
+              <w:left w:type="dxa" w:w="100"/>
+              <w:bottom w:type="dxa" w:w="70"/>
+              <w:right w:type="dxa" w:w="100"/>
+            </w:tcMar>
+          </w:tcPr>
+          <w:p>
+            <w:pPr>
+              <w:keepNext/>
+              <w:spacing w:after="0"/>
+            </w:pPr>
+            <w:r>
+              <w:rPr>
+                <w:b/>
+                <w:bCs/>
+                <w:color w:val="404040"/>
+                <w:sz w:val="20"/>
+                <w:szCs w:val="20"/>
+              </w:rPr>
+              <w:t xml:space="preserve">Contexto</w:t>
+            </w:r>
+          </w:p>
+        </w:tc>
+        <w:tc>
+          <w:tcPr>
+            <w:tcW w:type="dxa" w:w="7226"/>
+            <w:tcMar>
+              <w:top w:type="dxa" w:w="70"/>
+              <w:left w:type="dxa" w:w="100"/>
+              <w:bottom w:type="dxa" w:w="70"/>
+              <w:right w:type="dxa" w:w="100"/>
+            </w:tcMar>
+          </w:tcPr>
+          <w:p>
+            <w:pPr>
+              <w:keepNext/>
+              <w:spacing w:after="0" w:before="0"/>
+            </w:pPr>
+            <w:r>
+              <w:rPr>
+                <w:sz w:val="20"/>
+                <w:szCs w:val="20"/>
+              </w:rPr>
+              <w:t xml:space="preserve">En su revisión del 13 de octubre de 2026 (punto 2.1), el profesor guía pidió verificar qué GRD agrupa la CDM 14 en la base: en los sistemas GRD, la categoría de embarazo, parto y puerperio suele incluir también los ingresos antes y después del parto, y si estuvieran en la CDM 14, que ninguno cuente como reingreso relacionado de un parto apuntaría a un error en la regla.</w:t>
+            </w:r>
+          </w:p>
+        </w:tc>
+      </w:tr>
+      <w:tr>
+        <w:trPr>
+          <w:cantSplit/>
+        </w:trPr>
+        <w:tc>
+          <w:tcPr>
+            <w:tcW w:type="dxa" w:w="1800"/>
+            <w:shd w:fill="F2F2F2" w:color="auto" w:val="clear"/>
+            <w:tcMar>
+              <w:top w:type="dxa" w:w="70"/>
+              <w:left w:type="dxa" w:w="100"/>
+              <w:bottom w:type="dxa" w:w="70"/>
+              <w:right w:type="dxa" w:w="100"/>
+            </w:tcMar>
+          </w:tcPr>
+          <w:p>
+            <w:pPr>
+              <w:keepNext/>
+              <w:spacing w:after="0"/>
+            </w:pPr>
+            <w:r>
+              <w:rPr>
+                <w:b/>
+                <w:bCs/>
+                <w:color w:val="404040"/>
+                <w:sz w:val="20"/>
+                <w:szCs w:val="20"/>
+              </w:rPr>
+              <w:t xml:space="preserve">Hallazgo</w:t>
+            </w:r>
+          </w:p>
+        </w:tc>
+        <w:tc>
+          <w:tcPr>
+            <w:tcW w:type="dxa" w:w="7226"/>
+            <w:tcMar>
+              <w:top w:type="dxa" w:w="70"/>
+              <w:left w:type="dxa" w:w="100"/>
+              <w:bottom w:type="dxa" w:w="70"/>
+              <w:right w:type="dxa" w:w="100"/>
+            </w:tcMar>
+          </w:tcPr>
+          <w:p>
+            <w:pPr>
+              <w:keepNext/>
+              <w:spacing w:after="0" w:before="0"/>
+            </w:pPr>
+            <w:r>
+              <w:rPr>
+                <w:sz w:val="20"/>
+                <w:szCs w:val="20"/>
+              </w:rPr>
+              <w:t xml:space="preserve">En esta base, la CDM 14 tiene solo 15 GRD y todos son partos o cesáreas: los 12 hospitalarios 146101 a 146133 (cesárea; parto vaginal con esterilización o legrado; parto vaginal con otros procedimientos; parto vaginal; cada uno en tres niveles de severidad), con 640.199 egresos y los 615.167 casos de estudio de la CDM, y tres ambulatorios (147100, 147120 y 147130) con 46 egresos y ningún caso de estudio. Los ingresos del embarazo y del puerperio que no son partos están en la CDM 13: «Trastornos del postparto» (134171 a 134173, 7.433 egresos), «Trastornos del anteparto», aborto, amenaza de aborto y falso trabajo de parto.</w:t>
+            </w:r>
+          </w:p>
+        </w:tc>
+      </w:tr>
+      <w:tr>
+        <w:trPr>
+          <w:cantSplit/>
+        </w:trPr>
+        <w:tc>
+          <w:tcPr>
+            <w:tcW w:type="dxa" w:w="1800"/>
+            <w:shd w:fill="F2F2F2" w:color="auto" w:val="clear"/>
+            <w:tcMar>
+              <w:top w:type="dxa" w:w="70"/>
+              <w:left w:type="dxa" w:w="100"/>
+              <w:bottom w:type="dxa" w:w="70"/>
+              <w:right w:type="dxa" w:w="100"/>
+            </w:tcMar>
+          </w:tcPr>
+          <w:p>
+            <w:pPr>
+              <w:keepNext/>
+              <w:spacing w:after="0"/>
+            </w:pPr>
+            <w:r>
+              <w:rPr>
+                <w:b/>
+                <w:bCs/>
+                <w:color w:val="404040"/>
+                <w:sz w:val="20"/>
+                <w:szCs w:val="20"/>
+              </w:rPr>
+              <w:t xml:space="preserve">Por qué el 0</w:t>
+            </w:r>
+          </w:p>
+        </w:tc>
+        <w:tc>
+          <w:tcPr>
+            <w:tcW w:type="dxa" w:w="7226"/>
+            <w:tcMar>
+              <w:top w:type="dxa" w:w="70"/>
+              <w:left w:type="dxa" w:w="100"/>
+              <w:bottom w:type="dxa" w:w="70"/>
+              <w:right w:type="dxa" w:w="100"/>
+            </w:tcMar>
+          </w:tcPr>
+          <w:p>
+            <w:pPr>
+              <w:keepNext/>
+              <w:spacing w:after="0" w:before="0"/>
+            </w:pPr>
+            <w:r>
+              <w:rPr>
+                <w:sz w:val="20"/>
+                <w:szCs w:val="20"/>
+              </w:rPr>
+              <w:t xml:space="preserve">Un parto no cuenta como reingreso (</w:t>
+            </w:r>
+            <w:hyperlink w:history="1" w:anchor="E_D20">
+              <w:r>
+                <w:rPr>
+                  <w:color w:val="0563C1"/>
+                  <w:sz w:val="20"/>
+                  <w:szCs w:val="20"/>
+                  <w:u w:val="single"/>
+                </w:rPr>
+                <w:t xml:space="preserve">D20</w:t>
+              </w:r>
+            </w:hyperlink>
+            <w:r>
+              <w:rPr>
+                <w:sz w:val="20"/>
+                <w:szCs w:val="20"/>
+              </w:rPr>
+              <w:t xml:space="preserve">, </w:t>
+            </w:r>
+            <w:hyperlink w:history="1" w:anchor="E_D33">
+              <w:r>
+                <w:rPr>
+                  <w:color w:val="0563C1"/>
+                  <w:sz w:val="20"/>
+                  <w:szCs w:val="20"/>
+                  <w:u w:val="single"/>
+                </w:rPr>
+                <w:t xml:space="preserve">D33</w:t>
+              </w:r>
+            </w:hyperlink>
+            <w:r>
+              <w:rPr>
+                <w:sz w:val="20"/>
+                <w:szCs w:val="20"/>
+              </w:rPr>
+              <w:t xml:space="preserve">), así que ningún reingreso puede ser de la CDM 14; y una complicación del puerperio es de la CDM 13, que con la comparación literal (</w:t>
+            </w:r>
+            <w:hyperlink w:history="1" w:anchor="E_D31">
+              <w:r>
+                <w:rPr>
+                  <w:color w:val="0563C1"/>
+                  <w:sz w:val="20"/>
+                  <w:szCs w:val="20"/>
+                  <w:u w:val="single"/>
+                </w:rPr>
+                <w:t xml:space="preserve">D31</w:t>
+              </w:r>
+            </w:hyperlink>
+            <w:r>
+              <w:rPr>
+                <w:sz w:val="20"/>
+                <w:szCs w:val="20"/>
+              </w:rPr>
+              <w:t xml:space="preserve">) no coincide con la 14. No es un error de la regla: es la clasificación GRD combinada con la comparación literal.</w:t>
+            </w:r>
+          </w:p>
+        </w:tc>
+      </w:tr>
+      <w:tr>
+        <w:trPr>
+          <w:cantSplit/>
+        </w:trPr>
+        <w:tc>
+          <w:tcPr>
+            <w:tcW w:type="dxa" w:w="1800"/>
+            <w:shd w:fill="F2F2F2" w:color="auto" w:val="clear"/>
+            <w:tcMar>
+              <w:top w:type="dxa" w:w="70"/>
+              <w:left w:type="dxa" w:w="100"/>
+              <w:bottom w:type="dxa" w:w="70"/>
+              <w:right w:type="dxa" w:w="100"/>
+            </w:tcMar>
+          </w:tcPr>
+          <w:p>
+            <w:pPr>
+              <w:keepNext/>
+              <w:spacing w:after="0"/>
+            </w:pPr>
+            <w:r>
+              <w:rPr>
+                <w:b/>
+                <w:bCs/>
+                <w:color w:val="404040"/>
+                <w:sz w:val="20"/>
+                <w:szCs w:val="20"/>
+              </w:rPr>
+              <w:t xml:space="preserve">Magnitud</w:t>
+            </w:r>
+          </w:p>
+        </w:tc>
+        <w:tc>
+          <w:tcPr>
+            <w:tcW w:type="dxa" w:w="7226"/>
+            <w:tcMar>
+              <w:top w:type="dxa" w:w="70"/>
+              <w:left w:type="dxa" w:w="100"/>
+              <w:bottom w:type="dxa" w:w="70"/>
+              <w:right w:type="dxa" w:w="100"/>
+            </w:tcMar>
+          </w:tcPr>
+          <w:p>
+            <w:pPr>
+              <w:keepNext/>
+              <w:spacing w:after="0" w:before="0"/>
+            </w:pPr>
+            <w:r>
+              <w:rPr>
+                <w:sz w:val="20"/>
+                <w:szCs w:val="20"/>
+              </w:rPr>
+              <w:t xml:space="preserve">De los 603.423 partos con seguimiento de 30 días, 8.686 (1,44 %) tienen un reingreso no planificado dentro de 30 días. El primero es de la CDM 13 en el 73,4 % (6.379), sobre todo «Trastornos del postparto» (134171 y 134172: 43,4 %) y «Trastornos del anteparto» (134161: 9,1 %); los diagnósticos más frecuentes son O86, O90 y O85 (infecciones y complicaciones del puerperio). Ejemplo: el egreso </w:t>
+            </w:r>
+            <w:r>
+              <w:rPr>
+                <w:rFonts w:ascii="Consolas" w:cs="Consolas" w:eastAsia="Consolas" w:hAnsi="Consolas"/>
+                <w:sz w:val="18"/>
+                <w:szCs w:val="18"/>
+                <w:shd w:fill="F2F2F2" w:color="auto" w:val="clear"/>
+              </w:rPr>
+              <w:t xml:space="preserve">20230009620</w:t>
+            </w:r>
+            <w:r>
+              <w:rPr>
+                <w:sz w:val="20"/>
+                <w:szCs w:val="20"/>
+              </w:rPr>
+              <w:t xml:space="preserve"> (parto vaginal, GRD 146131) reingresa a los 5 días por una sepsis puerperal (</w:t>
+            </w:r>
+            <w:r>
+              <w:rPr>
+                <w:rFonts w:ascii="Consolas" w:cs="Consolas" w:eastAsia="Consolas" w:hAnsi="Consolas"/>
+                <w:sz w:val="18"/>
+                <w:szCs w:val="18"/>
+                <w:shd w:fill="F2F2F2" w:color="auto" w:val="clear"/>
+              </w:rPr>
+              <w:t xml:space="preserve">20230594946</w:t>
+            </w:r>
+            <w:r>
+              <w:rPr>
+                <w:sz w:val="20"/>
+                <w:szCs w:val="20"/>
+              </w:rPr>
+              <w:t xml:space="preserve">, O85, GRD 134171, CDM 13): vale 1 en </w:t>
+            </w:r>
+            <w:r>
+              <w:rPr>
+                <w:rFonts w:ascii="Consolas" w:cs="Consolas" w:eastAsia="Consolas" w:hAnsi="Consolas"/>
+                <w:sz w:val="18"/>
+                <w:szCs w:val="18"/>
+                <w:shd w:fill="F2F2F2" w:color="auto" w:val="clear"/>
+              </w:rPr>
+              <w:t xml:space="preserve">REING_7D</w:t>
+            </w:r>
+            <w:r>
+              <w:rPr>
+                <w:sz w:val="20"/>
+                <w:szCs w:val="20"/>
+              </w:rPr>
+              <w:t xml:space="preserve"> y </w:t>
+            </w:r>
+            <w:r>
+              <w:rPr>
+                <w:rFonts w:ascii="Consolas" w:cs="Consolas" w:eastAsia="Consolas" w:hAnsi="Consolas"/>
+                <w:sz w:val="18"/>
+                <w:szCs w:val="18"/>
+                <w:shd w:fill="F2F2F2" w:color="auto" w:val="clear"/>
+              </w:rPr>
+              <w:t xml:space="preserve">REING_30D</w:t>
+            </w:r>
+            <w:r>
+              <w:rPr>
+                <w:sz w:val="20"/>
+                <w:szCs w:val="20"/>
+              </w:rPr>
+              <w:t xml:space="preserve"> y 0 en las dos variables relacionadas.</w:t>
+            </w:r>
+          </w:p>
+        </w:tc>
+      </w:tr>
+      <w:tr>
+        <w:trPr>
+          <w:cantSplit/>
+        </w:trPr>
+        <w:tc>
+          <w:tcPr>
+            <w:tcW w:type="dxa" w:w="1800"/>
+            <w:shd w:fill="F2F2F2" w:color="auto" w:val="clear"/>
+            <w:tcMar>
+              <w:top w:type="dxa" w:w="70"/>
+              <w:left w:type="dxa" w:w="100"/>
+              <w:bottom w:type="dxa" w:w="70"/>
+              <w:right w:type="dxa" w:w="100"/>
+            </w:tcMar>
+          </w:tcPr>
+          <w:p>
+            <w:pPr>
+              <w:keepNext/>
+              <w:spacing w:after="0"/>
+            </w:pPr>
+            <w:r>
+              <w:rPr>
+                <w:b/>
+                <w:bCs/>
+                <w:color w:val="404040"/>
+                <w:sz w:val="20"/>
+                <w:szCs w:val="20"/>
+              </w:rPr>
+              <w:t xml:space="preserve">Solo la CDM 14</w:t>
+            </w:r>
+          </w:p>
+        </w:tc>
+        <w:tc>
+          <w:tcPr>
+            <w:tcW w:type="dxa" w:w="7226"/>
+            <w:tcMar>
+              <w:top w:type="dxa" w:w="70"/>
+              <w:left w:type="dxa" w:w="100"/>
+              <w:bottom w:type="dxa" w:w="70"/>
+              <w:right w:type="dxa" w:w="100"/>
+            </w:tcMar>
+          </w:tcPr>
+          <w:p>
+            <w:pPr>
+              <w:keepNext/>
+              <w:spacing w:after="0" w:before="0"/>
+            </w:pPr>
+            <w:r>
+              <w:rPr>
+                <w:sz w:val="20"/>
+                <w:szCs w:val="20"/>
+              </w:rPr>
+              <w:t xml:space="preserve">Ninguna otra CDM tiene una tasa de reingreso relacionado igual a 0. La siguiente más baja es la CDM 22 (quemaduras), con 0,82 % a 30 días.</w:t>
+            </w:r>
+          </w:p>
+        </w:tc>
+      </w:tr>
+      <w:tr>
+        <w:trPr>
+          <w:cantSplit/>
+        </w:trPr>
+        <w:tc>
+          <w:tcPr>
+            <w:tcW w:type="dxa" w:w="1800"/>
+            <w:shd w:fill="F2F2F2" w:color="auto" w:val="clear"/>
+            <w:tcMar>
+              <w:top w:type="dxa" w:w="70"/>
+              <w:left w:type="dxa" w:w="100"/>
+              <w:bottom w:type="dxa" w:w="70"/>
+              <w:right w:type="dxa" w:w="100"/>
+            </w:tcMar>
+          </w:tcPr>
+          <w:p>
+            <w:pPr>
+              <w:keepNext/>
+              <w:spacing w:after="0"/>
+            </w:pPr>
+            <w:r>
+              <w:rPr>
+                <w:b/>
+                <w:bCs/>
+                <w:color w:val="404040"/>
+                <w:sz w:val="20"/>
+                <w:szCs w:val="20"/>
+              </w:rPr>
+              <w:t xml:space="preserve">Completa a</w:t>
+            </w:r>
+          </w:p>
+        </w:tc>
+        <w:tc>
+          <w:tcPr>
+            <w:tcW w:type="dxa" w:w="7226"/>
+            <w:tcMar>
+              <w:top w:type="dxa" w:w="70"/>
+              <w:left w:type="dxa" w:w="100"/>
+              <w:bottom w:type="dxa" w:w="70"/>
+              <w:right w:type="dxa" w:w="100"/>
+            </w:tcMar>
+          </w:tcPr>
+          <w:p>
+            <w:pPr>
+              <w:keepNext/>
+              <w:spacing w:after="0" w:before="0"/>
+            </w:pPr>
+            <w:hyperlink w:history="1" w:anchor="E_H17">
+              <w:r>
+                <w:rPr>
+                  <w:color w:val="0563C1"/>
+                  <w:sz w:val="20"/>
+                  <w:szCs w:val="20"/>
+                  <w:u w:val="single"/>
+                </w:rPr>
+                <w:t xml:space="preserve">H17</w:t>
+              </w:r>
+            </w:hyperlink>
+            <w:r>
+              <w:rPr>
+                <w:sz w:val="20"/>
+                <w:szCs w:val="20"/>
+              </w:rPr>
+              <w:t xml:space="preserve">, con las cifras de la cohorte final.</w:t>
+            </w:r>
+          </w:p>
+        </w:tc>
+      </w:tr>
+      <w:tr>
+        <w:trPr>
+          <w:cantSplit/>
+        </w:trPr>
+        <w:tc>
+          <w:tcPr>
+            <w:tcW w:type="dxa" w:w="1800"/>
+            <w:shd w:fill="F2F2F2" w:color="auto" w:val="clear"/>
+            <w:tcMar>
+              <w:top w:type="dxa" w:w="70"/>
+              <w:left w:type="dxa" w:w="100"/>
+              <w:bottom w:type="dxa" w:w="70"/>
+              <w:right w:type="dxa" w:w="100"/>
+            </w:tcMar>
+          </w:tcPr>
+          <w:p>
+            <w:pPr>
+              <w:keepNext w:val="false"/>
+              <w:spacing w:after="0"/>
+            </w:pPr>
+            <w:r>
+              <w:rPr>
+                <w:b/>
+                <w:bCs/>
+                <w:color w:val="404040"/>
+                <w:sz w:val="20"/>
+                <w:szCs w:val="20"/>
+              </w:rPr>
+              <w:t xml:space="preserve">Evidencia</w:t>
+            </w:r>
+          </w:p>
+        </w:tc>
+        <w:tc>
+          <w:tcPr>
+            <w:tcW w:type="dxa" w:w="7226"/>
+            <w:tcMar>
+              <w:top w:type="dxa" w:w="70"/>
+              <w:left w:type="dxa" w:w="100"/>
+              <w:bottom w:type="dxa" w:w="70"/>
+              <w:right w:type="dxa" w:w="100"/>
+            </w:tcMar>
+          </w:tcPr>
+          <w:p>
+            <w:pPr>
+              <w:keepNext w:val="false"/>
+              <w:spacing w:after="0" w:before="0"/>
+            </w:pPr>
+            <w:r>
+              <w:rPr>
+                <w:rFonts w:ascii="Consolas" w:cs="Consolas" w:eastAsia="Consolas" w:hAnsi="Consolas"/>
+                <w:sz w:val="18"/>
+                <w:szCs w:val="18"/>
+                <w:shd w:fill="F2F2F2" w:color="auto" w:val="clear"/>
+              </w:rPr>
+              <w:t xml:space="preserve">2.2_depuracion_etiquetado/reportes/09_etiquetado.md</w:t>
+            </w:r>
+            <w:r>
+              <w:rPr>
+                <w:sz w:val="20"/>
+                <w:szCs w:val="20"/>
+              </w:rPr>
+              <w:t xml:space="preserve">, sección 5 (GRD de la CDM 14 con las descripciones de la tabla maestra del DEIS, y CDM, GRD y diagnóstico del primer reingreso de los partos).</w:t>
+            </w:r>
+          </w:p>
+        </w:tc>
+      </w:tr>
+    </w:tbl>
+    <w:p>
+      <w:pPr>
+        <w:pStyle w:val="Heading2"/>
+      </w:pPr>
+      <w:bookmarkStart w:name="E_D38" w:id="30"/>
+      <w:r>
+        <w:rPr>
+          <w:color w:val="548235"/>
+        </w:rPr>
+        <w:t xml:space="preserve">D38</w:t>
+      </w:r>
+      <w:bookmarkEnd w:id="30"/>
+      <w:r>
+        <w:t xml:space="preserve"> · Los partos quedan sin dato en las dos variables relacionadas</w:t>
+      </w:r>
+    </w:p>
+    <w:p>
+      <w:pPr>
+        <w:keepNext/>
+        <w:spacing w:after="100"/>
+      </w:pPr>
+      <w:r>
+        <w:rPr>
+          <w:b/>
+          <w:bCs/>
+          <w:color w:val="548235"/>
+          <w:sz w:val="18"/>
+          <w:szCs w:val="18"/>
+        </w:rPr>
+        <w:t xml:space="preserve">Decisión</w:t>
+      </w:r>
+      <w:r>
+        <w:rPr>
+          <w:color w:val="808080"/>
+          <w:sz w:val="18"/>
+          <w:szCs w:val="18"/>
+        </w:rPr>
+        <w:t xml:space="preserve">  ·  20 de octubre de 2026</w:t>
+      </w:r>
+    </w:p>
+    <w:tbl>
+      <w:tblPr>
+        <w:tblW w:type="dxa" w:w="9026"/>
+        <w:tblBorders>
+          <w:top w:val="single" w:color="BFBFBF" w:sz="4"/>
+          <w:left w:val="single" w:color="BFBFBF" w:sz="4"/>
+          <w:bottom w:val="single" w:color="BFBFBF" w:sz="4"/>
+          <w:right w:val="single" w:color="BFBFBF" w:sz="4"/>
+          <w:insideH w:val="single" w:color="BFBFBF" w:sz="4"/>
+          <w:insideV w:val="single" w:color="BFBFBF" w:sz="4"/>
+        </w:tblBorders>
+        <w:tblLayout w:type="fixed"/>
+      </w:tblPr>
+      <w:tblGrid>
+        <w:gridCol w:w="1800"/>
+        <w:gridCol w:w="7226"/>
+      </w:tblGrid>
+      <w:tr>
+        <w:trPr>
+          <w:cantSplit/>
+        </w:trPr>
+        <w:tc>
+          <w:tcPr>
+            <w:tcW w:type="dxa" w:w="1800"/>
+            <w:shd w:fill="F2F2F2" w:color="auto" w:val="clear"/>
+            <w:tcMar>
+              <w:top w:type="dxa" w:w="70"/>
+              <w:left w:type="dxa" w:w="100"/>
+              <w:bottom w:type="dxa" w:w="70"/>
+              <w:right w:type="dxa" w:w="100"/>
+            </w:tcMar>
+          </w:tcPr>
+          <w:p>
+            <w:pPr>
+              <w:keepNext/>
+              <w:spacing w:after="0"/>
+            </w:pPr>
+            <w:r>
+              <w:rPr>
+                <w:b/>
+                <w:bCs/>
+                <w:color w:val="404040"/>
+                <w:sz w:val="20"/>
+                <w:szCs w:val="20"/>
+              </w:rPr>
+              <w:t xml:space="preserve">Actividad</w:t>
+            </w:r>
+          </w:p>
+        </w:tc>
+        <w:tc>
+          <w:tcPr>
+            <w:tcW w:type="dxa" w:w="7226"/>
+            <w:tcMar>
+              <w:top w:type="dxa" w:w="70"/>
+              <w:left w:type="dxa" w:w="100"/>
+              <w:bottom w:type="dxa" w:w="70"/>
+              <w:right w:type="dxa" w:w="100"/>
+            </w:tcMar>
+          </w:tcPr>
+          <w:p>
+            <w:pPr>
+              <w:keepNext/>
+              <w:spacing w:after="0" w:before="0"/>
+            </w:pPr>
+            <w:r>
+              <w:rPr>
+                <w:sz w:val="20"/>
+                <w:szCs w:val="20"/>
+              </w:rPr>
+              <w:t xml:space="preserve">2.2</w:t>
+            </w:r>
+          </w:p>
+        </w:tc>
+      </w:tr>
+      <w:tr>
+        <w:trPr>
+          <w:cantSplit/>
+        </w:trPr>
+        <w:tc>
+          <w:tcPr>
+            <w:tcW w:type="dxa" w:w="1800"/>
+            <w:shd w:fill="F2F2F2" w:color="auto" w:val="clear"/>
+            <w:tcMar>
+              <w:top w:type="dxa" w:w="70"/>
+              <w:left w:type="dxa" w:w="100"/>
+              <w:bottom w:type="dxa" w:w="70"/>
+              <w:right w:type="dxa" w:w="100"/>
+            </w:tcMar>
+          </w:tcPr>
+          <w:p>
+            <w:pPr>
+              <w:keepNext/>
+              <w:spacing w:after="0"/>
+            </w:pPr>
+            <w:r>
+              <w:rPr>
+                <w:b/>
+                <w:bCs/>
+                <w:color w:val="404040"/>
+                <w:sz w:val="20"/>
+                <w:szCs w:val="20"/>
+              </w:rPr>
+              <w:t xml:space="preserve">Decisión</w:t>
+            </w:r>
+          </w:p>
+        </w:tc>
+        <w:tc>
+          <w:tcPr>
+            <w:tcW w:type="dxa" w:w="7226"/>
+            <w:tcMar>
+              <w:top w:type="dxa" w:w="70"/>
+              <w:left w:type="dxa" w:w="100"/>
+              <w:bottom w:type="dxa" w:w="70"/>
+              <w:right w:type="dxa" w:w="100"/>
+            </w:tcMar>
+          </w:tcPr>
+          <w:p>
+            <w:pPr>
+              <w:keepNext/>
+              <w:spacing w:after="0" w:before="0"/>
+            </w:pPr>
+            <w:r>
+              <w:rPr>
+                <w:sz w:val="20"/>
+                <w:szCs w:val="20"/>
+              </w:rPr>
+              <w:t xml:space="preserve">Los casos de estudio de la CDM 14 (partos) quedan sin dato en </w:t>
+            </w:r>
+            <w:r>
+              <w:rPr>
+                <w:rFonts w:ascii="Consolas" w:cs="Consolas" w:eastAsia="Consolas" w:hAnsi="Consolas"/>
+                <w:sz w:val="18"/>
+                <w:szCs w:val="18"/>
+                <w:shd w:fill="F2F2F2" w:color="auto" w:val="clear"/>
+              </w:rPr>
+              <w:t xml:space="preserve">REING_7D_CDM</w:t>
+            </w:r>
+            <w:r>
+              <w:rPr>
+                <w:sz w:val="20"/>
+                <w:szCs w:val="20"/>
+              </w:rPr>
+              <w:t xml:space="preserve"> y </w:t>
+            </w:r>
+            <w:r>
+              <w:rPr>
+                <w:rFonts w:ascii="Consolas" w:cs="Consolas" w:eastAsia="Consolas" w:hAnsi="Consolas"/>
+                <w:sz w:val="18"/>
+                <w:szCs w:val="18"/>
+                <w:shd w:fill="F2F2F2" w:color="auto" w:val="clear"/>
+              </w:rPr>
+              <w:t xml:space="preserve">REING_30D_CDM</w:t>
+            </w:r>
+            <w:r>
+              <w:rPr>
+                <w:sz w:val="20"/>
+                <w:szCs w:val="20"/>
+              </w:rPr>
+              <w:t xml:space="preserve">, igual que un caso sin seguimiento suficiente queda sin dato en las variables de 30 días. Conservan las dos variables por cualquier causa, en las que sí tienen reingresos reales (0,77 % a 7 días y 1,44 % a 30 días). Se aplica con el parámetro </w:t>
+            </w:r>
+            <w:r>
+              <w:rPr>
+                <w:rFonts w:ascii="Consolas" w:cs="Consolas" w:eastAsia="Consolas" w:hAnsi="Consolas"/>
+                <w:sz w:val="18"/>
+                <w:szCs w:val="18"/>
+                <w:shd w:fill="F2F2F2" w:color="auto" w:val="clear"/>
+              </w:rPr>
+              <w:t xml:space="preserve">cdm_sin_relacionado</w:t>
+            </w:r>
+            <w:r>
+              <w:rPr>
+                <w:sz w:val="20"/>
+                <w:szCs w:val="20"/>
+              </w:rPr>
+              <w:t xml:space="preserve"> = 14. Si </w:t>
+            </w:r>
+            <w:r>
+              <w:rPr>
+                <w:rFonts w:ascii="Consolas" w:cs="Consolas" w:eastAsia="Consolas" w:hAnsi="Consolas"/>
+                <w:sz w:val="18"/>
+                <w:szCs w:val="18"/>
+                <w:shd w:fill="F2F2F2" w:color="auto" w:val="clear"/>
+              </w:rPr>
+              <w:t xml:space="preserve">cdm_agrupadas</w:t>
+            </w:r>
+            <w:r>
+              <w:rPr>
+                <w:sz w:val="20"/>
+                <w:szCs w:val="20"/>
+              </w:rPr>
+              <w:t xml:space="preserve"> une la CDM 14 con otra, los partos vuelven a tener dato, porque entonces sí pueden tener un reingreso relacionado.</w:t>
+            </w:r>
+          </w:p>
+        </w:tc>
+      </w:tr>
+      <w:tr>
+        <w:trPr>
+          <w:cantSplit/>
+        </w:trPr>
+        <w:tc>
+          <w:tcPr>
+            <w:tcW w:type="dxa" w:w="1800"/>
+            <w:shd w:fill="F2F2F2" w:color="auto" w:val="clear"/>
+            <w:tcMar>
+              <w:top w:type="dxa" w:w="70"/>
+              <w:left w:type="dxa" w:w="100"/>
+              <w:bottom w:type="dxa" w:w="70"/>
+              <w:right w:type="dxa" w:w="100"/>
+            </w:tcMar>
+          </w:tcPr>
+          <w:p>
+            <w:pPr>
+              <w:keepNext/>
+              <w:spacing w:after="0"/>
+            </w:pPr>
+            <w:r>
+              <w:rPr>
+                <w:b/>
+                <w:bCs/>
+                <w:color w:val="404040"/>
+                <w:sz w:val="20"/>
+                <w:szCs w:val="20"/>
+              </w:rPr>
+              <w:t xml:space="preserve">Fundamento</w:t>
+            </w:r>
+          </w:p>
+        </w:tc>
+        <w:tc>
+          <w:tcPr>
+            <w:tcW w:type="dxa" w:w="7226"/>
+            <w:tcMar>
+              <w:top w:type="dxa" w:w="70"/>
+              <w:left w:type="dxa" w:w="100"/>
+              <w:bottom w:type="dxa" w:w="70"/>
+              <w:right w:type="dxa" w:w="100"/>
+            </w:tcMar>
+          </w:tcPr>
+          <w:p>
+            <w:pPr>
+              <w:keepNext/>
+              <w:spacing w:after="0" w:before="0"/>
+            </w:pPr>
+            <w:r>
+              <w:rPr>
+                <w:sz w:val="20"/>
+                <w:szCs w:val="20"/>
+              </w:rPr>
+              <w:t xml:space="preserve">Revisión del profesor guía del 13 de octubre de 2026 (punto 2.1). Con la comparación literal, los partos son un cero estructural: el 14,7 % de los casos de estudio tendría 0 por construcción, un modelo acertaría en todos ellos sin aprender nada sobre el reingreso, lo que infla las métricas, y en la selección de variables la CDM 14 y los diagnósticos del parto aparecerían como importantes por esa razón. Pidió excluir los partos de la cohorte de las dos variables relacionadas, o modelarlos aparte, y reportar sus tasas sin partos.</w:t>
+            </w:r>
+          </w:p>
+        </w:tc>
+      </w:tr>
+      <w:tr>
+        <w:trPr>
+          <w:cantSplit/>
+        </w:trPr>
+        <w:tc>
+          <w:tcPr>
+            <w:tcW w:type="dxa" w:w="1800"/>
+            <w:shd w:fill="F2F2F2" w:color="auto" w:val="clear"/>
+            <w:tcMar>
+              <w:top w:type="dxa" w:w="70"/>
+              <w:left w:type="dxa" w:w="100"/>
+              <w:bottom w:type="dxa" w:w="70"/>
+              <w:right w:type="dxa" w:w="100"/>
+            </w:tcMar>
+          </w:tcPr>
+          <w:p>
+            <w:pPr>
+              <w:keepNext/>
+              <w:spacing w:after="0"/>
+            </w:pPr>
+            <w:r>
+              <w:rPr>
+                <w:b/>
+                <w:bCs/>
+                <w:color w:val="404040"/>
+                <w:sz w:val="20"/>
+                <w:szCs w:val="20"/>
+              </w:rPr>
+              <w:t xml:space="preserve">Resultado</w:t>
+            </w:r>
+          </w:p>
+        </w:tc>
+        <w:tc>
+          <w:tcPr>
+            <w:tcW w:type="dxa" w:w="7226"/>
+            <w:tcMar>
+              <w:top w:type="dxa" w:w="70"/>
+              <w:left w:type="dxa" w:w="100"/>
+              <w:bottom w:type="dxa" w:w="70"/>
+              <w:right w:type="dxa" w:w="100"/>
+            </w:tcMar>
+          </w:tcPr>
+          <w:p>
+            <w:pPr>
+              <w:keepNext/>
+              <w:spacing w:after="0" w:before="0"/>
+            </w:pPr>
+            <w:r>
+              <w:rPr>
+                <w:rFonts w:ascii="Consolas" w:cs="Consolas" w:eastAsia="Consolas" w:hAnsi="Consolas"/>
+                <w:sz w:val="18"/>
+                <w:szCs w:val="18"/>
+                <w:shd w:fill="F2F2F2" w:color="auto" w:val="clear"/>
+              </w:rPr>
+              <w:t xml:space="preserve">REING_7D_CDM</w:t>
+            </w:r>
+            <w:r>
+              <w:rPr>
+                <w:sz w:val="20"/>
+                <w:szCs w:val="20"/>
+              </w:rPr>
+              <w:t xml:space="preserve">: 45.195 de 3.577.243 casos (1,26 %); </w:t>
+            </w:r>
+            <w:r>
+              <w:rPr>
+                <w:rFonts w:ascii="Consolas" w:cs="Consolas" w:eastAsia="Consolas" w:hAnsi="Consolas"/>
+                <w:sz w:val="18"/>
+                <w:szCs w:val="18"/>
+                <w:shd w:fill="F2F2F2" w:color="auto" w:val="clear"/>
+              </w:rPr>
+              <w:t xml:space="preserve">REING_30D_CDM</w:t>
+            </w:r>
+            <w:r>
+              <w:rPr>
+                <w:sz w:val="20"/>
+                <w:szCs w:val="20"/>
+              </w:rPr>
+              <w:t xml:space="preserve">: 124.256 de 3.498.460 (3,55 %). Los reingresos no cambian: solo baja el número de casos con dato. Las variables por cualquier causa, </w:t>
+            </w:r>
+            <w:r>
+              <w:rPr>
+                <w:rFonts w:ascii="Consolas" w:cs="Consolas" w:eastAsia="Consolas" w:hAnsi="Consolas"/>
+                <w:sz w:val="18"/>
+                <w:szCs w:val="18"/>
+                <w:shd w:fill="F2F2F2" w:color="auto" w:val="clear"/>
+              </w:rPr>
+              <w:t xml:space="preserve">DIAS_REING</w:t>
+            </w:r>
+            <w:r>
+              <w:rPr>
+                <w:sz w:val="20"/>
+                <w:szCs w:val="20"/>
+              </w:rPr>
+              <w:t xml:space="preserve"> e </w:t>
+            </w:r>
+            <w:r>
+              <w:rPr>
+                <w:rFonts w:ascii="Consolas" w:cs="Consolas" w:eastAsia="Consolas" w:hAnsi="Consolas"/>
+                <w:sz w:val="18"/>
+                <w:szCs w:val="18"/>
+                <w:shd w:fill="F2F2F2" w:color="auto" w:val="clear"/>
+              </w:rPr>
+              <w:t xml:space="preserve">ID_EGRESO_REING</w:t>
+            </w:r>
+            <w:r>
+              <w:rPr>
+                <w:sz w:val="20"/>
+                <w:szCs w:val="20"/>
+              </w:rPr>
+              <w:t xml:space="preserve"> quedan idénticas.</w:t>
+            </w:r>
+          </w:p>
+        </w:tc>
+      </w:tr>
+      <w:tr>
+        <w:trPr>
+          <w:cantSplit/>
+        </w:trPr>
+        <w:tc>
+          <w:tcPr>
+            <w:tcW w:type="dxa" w:w="1800"/>
+            <w:shd w:fill="F2F2F2" w:color="auto" w:val="clear"/>
+            <w:tcMar>
+              <w:top w:type="dxa" w:w="70"/>
+              <w:left w:type="dxa" w:w="100"/>
+              <w:bottom w:type="dxa" w:w="70"/>
+              <w:right w:type="dxa" w:w="100"/>
+            </w:tcMar>
+          </w:tcPr>
+          <w:p>
+            <w:pPr>
+              <w:keepNext/>
+              <w:spacing w:after="0"/>
+            </w:pPr>
+            <w:r>
+              <w:rPr>
+                <w:b/>
+                <w:bCs/>
+                <w:color w:val="404040"/>
+                <w:sz w:val="20"/>
+                <w:szCs w:val="20"/>
+              </w:rPr>
+              <w:t xml:space="preserve">Alternativa descartada</w:t>
+            </w:r>
+          </w:p>
+        </w:tc>
+        <w:tc>
+          <w:tcPr>
+            <w:tcW w:type="dxa" w:w="7226"/>
+            <w:tcMar>
+              <w:top w:type="dxa" w:w="70"/>
+              <w:left w:type="dxa" w:w="100"/>
+              <w:bottom w:type="dxa" w:w="70"/>
+              <w:right w:type="dxa" w:w="100"/>
+            </w:tcMar>
+          </w:tcPr>
+          <w:p>
+            <w:pPr>
+              <w:keepNext/>
+              <w:spacing w:after="0" w:before="0"/>
+            </w:pPr>
+            <w:r>
+              <w:rPr>
+                <w:sz w:val="20"/>
+                <w:szCs w:val="20"/>
+              </w:rPr>
+              <w:t xml:space="preserve">Modelar los partos aparte. En las dos variables relacionadas no tienen ningún caso positivo (0 de 615.167), así que no hay nada que modelar.</w:t>
+            </w:r>
+          </w:p>
+        </w:tc>
+      </w:tr>
+      <w:tr>
+        <w:trPr>
+          <w:cantSplit/>
+        </w:trPr>
+        <w:tc>
+          <w:tcPr>
+            <w:tcW w:type="dxa" w:w="1800"/>
+            <w:shd w:fill="F2F2F2" w:color="auto" w:val="clear"/>
+            <w:tcMar>
+              <w:top w:type="dxa" w:w="70"/>
+              <w:left w:type="dxa" w:w="100"/>
+              <w:bottom w:type="dxa" w:w="70"/>
+              <w:right w:type="dxa" w:w="100"/>
+            </w:tcMar>
+          </w:tcPr>
+          <w:p>
+            <w:pPr>
+              <w:keepNext/>
+              <w:spacing w:after="0"/>
+            </w:pPr>
+            <w:r>
+              <w:rPr>
+                <w:b/>
+                <w:bCs/>
+                <w:color w:val="404040"/>
+                <w:sz w:val="20"/>
+                <w:szCs w:val="20"/>
+              </w:rPr>
+              <w:t xml:space="preserve">Sensibilidad</w:t>
+            </w:r>
+          </w:p>
+        </w:tc>
+        <w:tc>
+          <w:tcPr>
+            <w:tcW w:type="dxa" w:w="7226"/>
+            <w:tcMar>
+              <w:top w:type="dxa" w:w="70"/>
+              <w:left w:type="dxa" w:w="100"/>
+              <w:bottom w:type="dxa" w:w="70"/>
+              <w:right w:type="dxa" w:w="100"/>
+            </w:tcMar>
+          </w:tcPr>
+          <w:p>
+            <w:pPr>
+              <w:keepNext/>
+              <w:spacing w:after="0" w:before="0"/>
+            </w:pPr>
+            <w:r>
+              <w:rPr>
+                <w:sz w:val="20"/>
+                <w:szCs w:val="20"/>
+              </w:rPr>
+              <w:t xml:space="preserve">Con los partos con valor 0, como antes, las tasas serían 1,08 % y 3,03 %. Con las CDM 13 y 14 unidas, los partos tienen dato y las tasas son 1,17 % y 3,19 % (6.398 partos con reingreso relacionado a 30 días). Ambas filas están en el reporte 11.</w:t>
+            </w:r>
+          </w:p>
+        </w:tc>
+      </w:tr>
+      <w:tr>
+        <w:trPr>
+          <w:cantSplit/>
+        </w:trPr>
+        <w:tc>
+          <w:tcPr>
+            <w:tcW w:type="dxa" w:w="1800"/>
+            <w:shd w:fill="F2F2F2" w:color="auto" w:val="clear"/>
+            <w:tcMar>
+              <w:top w:type="dxa" w:w="70"/>
+              <w:left w:type="dxa" w:w="100"/>
+              <w:bottom w:type="dxa" w:w="70"/>
+              <w:right w:type="dxa" w:w="100"/>
+            </w:tcMar>
+          </w:tcPr>
+          <w:p>
+            <w:pPr>
+              <w:keepNext/>
+              <w:spacing w:after="0"/>
+            </w:pPr>
+            <w:r>
+              <w:rPr>
+                <w:b/>
+                <w:bCs/>
+                <w:color w:val="404040"/>
+                <w:sz w:val="20"/>
+                <w:szCs w:val="20"/>
+              </w:rPr>
+              <w:t xml:space="preserve">Visto bueno</w:t>
+            </w:r>
+          </w:p>
+        </w:tc>
+        <w:tc>
+          <w:tcPr>
+            <w:tcW w:type="dxa" w:w="7226"/>
+            <w:tcMar>
+              <w:top w:type="dxa" w:w="70"/>
+              <w:left w:type="dxa" w:w="100"/>
+              <w:bottom w:type="dxa" w:w="70"/>
+              <w:right w:type="dxa" w:w="100"/>
+            </w:tcMar>
+          </w:tcPr>
+          <w:p>
+            <w:pPr>
+              <w:keepNext/>
+              <w:spacing w:after="0" w:before="0"/>
+            </w:pPr>
+            <w:r>
+              <w:rPr>
+                <w:sz w:val="20"/>
+                <w:szCs w:val="20"/>
+              </w:rPr>
+              <w:t xml:space="preserve">La persona a cargo de la tesis lo aprobó el 20 de octubre de 2026 («si esto es lo que recomienda el profesor, sí»).</w:t>
+            </w:r>
+          </w:p>
+        </w:tc>
+      </w:tr>
+      <w:tr>
+        <w:trPr>
+          <w:cantSplit/>
+        </w:trPr>
+        <w:tc>
+          <w:tcPr>
+            <w:tcW w:type="dxa" w:w="1800"/>
+            <w:shd w:fill="F2F2F2" w:color="auto" w:val="clear"/>
+            <w:tcMar>
+              <w:top w:type="dxa" w:w="70"/>
+              <w:left w:type="dxa" w:w="100"/>
+              <w:bottom w:type="dxa" w:w="70"/>
+              <w:right w:type="dxa" w:w="100"/>
+            </w:tcMar>
+          </w:tcPr>
+          <w:p>
+            <w:pPr>
+              <w:keepNext/>
+              <w:spacing w:after="0"/>
+            </w:pPr>
+            <w:r>
+              <w:rPr>
+                <w:b/>
+                <w:bCs/>
+                <w:color w:val="404040"/>
+                <w:sz w:val="20"/>
+                <w:szCs w:val="20"/>
+              </w:rPr>
+              <w:t xml:space="preserve">Completa a</w:t>
+            </w:r>
+          </w:p>
+        </w:tc>
+        <w:tc>
+          <w:tcPr>
+            <w:tcW w:type="dxa" w:w="7226"/>
+            <w:tcMar>
+              <w:top w:type="dxa" w:w="70"/>
+              <w:left w:type="dxa" w:w="100"/>
+              <w:bottom w:type="dxa" w:w="70"/>
+              <w:right w:type="dxa" w:w="100"/>
+            </w:tcMar>
+          </w:tcPr>
+          <w:p>
+            <w:pPr>
+              <w:keepNext/>
+              <w:spacing w:after="0" w:before="0"/>
+            </w:pPr>
+            <w:hyperlink w:history="1" w:anchor="E_D31">
+              <w:r>
+                <w:rPr>
+                  <w:color w:val="0563C1"/>
+                  <w:sz w:val="20"/>
+                  <w:szCs w:val="20"/>
+                  <w:u w:val="single"/>
+                </w:rPr>
+                <w:t xml:space="preserve">D31</w:t>
+              </w:r>
+            </w:hyperlink>
+            <w:r>
+              <w:rPr>
+                <w:sz w:val="20"/>
+                <w:szCs w:val="20"/>
+              </w:rPr>
+              <w:t xml:space="preserve"> y </w:t>
+            </w:r>
+            <w:hyperlink w:history="1" w:anchor="E_H17">
+              <w:r>
+                <w:rPr>
+                  <w:color w:val="0563C1"/>
+                  <w:sz w:val="20"/>
+                  <w:szCs w:val="20"/>
+                  <w:u w:val="single"/>
+                </w:rPr>
+                <w:t xml:space="preserve">H17</w:t>
+              </w:r>
+            </w:hyperlink>
+            <w:r>
+              <w:rPr>
+                <w:sz w:val="20"/>
+                <w:szCs w:val="20"/>
+              </w:rPr>
+              <w:t xml:space="preserve">. Se fundamenta en </w:t>
+            </w:r>
+            <w:hyperlink w:history="1" w:anchor="E_H26">
+              <w:r>
+                <w:rPr>
+                  <w:color w:val="0563C1"/>
+                  <w:sz w:val="20"/>
+                  <w:szCs w:val="20"/>
+                  <w:u w:val="single"/>
+                </w:rPr>
+                <w:t xml:space="preserve">H26</w:t>
+              </w:r>
+            </w:hyperlink>
+            <w:r>
+              <w:rPr>
+                <w:sz w:val="20"/>
+                <w:szCs w:val="20"/>
+              </w:rPr>
+              <w:t xml:space="preserve">.</w:t>
+            </w:r>
+          </w:p>
+        </w:tc>
+      </w:tr>
+      <w:tr>
+        <w:trPr>
+          <w:cantSplit/>
+        </w:trPr>
+        <w:tc>
+          <w:tcPr>
+            <w:tcW w:type="dxa" w:w="1800"/>
+            <w:shd w:fill="F2F2F2" w:color="auto" w:val="clear"/>
+            <w:tcMar>
+              <w:top w:type="dxa" w:w="70"/>
+              <w:left w:type="dxa" w:w="100"/>
+              <w:bottom w:type="dxa" w:w="70"/>
+              <w:right w:type="dxa" w:w="100"/>
+            </w:tcMar>
+          </w:tcPr>
+          <w:p>
+            <w:pPr>
+              <w:keepNext/>
+              <w:spacing w:after="0"/>
+            </w:pPr>
+            <w:r>
+              <w:rPr>
+                <w:b/>
+                <w:bCs/>
+                <w:color w:val="404040"/>
+                <w:sz w:val="20"/>
+                <w:szCs w:val="20"/>
+              </w:rPr>
+              <w:t xml:space="preserve">Alcance</w:t>
+            </w:r>
+          </w:p>
+        </w:tc>
+        <w:tc>
+          <w:tcPr>
+            <w:tcW w:type="dxa" w:w="7226"/>
+            <w:tcMar>
+              <w:top w:type="dxa" w:w="70"/>
+              <w:left w:type="dxa" w:w="100"/>
+              <w:bottom w:type="dxa" w:w="70"/>
+              <w:right w:type="dxa" w:w="100"/>
+            </w:tcMar>
+          </w:tcPr>
+          <w:p>
+            <w:pPr>
+              <w:keepNext/>
+              <w:spacing w:after="0" w:before="0"/>
+            </w:pPr>
+            <w:r>
+              <w:rPr>
+                <w:sz w:val="20"/>
+                <w:szCs w:val="20"/>
+              </w:rPr>
+              <w:t xml:space="preserve">Solo se aplica cuando cuentan únicamente los ingresos no planificados (</w:t>
+            </w:r>
+            <w:r>
+              <w:rPr>
+                <w:rFonts w:ascii="Consolas" w:cs="Consolas" w:eastAsia="Consolas" w:hAnsi="Consolas"/>
+                <w:sz w:val="18"/>
+                <w:szCs w:val="18"/>
+                <w:shd w:fill="F2F2F2" w:color="auto" w:val="clear"/>
+              </w:rPr>
+              <w:t xml:space="preserve">reingreso_solo_no_planificado</w:t>
+            </w:r>
+            <w:r>
+              <w:rPr>
+                <w:sz w:val="20"/>
+                <w:szCs w:val="20"/>
+              </w:rPr>
+              <w:t xml:space="preserve"> = SI). Si se cuenta todo ingreso, un parto también es reingreso y los partos sí pueden tener un reingreso relacionado.</w:t>
+            </w:r>
+          </w:p>
+        </w:tc>
+      </w:tr>
+      <w:tr>
+        <w:trPr>
+          <w:cantSplit/>
+        </w:trPr>
+        <w:tc>
+          <w:tcPr>
+            <w:tcW w:type="dxa" w:w="1800"/>
+            <w:shd w:fill="F2F2F2" w:color="auto" w:val="clear"/>
+            <w:tcMar>
+              <w:top w:type="dxa" w:w="70"/>
+              <w:left w:type="dxa" w:w="100"/>
+              <w:bottom w:type="dxa" w:w="70"/>
+              <w:right w:type="dxa" w:w="100"/>
+            </w:tcMar>
+          </w:tcPr>
+          <w:p>
+            <w:pPr>
+              <w:keepNext/>
+              <w:spacing w:after="0"/>
+            </w:pPr>
+            <w:r>
+              <w:rPr>
+                <w:b/>
+                <w:bCs/>
+                <w:color w:val="404040"/>
+                <w:sz w:val="20"/>
+                <w:szCs w:val="20"/>
+              </w:rPr>
+              <w:t xml:space="preserve">Evidencia</w:t>
+            </w:r>
+          </w:p>
+        </w:tc>
+        <w:tc>
+          <w:tcPr>
+            <w:tcW w:type="dxa" w:w="7226"/>
+            <w:tcMar>
+              <w:top w:type="dxa" w:w="70"/>
+              <w:left w:type="dxa" w:w="100"/>
+              <w:bottom w:type="dxa" w:w="70"/>
+              <w:right w:type="dxa" w:w="100"/>
+            </w:tcMar>
+          </w:tcPr>
+          <w:p>
+            <w:pPr>
+              <w:keepNext/>
+              <w:spacing w:after="0" w:before="0"/>
+            </w:pPr>
+            <w:r>
+              <w:rPr>
+                <w:rFonts w:ascii="Consolas" w:cs="Consolas" w:eastAsia="Consolas" w:hAnsi="Consolas"/>
+                <w:sz w:val="18"/>
+                <w:szCs w:val="18"/>
+                <w:shd w:fill="F2F2F2" w:color="auto" w:val="clear"/>
+              </w:rPr>
+              <w:t xml:space="preserve">2.2_depuracion_etiquetado/reportes/09_etiquetado.md</w:t>
+            </w:r>
+            <w:r>
+              <w:rPr>
+                <w:sz w:val="20"/>
+                <w:szCs w:val="20"/>
+              </w:rPr>
+              <w:t xml:space="preserve">, secciones 1 y 5; </w:t>
+            </w:r>
+            <w:r>
+              <w:rPr>
+                <w:rFonts w:ascii="Consolas" w:cs="Consolas" w:eastAsia="Consolas" w:hAnsi="Consolas"/>
+                <w:sz w:val="18"/>
+                <w:szCs w:val="18"/>
+                <w:shd w:fill="F2F2F2" w:color="auto" w:val="clear"/>
+              </w:rPr>
+              <w:t xml:space="preserve">2.2_depuracion_etiquetado/reportes/11_sensibilidad.md</w:t>
+            </w:r>
+            <w:r>
+              <w:rPr>
+                <w:sz w:val="20"/>
+                <w:szCs w:val="20"/>
+              </w:rPr>
+              <w:t xml:space="preserve">.</w:t>
+            </w:r>
+          </w:p>
+        </w:tc>
+      </w:tr>
+      <w:tr>
+        <w:trPr>
+          <w:cantSplit/>
+        </w:trPr>
+        <w:tc>
+          <w:tcPr>
+            <w:tcW w:type="dxa" w:w="1800"/>
+            <w:shd w:fill="F2F2F2" w:color="auto" w:val="clear"/>
+            <w:tcMar>
+              <w:top w:type="dxa" w:w="70"/>
+              <w:left w:type="dxa" w:w="100"/>
+              <w:bottom w:type="dxa" w:w="70"/>
+              <w:right w:type="dxa" w:w="100"/>
+            </w:tcMar>
+          </w:tcPr>
+          <w:p>
+            <w:pPr>
+              <w:keepNext w:val="false"/>
+              <w:spacing w:after="0"/>
+            </w:pPr>
+            <w:r>
+              <w:rPr>
+                <w:b/>
+                <w:bCs/>
+                <w:color w:val="404040"/>
+                <w:sz w:val="20"/>
+                <w:szCs w:val="20"/>
+              </w:rPr>
+              <w:t xml:space="preserve">Estado</w:t>
+            </w:r>
+          </w:p>
+        </w:tc>
+        <w:tc>
+          <w:tcPr>
+            <w:tcW w:type="dxa" w:w="7226"/>
+            <w:tcMar>
+              <w:top w:type="dxa" w:w="70"/>
+              <w:left w:type="dxa" w:w="100"/>
+              <w:bottom w:type="dxa" w:w="70"/>
+              <w:right w:type="dxa" w:w="100"/>
+            </w:tcMar>
+          </w:tcPr>
+          <w:p>
+            <w:pPr>
+              <w:keepNext w:val="false"/>
+              <w:spacing w:after="0" w:before="0"/>
+            </w:pPr>
+            <w:r>
+              <w:rPr>
+                <w:sz w:val="20"/>
+                <w:szCs w:val="20"/>
+              </w:rPr>
+              <w:t xml:space="preserve">Adoptada, por recomendación del profesor guía.</w:t>
+            </w:r>
+          </w:p>
+        </w:tc>
+      </w:tr>
+    </w:tbl>
+    <w:p>
+      <w:pPr>
+        <w:pStyle w:val="Heading2"/>
+      </w:pPr>
+      <w:bookmarkStart w:name="E_H27" w:id="31"/>
+      <w:r>
+        <w:rPr>
+          <w:color w:val="2E75B6"/>
+        </w:rPr>
+        <w:t xml:space="preserve">H27</w:t>
+      </w:r>
+      <w:bookmarkEnd w:id="31"/>
+      <w:r>
+        <w:t xml:space="preserve"> · Tabla de sensibilidad actualizada: partos, traslados y derivados</w:t>
+      </w:r>
+    </w:p>
+    <w:p>
+      <w:pPr>
+        <w:keepNext/>
+        <w:spacing w:after="100"/>
+      </w:pPr>
+      <w:r>
+        <w:rPr>
+          <w:b/>
+          <w:bCs/>
+          <w:color w:val="2E75B6"/>
+          <w:sz w:val="18"/>
+          <w:szCs w:val="18"/>
+        </w:rPr>
+        <w:t xml:space="preserve">Hallazgo</w:t>
+      </w:r>
+      <w:r>
+        <w:rPr>
+          <w:color w:val="808080"/>
+          <w:sz w:val="18"/>
+          <w:szCs w:val="18"/>
+        </w:rPr>
+        <w:t xml:space="preserve">  ·  20 de octubre de 2026</w:t>
+      </w:r>
+    </w:p>
+    <w:tbl>
+      <w:tblPr>
+        <w:tblW w:type="dxa" w:w="9026"/>
+        <w:tblBorders>
+          <w:top w:val="single" w:color="BFBFBF" w:sz="4"/>
+          <w:left w:val="single" w:color="BFBFBF" w:sz="4"/>
+          <w:bottom w:val="single" w:color="BFBFBF" w:sz="4"/>
+          <w:right w:val="single" w:color="BFBFBF" w:sz="4"/>
+          <w:insideH w:val="single" w:color="BFBFBF" w:sz="4"/>
+          <w:insideV w:val="single" w:color="BFBFBF" w:sz="4"/>
+        </w:tblBorders>
+        <w:tblLayout w:type="fixed"/>
+      </w:tblPr>
+      <w:tblGrid>
+        <w:gridCol w:w="1800"/>
+        <w:gridCol w:w="7226"/>
+      </w:tblGrid>
+      <w:tr>
+        <w:trPr>
+          <w:cantSplit/>
+        </w:trPr>
+        <w:tc>
+          <w:tcPr>
+            <w:tcW w:type="dxa" w:w="1800"/>
+            <w:shd w:fill="F2F2F2" w:color="auto" w:val="clear"/>
+            <w:tcMar>
+              <w:top w:type="dxa" w:w="70"/>
+              <w:left w:type="dxa" w:w="100"/>
+              <w:bottom w:type="dxa" w:w="70"/>
+              <w:right w:type="dxa" w:w="100"/>
+            </w:tcMar>
+          </w:tcPr>
+          <w:p>
+            <w:pPr>
+              <w:keepNext/>
+              <w:spacing w:after="0"/>
+            </w:pPr>
+            <w:r>
+              <w:rPr>
+                <w:b/>
+                <w:bCs/>
+                <w:color w:val="404040"/>
+                <w:sz w:val="20"/>
+                <w:szCs w:val="20"/>
+              </w:rPr>
+              <w:t xml:space="preserve">Actividad</w:t>
+            </w:r>
+          </w:p>
+        </w:tc>
+        <w:tc>
+          <w:tcPr>
+            <w:tcW w:type="dxa" w:w="7226"/>
+            <w:tcMar>
+              <w:top w:type="dxa" w:w="70"/>
+              <w:left w:type="dxa" w:w="100"/>
+              <w:bottom w:type="dxa" w:w="70"/>
+              <w:right w:type="dxa" w:w="100"/>
+            </w:tcMar>
+          </w:tcPr>
+          <w:p>
+            <w:pPr>
+              <w:keepNext/>
+              <w:spacing w:after="0" w:before="0"/>
+            </w:pPr>
+            <w:r>
+              <w:rPr>
+                <w:sz w:val="20"/>
+                <w:szCs w:val="20"/>
+              </w:rPr>
+              <w:t xml:space="preserve">2.2</w:t>
+            </w:r>
+          </w:p>
+        </w:tc>
+      </w:tr>
+      <w:tr>
+        <w:trPr>
+          <w:cantSplit/>
+        </w:trPr>
+        <w:tc>
+          <w:tcPr>
+            <w:tcW w:type="dxa" w:w="1800"/>
+            <w:shd w:fill="F2F2F2" w:color="auto" w:val="clear"/>
+            <w:tcMar>
+              <w:top w:type="dxa" w:w="70"/>
+              <w:left w:type="dxa" w:w="100"/>
+              <w:bottom w:type="dxa" w:w="70"/>
+              <w:right w:type="dxa" w:w="100"/>
+            </w:tcMar>
+          </w:tcPr>
+          <w:p>
+            <w:pPr>
+              <w:keepNext/>
+              <w:spacing w:after="0"/>
+            </w:pPr>
+            <w:r>
+              <w:rPr>
+                <w:b/>
+                <w:bCs/>
+                <w:color w:val="404040"/>
+                <w:sz w:val="20"/>
+                <w:szCs w:val="20"/>
+              </w:rPr>
+              <w:t xml:space="preserve">Contexto</w:t>
+            </w:r>
+          </w:p>
+        </w:tc>
+        <w:tc>
+          <w:tcPr>
+            <w:tcW w:type="dxa" w:w="7226"/>
+            <w:tcMar>
+              <w:top w:type="dxa" w:w="70"/>
+              <w:left w:type="dxa" w:w="100"/>
+              <w:bottom w:type="dxa" w:w="70"/>
+              <w:right w:type="dxa" w:w="100"/>
+            </w:tcMar>
+          </w:tcPr>
+          <w:p>
+            <w:pPr>
+              <w:keepNext/>
+              <w:spacing w:after="0" w:before="0"/>
+            </w:pPr>
+            <w:r>
+              <w:rPr>
+                <w:sz w:val="20"/>
+                <w:szCs w:val="20"/>
+              </w:rPr>
+              <w:t xml:space="preserve">En su revisión del 13 de octubre de 2026 (punto 2.4), el profesor guía pidió dos filas nuevas en la tabla de sensibilidad: una que una solo los traslados con marca explícita, para ver cuánto cambia la tasa a 7 días, y otra para los derivados sin continuación (</w:t>
+            </w:r>
+            <w:hyperlink w:history="1" w:anchor="E_D39">
+              <w:r>
+                <w:rPr>
+                  <w:color w:val="0563C1"/>
+                  <w:sz w:val="20"/>
+                  <w:szCs w:val="20"/>
+                  <w:u w:val="single"/>
+                </w:rPr>
+                <w:t xml:space="preserve">D39</w:t>
+              </w:r>
+            </w:hyperlink>
+            <w:r>
+              <w:rPr>
+                <w:sz w:val="20"/>
+                <w:szCs w:val="20"/>
+              </w:rPr>
+              <w:t xml:space="preserve">). Con </w:t>
+            </w:r>
+            <w:hyperlink w:history="1" w:anchor="E_D38">
+              <w:r>
+                <w:rPr>
+                  <w:color w:val="0563C1"/>
+                  <w:sz w:val="20"/>
+                  <w:szCs w:val="20"/>
+                  <w:u w:val="single"/>
+                </w:rPr>
+                <w:t xml:space="preserve">D38</w:t>
+              </w:r>
+            </w:hyperlink>
+            <w:r>
+              <w:rPr>
+                <w:sz w:val="20"/>
+                <w:szCs w:val="20"/>
+              </w:rPr>
+              <w:t xml:space="preserve">, además, cambian las tasas de las variables relacionadas del análisis principal.</w:t>
+            </w:r>
+          </w:p>
+        </w:tc>
+      </w:tr>
+      <w:tr>
+        <w:trPr>
+          <w:cantSplit/>
+        </w:trPr>
+        <w:tc>
+          <w:tcPr>
+            <w:tcW w:type="dxa" w:w="1800"/>
+            <w:shd w:fill="F2F2F2" w:color="auto" w:val="clear"/>
+            <w:tcMar>
+              <w:top w:type="dxa" w:w="70"/>
+              <w:left w:type="dxa" w:w="100"/>
+              <w:bottom w:type="dxa" w:w="70"/>
+              <w:right w:type="dxa" w:w="100"/>
+            </w:tcMar>
+          </w:tcPr>
+          <w:p>
+            <w:pPr>
+              <w:keepNext/>
+              <w:spacing w:after="0"/>
+            </w:pPr>
+            <w:r>
+              <w:rPr>
+                <w:b/>
+                <w:bCs/>
+                <w:color w:val="404040"/>
+                <w:sz w:val="20"/>
+                <w:szCs w:val="20"/>
+              </w:rPr>
+              <w:t xml:space="preserve">Hallazgo</w:t>
+            </w:r>
+          </w:p>
+        </w:tc>
+        <w:tc>
+          <w:tcPr>
+            <w:tcW w:type="dxa" w:w="7226"/>
+            <w:tcMar>
+              <w:top w:type="dxa" w:w="70"/>
+              <w:left w:type="dxa" w:w="100"/>
+              <w:bottom w:type="dxa" w:w="70"/>
+              <w:right w:type="dxa" w:w="100"/>
+            </w:tcMar>
+          </w:tcPr>
+          <w:p>
+            <w:pPr>
+              <w:keepNext/>
+              <w:spacing w:after="80" w:before="0"/>
+            </w:pPr>
+            <w:r>
+              <w:rPr>
+                <w:sz w:val="20"/>
+                <w:szCs w:val="20"/>
+              </w:rPr>
+              <w:t xml:space="preserve">Cada fila cambia una sola decisión y vuelve a calcular las cuatro variables con las mismas funciones de los scripts 08 y 09. En las dos variables relacionadas, los partos quedan sin dato salvo en las filas que los vuelven a incluir (la de los partos con valor 0 y la de las CDM 13 y 14 unidas).</w:t>
+            </w:r>
+          </w:p>
+          <w:tbl>
+            <w:tblPr>
+              <w:tblW w:type="dxa" w:w="7026"/>
+              <w:tblBorders>
+                <w:top w:val="single" w:color="BFBFBF" w:sz="4"/>
+                <w:left w:val="single" w:color="BFBFBF" w:sz="4"/>
+                <w:bottom w:val="single" w:color="BFBFBF" w:sz="4"/>
+                <w:right w:val="single" w:color="BFBFBF" w:sz="4"/>
+                <w:insideH w:val="single" w:color="BFBFBF" w:sz="4"/>
+                <w:insideV w:val="single" w:color="BFBFBF" w:sz="4"/>
+              </w:tblBorders>
+              <w:tblLayout w:type="fixed"/>
+            </w:tblPr>
+            <w:tblGrid>
+              <w:gridCol w:w="1391"/>
+              <w:gridCol w:w="1013"/>
+              <w:gridCol w:w="918"/>
+              <w:gridCol w:w="1297"/>
+              <w:gridCol w:w="1013"/>
+              <w:gridCol w:w="1394"/>
+            </w:tblGrid>
+            <w:tr>
+              <w:trPr>
+                <w:cantSplit/>
+                <w:tblHeader/>
+              </w:trPr>
+              <w:tc>
+                <w:tcPr>
+                  <w:tcW w:type="dxa" w:w="1391"/>
+                  <w:shd w:fill="D9E2F3" w:color="auto" w:val="clear"/>
+                  <w:tcMar>
+                    <w:top w:type="dxa" w:w="70"/>
+                    <w:left w:type="dxa" w:w="100"/>
+                    <w:bottom w:type="dxa" w:w="70"/>
+                    <w:right w:type="dxa" w:w="100"/>
+                  </w:tcMar>
+                  <w:vAlign w:val="center"/>
+                </w:tcPr>
+                <w:p>
+                  <w:pPr>
+                    <w:spacing w:after="0"/>
+                  </w:pPr>
+                  <w:r>
+                    <w:rPr>
+                      <w:b/>
+                      <w:bCs/>
+                      <w:sz w:val="18"/>
+                      <w:szCs w:val="18"/>
+                    </w:rPr>
+                    <w:t xml:space="preserve">Escenario</w:t>
+                  </w:r>
+                </w:p>
+              </w:tc>
+              <w:tc>
+                <w:tcPr>
+                  <w:tcW w:type="dxa" w:w="1013"/>
+                  <w:shd w:fill="D9E2F3" w:color="auto" w:val="clear"/>
+                  <w:tcMar>
+                    <w:top w:type="dxa" w:w="70"/>
+                    <w:left w:type="dxa" w:w="100"/>
+                    <w:bottom w:type="dxa" w:w="70"/>
+                    <w:right w:type="dxa" w:w="100"/>
+                  </w:tcMar>
+                  <w:vAlign w:val="center"/>
+                </w:tcPr>
+                <w:p>
+                  <w:pPr>
+                    <w:spacing w:after="0"/>
+                  </w:pPr>
+                  <w:r>
+                    <w:rPr>
+                      <w:b/>
+                      <w:bCs/>
+                      <w:sz w:val="18"/>
+                      <w:szCs w:val="18"/>
+                    </w:rPr>
+                    <w:t xml:space="preserve">Casos de estudio</w:t>
+                  </w:r>
+                </w:p>
+              </w:tc>
+              <w:tc>
+                <w:tcPr>
+                  <w:tcW w:type="dxa" w:w="918"/>
+                  <w:shd w:fill="D9E2F3" w:color="auto" w:val="clear"/>
+                  <w:tcMar>
+                    <w:top w:type="dxa" w:w="70"/>
+                    <w:left w:type="dxa" w:w="100"/>
+                    <w:bottom w:type="dxa" w:w="70"/>
+                    <w:right w:type="dxa" w:w="100"/>
+                  </w:tcMar>
+                  <w:vAlign w:val="center"/>
+                </w:tcPr>
+                <w:p>
+                  <w:pPr>
+                    <w:spacing w:after="0"/>
+                  </w:pPr>
+                  <w:r>
+                    <w:rPr>
+                      <w:rFonts w:ascii="Consolas" w:cs="Consolas" w:eastAsia="Consolas" w:hAnsi="Consolas"/>
+                      <w:b/>
+                      <w:bCs/>
+                      <w:sz w:val="16"/>
+                      <w:szCs w:val="16"/>
+                      <w:shd w:fill="F2F2F2" w:color="auto" w:val="clear"/>
+                    </w:rPr>
+                    <w:t xml:space="preserve">REING_7D</w:t>
+                  </w:r>
+                </w:p>
+              </w:tc>
+              <w:tc>
+                <w:tcPr>
+                  <w:tcW w:type="dxa" w:w="1297"/>
+                  <w:shd w:fill="D9E2F3" w:color="auto" w:val="clear"/>
+                  <w:tcMar>
+                    <w:top w:type="dxa" w:w="70"/>
+                    <w:left w:type="dxa" w:w="100"/>
+                    <w:bottom w:type="dxa" w:w="70"/>
+                    <w:right w:type="dxa" w:w="100"/>
+                  </w:tcMar>
+                  <w:vAlign w:val="center"/>
+                </w:tcPr>
+                <w:p>
+                  <w:pPr>
+                    <w:spacing w:after="0"/>
+                  </w:pPr>
+                  <w:r>
+                    <w:rPr>
+                      <w:rFonts w:ascii="Consolas" w:cs="Consolas" w:eastAsia="Consolas" w:hAnsi="Consolas"/>
+                      <w:b/>
+                      <w:bCs/>
+                      <w:sz w:val="16"/>
+                      <w:szCs w:val="16"/>
+                      <w:shd w:fill="F2F2F2" w:color="auto" w:val="clear"/>
+                    </w:rPr>
+                    <w:t xml:space="preserve">REING_7D_CDM</w:t>
+                  </w:r>
+                </w:p>
+              </w:tc>
+              <w:tc>
+                <w:tcPr>
+                  <w:tcW w:type="dxa" w:w="1013"/>
+                  <w:shd w:fill="D9E2F3" w:color="auto" w:val="clear"/>
+                  <w:tcMar>
+                    <w:top w:type="dxa" w:w="70"/>
+                    <w:left w:type="dxa" w:w="100"/>
+                    <w:bottom w:type="dxa" w:w="70"/>
+                    <w:right w:type="dxa" w:w="100"/>
+                  </w:tcMar>
+                  <w:vAlign w:val="center"/>
+                </w:tcPr>
+                <w:p>
+                  <w:pPr>
+                    <w:spacing w:after="0"/>
+                  </w:pPr>
+                  <w:r>
+                    <w:rPr>
+                      <w:rFonts w:ascii="Consolas" w:cs="Consolas" w:eastAsia="Consolas" w:hAnsi="Consolas"/>
+                      <w:b/>
+                      <w:bCs/>
+                      <w:sz w:val="16"/>
+                      <w:szCs w:val="16"/>
+                      <w:shd w:fill="F2F2F2" w:color="auto" w:val="clear"/>
+                    </w:rPr>
+                    <w:t xml:space="preserve">REING_30D</w:t>
+                  </w:r>
+                </w:p>
+              </w:tc>
+              <w:tc>
+                <w:tcPr>
+                  <w:tcW w:type="dxa" w:w="1394"/>
+                  <w:shd w:fill="D9E2F3" w:color="auto" w:val="clear"/>
+                  <w:tcMar>
+                    <w:top w:type="dxa" w:w="70"/>
+                    <w:left w:type="dxa" w:w="100"/>
+                    <w:bottom w:type="dxa" w:w="70"/>
+                    <w:right w:type="dxa" w:w="100"/>
+                  </w:tcMar>
+                  <w:vAlign w:val="center"/>
+                </w:tcPr>
+                <w:p>
+                  <w:pPr>
+                    <w:spacing w:after="0"/>
+                  </w:pPr>
+                  <w:r>
+                    <w:rPr>
+                      <w:rFonts w:ascii="Consolas" w:cs="Consolas" w:eastAsia="Consolas" w:hAnsi="Consolas"/>
+                      <w:b/>
+                      <w:bCs/>
+                      <w:sz w:val="16"/>
+                      <w:szCs w:val="16"/>
+                      <w:shd w:fill="F2F2F2" w:color="auto" w:val="clear"/>
+                    </w:rPr>
+                    <w:t xml:space="preserve">REING_30D_CDM</w:t>
+                  </w:r>
+                </w:p>
+              </w:tc>
+            </w:tr>
+            <w:tr>
+              <w:trPr>
+                <w:cantSplit/>
+                <w:tblHeader w:val="off"/>
+              </w:trPr>
+              <w:tc>
+                <w:tcPr>
+                  <w:tcW w:type="dxa" w:w="1391"/>
+                  <w:tcMar>
+                    <w:top w:type="dxa" w:w="70"/>
+                    <w:left w:type="dxa" w:w="100"/>
+                    <w:bottom w:type="dxa" w:w="70"/>
+                    <w:right w:type="dxa" w:w="100"/>
+                  </w:tcMar>
+                  <w:vAlign w:val="center"/>
+                </w:tcPr>
+                <w:p>
+                  <w:pPr>
+                    <w:spacing w:after="0"/>
+                  </w:pPr>
+                  <w:r>
+                    <w:rPr>
+                      <w:sz w:val="18"/>
+                      <w:szCs w:val="18"/>
+                    </w:rPr>
+                    <w:t xml:space="preserve">Análisis principal</w:t>
+                  </w:r>
+                </w:p>
+              </w:tc>
+              <w:tc>
+                <w:tcPr>
+                  <w:tcW w:type="dxa" w:w="1013"/>
+                  <w:tcMar>
+                    <w:top w:type="dxa" w:w="70"/>
+                    <w:left w:type="dxa" w:w="100"/>
+                    <w:bottom w:type="dxa" w:w="70"/>
+                    <w:right w:type="dxa" w:w="100"/>
+                  </w:tcMar>
+                  <w:vAlign w:val="center"/>
+                </w:tcPr>
+                <w:p>
+                  <w:pPr>
+                    <w:spacing w:after="0"/>
+                  </w:pPr>
+                  <w:r>
+                    <w:rPr>
+                      <w:sz w:val="18"/>
+                      <w:szCs w:val="18"/>
+                    </w:rPr>
+                    <w:t xml:space="preserve">4.192.410</w:t>
+                  </w:r>
+                </w:p>
+              </w:tc>
+              <w:tc>
+                <w:tcPr>
+                  <w:tcW w:type="dxa" w:w="918"/>
+                  <w:tcMar>
+                    <w:top w:type="dxa" w:w="70"/>
+                    <w:left w:type="dxa" w:w="100"/>
+                    <w:bottom w:type="dxa" w:w="70"/>
+                    <w:right w:type="dxa" w:w="100"/>
+                  </w:tcMar>
+                  <w:vAlign w:val="center"/>
+                </w:tcPr>
+                <w:p>
+                  <w:pPr>
+                    <w:spacing w:after="0"/>
+                  </w:pPr>
+                  <w:r>
+                    <w:rPr>
+                      <w:sz w:val="18"/>
+                      <w:szCs w:val="18"/>
+                    </w:rPr>
+                    <w:t xml:space="preserve">2,07 %</w:t>
+                  </w:r>
+                </w:p>
+              </w:tc>
+              <w:tc>
+                <w:tcPr>
+                  <w:tcW w:type="dxa" w:w="1297"/>
+                  <w:tcMar>
+                    <w:top w:type="dxa" w:w="70"/>
+                    <w:left w:type="dxa" w:w="100"/>
+                    <w:bottom w:type="dxa" w:w="70"/>
+                    <w:right w:type="dxa" w:w="100"/>
+                  </w:tcMar>
+                  <w:vAlign w:val="center"/>
+                </w:tcPr>
+                <w:p>
+                  <w:pPr>
+                    <w:spacing w:after="0"/>
+                  </w:pPr>
+                  <w:r>
+                    <w:rPr>
+                      <w:sz w:val="18"/>
+                      <w:szCs w:val="18"/>
+                    </w:rPr>
+                    <w:t xml:space="preserve">1,26 %</w:t>
+                  </w:r>
+                </w:p>
+              </w:tc>
+              <w:tc>
+                <w:tcPr>
+                  <w:tcW w:type="dxa" w:w="1013"/>
+                  <w:tcMar>
+                    <w:top w:type="dxa" w:w="70"/>
+                    <w:left w:type="dxa" w:w="100"/>
+                    <w:bottom w:type="dxa" w:w="70"/>
+                    <w:right w:type="dxa" w:w="100"/>
+                  </w:tcMar>
+                  <w:vAlign w:val="center"/>
+                </w:tcPr>
+                <w:p>
+                  <w:pPr>
+                    <w:spacing w:after="0"/>
+                  </w:pPr>
+                  <w:r>
+                    <w:rPr>
+                      <w:sz w:val="18"/>
+                      <w:szCs w:val="18"/>
+                    </w:rPr>
+                    <w:t xml:space="preserve">5,90 %</w:t>
+                  </w:r>
+                </w:p>
+              </w:tc>
+              <w:tc>
+                <w:tcPr>
+                  <w:tcW w:type="dxa" w:w="1394"/>
+                  <w:tcMar>
+                    <w:top w:type="dxa" w:w="70"/>
+                    <w:left w:type="dxa" w:w="100"/>
+                    <w:bottom w:type="dxa" w:w="70"/>
+                    <w:right w:type="dxa" w:w="100"/>
+                  </w:tcMar>
+                  <w:vAlign w:val="center"/>
+                </w:tcPr>
+                <w:p>
+                  <w:pPr>
+                    <w:spacing w:after="0"/>
+                  </w:pPr>
+                  <w:r>
+                    <w:rPr>
+                      <w:sz w:val="18"/>
+                      <w:szCs w:val="18"/>
+                    </w:rPr>
+                    <w:t xml:space="preserve">3,55 %</w:t>
+                  </w:r>
+                </w:p>
+              </w:tc>
+            </w:tr>
+            <w:tr>
+              <w:trPr>
+                <w:cantSplit/>
+                <w:tblHeader w:val="off"/>
+              </w:trPr>
+              <w:tc>
+                <w:tcPr>
+                  <w:tcW w:type="dxa" w:w="1391"/>
+                  <w:tcMar>
+                    <w:top w:type="dxa" w:w="70"/>
+                    <w:left w:type="dxa" w:w="100"/>
+                    <w:bottom w:type="dxa" w:w="70"/>
+                    <w:right w:type="dxa" w:w="100"/>
+                  </w:tcMar>
+                  <w:vAlign w:val="center"/>
+                </w:tcPr>
+                <w:p>
+                  <w:pPr>
+                    <w:spacing w:after="0"/>
+                  </w:pPr>
+                  <w:r>
+                    <w:rPr>
+                      <w:sz w:val="18"/>
+                      <w:szCs w:val="18"/>
+                    </w:rPr>
+                    <w:t xml:space="preserve">Con las actividades que solo existen en 2019 (E04)</w:t>
+                  </w:r>
+                </w:p>
+              </w:tc>
+              <w:tc>
+                <w:tcPr>
+                  <w:tcW w:type="dxa" w:w="1013"/>
+                  <w:tcMar>
+                    <w:top w:type="dxa" w:w="70"/>
+                    <w:left w:type="dxa" w:w="100"/>
+                    <w:bottom w:type="dxa" w:w="70"/>
+                    <w:right w:type="dxa" w:w="100"/>
+                  </w:tcMar>
+                  <w:vAlign w:val="center"/>
+                </w:tcPr>
+                <w:p>
+                  <w:pPr>
+                    <w:spacing w:after="0"/>
+                  </w:pPr>
+                  <w:r>
+                    <w:rPr>
+                      <w:sz w:val="18"/>
+                      <w:szCs w:val="18"/>
+                    </w:rPr>
+                    <w:t xml:space="preserve">4.275.385</w:t>
+                  </w:r>
+                </w:p>
+              </w:tc>
+              <w:tc>
+                <w:tcPr>
+                  <w:tcW w:type="dxa" w:w="918"/>
+                  <w:tcMar>
+                    <w:top w:type="dxa" w:w="70"/>
+                    <w:left w:type="dxa" w:w="100"/>
+                    <w:bottom w:type="dxa" w:w="70"/>
+                    <w:right w:type="dxa" w:w="100"/>
+                  </w:tcMar>
+                  <w:vAlign w:val="center"/>
+                </w:tcPr>
+                <w:p>
+                  <w:pPr>
+                    <w:spacing w:after="0"/>
+                  </w:pPr>
+                  <w:r>
+                    <w:rPr>
+                      <w:sz w:val="18"/>
+                      <w:szCs w:val="18"/>
+                    </w:rPr>
+                    <w:t xml:space="preserve">2,11 %</w:t>
+                  </w:r>
+                </w:p>
+              </w:tc>
+              <w:tc>
+                <w:tcPr>
+                  <w:tcW w:type="dxa" w:w="1297"/>
+                  <w:tcMar>
+                    <w:top w:type="dxa" w:w="70"/>
+                    <w:left w:type="dxa" w:w="100"/>
+                    <w:bottom w:type="dxa" w:w="70"/>
+                    <w:right w:type="dxa" w:w="100"/>
+                  </w:tcMar>
+                  <w:vAlign w:val="center"/>
+                </w:tcPr>
+                <w:p>
+                  <w:pPr>
+                    <w:spacing w:after="0"/>
+                  </w:pPr>
+                  <w:r>
+                    <w:rPr>
+                      <w:sz w:val="18"/>
+                      <w:szCs w:val="18"/>
+                    </w:rPr>
+                    <w:t xml:space="preserve">1,29 %</w:t>
+                  </w:r>
+                </w:p>
+              </w:tc>
+              <w:tc>
+                <w:tcPr>
+                  <w:tcW w:type="dxa" w:w="1013"/>
+                  <w:tcMar>
+                    <w:top w:type="dxa" w:w="70"/>
+                    <w:left w:type="dxa" w:w="100"/>
+                    <w:bottom w:type="dxa" w:w="70"/>
+                    <w:right w:type="dxa" w:w="100"/>
+                  </w:tcMar>
+                  <w:vAlign w:val="center"/>
+                </w:tcPr>
+                <w:p>
+                  <w:pPr>
+                    <w:spacing w:after="0"/>
+                  </w:pPr>
+                  <w:r>
+                    <w:rPr>
+                      <w:sz w:val="18"/>
+                      <w:szCs w:val="18"/>
+                    </w:rPr>
+                    <w:t xml:space="preserve">5,99 %</w:t>
+                  </w:r>
+                </w:p>
+              </w:tc>
+              <w:tc>
+                <w:tcPr>
+                  <w:tcW w:type="dxa" w:w="1394"/>
+                  <w:tcMar>
+                    <w:top w:type="dxa" w:w="70"/>
+                    <w:left w:type="dxa" w:w="100"/>
+                    <w:bottom w:type="dxa" w:w="70"/>
+                    <w:right w:type="dxa" w:w="100"/>
+                  </w:tcMar>
+                  <w:vAlign w:val="center"/>
+                </w:tcPr>
+                <w:p>
+                  <w:pPr>
+                    <w:spacing w:after="0"/>
+                  </w:pPr>
+                  <w:r>
+                    <w:rPr>
+                      <w:sz w:val="18"/>
+                      <w:szCs w:val="18"/>
+                    </w:rPr>
+                    <w:t xml:space="preserve">3,59 %</w:t>
+                  </w:r>
+                </w:p>
+              </w:tc>
+            </w:tr>
+            <w:tr>
+              <w:trPr>
+                <w:cantSplit/>
+                <w:tblHeader w:val="off"/>
+              </w:trPr>
+              <w:tc>
+                <w:tcPr>
+                  <w:tcW w:type="dxa" w:w="1391"/>
+                  <w:tcMar>
+                    <w:top w:type="dxa" w:w="70"/>
+                    <w:left w:type="dxa" w:w="100"/>
+                    <w:bottom w:type="dxa" w:w="70"/>
+                    <w:right w:type="dxa" w:w="100"/>
+                  </w:tcMar>
+                  <w:vAlign w:val="center"/>
+                </w:tcPr>
+                <w:p>
+                  <w:pPr>
+                    <w:spacing w:after="0"/>
+                  </w:pPr>
+                  <w:r>
+                    <w:rPr>
+                      <w:sz w:val="18"/>
+                      <w:szCs w:val="18"/>
+                    </w:rPr>
+                    <w:t xml:space="preserve">Con la cirugía mayor ambulatoria (E13)</w:t>
+                  </w:r>
+                </w:p>
+              </w:tc>
+              <w:tc>
+                <w:tcPr>
+                  <w:tcW w:type="dxa" w:w="1013"/>
+                  <w:tcMar>
+                    <w:top w:type="dxa" w:w="70"/>
+                    <w:left w:type="dxa" w:w="100"/>
+                    <w:bottom w:type="dxa" w:w="70"/>
+                    <w:right w:type="dxa" w:w="100"/>
+                  </w:tcMar>
+                  <w:vAlign w:val="center"/>
+                </w:tcPr>
+                <w:p>
+                  <w:pPr>
+                    <w:spacing w:after="0"/>
+                  </w:pPr>
+                  <w:r>
+                    <w:rPr>
+                      <w:sz w:val="18"/>
+                      <w:szCs w:val="18"/>
+                    </w:rPr>
+                    <w:t xml:space="preserve">5.036.703</w:t>
+                  </w:r>
+                </w:p>
+              </w:tc>
+              <w:tc>
+                <w:tcPr>
+                  <w:tcW w:type="dxa" w:w="918"/>
+                  <w:tcMar>
+                    <w:top w:type="dxa" w:w="70"/>
+                    <w:left w:type="dxa" w:w="100"/>
+                    <w:bottom w:type="dxa" w:w="70"/>
+                    <w:right w:type="dxa" w:w="100"/>
+                  </w:tcMar>
+                  <w:vAlign w:val="center"/>
+                </w:tcPr>
+                <w:p>
+                  <w:pPr>
+                    <w:spacing w:after="0"/>
+                  </w:pPr>
+                  <w:r>
+                    <w:rPr>
+                      <w:sz w:val="18"/>
+                      <w:szCs w:val="18"/>
+                    </w:rPr>
+                    <w:t xml:space="preserve">1,79 %</w:t>
+                  </w:r>
+                </w:p>
+              </w:tc>
+              <w:tc>
+                <w:tcPr>
+                  <w:tcW w:type="dxa" w:w="1297"/>
+                  <w:tcMar>
+                    <w:top w:type="dxa" w:w="70"/>
+                    <w:left w:type="dxa" w:w="100"/>
+                    <w:bottom w:type="dxa" w:w="70"/>
+                    <w:right w:type="dxa" w:w="100"/>
+                  </w:tcMar>
+                  <w:vAlign w:val="center"/>
+                </w:tcPr>
+                <w:p>
+                  <w:pPr>
+                    <w:spacing w:after="0"/>
+                  </w:pPr>
+                  <w:r>
+                    <w:rPr>
+                      <w:sz w:val="18"/>
+                      <w:szCs w:val="18"/>
+                    </w:rPr>
+                    <w:t xml:space="preserve">1,05 %</w:t>
+                  </w:r>
+                </w:p>
+              </w:tc>
+              <w:tc>
+                <w:tcPr>
+                  <w:tcW w:type="dxa" w:w="1013"/>
+                  <w:tcMar>
+                    <w:top w:type="dxa" w:w="70"/>
+                    <w:left w:type="dxa" w:w="100"/>
+                    <w:bottom w:type="dxa" w:w="70"/>
+                    <w:right w:type="dxa" w:w="100"/>
+                  </w:tcMar>
+                  <w:vAlign w:val="center"/>
+                </w:tcPr>
+                <w:p>
+                  <w:pPr>
+                    <w:spacing w:after="0"/>
+                  </w:pPr>
+                  <w:r>
+                    <w:rPr>
+                      <w:sz w:val="18"/>
+                      <w:szCs w:val="18"/>
+                    </w:rPr>
+                    <w:t xml:space="preserve">5,10 %</w:t>
+                  </w:r>
+                </w:p>
+              </w:tc>
+              <w:tc>
+                <w:tcPr>
+                  <w:tcW w:type="dxa" w:w="1394"/>
+                  <w:tcMar>
+                    <w:top w:type="dxa" w:w="70"/>
+                    <w:left w:type="dxa" w:w="100"/>
+                    <w:bottom w:type="dxa" w:w="70"/>
+                    <w:right w:type="dxa" w:w="100"/>
+                  </w:tcMar>
+                  <w:vAlign w:val="center"/>
+                </w:tcPr>
+                <w:p>
+                  <w:pPr>
+                    <w:spacing w:after="0"/>
+                  </w:pPr>
+                  <w:r>
+                    <w:rPr>
+                      <w:sz w:val="18"/>
+                      <w:szCs w:val="18"/>
+                    </w:rPr>
+                    <w:t xml:space="preserve">2,94 %</w:t>
+                  </w:r>
+                </w:p>
+              </w:tc>
+            </w:tr>
+            <w:tr>
+              <w:trPr>
+                <w:cantSplit/>
+                <w:tblHeader w:val="off"/>
+              </w:trPr>
+              <w:tc>
+                <w:tcPr>
+                  <w:tcW w:type="dxa" w:w="1391"/>
+                  <w:tcMar>
+                    <w:top w:type="dxa" w:w="70"/>
+                    <w:left w:type="dxa" w:w="100"/>
+                    <w:bottom w:type="dxa" w:w="70"/>
+                    <w:right w:type="dxa" w:w="100"/>
+                  </w:tcMar>
+                  <w:vAlign w:val="center"/>
+                </w:tcPr>
+                <w:p>
+                  <w:pPr>
+                    <w:spacing w:after="0"/>
+                  </w:pPr>
+                  <w:r>
+                    <w:rPr>
+                      <w:sz w:val="18"/>
+                      <w:szCs w:val="18"/>
+                    </w:rPr>
+                    <w:t xml:space="preserve">Con las sesiones de tratamiento (E14)</w:t>
+                  </w:r>
+                </w:p>
+              </w:tc>
+              <w:tc>
+                <w:tcPr>
+                  <w:tcW w:type="dxa" w:w="1013"/>
+                  <w:tcMar>
+                    <w:top w:type="dxa" w:w="70"/>
+                    <w:left w:type="dxa" w:w="100"/>
+                    <w:bottom w:type="dxa" w:w="70"/>
+                    <w:right w:type="dxa" w:w="100"/>
+                  </w:tcMar>
+                  <w:vAlign w:val="center"/>
+                </w:tcPr>
+                <w:p>
+                  <w:pPr>
+                    <w:spacing w:after="0"/>
+                  </w:pPr>
+                  <w:r>
+                    <w:rPr>
+                      <w:sz w:val="18"/>
+                      <w:szCs w:val="18"/>
+                    </w:rPr>
+                    <w:t xml:space="preserve">4.274.335</w:t>
+                  </w:r>
+                </w:p>
+              </w:tc>
+              <w:tc>
+                <w:tcPr>
+                  <w:tcW w:type="dxa" w:w="918"/>
+                  <w:tcMar>
+                    <w:top w:type="dxa" w:w="70"/>
+                    <w:left w:type="dxa" w:w="100"/>
+                    <w:bottom w:type="dxa" w:w="70"/>
+                    <w:right w:type="dxa" w:w="100"/>
+                  </w:tcMar>
+                  <w:vAlign w:val="center"/>
+                </w:tcPr>
+                <w:p>
+                  <w:pPr>
+                    <w:spacing w:after="0"/>
+                  </w:pPr>
+                  <w:r>
+                    <w:rPr>
+                      <w:sz w:val="18"/>
+                      <w:szCs w:val="18"/>
+                    </w:rPr>
+                    <w:t xml:space="preserve">2,08 %</w:t>
+                  </w:r>
+                </w:p>
+              </w:tc>
+              <w:tc>
+                <w:tcPr>
+                  <w:tcW w:type="dxa" w:w="1297"/>
+                  <w:tcMar>
+                    <w:top w:type="dxa" w:w="70"/>
+                    <w:left w:type="dxa" w:w="100"/>
+                    <w:bottom w:type="dxa" w:w="70"/>
+                    <w:right w:type="dxa" w:w="100"/>
+                  </w:tcMar>
+                  <w:vAlign w:val="center"/>
+                </w:tcPr>
+                <w:p>
+                  <w:pPr>
+                    <w:spacing w:after="0"/>
+                  </w:pPr>
+                  <w:r>
+                    <w:rPr>
+                      <w:sz w:val="18"/>
+                      <w:szCs w:val="18"/>
+                    </w:rPr>
+                    <w:t xml:space="preserve">1,24 %</w:t>
+                  </w:r>
+                </w:p>
+              </w:tc>
+              <w:tc>
+                <w:tcPr>
+                  <w:tcW w:type="dxa" w:w="1013"/>
+                  <w:tcMar>
+                    <w:top w:type="dxa" w:w="70"/>
+                    <w:left w:type="dxa" w:w="100"/>
+                    <w:bottom w:type="dxa" w:w="70"/>
+                    <w:right w:type="dxa" w:w="100"/>
+                  </w:tcMar>
+                  <w:vAlign w:val="center"/>
+                </w:tcPr>
+                <w:p>
+                  <w:pPr>
+                    <w:spacing w:after="0"/>
+                  </w:pPr>
+                  <w:r>
+                    <w:rPr>
+                      <w:sz w:val="18"/>
+                      <w:szCs w:val="18"/>
+                    </w:rPr>
+                    <w:t xml:space="preserve">5,94 %</w:t>
+                  </w:r>
+                </w:p>
+              </w:tc>
+              <w:tc>
+                <w:tcPr>
+                  <w:tcW w:type="dxa" w:w="1394"/>
+                  <w:tcMar>
+                    <w:top w:type="dxa" w:w="70"/>
+                    <w:left w:type="dxa" w:w="100"/>
+                    <w:bottom w:type="dxa" w:w="70"/>
+                    <w:right w:type="dxa" w:w="100"/>
+                  </w:tcMar>
+                  <w:vAlign w:val="center"/>
+                </w:tcPr>
+                <w:p>
+                  <w:pPr>
+                    <w:spacing w:after="0"/>
+                  </w:pPr>
+                  <w:r>
+                    <w:rPr>
+                      <w:sz w:val="18"/>
+                      <w:szCs w:val="18"/>
+                    </w:rPr>
+                    <w:t xml:space="preserve">3,50 %</w:t>
+                  </w:r>
+                </w:p>
+              </w:tc>
+            </w:tr>
+            <w:tr>
+              <w:trPr>
+                <w:cantSplit/>
+                <w:tblHeader w:val="off"/>
+              </w:trPr>
+              <w:tc>
+                <w:tcPr>
+                  <w:tcW w:type="dxa" w:w="1391"/>
+                  <w:tcMar>
+                    <w:top w:type="dxa" w:w="70"/>
+                    <w:left w:type="dxa" w:w="100"/>
+                    <w:bottom w:type="dxa" w:w="70"/>
+                    <w:right w:type="dxa" w:w="100"/>
+                  </w:tcMar>
+                  <w:vAlign w:val="center"/>
+                </w:tcPr>
+                <w:p>
+                  <w:pPr>
+                    <w:spacing w:after="0"/>
+                  </w:pPr>
+                  <w:r>
+                    <w:rPr>
+                      <w:sz w:val="18"/>
+                      <w:szCs w:val="18"/>
+                    </w:rPr>
+                    <w:t xml:space="preserve">Con los partos en las variables relacionadas, con valor 0</w:t>
+                  </w:r>
+                </w:p>
+              </w:tc>
+              <w:tc>
+                <w:tcPr>
+                  <w:tcW w:type="dxa" w:w="1013"/>
+                  <w:tcMar>
+                    <w:top w:type="dxa" w:w="70"/>
+                    <w:left w:type="dxa" w:w="100"/>
+                    <w:bottom w:type="dxa" w:w="70"/>
+                    <w:right w:type="dxa" w:w="100"/>
+                  </w:tcMar>
+                  <w:vAlign w:val="center"/>
+                </w:tcPr>
+                <w:p>
+                  <w:pPr>
+                    <w:spacing w:after="0"/>
+                  </w:pPr>
+                  <w:r>
+                    <w:rPr>
+                      <w:sz w:val="18"/>
+                      <w:szCs w:val="18"/>
+                    </w:rPr>
+                    <w:t xml:space="preserve">4.192.410</w:t>
+                  </w:r>
+                </w:p>
+              </w:tc>
+              <w:tc>
+                <w:tcPr>
+                  <w:tcW w:type="dxa" w:w="918"/>
+                  <w:tcMar>
+                    <w:top w:type="dxa" w:w="70"/>
+                    <w:left w:type="dxa" w:w="100"/>
+                    <w:bottom w:type="dxa" w:w="70"/>
+                    <w:right w:type="dxa" w:w="100"/>
+                  </w:tcMar>
+                  <w:vAlign w:val="center"/>
+                </w:tcPr>
+                <w:p>
+                  <w:pPr>
+                    <w:spacing w:after="0"/>
+                  </w:pPr>
+                  <w:r>
+                    <w:rPr>
+                      <w:sz w:val="18"/>
+                      <w:szCs w:val="18"/>
+                    </w:rPr>
+                    <w:t xml:space="preserve">2,07 %</w:t>
+                  </w:r>
+                </w:p>
+              </w:tc>
+              <w:tc>
+                <w:tcPr>
+                  <w:tcW w:type="dxa" w:w="1297"/>
+                  <w:tcMar>
+                    <w:top w:type="dxa" w:w="70"/>
+                    <w:left w:type="dxa" w:w="100"/>
+                    <w:bottom w:type="dxa" w:w="70"/>
+                    <w:right w:type="dxa" w:w="100"/>
+                  </w:tcMar>
+                  <w:vAlign w:val="center"/>
+                </w:tcPr>
+                <w:p>
+                  <w:pPr>
+                    <w:spacing w:after="0"/>
+                  </w:pPr>
+                  <w:r>
+                    <w:rPr>
+                      <w:sz w:val="18"/>
+                      <w:szCs w:val="18"/>
+                    </w:rPr>
+                    <w:t xml:space="preserve">1,08 %</w:t>
+                  </w:r>
+                </w:p>
+              </w:tc>
+              <w:tc>
+                <w:tcPr>
+                  <w:tcW w:type="dxa" w:w="1013"/>
+                  <w:tcMar>
+                    <w:top w:type="dxa" w:w="70"/>
+                    <w:left w:type="dxa" w:w="100"/>
+                    <w:bottom w:type="dxa" w:w="70"/>
+                    <w:right w:type="dxa" w:w="100"/>
+                  </w:tcMar>
+                  <w:vAlign w:val="center"/>
+                </w:tcPr>
+                <w:p>
+                  <w:pPr>
+                    <w:spacing w:after="0"/>
+                  </w:pPr>
+                  <w:r>
+                    <w:rPr>
+                      <w:sz w:val="18"/>
+                      <w:szCs w:val="18"/>
+                    </w:rPr>
+                    <w:t xml:space="preserve">5,90 %</w:t>
+                  </w:r>
+                </w:p>
+              </w:tc>
+              <w:tc>
+                <w:tcPr>
+                  <w:tcW w:type="dxa" w:w="1394"/>
+                  <w:tcMar>
+                    <w:top w:type="dxa" w:w="70"/>
+                    <w:left w:type="dxa" w:w="100"/>
+                    <w:bottom w:type="dxa" w:w="70"/>
+                    <w:right w:type="dxa" w:w="100"/>
+                  </w:tcMar>
+                  <w:vAlign w:val="center"/>
+                </w:tcPr>
+                <w:p>
+                  <w:pPr>
+                    <w:spacing w:after="0"/>
+                  </w:pPr>
+                  <w:r>
+                    <w:rPr>
+                      <w:sz w:val="18"/>
+                      <w:szCs w:val="18"/>
+                    </w:rPr>
+                    <w:t xml:space="preserve">3,03 %</w:t>
+                  </w:r>
+                </w:p>
+              </w:tc>
+            </w:tr>
+            <w:tr>
+              <w:trPr>
+                <w:cantSplit/>
+                <w:tblHeader w:val="off"/>
+              </w:trPr>
+              <w:tc>
+                <w:tcPr>
+                  <w:tcW w:type="dxa" w:w="1391"/>
+                  <w:tcMar>
+                    <w:top w:type="dxa" w:w="70"/>
+                    <w:left w:type="dxa" w:w="100"/>
+                    <w:bottom w:type="dxa" w:w="70"/>
+                    <w:right w:type="dxa" w:w="100"/>
+                  </w:tcMar>
+                  <w:vAlign w:val="center"/>
+                </w:tcPr>
+                <w:p>
+                  <w:pPr>
+                    <w:spacing w:after="0"/>
+                  </w:pPr>
+                  <w:r>
+                    <w:rPr>
+                      <w:sz w:val="18"/>
+                      <w:szCs w:val="18"/>
+                    </w:rPr>
+                    <w:t xml:space="preserve">Con las CDM 13 y 14 como una sola</w:t>
+                  </w:r>
+                </w:p>
+              </w:tc>
+              <w:tc>
+                <w:tcPr>
+                  <w:tcW w:type="dxa" w:w="1013"/>
+                  <w:tcMar>
+                    <w:top w:type="dxa" w:w="70"/>
+                    <w:left w:type="dxa" w:w="100"/>
+                    <w:bottom w:type="dxa" w:w="70"/>
+                    <w:right w:type="dxa" w:w="100"/>
+                  </w:tcMar>
+                  <w:vAlign w:val="center"/>
+                </w:tcPr>
+                <w:p>
+                  <w:pPr>
+                    <w:spacing w:after="0"/>
+                  </w:pPr>
+                  <w:r>
+                    <w:rPr>
+                      <w:sz w:val="18"/>
+                      <w:szCs w:val="18"/>
+                    </w:rPr>
+                    <w:t xml:space="preserve">4.192.410</w:t>
+                  </w:r>
+                </w:p>
+              </w:tc>
+              <w:tc>
+                <w:tcPr>
+                  <w:tcW w:type="dxa" w:w="918"/>
+                  <w:tcMar>
+                    <w:top w:type="dxa" w:w="70"/>
+                    <w:left w:type="dxa" w:w="100"/>
+                    <w:bottom w:type="dxa" w:w="70"/>
+                    <w:right w:type="dxa" w:w="100"/>
+                  </w:tcMar>
+                  <w:vAlign w:val="center"/>
+                </w:tcPr>
+                <w:p>
+                  <w:pPr>
+                    <w:spacing w:after="0"/>
+                  </w:pPr>
+                  <w:r>
+                    <w:rPr>
+                      <w:sz w:val="18"/>
+                      <w:szCs w:val="18"/>
+                    </w:rPr>
+                    <w:t xml:space="preserve">2,07 %</w:t>
+                  </w:r>
+                </w:p>
+              </w:tc>
+              <w:tc>
+                <w:tcPr>
+                  <w:tcW w:type="dxa" w:w="1297"/>
+                  <w:tcMar>
+                    <w:top w:type="dxa" w:w="70"/>
+                    <w:left w:type="dxa" w:w="100"/>
+                    <w:bottom w:type="dxa" w:w="70"/>
+                    <w:right w:type="dxa" w:w="100"/>
+                  </w:tcMar>
+                  <w:vAlign w:val="center"/>
+                </w:tcPr>
+                <w:p>
+                  <w:pPr>
+                    <w:spacing w:after="0"/>
+                  </w:pPr>
+                  <w:r>
+                    <w:rPr>
+                      <w:sz w:val="18"/>
+                      <w:szCs w:val="18"/>
+                    </w:rPr>
+                    <w:t xml:space="preserve">1,17 %</w:t>
+                  </w:r>
+                </w:p>
+              </w:tc>
+              <w:tc>
+                <w:tcPr>
+                  <w:tcW w:type="dxa" w:w="1013"/>
+                  <w:tcMar>
+                    <w:top w:type="dxa" w:w="70"/>
+                    <w:left w:type="dxa" w:w="100"/>
+                    <w:bottom w:type="dxa" w:w="70"/>
+                    <w:right w:type="dxa" w:w="100"/>
+                  </w:tcMar>
+                  <w:vAlign w:val="center"/>
+                </w:tcPr>
+                <w:p>
+                  <w:pPr>
+                    <w:spacing w:after="0"/>
+                  </w:pPr>
+                  <w:r>
+                    <w:rPr>
+                      <w:sz w:val="18"/>
+                      <w:szCs w:val="18"/>
+                    </w:rPr>
+                    <w:t xml:space="preserve">5,90 %</w:t>
+                  </w:r>
+                </w:p>
+              </w:tc>
+              <w:tc>
+                <w:tcPr>
+                  <w:tcW w:type="dxa" w:w="1394"/>
+                  <w:tcMar>
+                    <w:top w:type="dxa" w:w="70"/>
+                    <w:left w:type="dxa" w:w="100"/>
+                    <w:bottom w:type="dxa" w:w="70"/>
+                    <w:right w:type="dxa" w:w="100"/>
+                  </w:tcMar>
+                  <w:vAlign w:val="center"/>
+                </w:tcPr>
+                <w:p>
+                  <w:pPr>
+                    <w:spacing w:after="0"/>
+                  </w:pPr>
+                  <w:r>
+                    <w:rPr>
+                      <w:sz w:val="18"/>
+                      <w:szCs w:val="18"/>
+                    </w:rPr>
+                    <w:t xml:space="preserve">3,19 %</w:t>
+                  </w:r>
+                </w:p>
+              </w:tc>
+            </w:tr>
+            <w:tr>
+              <w:trPr>
+                <w:cantSplit/>
+                <w:tblHeader w:val="off"/>
+              </w:trPr>
+              <w:tc>
+                <w:tcPr>
+                  <w:tcW w:type="dxa" w:w="1391"/>
+                  <w:tcMar>
+                    <w:top w:type="dxa" w:w="70"/>
+                    <w:left w:type="dxa" w:w="100"/>
+                    <w:bottom w:type="dxa" w:w="70"/>
+                    <w:right w:type="dxa" w:w="100"/>
+                  </w:tcMar>
+                  <w:vAlign w:val="center"/>
+                </w:tcPr>
+                <w:p>
+                  <w:pPr>
+                    <w:spacing w:after="0"/>
+                  </w:pPr>
+                  <w:r>
+                    <w:rPr>
+                      <w:sz w:val="18"/>
+                      <w:szCs w:val="18"/>
+                    </w:rPr>
+                    <w:t xml:space="preserve">Censura sin margen</w:t>
+                  </w:r>
+                </w:p>
+              </w:tc>
+              <w:tc>
+                <w:tcPr>
+                  <w:tcW w:type="dxa" w:w="1013"/>
+                  <w:tcMar>
+                    <w:top w:type="dxa" w:w="70"/>
+                    <w:left w:type="dxa" w:w="100"/>
+                    <w:bottom w:type="dxa" w:w="70"/>
+                    <w:right w:type="dxa" w:w="100"/>
+                  </w:tcMar>
+                  <w:vAlign w:val="center"/>
+                </w:tcPr>
+                <w:p>
+                  <w:pPr>
+                    <w:spacing w:after="0"/>
+                  </w:pPr>
+                  <w:r>
+                    <w:rPr>
+                      <w:sz w:val="18"/>
+                      <w:szCs w:val="18"/>
+                    </w:rPr>
+                    <w:t xml:space="preserve">4.313.289</w:t>
+                  </w:r>
+                </w:p>
+              </w:tc>
+              <w:tc>
+                <w:tcPr>
+                  <w:tcW w:type="dxa" w:w="918"/>
+                  <w:tcMar>
+                    <w:top w:type="dxa" w:w="70"/>
+                    <w:left w:type="dxa" w:w="100"/>
+                    <w:bottom w:type="dxa" w:w="70"/>
+                    <w:right w:type="dxa" w:w="100"/>
+                  </w:tcMar>
+                  <w:vAlign w:val="center"/>
+                </w:tcPr>
+                <w:p>
+                  <w:pPr>
+                    <w:spacing w:after="0"/>
+                  </w:pPr>
+                  <w:r>
+                    <w:rPr>
+                      <w:sz w:val="18"/>
+                      <w:szCs w:val="18"/>
+                    </w:rPr>
+                    <w:t xml:space="preserve">2,06 %</w:t>
+                  </w:r>
+                </w:p>
+              </w:tc>
+              <w:tc>
+                <w:tcPr>
+                  <w:tcW w:type="dxa" w:w="1297"/>
+                  <w:tcMar>
+                    <w:top w:type="dxa" w:w="70"/>
+                    <w:left w:type="dxa" w:w="100"/>
+                    <w:bottom w:type="dxa" w:w="70"/>
+                    <w:right w:type="dxa" w:w="100"/>
+                  </w:tcMar>
+                  <w:vAlign w:val="center"/>
+                </w:tcPr>
+                <w:p>
+                  <w:pPr>
+                    <w:spacing w:after="0"/>
+                  </w:pPr>
+                  <w:r>
+                    <w:rPr>
+                      <w:sz w:val="18"/>
+                      <w:szCs w:val="18"/>
+                    </w:rPr>
+                    <w:t xml:space="preserve">1,26 %</w:t>
+                  </w:r>
+                </w:p>
+              </w:tc>
+              <w:tc>
+                <w:tcPr>
+                  <w:tcW w:type="dxa" w:w="1013"/>
+                  <w:tcMar>
+                    <w:top w:type="dxa" w:w="70"/>
+                    <w:left w:type="dxa" w:w="100"/>
+                    <w:bottom w:type="dxa" w:w="70"/>
+                    <w:right w:type="dxa" w:w="100"/>
+                  </w:tcMar>
+                  <w:vAlign w:val="center"/>
+                </w:tcPr>
+                <w:p>
+                  <w:pPr>
+                    <w:spacing w:after="0"/>
+                  </w:pPr>
+                  <w:r>
+                    <w:rPr>
+                      <w:sz w:val="18"/>
+                      <w:szCs w:val="18"/>
+                    </w:rPr>
+                    <w:t xml:space="preserve">5,89 %</w:t>
+                  </w:r>
+                </w:p>
+              </w:tc>
+              <w:tc>
+                <w:tcPr>
+                  <w:tcW w:type="dxa" w:w="1394"/>
+                  <w:tcMar>
+                    <w:top w:type="dxa" w:w="70"/>
+                    <w:left w:type="dxa" w:w="100"/>
+                    <w:bottom w:type="dxa" w:w="70"/>
+                    <w:right w:type="dxa" w:w="100"/>
+                  </w:tcMar>
+                  <w:vAlign w:val="center"/>
+                </w:tcPr>
+                <w:p>
+                  <w:pPr>
+                    <w:spacing w:after="0"/>
+                  </w:pPr>
+                  <w:r>
+                    <w:rPr>
+                      <w:sz w:val="18"/>
+                      <w:szCs w:val="18"/>
+                    </w:rPr>
+                    <w:t xml:space="preserve">3,54 %</w:t>
+                  </w:r>
+                </w:p>
+              </w:tc>
+            </w:tr>
+            <w:tr>
+              <w:trPr>
+                <w:cantSplit/>
+                <w:tblHeader w:val="off"/>
+              </w:trPr>
+              <w:tc>
+                <w:tcPr>
+                  <w:tcW w:type="dxa" w:w="1391"/>
+                  <w:tcMar>
+                    <w:top w:type="dxa" w:w="70"/>
+                    <w:left w:type="dxa" w:w="100"/>
+                    <w:bottom w:type="dxa" w:w="70"/>
+                    <w:right w:type="dxa" w:w="100"/>
+                  </w:tcMar>
+                  <w:vAlign w:val="center"/>
+                </w:tcPr>
+                <w:p>
+                  <w:pPr>
+                    <w:spacing w:after="0"/>
+                  </w:pPr>
+                  <w:r>
+                    <w:rPr>
+                      <w:sz w:val="18"/>
+                      <w:szCs w:val="18"/>
+                    </w:rPr>
+                    <w:t xml:space="preserve">Solo los traslados con marca explícita</w:t>
+                  </w:r>
+                </w:p>
+              </w:tc>
+              <w:tc>
+                <w:tcPr>
+                  <w:tcW w:type="dxa" w:w="1013"/>
+                  <w:tcMar>
+                    <w:top w:type="dxa" w:w="70"/>
+                    <w:left w:type="dxa" w:w="100"/>
+                    <w:bottom w:type="dxa" w:w="70"/>
+                    <w:right w:type="dxa" w:w="100"/>
+                  </w:tcMar>
+                  <w:vAlign w:val="center"/>
+                </w:tcPr>
+                <w:p>
+                  <w:pPr>
+                    <w:spacing w:after="0"/>
+                  </w:pPr>
+                  <w:r>
+                    <w:rPr>
+                      <w:sz w:val="18"/>
+                      <w:szCs w:val="18"/>
+                    </w:rPr>
+                    <w:t xml:space="preserve">4.195.786</w:t>
+                  </w:r>
+                </w:p>
+              </w:tc>
+              <w:tc>
+                <w:tcPr>
+                  <w:tcW w:type="dxa" w:w="918"/>
+                  <w:tcMar>
+                    <w:top w:type="dxa" w:w="70"/>
+                    <w:left w:type="dxa" w:w="100"/>
+                    <w:bottom w:type="dxa" w:w="70"/>
+                    <w:right w:type="dxa" w:w="100"/>
+                  </w:tcMar>
+                  <w:vAlign w:val="center"/>
+                </w:tcPr>
+                <w:p>
+                  <w:pPr>
+                    <w:spacing w:after="0"/>
+                  </w:pPr>
+                  <w:r>
+                    <w:rPr>
+                      <w:sz w:val="18"/>
+                      <w:szCs w:val="18"/>
+                    </w:rPr>
+                    <w:t xml:space="preserve">2,12 %</w:t>
+                  </w:r>
+                </w:p>
+              </w:tc>
+              <w:tc>
+                <w:tcPr>
+                  <w:tcW w:type="dxa" w:w="1297"/>
+                  <w:tcMar>
+                    <w:top w:type="dxa" w:w="70"/>
+                    <w:left w:type="dxa" w:w="100"/>
+                    <w:bottom w:type="dxa" w:w="70"/>
+                    <w:right w:type="dxa" w:w="100"/>
+                  </w:tcMar>
+                  <w:vAlign w:val="center"/>
+                </w:tcPr>
+                <w:p>
+                  <w:pPr>
+                    <w:spacing w:after="0"/>
+                  </w:pPr>
+                  <w:r>
+                    <w:rPr>
+                      <w:sz w:val="18"/>
+                      <w:szCs w:val="18"/>
+                    </w:rPr>
+                    <w:t xml:space="preserve">1,30 %</w:t>
+                  </w:r>
+                </w:p>
+              </w:tc>
+              <w:tc>
+                <w:tcPr>
+                  <w:tcW w:type="dxa" w:w="1013"/>
+                  <w:tcMar>
+                    <w:top w:type="dxa" w:w="70"/>
+                    <w:left w:type="dxa" w:w="100"/>
+                    <w:bottom w:type="dxa" w:w="70"/>
+                    <w:right w:type="dxa" w:w="100"/>
+                  </w:tcMar>
+                  <w:vAlign w:val="center"/>
+                </w:tcPr>
+                <w:p>
+                  <w:pPr>
+                    <w:spacing w:after="0"/>
+                  </w:pPr>
+                  <w:r>
+                    <w:rPr>
+                      <w:sz w:val="18"/>
+                      <w:szCs w:val="18"/>
+                    </w:rPr>
+                    <w:t xml:space="preserve">5,95 %</w:t>
+                  </w:r>
+                </w:p>
+              </w:tc>
+              <w:tc>
+                <w:tcPr>
+                  <w:tcW w:type="dxa" w:w="1394"/>
+                  <w:tcMar>
+                    <w:top w:type="dxa" w:w="70"/>
+                    <w:left w:type="dxa" w:w="100"/>
+                    <w:bottom w:type="dxa" w:w="70"/>
+                    <w:right w:type="dxa" w:w="100"/>
+                  </w:tcMar>
+                  <w:vAlign w:val="center"/>
+                </w:tcPr>
+                <w:p>
+                  <w:pPr>
+                    <w:spacing w:after="0"/>
+                  </w:pPr>
+                  <w:r>
+                    <w:rPr>
+                      <w:sz w:val="18"/>
+                      <w:szCs w:val="18"/>
+                    </w:rPr>
+                    <w:t xml:space="preserve">3,59 %</w:t>
+                  </w:r>
+                </w:p>
+              </w:tc>
+            </w:tr>
+            <w:tr>
+              <w:trPr>
+                <w:cantSplit/>
+                <w:tblHeader w:val="off"/>
+              </w:trPr>
+              <w:tc>
+                <w:tcPr>
+                  <w:tcW w:type="dxa" w:w="1391"/>
+                  <w:tcMar>
+                    <w:top w:type="dxa" w:w="70"/>
+                    <w:left w:type="dxa" w:w="100"/>
+                    <w:bottom w:type="dxa" w:w="70"/>
+                    <w:right w:type="dxa" w:w="100"/>
+                  </w:tcMar>
+                  <w:vAlign w:val="center"/>
+                </w:tcPr>
+                <w:p>
+                  <w:pPr>
+                    <w:spacing w:after="0"/>
+                  </w:pPr>
+                  <w:r>
+                    <w:rPr>
+                      <w:sz w:val="18"/>
+                      <w:szCs w:val="18"/>
+                    </w:rPr>
+                    <w:t xml:space="preserve">Con los derivados sin continuación como casos de estudio (E07 y E08)</w:t>
+                  </w:r>
+                </w:p>
+              </w:tc>
+              <w:tc>
+                <w:tcPr>
+                  <w:tcW w:type="dxa" w:w="1013"/>
+                  <w:tcMar>
+                    <w:top w:type="dxa" w:w="70"/>
+                    <w:left w:type="dxa" w:w="100"/>
+                    <w:bottom w:type="dxa" w:w="70"/>
+                    <w:right w:type="dxa" w:w="100"/>
+                  </w:tcMar>
+                  <w:vAlign w:val="center"/>
+                </w:tcPr>
+                <w:p>
+                  <w:pPr>
+                    <w:spacing w:after="0"/>
+                  </w:pPr>
+                  <w:r>
+                    <w:rPr>
+                      <w:sz w:val="18"/>
+                      <w:szCs w:val="18"/>
+                    </w:rPr>
+                    <w:t xml:space="preserve">4.286.199</w:t>
+                  </w:r>
+                </w:p>
+              </w:tc>
+              <w:tc>
+                <w:tcPr>
+                  <w:tcW w:type="dxa" w:w="918"/>
+                  <w:tcMar>
+                    <w:top w:type="dxa" w:w="70"/>
+                    <w:left w:type="dxa" w:w="100"/>
+                    <w:bottom w:type="dxa" w:w="70"/>
+                    <w:right w:type="dxa" w:w="100"/>
+                  </w:tcMar>
+                  <w:vAlign w:val="center"/>
+                </w:tcPr>
+                <w:p>
+                  <w:pPr>
+                    <w:spacing w:after="0"/>
+                  </w:pPr>
+                  <w:r>
+                    <w:rPr>
+                      <w:sz w:val="18"/>
+                      <w:szCs w:val="18"/>
+                    </w:rPr>
+                    <w:t xml:space="preserve">2,12 %</w:t>
+                  </w:r>
+                </w:p>
+              </w:tc>
+              <w:tc>
+                <w:tcPr>
+                  <w:tcW w:type="dxa" w:w="1297"/>
+                  <w:tcMar>
+                    <w:top w:type="dxa" w:w="70"/>
+                    <w:left w:type="dxa" w:w="100"/>
+                    <w:bottom w:type="dxa" w:w="70"/>
+                    <w:right w:type="dxa" w:w="100"/>
+                  </w:tcMar>
+                  <w:vAlign w:val="center"/>
+                </w:tcPr>
+                <w:p>
+                  <w:pPr>
+                    <w:spacing w:after="0"/>
+                  </w:pPr>
+                  <w:r>
+                    <w:rPr>
+                      <w:sz w:val="18"/>
+                      <w:szCs w:val="18"/>
+                    </w:rPr>
+                    <w:t xml:space="preserve">1,30 %</w:t>
+                  </w:r>
+                </w:p>
+              </w:tc>
+              <w:tc>
+                <w:tcPr>
+                  <w:tcW w:type="dxa" w:w="1013"/>
+                  <w:tcMar>
+                    <w:top w:type="dxa" w:w="70"/>
+                    <w:left w:type="dxa" w:w="100"/>
+                    <w:bottom w:type="dxa" w:w="70"/>
+                    <w:right w:type="dxa" w:w="100"/>
+                  </w:tcMar>
+                  <w:vAlign w:val="center"/>
+                </w:tcPr>
+                <w:p>
+                  <w:pPr>
+                    <w:spacing w:after="0"/>
+                  </w:pPr>
+                  <w:r>
+                    <w:rPr>
+                      <w:sz w:val="18"/>
+                      <w:szCs w:val="18"/>
+                    </w:rPr>
+                    <w:t xml:space="preserve">5,98 %</w:t>
+                  </w:r>
+                </w:p>
+              </w:tc>
+              <w:tc>
+                <w:tcPr>
+                  <w:tcW w:type="dxa" w:w="1394"/>
+                  <w:tcMar>
+                    <w:top w:type="dxa" w:w="70"/>
+                    <w:left w:type="dxa" w:w="100"/>
+                    <w:bottom w:type="dxa" w:w="70"/>
+                    <w:right w:type="dxa" w:w="100"/>
+                  </w:tcMar>
+                  <w:vAlign w:val="center"/>
+                </w:tcPr>
+                <w:p>
+                  <w:pPr>
+                    <w:spacing w:after="0"/>
+                  </w:pPr>
+                  <w:r>
+                    <w:rPr>
+                      <w:sz w:val="18"/>
+                      <w:szCs w:val="18"/>
+                    </w:rPr>
+                    <w:t xml:space="preserve">3,59 %</w:t>
+                  </w:r>
+                </w:p>
+              </w:tc>
+            </w:tr>
+            <w:tr>
+              <w:trPr>
+                <w:cantSplit/>
+                <w:tblHeader w:val="off"/>
+              </w:trPr>
+              <w:tc>
+                <w:tcPr>
+                  <w:tcW w:type="dxa" w:w="1391"/>
+                  <w:tcMar>
+                    <w:top w:type="dxa" w:w="70"/>
+                    <w:left w:type="dxa" w:w="100"/>
+                    <w:bottom w:type="dxa" w:w="70"/>
+                    <w:right w:type="dxa" w:w="100"/>
+                  </w:tcMar>
+                  <w:vAlign w:val="center"/>
+                </w:tcPr>
+                <w:p>
+                  <w:pPr>
+                    <w:spacing w:after="0"/>
+                  </w:pPr>
+                  <w:r>
+                    <w:rPr>
+                      <w:sz w:val="18"/>
+                      <w:szCs w:val="18"/>
+                    </w:rPr>
+                    <w:t xml:space="preserve">Sin los casos con identidad ambigua</w:t>
+                  </w:r>
+                </w:p>
+              </w:tc>
+              <w:tc>
+                <w:tcPr>
+                  <w:tcW w:type="dxa" w:w="1013"/>
+                  <w:tcMar>
+                    <w:top w:type="dxa" w:w="70"/>
+                    <w:left w:type="dxa" w:w="100"/>
+                    <w:bottom w:type="dxa" w:w="70"/>
+                    <w:right w:type="dxa" w:w="100"/>
+                  </w:tcMar>
+                  <w:vAlign w:val="center"/>
+                </w:tcPr>
+                <w:p>
+                  <w:pPr>
+                    <w:spacing w:after="0"/>
+                  </w:pPr>
+                  <w:r>
+                    <w:rPr>
+                      <w:sz w:val="18"/>
+                      <w:szCs w:val="18"/>
+                    </w:rPr>
+                    <w:t xml:space="preserve">4.129.132</w:t>
+                  </w:r>
+                </w:p>
+              </w:tc>
+              <w:tc>
+                <w:tcPr>
+                  <w:tcW w:type="dxa" w:w="918"/>
+                  <w:tcMar>
+                    <w:top w:type="dxa" w:w="70"/>
+                    <w:left w:type="dxa" w:w="100"/>
+                    <w:bottom w:type="dxa" w:w="70"/>
+                    <w:right w:type="dxa" w:w="100"/>
+                  </w:tcMar>
+                  <w:vAlign w:val="center"/>
+                </w:tcPr>
+                <w:p>
+                  <w:pPr>
+                    <w:spacing w:after="0"/>
+                  </w:pPr>
+                  <w:r>
+                    <w:rPr>
+                      <w:sz w:val="18"/>
+                      <w:szCs w:val="18"/>
+                    </w:rPr>
+                    <w:t xml:space="preserve">2,03 %</w:t>
+                  </w:r>
+                </w:p>
+              </w:tc>
+              <w:tc>
+                <w:tcPr>
+                  <w:tcW w:type="dxa" w:w="1297"/>
+                  <w:tcMar>
+                    <w:top w:type="dxa" w:w="70"/>
+                    <w:left w:type="dxa" w:w="100"/>
+                    <w:bottom w:type="dxa" w:w="70"/>
+                    <w:right w:type="dxa" w:w="100"/>
+                  </w:tcMar>
+                  <w:vAlign w:val="center"/>
+                </w:tcPr>
+                <w:p>
+                  <w:pPr>
+                    <w:spacing w:after="0"/>
+                  </w:pPr>
+                  <w:r>
+                    <w:rPr>
+                      <w:sz w:val="18"/>
+                      <w:szCs w:val="18"/>
+                    </w:rPr>
+                    <w:t xml:space="preserve">1,25 %</w:t>
+                  </w:r>
+                </w:p>
+              </w:tc>
+              <w:tc>
+                <w:tcPr>
+                  <w:tcW w:type="dxa" w:w="1013"/>
+                  <w:tcMar>
+                    <w:top w:type="dxa" w:w="70"/>
+                    <w:left w:type="dxa" w:w="100"/>
+                    <w:bottom w:type="dxa" w:w="70"/>
+                    <w:right w:type="dxa" w:w="100"/>
+                  </w:tcMar>
+                  <w:vAlign w:val="center"/>
+                </w:tcPr>
+                <w:p>
+                  <w:pPr>
+                    <w:spacing w:after="0"/>
+                  </w:pPr>
+                  <w:r>
+                    <w:rPr>
+                      <w:sz w:val="18"/>
+                      <w:szCs w:val="18"/>
+                    </w:rPr>
+                    <w:t xml:space="preserve">5,79 %</w:t>
+                  </w:r>
+                </w:p>
+              </w:tc>
+              <w:tc>
+                <w:tcPr>
+                  <w:tcW w:type="dxa" w:w="1394"/>
+                  <w:tcMar>
+                    <w:top w:type="dxa" w:w="70"/>
+                    <w:left w:type="dxa" w:w="100"/>
+                    <w:bottom w:type="dxa" w:w="70"/>
+                    <w:right w:type="dxa" w:w="100"/>
+                  </w:tcMar>
+                  <w:vAlign w:val="center"/>
+                </w:tcPr>
+                <w:p>
+                  <w:pPr>
+                    <w:spacing w:after="0"/>
+                  </w:pPr>
+                  <w:r>
+                    <w:rPr>
+                      <w:sz w:val="18"/>
+                      <w:szCs w:val="18"/>
+                    </w:rPr>
+                    <w:t xml:space="preserve">3,49 %</w:t>
+                  </w:r>
+                </w:p>
+              </w:tc>
+            </w:tr>
+          </w:tbl>
+          <w:p>
+            <w:pPr>
+              <w:spacing w:after="0"/>
+            </w:pPr>
+          </w:p>
+        </w:tc>
+      </w:tr>
+      <w:tr>
+        <w:trPr>
+          <w:cantSplit/>
+        </w:trPr>
+        <w:tc>
+          <w:tcPr>
+            <w:tcW w:type="dxa" w:w="1800"/>
+            <w:shd w:fill="F2F2F2" w:color="auto" w:val="clear"/>
+            <w:tcMar>
+              <w:top w:type="dxa" w:w="70"/>
+              <w:left w:type="dxa" w:w="100"/>
+              <w:bottom w:type="dxa" w:w="70"/>
+              <w:right w:type="dxa" w:w="100"/>
+            </w:tcMar>
+          </w:tcPr>
+          <w:p>
+            <w:pPr>
+              <w:keepNext/>
+              <w:spacing w:after="0"/>
+            </w:pPr>
+            <w:r>
+              <w:rPr>
+                <w:b/>
+                <w:bCs/>
+                <w:color w:val="404040"/>
+                <w:sz w:val="20"/>
+                <w:szCs w:val="20"/>
+              </w:rPr>
+              <w:t xml:space="preserve">Traslados</w:t>
+            </w:r>
+          </w:p>
+        </w:tc>
+        <w:tc>
+          <w:tcPr>
+            <w:tcW w:type="dxa" w:w="7226"/>
+            <w:tcMar>
+              <w:top w:type="dxa" w:w="70"/>
+              <w:left w:type="dxa" w:w="100"/>
+              <w:bottom w:type="dxa" w:w="70"/>
+              <w:right w:type="dxa" w:w="100"/>
+            </w:tcMar>
+          </w:tcPr>
+          <w:p>
+            <w:pPr>
+              <w:keepNext/>
+              <w:spacing w:after="0" w:before="0"/>
+            </w:pPr>
+            <w:r>
+              <w:rPr>
+                <w:sz w:val="20"/>
+                <w:szCs w:val="20"/>
+              </w:rPr>
+              <w:t xml:space="preserve">De los 96.998 ingresos en otro hospital que la regla </w:t>
+            </w:r>
+            <w:hyperlink w:history="1" w:anchor="E_D19">
+              <w:r>
+                <w:rPr>
+                  <w:color w:val="0563C1"/>
+                  <w:sz w:val="20"/>
+                  <w:szCs w:val="20"/>
+                  <w:u w:val="single"/>
+                </w:rPr>
+                <w:t xml:space="preserve">D19</w:t>
+              </w:r>
+            </w:hyperlink>
+            <w:r>
+              <w:rPr>
+                <w:sz w:val="20"/>
+                <w:szCs w:val="20"/>
+              </w:rPr>
+              <w:t xml:space="preserve"> une dentro de 7 días, 6.916 (7,1 %) no tienen marca de traslado. De ellos, 3.161 comienzan antes del alta anterior (estadías solapadas): la persona todavía no había salido, no pueden ser un reingreso con ninguna regla y siguen unidos. Exigir la marca separa los otros 3.755 (2.244 del mismo día del alta y 1.511 del día siguiente). Resultado: 3.376 casos de estudio más y 75 casos comunes con alguna variable distinta; los casos con </w:t>
+            </w:r>
+            <w:r>
+              <w:rPr>
+                <w:rFonts w:ascii="Consolas" w:cs="Consolas" w:eastAsia="Consolas" w:hAnsi="Consolas"/>
+                <w:sz w:val="18"/>
+                <w:szCs w:val="18"/>
+                <w:shd w:fill="F2F2F2" w:color="auto" w:val="clear"/>
+              </w:rPr>
+              <w:t xml:space="preserve">REING_7D</w:t>
+            </w:r>
+            <w:r>
+              <w:rPr>
+                <w:sz w:val="20"/>
+                <w:szCs w:val="20"/>
+              </w:rPr>
+              <w:t xml:space="preserve"> pasan de 86.609 a 88.742 (2.133 más, un 2,5 %) y la tasa, de 2,07 % a 2,12 %. El peor caso estimado en la revisión (cerca del 8 % de los reingresos a 7 días) incluía las estadías solapadas; el efecto medido es de 2,5 % y ninguna tasa cambia más de 0,05 puntos. Se mantiene la regla </w:t>
+            </w:r>
+            <w:hyperlink w:history="1" w:anchor="E_D19">
+              <w:r>
+                <w:rPr>
+                  <w:color w:val="0563C1"/>
+                  <w:sz w:val="20"/>
+                  <w:szCs w:val="20"/>
+                  <w:u w:val="single"/>
+                </w:rPr>
+                <w:t xml:space="preserve">D19</w:t>
+              </w:r>
+            </w:hyperlink>
+            <w:r>
+              <w:rPr>
+                <w:sz w:val="20"/>
+                <w:szCs w:val="20"/>
+              </w:rPr>
+              <w:t xml:space="preserve">.</w:t>
+            </w:r>
+          </w:p>
+        </w:tc>
+      </w:tr>
+      <w:tr>
+        <w:trPr>
+          <w:cantSplit/>
+        </w:trPr>
+        <w:tc>
+          <w:tcPr>
+            <w:tcW w:type="dxa" w:w="1800"/>
+            <w:shd w:fill="F2F2F2" w:color="auto" w:val="clear"/>
+            <w:tcMar>
+              <w:top w:type="dxa" w:w="70"/>
+              <w:left w:type="dxa" w:w="100"/>
+              <w:bottom w:type="dxa" w:w="70"/>
+              <w:right w:type="dxa" w:w="100"/>
+            </w:tcMar>
+          </w:tcPr>
+          <w:p>
+            <w:pPr>
+              <w:keepNext/>
+              <w:spacing w:after="0"/>
+            </w:pPr>
+            <w:r>
+              <w:rPr>
+                <w:b/>
+                <w:bCs/>
+                <w:color w:val="404040"/>
+                <w:sz w:val="20"/>
+                <w:szCs w:val="20"/>
+              </w:rPr>
+              <w:t xml:space="preserve">Conclusión</w:t>
+            </w:r>
+          </w:p>
+        </w:tc>
+        <w:tc>
+          <w:tcPr>
+            <w:tcW w:type="dxa" w:w="7226"/>
+            <w:tcMar>
+              <w:top w:type="dxa" w:w="70"/>
+              <w:left w:type="dxa" w:w="100"/>
+              <w:bottom w:type="dxa" w:w="70"/>
+              <w:right w:type="dxa" w:w="100"/>
+            </w:tcMar>
+          </w:tcPr>
+          <w:p>
+            <w:pPr>
+              <w:keepNext/>
+              <w:spacing w:after="0" w:before="0"/>
+            </w:pPr>
+            <w:r>
+              <w:rPr>
+                <w:sz w:val="20"/>
+                <w:szCs w:val="20"/>
+              </w:rPr>
+              <w:t xml:space="preserve">La única decisión que cambia mucho las tasas sigue siendo la cirugía mayor ambulatoria. Dejar los partos sin dato sube las tasas de las variables relacionadas (1,08 % y 3,03 % pasan a 1,26 % y 3,55 %) solo porque baja el número de casos con dato: los reingresos son los mismos. Los traslados y los derivados mueven las tasas 0,08 puntos o menos.</w:t>
+            </w:r>
+          </w:p>
+        </w:tc>
+      </w:tr>
+      <w:tr>
+        <w:trPr>
+          <w:cantSplit/>
+        </w:trPr>
+        <w:tc>
+          <w:tcPr>
+            <w:tcW w:type="dxa" w:w="1800"/>
+            <w:shd w:fill="F2F2F2" w:color="auto" w:val="clear"/>
+            <w:tcMar>
+              <w:top w:type="dxa" w:w="70"/>
+              <w:left w:type="dxa" w:w="100"/>
+              <w:bottom w:type="dxa" w:w="70"/>
+              <w:right w:type="dxa" w:w="100"/>
+            </w:tcMar>
+          </w:tcPr>
+          <w:p>
+            <w:pPr>
+              <w:keepNext/>
+              <w:spacing w:after="0"/>
+            </w:pPr>
+            <w:r>
+              <w:rPr>
+                <w:b/>
+                <w:bCs/>
+                <w:color w:val="404040"/>
+                <w:sz w:val="20"/>
+                <w:szCs w:val="20"/>
+              </w:rPr>
+              <w:t xml:space="preserve">Actualiza a</w:t>
+            </w:r>
+          </w:p>
+        </w:tc>
+        <w:tc>
+          <w:tcPr>
+            <w:tcW w:type="dxa" w:w="7226"/>
+            <w:tcMar>
+              <w:top w:type="dxa" w:w="70"/>
+              <w:left w:type="dxa" w:w="100"/>
+              <w:bottom w:type="dxa" w:w="70"/>
+              <w:right w:type="dxa" w:w="100"/>
+            </w:tcMar>
+          </w:tcPr>
+          <w:p>
+            <w:pPr>
+              <w:keepNext/>
+              <w:spacing w:after="0" w:before="0"/>
+            </w:pPr>
+            <w:hyperlink w:history="1" w:anchor="E_H25">
+              <w:r>
+                <w:rPr>
+                  <w:color w:val="0563C1"/>
+                  <w:sz w:val="20"/>
+                  <w:szCs w:val="20"/>
+                  <w:u w:val="single"/>
+                </w:rPr>
+                <w:t xml:space="preserve">H25</w:t>
+              </w:r>
+            </w:hyperlink>
+            <w:r>
+              <w:rPr>
+                <w:sz w:val="20"/>
+                <w:szCs w:val="20"/>
+              </w:rPr>
+              <w:t xml:space="preserve">.</w:t>
+            </w:r>
+          </w:p>
+        </w:tc>
+      </w:tr>
+      <w:tr>
+        <w:trPr>
+          <w:cantSplit/>
+        </w:trPr>
+        <w:tc>
+          <w:tcPr>
+            <w:tcW w:type="dxa" w:w="1800"/>
+            <w:shd w:fill="F2F2F2" w:color="auto" w:val="clear"/>
+            <w:tcMar>
+              <w:top w:type="dxa" w:w="70"/>
+              <w:left w:type="dxa" w:w="100"/>
+              <w:bottom w:type="dxa" w:w="70"/>
+              <w:right w:type="dxa" w:w="100"/>
+            </w:tcMar>
+          </w:tcPr>
+          <w:p>
+            <w:pPr>
+              <w:keepNext w:val="false"/>
+              <w:spacing w:after="0"/>
+            </w:pPr>
+            <w:r>
+              <w:rPr>
+                <w:b/>
+                <w:bCs/>
+                <w:color w:val="404040"/>
+                <w:sz w:val="20"/>
+                <w:szCs w:val="20"/>
+              </w:rPr>
+              <w:t xml:space="preserve">Evidencia</w:t>
+            </w:r>
+          </w:p>
+        </w:tc>
+        <w:tc>
+          <w:tcPr>
+            <w:tcW w:type="dxa" w:w="7226"/>
+            <w:tcMar>
+              <w:top w:type="dxa" w:w="70"/>
+              <w:left w:type="dxa" w:w="100"/>
+              <w:bottom w:type="dxa" w:w="70"/>
+              <w:right w:type="dxa" w:w="100"/>
+            </w:tcMar>
+          </w:tcPr>
+          <w:p>
+            <w:pPr>
+              <w:keepNext w:val="false"/>
+              <w:spacing w:after="0" w:before="0"/>
+            </w:pPr>
+            <w:r>
+              <w:rPr>
+                <w:rFonts w:ascii="Consolas" w:cs="Consolas" w:eastAsia="Consolas" w:hAnsi="Consolas"/>
+                <w:sz w:val="18"/>
+                <w:szCs w:val="18"/>
+                <w:shd w:fill="F2F2F2" w:color="auto" w:val="clear"/>
+              </w:rPr>
+              <w:t xml:space="preserve">2.2_depuracion_etiquetado/scripts/11_sensibilidad.py</w:t>
+            </w:r>
+            <w:r>
+              <w:rPr>
+                <w:sz w:val="20"/>
+                <w:szCs w:val="20"/>
+              </w:rPr>
+              <w:t xml:space="preserve"> → </w:t>
+            </w:r>
+            <w:r>
+              <w:rPr>
+                <w:rFonts w:ascii="Consolas" w:cs="Consolas" w:eastAsia="Consolas" w:hAnsi="Consolas"/>
+                <w:sz w:val="18"/>
+                <w:szCs w:val="18"/>
+                <w:shd w:fill="F2F2F2" w:color="auto" w:val="clear"/>
+              </w:rPr>
+              <w:t xml:space="preserve">2.2_depuracion_etiquetado/reportes/11_sensibilidad.md</w:t>
+            </w:r>
+            <w:r>
+              <w:rPr>
+                <w:sz w:val="20"/>
+                <w:szCs w:val="20"/>
+              </w:rPr>
+              <w:t xml:space="preserve">, secciones 1, 5, 6, 8 y 9.</w:t>
+            </w:r>
+          </w:p>
+        </w:tc>
+      </w:tr>
+    </w:tbl>
+    <w:p>
+      <w:pPr>
+        <w:pStyle w:val="Heading2"/>
+      </w:pPr>
+      <w:bookmarkStart w:name="E_D39" w:id="32"/>
+      <w:r>
+        <w:rPr>
+          <w:color w:val="548235"/>
+        </w:rPr>
+        <w:t xml:space="preserve">D39</w:t>
+      </w:r>
+      <w:bookmarkEnd w:id="32"/>
+      <w:r>
+        <w:t xml:space="preserve"> · Regla de los derivados sin continuación, declarada</w:t>
+      </w:r>
+    </w:p>
+    <w:p>
+      <w:pPr>
+        <w:keepNext/>
+        <w:spacing w:after="100"/>
+      </w:pPr>
+      <w:r>
+        <w:rPr>
+          <w:b/>
+          <w:bCs/>
+          <w:color w:val="548235"/>
+          <w:sz w:val="18"/>
+          <w:szCs w:val="18"/>
+        </w:rPr>
+        <w:t xml:space="preserve">Decisión</w:t>
+      </w:r>
+      <w:r>
+        <w:rPr>
+          <w:color w:val="808080"/>
+          <w:sz w:val="18"/>
+          <w:szCs w:val="18"/>
+        </w:rPr>
+        <w:t xml:space="preserve">  ·  20 de octubre de 2026</w:t>
+      </w:r>
+    </w:p>
+    <w:tbl>
+      <w:tblPr>
+        <w:tblW w:type="dxa" w:w="9026"/>
+        <w:tblBorders>
+          <w:top w:val="single" w:color="BFBFBF" w:sz="4"/>
+          <w:left w:val="single" w:color="BFBFBF" w:sz="4"/>
+          <w:bottom w:val="single" w:color="BFBFBF" w:sz="4"/>
+          <w:right w:val="single" w:color="BFBFBF" w:sz="4"/>
+          <w:insideH w:val="single" w:color="BFBFBF" w:sz="4"/>
+          <w:insideV w:val="single" w:color="BFBFBF" w:sz="4"/>
+        </w:tblBorders>
+        <w:tblLayout w:type="fixed"/>
+      </w:tblPr>
+      <w:tblGrid>
+        <w:gridCol w:w="1800"/>
+        <w:gridCol w:w="7226"/>
+      </w:tblGrid>
+      <w:tr>
+        <w:trPr>
+          <w:cantSplit/>
+        </w:trPr>
+        <w:tc>
+          <w:tcPr>
+            <w:tcW w:type="dxa" w:w="1800"/>
+            <w:shd w:fill="F2F2F2" w:color="auto" w:val="clear"/>
+            <w:tcMar>
+              <w:top w:type="dxa" w:w="70"/>
+              <w:left w:type="dxa" w:w="100"/>
+              <w:bottom w:type="dxa" w:w="70"/>
+              <w:right w:type="dxa" w:w="100"/>
+            </w:tcMar>
+          </w:tcPr>
+          <w:p>
+            <w:pPr>
+              <w:keepNext/>
+              <w:spacing w:after="0"/>
+            </w:pPr>
+            <w:r>
+              <w:rPr>
+                <w:b/>
+                <w:bCs/>
+                <w:color w:val="404040"/>
+                <w:sz w:val="20"/>
+                <w:szCs w:val="20"/>
+              </w:rPr>
+              <w:t xml:space="preserve">Actividad</w:t>
+            </w:r>
+          </w:p>
+        </w:tc>
+        <w:tc>
+          <w:tcPr>
+            <w:tcW w:type="dxa" w:w="7226"/>
+            <w:tcMar>
+              <w:top w:type="dxa" w:w="70"/>
+              <w:left w:type="dxa" w:w="100"/>
+              <w:bottom w:type="dxa" w:w="70"/>
+              <w:right w:type="dxa" w:w="100"/>
+            </w:tcMar>
+          </w:tcPr>
+          <w:p>
+            <w:pPr>
+              <w:keepNext/>
+              <w:spacing w:after="0" w:before="0"/>
+            </w:pPr>
+            <w:r>
+              <w:rPr>
+                <w:sz w:val="20"/>
+                <w:szCs w:val="20"/>
+              </w:rPr>
+              <w:t xml:space="preserve">2.2</w:t>
+            </w:r>
+          </w:p>
+        </w:tc>
+      </w:tr>
+      <w:tr>
+        <w:trPr>
+          <w:cantSplit/>
+        </w:trPr>
+        <w:tc>
+          <w:tcPr>
+            <w:tcW w:type="dxa" w:w="1800"/>
+            <w:shd w:fill="F2F2F2" w:color="auto" w:val="clear"/>
+            <w:tcMar>
+              <w:top w:type="dxa" w:w="70"/>
+              <w:left w:type="dxa" w:w="100"/>
+              <w:bottom w:type="dxa" w:w="70"/>
+              <w:right w:type="dxa" w:w="100"/>
+            </w:tcMar>
+          </w:tcPr>
+          <w:p>
+            <w:pPr>
+              <w:keepNext/>
+              <w:spacing w:after="0"/>
+            </w:pPr>
+            <w:r>
+              <w:rPr>
+                <w:b/>
+                <w:bCs/>
+                <w:color w:val="404040"/>
+                <w:sz w:val="20"/>
+                <w:szCs w:val="20"/>
+              </w:rPr>
+              <w:t xml:space="preserve">Decisión</w:t>
+            </w:r>
+          </w:p>
+        </w:tc>
+        <w:tc>
+          <w:tcPr>
+            <w:tcW w:type="dxa" w:w="7226"/>
+            <w:tcMar>
+              <w:top w:type="dxa" w:w="70"/>
+              <w:left w:type="dxa" w:w="100"/>
+              <w:bottom w:type="dxa" w:w="70"/>
+              <w:right w:type="dxa" w:w="100"/>
+            </w:tcMar>
+          </w:tcPr>
+          <w:p>
+            <w:pPr>
+              <w:keepNext/>
+              <w:spacing w:after="0" w:before="0"/>
+            </w:pPr>
+            <w:r>
+              <w:rPr>
+                <w:sz w:val="20"/>
+                <w:szCs w:val="20"/>
+              </w:rPr>
+              <w:t xml:space="preserve">Se declara la regla vigente desde </w:t>
+            </w:r>
+            <w:hyperlink w:history="1" w:anchor="E_D19">
+              <w:r>
+                <w:rPr>
+                  <w:color w:val="0563C1"/>
+                  <w:sz w:val="20"/>
+                  <w:szCs w:val="20"/>
+                  <w:u w:val="single"/>
+                </w:rPr>
+                <w:t xml:space="preserve">D19</w:t>
+              </w:r>
+            </w:hyperlink>
+            <w:r>
+              <w:rPr>
+                <w:sz w:val="20"/>
+                <w:szCs w:val="20"/>
+              </w:rPr>
+              <w:t xml:space="preserve"> y </w:t>
+            </w:r>
+            <w:hyperlink w:history="1" w:anchor="E_D23">
+              <w:r>
+                <w:rPr>
+                  <w:color w:val="0563C1"/>
+                  <w:sz w:val="20"/>
+                  <w:szCs w:val="20"/>
+                  <w:u w:val="single"/>
+                </w:rPr>
+                <w:t xml:space="preserve">D23</w:t>
+              </w:r>
+            </w:hyperlink>
+            <w:r>
+              <w:rPr>
+                <w:sz w:val="20"/>
+                <w:szCs w:val="20"/>
+              </w:rPr>
+              <w:t xml:space="preserve">. Los egresos con alta por derivación a otro hospital cuya continuación no aparece en la base (E07, 76.605) y los derivados a una institución privada (E08, 22.968) no son casos de estudio: no tienen valor en ninguna de las cuatro variables objetivo, de modo que no quedan como «sin reingreso». Sí pueden contar como reingreso de un alta anterior (95.720 de los 99.573). Un derivado cuya continuación sí aparece en la base es un tramo de traslado (E05) y su episodio sigue en el hospital de destino.</w:t>
+            </w:r>
+          </w:p>
+        </w:tc>
+      </w:tr>
+      <w:tr>
+        <w:trPr>
+          <w:cantSplit/>
+        </w:trPr>
+        <w:tc>
+          <w:tcPr>
+            <w:tcW w:type="dxa" w:w="1800"/>
+            <w:shd w:fill="F2F2F2" w:color="auto" w:val="clear"/>
+            <w:tcMar>
+              <w:top w:type="dxa" w:w="70"/>
+              <w:left w:type="dxa" w:w="100"/>
+              <w:bottom w:type="dxa" w:w="70"/>
+              <w:right w:type="dxa" w:w="100"/>
+            </w:tcMar>
+          </w:tcPr>
+          <w:p>
+            <w:pPr>
+              <w:keepNext/>
+              <w:spacing w:after="0"/>
+            </w:pPr>
+            <w:r>
+              <w:rPr>
+                <w:b/>
+                <w:bCs/>
+                <w:color w:val="404040"/>
+                <w:sz w:val="20"/>
+                <w:szCs w:val="20"/>
+              </w:rPr>
+              <w:t xml:space="preserve">Contexto</w:t>
+            </w:r>
+          </w:p>
+        </w:tc>
+        <w:tc>
+          <w:tcPr>
+            <w:tcW w:type="dxa" w:w="7226"/>
+            <w:tcMar>
+              <w:top w:type="dxa" w:w="70"/>
+              <w:left w:type="dxa" w:w="100"/>
+              <w:bottom w:type="dxa" w:w="70"/>
+              <w:right w:type="dxa" w:w="100"/>
+            </w:tcMar>
+          </w:tcPr>
+          <w:p>
+            <w:pPr>
+              <w:keepNext/>
+              <w:spacing w:after="0" w:before="0"/>
+            </w:pPr>
+            <w:r>
+              <w:rPr>
+                <w:sz w:val="20"/>
+                <w:szCs w:val="20"/>
+              </w:rPr>
+              <w:t xml:space="preserve">En su revisión del 13 de octubre de 2026 (punto 2.4), el profesor guía señaló que el informe describía a estos egresos como una censura administrativa del seguimiento, pero no decía cómo entraban a las variables objetivo: si quedaran como casos de estudio con valor 0, serían falsos negativos, porque la persona siguió su atención donde la base no la ve. Pidió declarar la regla y agregar una fila que los excluya como casos de estudio. Como el análisis principal ya los excluye, la fila de sensibilidad es la inversa: los incluye.</w:t>
+            </w:r>
+          </w:p>
+        </w:tc>
+      </w:tr>
+      <w:tr>
+        <w:trPr>
+          <w:cantSplit/>
+        </w:trPr>
+        <w:tc>
+          <w:tcPr>
+            <w:tcW w:type="dxa" w:w="1800"/>
+            <w:shd w:fill="F2F2F2" w:color="auto" w:val="clear"/>
+            <w:tcMar>
+              <w:top w:type="dxa" w:w="70"/>
+              <w:left w:type="dxa" w:w="100"/>
+              <w:bottom w:type="dxa" w:w="70"/>
+              <w:right w:type="dxa" w:w="100"/>
+            </w:tcMar>
+          </w:tcPr>
+          <w:p>
+            <w:pPr>
+              <w:keepNext/>
+              <w:spacing w:after="0"/>
+            </w:pPr>
+            <w:r>
+              <w:rPr>
+                <w:b/>
+                <w:bCs/>
+                <w:color w:val="404040"/>
+                <w:sz w:val="20"/>
+                <w:szCs w:val="20"/>
+              </w:rPr>
+              <w:t xml:space="preserve">Sensibilidad</w:t>
+            </w:r>
+          </w:p>
+        </w:tc>
+        <w:tc>
+          <w:tcPr>
+            <w:tcW w:type="dxa" w:w="7226"/>
+            <w:tcMar>
+              <w:top w:type="dxa" w:w="70"/>
+              <w:left w:type="dxa" w:w="100"/>
+              <w:bottom w:type="dxa" w:w="70"/>
+              <w:right w:type="dxa" w:w="100"/>
+            </w:tcMar>
+          </w:tcPr>
+          <w:p>
+            <w:pPr>
+              <w:keepNext/>
+              <w:spacing w:after="0" w:before="0"/>
+            </w:pPr>
+            <w:r>
+              <w:rPr>
+                <w:sz w:val="20"/>
+                <w:szCs w:val="20"/>
+              </w:rPr>
+              <w:t xml:space="preserve">Con E07 y E08 desactivados se agregan 93.789 casos de estudio (los demás derivados quedan fuera por criterios posteriores de la tabla). Tienen más reingreso observado que el resto (4,38 % a 7 días y 9,42 % a 30 días, frente a 2,07 % y 5,90 %), aunque parte de su seguimiento ocurre fuera de la base. Las tasas totales suben 0,05 puntos a 7 días y 0,08 a 30 días (</w:t>
+            </w:r>
+            <w:hyperlink w:history="1" w:anchor="E_H27">
+              <w:r>
+                <w:rPr>
+                  <w:color w:val="0563C1"/>
+                  <w:sz w:val="20"/>
+                  <w:szCs w:val="20"/>
+                  <w:u w:val="single"/>
+                </w:rPr>
+                <w:t xml:space="preserve">H27</w:t>
+              </w:r>
+            </w:hyperlink>
+            <w:r>
+              <w:rPr>
+                <w:sz w:val="20"/>
+                <w:szCs w:val="20"/>
+              </w:rPr>
+              <w:t xml:space="preserve">).</w:t>
+            </w:r>
+          </w:p>
+        </w:tc>
+      </w:tr>
+      <w:tr>
+        <w:trPr>
+          <w:cantSplit/>
+        </w:trPr>
+        <w:tc>
+          <w:tcPr>
+            <w:tcW w:type="dxa" w:w="1800"/>
+            <w:shd w:fill="F2F2F2" w:color="auto" w:val="clear"/>
+            <w:tcMar>
+              <w:top w:type="dxa" w:w="70"/>
+              <w:left w:type="dxa" w:w="100"/>
+              <w:bottom w:type="dxa" w:w="70"/>
+              <w:right w:type="dxa" w:w="100"/>
+            </w:tcMar>
+          </w:tcPr>
+          <w:p>
+            <w:pPr>
+              <w:keepNext/>
+              <w:spacing w:after="0"/>
+            </w:pPr>
+            <w:r>
+              <w:rPr>
+                <w:b/>
+                <w:bCs/>
+                <w:color w:val="404040"/>
+                <w:sz w:val="20"/>
+                <w:szCs w:val="20"/>
+              </w:rPr>
+              <w:t xml:space="preserve">Visto bueno</w:t>
+            </w:r>
+          </w:p>
+        </w:tc>
+        <w:tc>
+          <w:tcPr>
+            <w:tcW w:type="dxa" w:w="7226"/>
+            <w:tcMar>
+              <w:top w:type="dxa" w:w="70"/>
+              <w:left w:type="dxa" w:w="100"/>
+              <w:bottom w:type="dxa" w:w="70"/>
+              <w:right w:type="dxa" w:w="100"/>
+            </w:tcMar>
+          </w:tcPr>
+          <w:p>
+            <w:pPr>
+              <w:keepNext/>
+              <w:spacing w:after="0" w:before="0"/>
+            </w:pPr>
+            <w:r>
+              <w:rPr>
+                <w:sz w:val="20"/>
+                <w:szCs w:val="20"/>
+              </w:rPr>
+              <w:t xml:space="preserve">La persona a cargo de la tesis aprobó el 20 de octubre de 2026 la fila de traslados con marca y la de derivados al revés.</w:t>
+            </w:r>
+          </w:p>
+        </w:tc>
+      </w:tr>
+      <w:tr>
+        <w:trPr>
+          <w:cantSplit/>
+        </w:trPr>
+        <w:tc>
+          <w:tcPr>
+            <w:tcW w:type="dxa" w:w="1800"/>
+            <w:shd w:fill="F2F2F2" w:color="auto" w:val="clear"/>
+            <w:tcMar>
+              <w:top w:type="dxa" w:w="70"/>
+              <w:left w:type="dxa" w:w="100"/>
+              <w:bottom w:type="dxa" w:w="70"/>
+              <w:right w:type="dxa" w:w="100"/>
+            </w:tcMar>
+          </w:tcPr>
+          <w:p>
+            <w:pPr>
+              <w:keepNext/>
+              <w:spacing w:after="0"/>
+            </w:pPr>
+            <w:r>
+              <w:rPr>
+                <w:b/>
+                <w:bCs/>
+                <w:color w:val="404040"/>
+                <w:sz w:val="20"/>
+                <w:szCs w:val="20"/>
+              </w:rPr>
+              <w:t xml:space="preserve">Reafirma a</w:t>
+            </w:r>
+          </w:p>
+        </w:tc>
+        <w:tc>
+          <w:tcPr>
+            <w:tcW w:type="dxa" w:w="7226"/>
+            <w:tcMar>
+              <w:top w:type="dxa" w:w="70"/>
+              <w:left w:type="dxa" w:w="100"/>
+              <w:bottom w:type="dxa" w:w="70"/>
+              <w:right w:type="dxa" w:w="100"/>
+            </w:tcMar>
+          </w:tcPr>
+          <w:p>
+            <w:pPr>
+              <w:keepNext/>
+              <w:spacing w:after="0" w:before="0"/>
+            </w:pPr>
+            <w:hyperlink w:history="1" w:anchor="E_D19">
+              <w:r>
+                <w:rPr>
+                  <w:color w:val="0563C1"/>
+                  <w:sz w:val="20"/>
+                  <w:szCs w:val="20"/>
+                  <w:u w:val="single"/>
+                </w:rPr>
+                <w:t xml:space="preserve">D19</w:t>
+              </w:r>
+            </w:hyperlink>
+            <w:r>
+              <w:rPr>
+                <w:sz w:val="20"/>
+                <w:szCs w:val="20"/>
+              </w:rPr>
+              <w:t xml:space="preserve"> y </w:t>
+            </w:r>
+            <w:hyperlink w:history="1" w:anchor="E_D23">
+              <w:r>
+                <w:rPr>
+                  <w:color w:val="0563C1"/>
+                  <w:sz w:val="20"/>
+                  <w:szCs w:val="20"/>
+                  <w:u w:val="single"/>
+                </w:rPr>
+                <w:t xml:space="preserve">D23</w:t>
+              </w:r>
+            </w:hyperlink>
+            <w:r>
+              <w:rPr>
+                <w:sz w:val="20"/>
+                <w:szCs w:val="20"/>
+              </w:rPr>
+              <w:t xml:space="preserve"> (criterios E07 y E08). Completa a </w:t>
+            </w:r>
+            <w:hyperlink w:history="1" w:anchor="E_H23">
+              <w:r>
+                <w:rPr>
+                  <w:color w:val="0563C1"/>
+                  <w:sz w:val="20"/>
+                  <w:szCs w:val="20"/>
+                  <w:u w:val="single"/>
+                </w:rPr>
+                <w:t xml:space="preserve">H23</w:t>
+              </w:r>
+            </w:hyperlink>
+            <w:r>
+              <w:rPr>
+                <w:sz w:val="20"/>
+                <w:szCs w:val="20"/>
+              </w:rPr>
+              <w:t xml:space="preserve">.</w:t>
+            </w:r>
+          </w:p>
+        </w:tc>
+      </w:tr>
+      <w:tr>
+        <w:trPr>
+          <w:cantSplit/>
+        </w:trPr>
+        <w:tc>
+          <w:tcPr>
+            <w:tcW w:type="dxa" w:w="1800"/>
+            <w:shd w:fill="F2F2F2" w:color="auto" w:val="clear"/>
+            <w:tcMar>
+              <w:top w:type="dxa" w:w="70"/>
+              <w:left w:type="dxa" w:w="100"/>
+              <w:bottom w:type="dxa" w:w="70"/>
+              <w:right w:type="dxa" w:w="100"/>
+            </w:tcMar>
+          </w:tcPr>
+          <w:p>
+            <w:pPr>
+              <w:keepNext/>
+              <w:spacing w:after="0"/>
+            </w:pPr>
+            <w:r>
+              <w:rPr>
+                <w:b/>
+                <w:bCs/>
+                <w:color w:val="404040"/>
+                <w:sz w:val="20"/>
+                <w:szCs w:val="20"/>
+              </w:rPr>
+              <w:t xml:space="preserve">Evidencia</w:t>
+            </w:r>
+          </w:p>
+        </w:tc>
+        <w:tc>
+          <w:tcPr>
+            <w:tcW w:type="dxa" w:w="7226"/>
+            <w:tcMar>
+              <w:top w:type="dxa" w:w="70"/>
+              <w:left w:type="dxa" w:w="100"/>
+              <w:bottom w:type="dxa" w:w="70"/>
+              <w:right w:type="dxa" w:w="100"/>
+            </w:tcMar>
+          </w:tcPr>
+          <w:p>
+            <w:pPr>
+              <w:keepNext/>
+              <w:spacing w:after="0" w:before="0"/>
+            </w:pPr>
+            <w:r>
+              <w:rPr>
+                <w:rFonts w:ascii="Consolas" w:cs="Consolas" w:eastAsia="Consolas" w:hAnsi="Consolas"/>
+                <w:sz w:val="18"/>
+                <w:szCs w:val="18"/>
+                <w:shd w:fill="F2F2F2" w:color="auto" w:val="clear"/>
+              </w:rPr>
+              <w:t xml:space="preserve">2.2_depuracion_etiquetado/reportes/08_depuracion.md</w:t>
+            </w:r>
+            <w:r>
+              <w:rPr>
+                <w:sz w:val="20"/>
+                <w:szCs w:val="20"/>
+              </w:rPr>
+              <w:t xml:space="preserve">, sección 4; </w:t>
+            </w:r>
+            <w:r>
+              <w:rPr>
+                <w:rFonts w:ascii="Consolas" w:cs="Consolas" w:eastAsia="Consolas" w:hAnsi="Consolas"/>
+                <w:sz w:val="18"/>
+                <w:szCs w:val="18"/>
+                <w:shd w:fill="F2F2F2" w:color="auto" w:val="clear"/>
+              </w:rPr>
+              <w:t xml:space="preserve">2.2_depuracion_etiquetado/reportes/11_sensibilidad.md</w:t>
+            </w:r>
+            <w:r>
+              <w:rPr>
+                <w:sz w:val="20"/>
+                <w:szCs w:val="20"/>
+              </w:rPr>
+              <w:t xml:space="preserve">, sección 9.</w:t>
+            </w:r>
+          </w:p>
+        </w:tc>
+      </w:tr>
+      <w:tr>
+        <w:trPr>
+          <w:cantSplit/>
+        </w:trPr>
+        <w:tc>
+          <w:tcPr>
+            <w:tcW w:type="dxa" w:w="1800"/>
+            <w:shd w:fill="F2F2F2" w:color="auto" w:val="clear"/>
+            <w:tcMar>
+              <w:top w:type="dxa" w:w="70"/>
+              <w:left w:type="dxa" w:w="100"/>
+              <w:bottom w:type="dxa" w:w="70"/>
+              <w:right w:type="dxa" w:w="100"/>
+            </w:tcMar>
+          </w:tcPr>
+          <w:p>
+            <w:pPr>
+              <w:keepNext w:val="false"/>
+              <w:spacing w:after="0"/>
+            </w:pPr>
+            <w:r>
+              <w:rPr>
+                <w:b/>
+                <w:bCs/>
+                <w:color w:val="404040"/>
+                <w:sz w:val="20"/>
+                <w:szCs w:val="20"/>
+              </w:rPr>
+              <w:t xml:space="preserve">Estado</w:t>
+            </w:r>
+          </w:p>
+        </w:tc>
+        <w:tc>
+          <w:tcPr>
+            <w:tcW w:type="dxa" w:w="7226"/>
+            <w:tcMar>
+              <w:top w:type="dxa" w:w="70"/>
+              <w:left w:type="dxa" w:w="100"/>
+              <w:bottom w:type="dxa" w:w="70"/>
+              <w:right w:type="dxa" w:w="100"/>
+            </w:tcMar>
+          </w:tcPr>
+          <w:p>
+            <w:pPr>
+              <w:keepNext w:val="false"/>
+              <w:spacing w:after="0" w:before="0"/>
+            </w:pPr>
+            <w:r>
+              <w:rPr>
+                <w:sz w:val="20"/>
+                <w:szCs w:val="20"/>
+              </w:rPr>
+              <w:t xml:space="preserve">Adoptada.</w:t>
+            </w:r>
+          </w:p>
+        </w:tc>
+      </w:tr>
+    </w:tbl>
+    <w:p>
+      <w:pPr>
+        <w:pStyle w:val="Heading2"/>
+      </w:pPr>
+      <w:bookmarkStart w:name="E_H28" w:id="33"/>
+      <w:r>
+        <w:rPr>
+          <w:color w:val="2E75B6"/>
+        </w:rPr>
+        <w:t xml:space="preserve">H28</w:t>
+      </w:r>
+      <w:bookmarkEnd w:id="33"/>
+      <w:r>
+        <w:t xml:space="preserve"> · La calidad del identificador no explica el aumento de 2023 y 2024</w:t>
+      </w:r>
+    </w:p>
+    <w:p>
+      <w:pPr>
+        <w:keepNext/>
+        <w:spacing w:after="100"/>
+      </w:pPr>
+      <w:r>
+        <w:rPr>
+          <w:b/>
+          <w:bCs/>
+          <w:color w:val="2E75B6"/>
+          <w:sz w:val="18"/>
+          <w:szCs w:val="18"/>
+        </w:rPr>
+        <w:t xml:space="preserve">Hallazgo</w:t>
+      </w:r>
+      <w:r>
+        <w:rPr>
+          <w:color w:val="808080"/>
+          <w:sz w:val="18"/>
+          <w:szCs w:val="18"/>
+        </w:rPr>
+        <w:t xml:space="preserve">  ·  20 de octubre de 2026</w:t>
+      </w:r>
+    </w:p>
+    <w:tbl>
+      <w:tblPr>
+        <w:tblW w:type="dxa" w:w="9026"/>
+        <w:tblBorders>
+          <w:top w:val="single" w:color="BFBFBF" w:sz="4"/>
+          <w:left w:val="single" w:color="BFBFBF" w:sz="4"/>
+          <w:bottom w:val="single" w:color="BFBFBF" w:sz="4"/>
+          <w:right w:val="single" w:color="BFBFBF" w:sz="4"/>
+          <w:insideH w:val="single" w:color="BFBFBF" w:sz="4"/>
+          <w:insideV w:val="single" w:color="BFBFBF" w:sz="4"/>
+        </w:tblBorders>
+        <w:tblLayout w:type="fixed"/>
+      </w:tblPr>
+      <w:tblGrid>
+        <w:gridCol w:w="1800"/>
+        <w:gridCol w:w="7226"/>
+      </w:tblGrid>
+      <w:tr>
+        <w:trPr>
+          <w:cantSplit/>
+        </w:trPr>
+        <w:tc>
+          <w:tcPr>
+            <w:tcW w:type="dxa" w:w="1800"/>
+            <w:shd w:fill="F2F2F2" w:color="auto" w:val="clear"/>
+            <w:tcMar>
+              <w:top w:type="dxa" w:w="70"/>
+              <w:left w:type="dxa" w:w="100"/>
+              <w:bottom w:type="dxa" w:w="70"/>
+              <w:right w:type="dxa" w:w="100"/>
+            </w:tcMar>
+          </w:tcPr>
+          <w:p>
+            <w:pPr>
+              <w:keepNext/>
+              <w:spacing w:after="0"/>
+            </w:pPr>
+            <w:r>
+              <w:rPr>
+                <w:b/>
+                <w:bCs/>
+                <w:color w:val="404040"/>
+                <w:sz w:val="20"/>
+                <w:szCs w:val="20"/>
+              </w:rPr>
+              <w:t xml:space="preserve">Actividad</w:t>
+            </w:r>
+          </w:p>
+        </w:tc>
+        <w:tc>
+          <w:tcPr>
+            <w:tcW w:type="dxa" w:w="7226"/>
+            <w:tcMar>
+              <w:top w:type="dxa" w:w="70"/>
+              <w:left w:type="dxa" w:w="100"/>
+              <w:bottom w:type="dxa" w:w="70"/>
+              <w:right w:type="dxa" w:w="100"/>
+            </w:tcMar>
+          </w:tcPr>
+          <w:p>
+            <w:pPr>
+              <w:keepNext/>
+              <w:spacing w:after="0" w:before="0"/>
+            </w:pPr>
+            <w:r>
+              <w:rPr>
+                <w:sz w:val="20"/>
+                <w:szCs w:val="20"/>
+              </w:rPr>
+              <w:t xml:space="preserve">2.2</w:t>
+            </w:r>
+          </w:p>
+        </w:tc>
+      </w:tr>
+      <w:tr>
+        <w:trPr>
+          <w:cantSplit/>
+        </w:trPr>
+        <w:tc>
+          <w:tcPr>
+            <w:tcW w:type="dxa" w:w="1800"/>
+            <w:shd w:fill="F2F2F2" w:color="auto" w:val="clear"/>
+            <w:tcMar>
+              <w:top w:type="dxa" w:w="70"/>
+              <w:left w:type="dxa" w:w="100"/>
+              <w:bottom w:type="dxa" w:w="70"/>
+              <w:right w:type="dxa" w:w="100"/>
+            </w:tcMar>
+          </w:tcPr>
+          <w:p>
+            <w:pPr>
+              <w:keepNext/>
+              <w:spacing w:after="0"/>
+            </w:pPr>
+            <w:r>
+              <w:rPr>
+                <w:b/>
+                <w:bCs/>
+                <w:color w:val="404040"/>
+                <w:sz w:val="20"/>
+                <w:szCs w:val="20"/>
+              </w:rPr>
+              <w:t xml:space="preserve">Contexto</w:t>
+            </w:r>
+          </w:p>
+        </w:tc>
+        <w:tc>
+          <w:tcPr>
+            <w:tcW w:type="dxa" w:w="7226"/>
+            <w:tcMar>
+              <w:top w:type="dxa" w:w="70"/>
+              <w:left w:type="dxa" w:w="100"/>
+              <w:bottom w:type="dxa" w:w="70"/>
+              <w:right w:type="dxa" w:w="100"/>
+            </w:tcMar>
+          </w:tcPr>
+          <w:p>
+            <w:pPr>
+              <w:keepNext/>
+              <w:spacing w:after="0" w:before="0"/>
+            </w:pPr>
+            <w:r>
+              <w:rPr>
+                <w:sz w:val="20"/>
+                <w:szCs w:val="20"/>
+              </w:rPr>
+              <w:t xml:space="preserve">En su revisión del 13 de octubre de 2026 (punto 2.3), el profesor guía pidió revisar por año la proporción de identificadores ambiguos o faltantes antes de tratar el aumento de la tasa en 2023 y 2024 (</w:t>
+            </w:r>
+            <w:hyperlink w:history="1" w:anchor="E_H24">
+              <w:r>
+                <w:rPr>
+                  <w:color w:val="0563C1"/>
+                  <w:sz w:val="20"/>
+                  <w:szCs w:val="20"/>
+                  <w:u w:val="single"/>
+                </w:rPr>
+                <w:t xml:space="preserve">H24</w:t>
+              </w:r>
+            </w:hyperlink>
+            <w:r>
+              <w:rPr>
+                <w:sz w:val="20"/>
+                <w:szCs w:val="20"/>
+              </w:rPr>
+              <w:t xml:space="preserve">) como un cambio real: una mejora en la calidad del identificador también hace visibles más reingresos.</w:t>
+            </w:r>
+          </w:p>
+        </w:tc>
+      </w:tr>
+      <w:tr>
+        <w:trPr>
+          <w:cantSplit/>
+        </w:trPr>
+        <w:tc>
+          <w:tcPr>
+            <w:tcW w:type="dxa" w:w="1800"/>
+            <w:shd w:fill="F2F2F2" w:color="auto" w:val="clear"/>
+            <w:tcMar>
+              <w:top w:type="dxa" w:w="70"/>
+              <w:left w:type="dxa" w:w="100"/>
+              <w:bottom w:type="dxa" w:w="70"/>
+              <w:right w:type="dxa" w:w="100"/>
+            </w:tcMar>
+          </w:tcPr>
+          <w:p>
+            <w:pPr>
+              <w:keepNext/>
+              <w:spacing w:after="0"/>
+            </w:pPr>
+            <w:r>
+              <w:rPr>
+                <w:b/>
+                <w:bCs/>
+                <w:color w:val="404040"/>
+                <w:sz w:val="20"/>
+                <w:szCs w:val="20"/>
+              </w:rPr>
+              <w:t xml:space="preserve">Hallazgo</w:t>
+            </w:r>
+          </w:p>
+        </w:tc>
+        <w:tc>
+          <w:tcPr>
+            <w:tcW w:type="dxa" w:w="7226"/>
+            <w:tcMar>
+              <w:top w:type="dxa" w:w="70"/>
+              <w:left w:type="dxa" w:w="100"/>
+              <w:bottom w:type="dxa" w:w="70"/>
+              <w:right w:type="dxa" w:w="100"/>
+            </w:tcMar>
+          </w:tcPr>
+          <w:p>
+            <w:pPr>
+              <w:keepNext/>
+              <w:spacing w:after="80" w:before="0"/>
+            </w:pPr>
+            <w:r>
+              <w:rPr>
+                <w:sz w:val="20"/>
+                <w:szCs w:val="20"/>
+              </w:rPr>
+              <w:t xml:space="preserve">Por año del alta, en la tabla depurada:</w:t>
+            </w:r>
+          </w:p>
+          <w:tbl>
+            <w:tblPr>
+              <w:tblW w:type="dxa" w:w="7026"/>
+              <w:tblBorders>
+                <w:top w:val="single" w:color="BFBFBF" w:sz="4"/>
+                <w:left w:val="single" w:color="BFBFBF" w:sz="4"/>
+                <w:bottom w:val="single" w:color="BFBFBF" w:sz="4"/>
+                <w:right w:val="single" w:color="BFBFBF" w:sz="4"/>
+                <w:insideH w:val="single" w:color="BFBFBF" w:sz="4"/>
+                <w:insideV w:val="single" w:color="BFBFBF" w:sz="4"/>
+              </w:tblBorders>
+              <w:tblLayout w:type="fixed"/>
+            </w:tblPr>
+            <w:tblGrid>
+              <w:gridCol w:w="3026"/>
+              <w:gridCol w:w="666"/>
+              <w:gridCol w:w="666"/>
+              <w:gridCol w:w="666"/>
+              <w:gridCol w:w="666"/>
+              <w:gridCol w:w="666"/>
+              <w:gridCol w:w="670"/>
+            </w:tblGrid>
+            <w:tr>
+              <w:trPr>
+                <w:cantSplit/>
+                <w:tblHeader/>
+              </w:trPr>
+              <w:tc>
+                <w:tcPr>
+                  <w:tcW w:type="dxa" w:w="3026"/>
+                  <w:shd w:fill="D9E2F3" w:color="auto" w:val="clear"/>
+                  <w:tcMar>
+                    <w:top w:type="dxa" w:w="70"/>
+                    <w:left w:type="dxa" w:w="100"/>
+                    <w:bottom w:type="dxa" w:w="70"/>
+                    <w:right w:type="dxa" w:w="100"/>
+                  </w:tcMar>
+                  <w:vAlign w:val="center"/>
+                </w:tcPr>
+                <w:p>
+                  <w:pPr>
+                    <w:spacing w:after="0"/>
+                  </w:pPr>
+                </w:p>
+              </w:tc>
+              <w:tc>
+                <w:tcPr>
+                  <w:tcW w:type="dxa" w:w="666"/>
+                  <w:shd w:fill="D9E2F3" w:color="auto" w:val="clear"/>
+                  <w:tcMar>
+                    <w:top w:type="dxa" w:w="70"/>
+                    <w:left w:type="dxa" w:w="100"/>
+                    <w:bottom w:type="dxa" w:w="70"/>
+                    <w:right w:type="dxa" w:w="100"/>
+                  </w:tcMar>
+                  <w:vAlign w:val="center"/>
+                </w:tcPr>
+                <w:p>
+                  <w:pPr>
+                    <w:spacing w:after="0"/>
+                  </w:pPr>
+                  <w:r>
+                    <w:rPr>
+                      <w:b/>
+                      <w:bCs/>
+                      <w:sz w:val="18"/>
+                      <w:szCs w:val="18"/>
+                    </w:rPr>
+                    <w:t xml:space="preserve">2019</w:t>
+                  </w:r>
+                </w:p>
+              </w:tc>
+              <w:tc>
+                <w:tcPr>
+                  <w:tcW w:type="dxa" w:w="666"/>
+                  <w:shd w:fill="D9E2F3" w:color="auto" w:val="clear"/>
+                  <w:tcMar>
+                    <w:top w:type="dxa" w:w="70"/>
+                    <w:left w:type="dxa" w:w="100"/>
+                    <w:bottom w:type="dxa" w:w="70"/>
+                    <w:right w:type="dxa" w:w="100"/>
+                  </w:tcMar>
+                  <w:vAlign w:val="center"/>
+                </w:tcPr>
+                <w:p>
+                  <w:pPr>
+                    <w:spacing w:after="0"/>
+                  </w:pPr>
+                  <w:r>
+                    <w:rPr>
+                      <w:b/>
+                      <w:bCs/>
+                      <w:sz w:val="18"/>
+                      <w:szCs w:val="18"/>
+                    </w:rPr>
+                    <w:t xml:space="preserve">2020</w:t>
+                  </w:r>
+                </w:p>
+              </w:tc>
+              <w:tc>
+                <w:tcPr>
+                  <w:tcW w:type="dxa" w:w="666"/>
+                  <w:shd w:fill="D9E2F3" w:color="auto" w:val="clear"/>
+                  <w:tcMar>
+                    <w:top w:type="dxa" w:w="70"/>
+                    <w:left w:type="dxa" w:w="100"/>
+                    <w:bottom w:type="dxa" w:w="70"/>
+                    <w:right w:type="dxa" w:w="100"/>
+                  </w:tcMar>
+                  <w:vAlign w:val="center"/>
+                </w:tcPr>
+                <w:p>
+                  <w:pPr>
+                    <w:spacing w:after="0"/>
+                  </w:pPr>
+                  <w:r>
+                    <w:rPr>
+                      <w:b/>
+                      <w:bCs/>
+                      <w:sz w:val="18"/>
+                      <w:szCs w:val="18"/>
+                    </w:rPr>
+                    <w:t xml:space="preserve">2021</w:t>
+                  </w:r>
+                </w:p>
+              </w:tc>
+              <w:tc>
+                <w:tcPr>
+                  <w:tcW w:type="dxa" w:w="666"/>
+                  <w:shd w:fill="D9E2F3" w:color="auto" w:val="clear"/>
+                  <w:tcMar>
+                    <w:top w:type="dxa" w:w="70"/>
+                    <w:left w:type="dxa" w:w="100"/>
+                    <w:bottom w:type="dxa" w:w="70"/>
+                    <w:right w:type="dxa" w:w="100"/>
+                  </w:tcMar>
+                  <w:vAlign w:val="center"/>
+                </w:tcPr>
+                <w:p>
+                  <w:pPr>
+                    <w:spacing w:after="0"/>
+                  </w:pPr>
+                  <w:r>
+                    <w:rPr>
+                      <w:b/>
+                      <w:bCs/>
+                      <w:sz w:val="18"/>
+                      <w:szCs w:val="18"/>
+                    </w:rPr>
+                    <w:t xml:space="preserve">2022</w:t>
+                  </w:r>
+                </w:p>
+              </w:tc>
+              <w:tc>
+                <w:tcPr>
+                  <w:tcW w:type="dxa" w:w="666"/>
+                  <w:shd w:fill="D9E2F3" w:color="auto" w:val="clear"/>
+                  <w:tcMar>
+                    <w:top w:type="dxa" w:w="70"/>
+                    <w:left w:type="dxa" w:w="100"/>
+                    <w:bottom w:type="dxa" w:w="70"/>
+                    <w:right w:type="dxa" w:w="100"/>
+                  </w:tcMar>
+                  <w:vAlign w:val="center"/>
+                </w:tcPr>
+                <w:p>
+                  <w:pPr>
+                    <w:spacing w:after="0"/>
+                  </w:pPr>
+                  <w:r>
+                    <w:rPr>
+                      <w:b/>
+                      <w:bCs/>
+                      <w:sz w:val="18"/>
+                      <w:szCs w:val="18"/>
+                    </w:rPr>
+                    <w:t xml:space="preserve">2023</w:t>
+                  </w:r>
+                </w:p>
+              </w:tc>
+              <w:tc>
+                <w:tcPr>
+                  <w:tcW w:type="dxa" w:w="670"/>
+                  <w:shd w:fill="D9E2F3" w:color="auto" w:val="clear"/>
+                  <w:tcMar>
+                    <w:top w:type="dxa" w:w="70"/>
+                    <w:left w:type="dxa" w:w="100"/>
+                    <w:bottom w:type="dxa" w:w="70"/>
+                    <w:right w:type="dxa" w:w="100"/>
+                  </w:tcMar>
+                  <w:vAlign w:val="center"/>
+                </w:tcPr>
+                <w:p>
+                  <w:pPr>
+                    <w:spacing w:after="0"/>
+                  </w:pPr>
+                  <w:r>
+                    <w:rPr>
+                      <w:b/>
+                      <w:bCs/>
+                      <w:sz w:val="18"/>
+                      <w:szCs w:val="18"/>
+                    </w:rPr>
+                    <w:t xml:space="preserve">2024</w:t>
+                  </w:r>
+                </w:p>
+              </w:tc>
+            </w:tr>
+            <w:tr>
+              <w:trPr>
+                <w:cantSplit/>
+                <w:tblHeader w:val="off"/>
+              </w:trPr>
+              <w:tc>
+                <w:tcPr>
+                  <w:tcW w:type="dxa" w:w="3026"/>
+                  <w:tcMar>
+                    <w:top w:type="dxa" w:w="70"/>
+                    <w:left w:type="dxa" w:w="100"/>
+                    <w:bottom w:type="dxa" w:w="70"/>
+                    <w:right w:type="dxa" w:w="100"/>
+                  </w:tcMar>
+                  <w:vAlign w:val="center"/>
+                </w:tcPr>
+                <w:p>
+                  <w:pPr>
+                    <w:spacing w:after="0"/>
+                  </w:pPr>
+                  <w:r>
+                    <w:rPr>
+                      <w:sz w:val="18"/>
+                      <w:szCs w:val="18"/>
+                    </w:rPr>
+                    <w:t xml:space="preserve">Egresos sin identificador de paciente (E01)</w:t>
+                  </w:r>
+                </w:p>
+              </w:tc>
+              <w:tc>
+                <w:tcPr>
+                  <w:tcW w:type="dxa" w:w="666"/>
+                  <w:tcMar>
+                    <w:top w:type="dxa" w:w="70"/>
+                    <w:left w:type="dxa" w:w="100"/>
+                    <w:bottom w:type="dxa" w:w="70"/>
+                    <w:right w:type="dxa" w:w="100"/>
+                  </w:tcMar>
+                  <w:vAlign w:val="center"/>
+                </w:tcPr>
+                <w:p>
+                  <w:pPr>
+                    <w:spacing w:after="0"/>
+                  </w:pPr>
+                  <w:r>
+                    <w:rPr>
+                      <w:sz w:val="18"/>
+                      <w:szCs w:val="18"/>
+                    </w:rPr>
+                    <w:t xml:space="preserve">0,72 %</w:t>
+                  </w:r>
+                </w:p>
+              </w:tc>
+              <w:tc>
+                <w:tcPr>
+                  <w:tcW w:type="dxa" w:w="666"/>
+                  <w:tcMar>
+                    <w:top w:type="dxa" w:w="70"/>
+                    <w:left w:type="dxa" w:w="100"/>
+                    <w:bottom w:type="dxa" w:w="70"/>
+                    <w:right w:type="dxa" w:w="100"/>
+                  </w:tcMar>
+                  <w:vAlign w:val="center"/>
+                </w:tcPr>
+                <w:p>
+                  <w:pPr>
+                    <w:spacing w:after="0"/>
+                  </w:pPr>
+                  <w:r>
+                    <w:rPr>
+                      <w:sz w:val="18"/>
+                      <w:szCs w:val="18"/>
+                    </w:rPr>
+                    <w:t xml:space="preserve">0,24 %</w:t>
+                  </w:r>
+                </w:p>
+              </w:tc>
+              <w:tc>
+                <w:tcPr>
+                  <w:tcW w:type="dxa" w:w="666"/>
+                  <w:tcMar>
+                    <w:top w:type="dxa" w:w="70"/>
+                    <w:left w:type="dxa" w:w="100"/>
+                    <w:bottom w:type="dxa" w:w="70"/>
+                    <w:right w:type="dxa" w:w="100"/>
+                  </w:tcMar>
+                  <w:vAlign w:val="center"/>
+                </w:tcPr>
+                <w:p>
+                  <w:pPr>
+                    <w:spacing w:after="0"/>
+                  </w:pPr>
+                  <w:r>
+                    <w:rPr>
+                      <w:sz w:val="18"/>
+                      <w:szCs w:val="18"/>
+                    </w:rPr>
+                    <w:t xml:space="preserve">0,25 %</w:t>
+                  </w:r>
+                </w:p>
+              </w:tc>
+              <w:tc>
+                <w:tcPr>
+                  <w:tcW w:type="dxa" w:w="666"/>
+                  <w:tcMar>
+                    <w:top w:type="dxa" w:w="70"/>
+                    <w:left w:type="dxa" w:w="100"/>
+                    <w:bottom w:type="dxa" w:w="70"/>
+                    <w:right w:type="dxa" w:w="100"/>
+                  </w:tcMar>
+                  <w:vAlign w:val="center"/>
+                </w:tcPr>
+                <w:p>
+                  <w:pPr>
+                    <w:spacing w:after="0"/>
+                  </w:pPr>
+                  <w:r>
+                    <w:rPr>
+                      <w:sz w:val="18"/>
+                      <w:szCs w:val="18"/>
+                    </w:rPr>
+                    <w:t xml:space="preserve">0,32 %</w:t>
+                  </w:r>
+                </w:p>
+              </w:tc>
+              <w:tc>
+                <w:tcPr>
+                  <w:tcW w:type="dxa" w:w="666"/>
+                  <w:tcMar>
+                    <w:top w:type="dxa" w:w="70"/>
+                    <w:left w:type="dxa" w:w="100"/>
+                    <w:bottom w:type="dxa" w:w="70"/>
+                    <w:right w:type="dxa" w:w="100"/>
+                  </w:tcMar>
+                  <w:vAlign w:val="center"/>
+                </w:tcPr>
+                <w:p>
+                  <w:pPr>
+                    <w:spacing w:after="0"/>
+                  </w:pPr>
+                  <w:r>
+                    <w:rPr>
+                      <w:sz w:val="18"/>
+                      <w:szCs w:val="18"/>
+                    </w:rPr>
+                    <w:t xml:space="preserve">0,16 %</w:t>
+                  </w:r>
+                </w:p>
+              </w:tc>
+              <w:tc>
+                <w:tcPr>
+                  <w:tcW w:type="dxa" w:w="670"/>
+                  <w:tcMar>
+                    <w:top w:type="dxa" w:w="70"/>
+                    <w:left w:type="dxa" w:w="100"/>
+                    <w:bottom w:type="dxa" w:w="70"/>
+                    <w:right w:type="dxa" w:w="100"/>
+                  </w:tcMar>
+                  <w:vAlign w:val="center"/>
+                </w:tcPr>
+                <w:p>
+                  <w:pPr>
+                    <w:spacing w:after="0"/>
+                  </w:pPr>
+                  <w:r>
+                    <w:rPr>
+                      <w:sz w:val="18"/>
+                      <w:szCs w:val="18"/>
+                    </w:rPr>
+                    <w:t xml:space="preserve">0,10 %</w:t>
+                  </w:r>
+                </w:p>
+              </w:tc>
+            </w:tr>
+            <w:tr>
+              <w:trPr>
+                <w:cantSplit/>
+                <w:tblHeader w:val="off"/>
+              </w:trPr>
+              <w:tc>
+                <w:tcPr>
+                  <w:tcW w:type="dxa" w:w="3026"/>
+                  <w:tcMar>
+                    <w:top w:type="dxa" w:w="70"/>
+                    <w:left w:type="dxa" w:w="100"/>
+                    <w:bottom w:type="dxa" w:w="70"/>
+                    <w:right w:type="dxa" w:w="100"/>
+                  </w:tcMar>
+                  <w:vAlign w:val="center"/>
+                </w:tcPr>
+                <w:p>
+                  <w:pPr>
+                    <w:spacing w:after="0"/>
+                  </w:pPr>
+                  <w:r>
+                    <w:rPr>
+                      <w:sz w:val="18"/>
+                      <w:szCs w:val="18"/>
+                    </w:rPr>
+                    <w:t xml:space="preserve">Egresos con identificador genérico (E02)</w:t>
+                  </w:r>
+                </w:p>
+              </w:tc>
+              <w:tc>
+                <w:tcPr>
+                  <w:tcW w:type="dxa" w:w="666"/>
+                  <w:tcMar>
+                    <w:top w:type="dxa" w:w="70"/>
+                    <w:left w:type="dxa" w:w="100"/>
+                    <w:bottom w:type="dxa" w:w="70"/>
+                    <w:right w:type="dxa" w:w="100"/>
+                  </w:tcMar>
+                  <w:vAlign w:val="center"/>
+                </w:tcPr>
+                <w:p>
+                  <w:pPr>
+                    <w:spacing w:after="0"/>
+                  </w:pPr>
+                  <w:r>
+                    <w:rPr>
+                      <w:sz w:val="18"/>
+                      <w:szCs w:val="18"/>
+                    </w:rPr>
+                    <w:t xml:space="preserve">0,02 %</w:t>
+                  </w:r>
+                </w:p>
+              </w:tc>
+              <w:tc>
+                <w:tcPr>
+                  <w:tcW w:type="dxa" w:w="666"/>
+                  <w:tcMar>
+                    <w:top w:type="dxa" w:w="70"/>
+                    <w:left w:type="dxa" w:w="100"/>
+                    <w:bottom w:type="dxa" w:w="70"/>
+                    <w:right w:type="dxa" w:w="100"/>
+                  </w:tcMar>
+                  <w:vAlign w:val="center"/>
+                </w:tcPr>
+                <w:p>
+                  <w:pPr>
+                    <w:spacing w:after="0"/>
+                  </w:pPr>
+                  <w:r>
+                    <w:rPr>
+                      <w:sz w:val="18"/>
+                      <w:szCs w:val="18"/>
+                    </w:rPr>
+                    <w:t xml:space="preserve">0,10 %</w:t>
+                  </w:r>
+                </w:p>
+              </w:tc>
+              <w:tc>
+                <w:tcPr>
+                  <w:tcW w:type="dxa" w:w="666"/>
+                  <w:tcMar>
+                    <w:top w:type="dxa" w:w="70"/>
+                    <w:left w:type="dxa" w:w="100"/>
+                    <w:bottom w:type="dxa" w:w="70"/>
+                    <w:right w:type="dxa" w:w="100"/>
+                  </w:tcMar>
+                  <w:vAlign w:val="center"/>
+                </w:tcPr>
+                <w:p>
+                  <w:pPr>
+                    <w:spacing w:after="0"/>
+                  </w:pPr>
+                  <w:r>
+                    <w:rPr>
+                      <w:sz w:val="18"/>
+                      <w:szCs w:val="18"/>
+                    </w:rPr>
+                    <w:t xml:space="preserve">0,04 %</w:t>
+                  </w:r>
+                </w:p>
+              </w:tc>
+              <w:tc>
+                <w:tcPr>
+                  <w:tcW w:type="dxa" w:w="666"/>
+                  <w:tcMar>
+                    <w:top w:type="dxa" w:w="70"/>
+                    <w:left w:type="dxa" w:w="100"/>
+                    <w:bottom w:type="dxa" w:w="70"/>
+                    <w:right w:type="dxa" w:w="100"/>
+                  </w:tcMar>
+                  <w:vAlign w:val="center"/>
+                </w:tcPr>
+                <w:p>
+                  <w:pPr>
+                    <w:spacing w:after="0"/>
+                  </w:pPr>
+                  <w:r>
+                    <w:rPr>
+                      <w:sz w:val="18"/>
+                      <w:szCs w:val="18"/>
+                    </w:rPr>
+                    <w:t xml:space="preserve">0,07 %</w:t>
+                  </w:r>
+                </w:p>
+              </w:tc>
+              <w:tc>
+                <w:tcPr>
+                  <w:tcW w:type="dxa" w:w="666"/>
+                  <w:tcMar>
+                    <w:top w:type="dxa" w:w="70"/>
+                    <w:left w:type="dxa" w:w="100"/>
+                    <w:bottom w:type="dxa" w:w="70"/>
+                    <w:right w:type="dxa" w:w="100"/>
+                  </w:tcMar>
+                  <w:vAlign w:val="center"/>
+                </w:tcPr>
+                <w:p>
+                  <w:pPr>
+                    <w:spacing w:after="0"/>
+                  </w:pPr>
+                  <w:r>
+                    <w:rPr>
+                      <w:sz w:val="18"/>
+                      <w:szCs w:val="18"/>
+                    </w:rPr>
+                    <w:t xml:space="preserve">0,04 %</w:t>
+                  </w:r>
+                </w:p>
+              </w:tc>
+              <w:tc>
+                <w:tcPr>
+                  <w:tcW w:type="dxa" w:w="670"/>
+                  <w:tcMar>
+                    <w:top w:type="dxa" w:w="70"/>
+                    <w:left w:type="dxa" w:w="100"/>
+                    <w:bottom w:type="dxa" w:w="70"/>
+                    <w:right w:type="dxa" w:w="100"/>
+                  </w:tcMar>
+                  <w:vAlign w:val="center"/>
+                </w:tcPr>
+                <w:p>
+                  <w:pPr>
+                    <w:spacing w:after="0"/>
+                  </w:pPr>
+                  <w:r>
+                    <w:rPr>
+                      <w:sz w:val="18"/>
+                      <w:szCs w:val="18"/>
+                    </w:rPr>
+                    <w:t xml:space="preserve">0,01 %</w:t>
+                  </w:r>
+                </w:p>
+              </w:tc>
+            </w:tr>
+            <w:tr>
+              <w:trPr>
+                <w:cantSplit/>
+                <w:tblHeader w:val="off"/>
+              </w:trPr>
+              <w:tc>
+                <w:tcPr>
+                  <w:tcW w:type="dxa" w:w="3026"/>
+                  <w:tcMar>
+                    <w:top w:type="dxa" w:w="70"/>
+                    <w:left w:type="dxa" w:w="100"/>
+                    <w:bottom w:type="dxa" w:w="70"/>
+                    <w:right w:type="dxa" w:w="100"/>
+                  </w:tcMar>
+                  <w:vAlign w:val="center"/>
+                </w:tcPr>
+                <w:p>
+                  <w:pPr>
+                    <w:spacing w:after="0"/>
+                  </w:pPr>
+                  <w:r>
+                    <w:rPr>
+                      <w:sz w:val="18"/>
+                      <w:szCs w:val="18"/>
+                    </w:rPr>
+                    <w:t xml:space="preserve">Egresos con identidad ambigua</w:t>
+                  </w:r>
+                </w:p>
+              </w:tc>
+              <w:tc>
+                <w:tcPr>
+                  <w:tcW w:type="dxa" w:w="666"/>
+                  <w:tcMar>
+                    <w:top w:type="dxa" w:w="70"/>
+                    <w:left w:type="dxa" w:w="100"/>
+                    <w:bottom w:type="dxa" w:w="70"/>
+                    <w:right w:type="dxa" w:w="100"/>
+                  </w:tcMar>
+                  <w:vAlign w:val="center"/>
+                </w:tcPr>
+                <w:p>
+                  <w:pPr>
+                    <w:spacing w:after="0"/>
+                  </w:pPr>
+                  <w:r>
+                    <w:rPr>
+                      <w:sz w:val="18"/>
+                      <w:szCs w:val="18"/>
+                    </w:rPr>
+                    <w:t xml:space="preserve">1,61 %</w:t>
+                  </w:r>
+                </w:p>
+              </w:tc>
+              <w:tc>
+                <w:tcPr>
+                  <w:tcW w:type="dxa" w:w="666"/>
+                  <w:tcMar>
+                    <w:top w:type="dxa" w:w="70"/>
+                    <w:left w:type="dxa" w:w="100"/>
+                    <w:bottom w:type="dxa" w:w="70"/>
+                    <w:right w:type="dxa" w:w="100"/>
+                  </w:tcMar>
+                  <w:vAlign w:val="center"/>
+                </w:tcPr>
+                <w:p>
+                  <w:pPr>
+                    <w:spacing w:after="0"/>
+                  </w:pPr>
+                  <w:r>
+                    <w:rPr>
+                      <w:sz w:val="18"/>
+                      <w:szCs w:val="18"/>
+                    </w:rPr>
+                    <w:t xml:space="preserve">1,53 %</w:t>
+                  </w:r>
+                </w:p>
+              </w:tc>
+              <w:tc>
+                <w:tcPr>
+                  <w:tcW w:type="dxa" w:w="666"/>
+                  <w:tcMar>
+                    <w:top w:type="dxa" w:w="70"/>
+                    <w:left w:type="dxa" w:w="100"/>
+                    <w:bottom w:type="dxa" w:w="70"/>
+                    <w:right w:type="dxa" w:w="100"/>
+                  </w:tcMar>
+                  <w:vAlign w:val="center"/>
+                </w:tcPr>
+                <w:p>
+                  <w:pPr>
+                    <w:spacing w:after="0"/>
+                  </w:pPr>
+                  <w:r>
+                    <w:rPr>
+                      <w:sz w:val="18"/>
+                      <w:szCs w:val="18"/>
+                    </w:rPr>
+                    <w:t xml:space="preserve">1,65 %</w:t>
+                  </w:r>
+                </w:p>
+              </w:tc>
+              <w:tc>
+                <w:tcPr>
+                  <w:tcW w:type="dxa" w:w="666"/>
+                  <w:tcMar>
+                    <w:top w:type="dxa" w:w="70"/>
+                    <w:left w:type="dxa" w:w="100"/>
+                    <w:bottom w:type="dxa" w:w="70"/>
+                    <w:right w:type="dxa" w:w="100"/>
+                  </w:tcMar>
+                  <w:vAlign w:val="center"/>
+                </w:tcPr>
+                <w:p>
+                  <w:pPr>
+                    <w:spacing w:after="0"/>
+                  </w:pPr>
+                  <w:r>
+                    <w:rPr>
+                      <w:sz w:val="18"/>
+                      <w:szCs w:val="18"/>
+                    </w:rPr>
+                    <w:t xml:space="preserve">1,84 %</w:t>
+                  </w:r>
+                </w:p>
+              </w:tc>
+              <w:tc>
+                <w:tcPr>
+                  <w:tcW w:type="dxa" w:w="666"/>
+                  <w:tcMar>
+                    <w:top w:type="dxa" w:w="70"/>
+                    <w:left w:type="dxa" w:w="100"/>
+                    <w:bottom w:type="dxa" w:w="70"/>
+                    <w:right w:type="dxa" w:w="100"/>
+                  </w:tcMar>
+                  <w:vAlign w:val="center"/>
+                </w:tcPr>
+                <w:p>
+                  <w:pPr>
+                    <w:spacing w:after="0"/>
+                  </w:pPr>
+                  <w:r>
+                    <w:rPr>
+                      <w:sz w:val="18"/>
+                      <w:szCs w:val="18"/>
+                    </w:rPr>
+                    <w:t xml:space="preserve">1,67 %</w:t>
+                  </w:r>
+                </w:p>
+              </w:tc>
+              <w:tc>
+                <w:tcPr>
+                  <w:tcW w:type="dxa" w:w="670"/>
+                  <w:tcMar>
+                    <w:top w:type="dxa" w:w="70"/>
+                    <w:left w:type="dxa" w:w="100"/>
+                    <w:bottom w:type="dxa" w:w="70"/>
+                    <w:right w:type="dxa" w:w="100"/>
+                  </w:tcMar>
+                  <w:vAlign w:val="center"/>
+                </w:tcPr>
+                <w:p>
+                  <w:pPr>
+                    <w:spacing w:after="0"/>
+                  </w:pPr>
+                  <w:r>
+                    <w:rPr>
+                      <w:sz w:val="18"/>
+                      <w:szCs w:val="18"/>
+                    </w:rPr>
+                    <w:t xml:space="preserve">1,69 %</w:t>
+                  </w:r>
+                </w:p>
+              </w:tc>
+            </w:tr>
+            <w:tr>
+              <w:trPr>
+                <w:cantSplit/>
+                <w:tblHeader w:val="off"/>
+              </w:trPr>
+              <w:tc>
+                <w:tcPr>
+                  <w:tcW w:type="dxa" w:w="3026"/>
+                  <w:tcMar>
+                    <w:top w:type="dxa" w:w="70"/>
+                    <w:left w:type="dxa" w:w="100"/>
+                    <w:bottom w:type="dxa" w:w="70"/>
+                    <w:right w:type="dxa" w:w="100"/>
+                  </w:tcMar>
+                  <w:vAlign w:val="center"/>
+                </w:tcPr>
+                <w:p>
+                  <w:pPr>
+                    <w:spacing w:after="0"/>
+                  </w:pPr>
+                  <w:r>
+                    <w:rPr>
+                      <w:sz w:val="18"/>
+                      <w:szCs w:val="18"/>
+                    </w:rPr>
+                    <w:t xml:space="preserve">Casos de estudio con identidad ambigua</w:t>
+                  </w:r>
+                </w:p>
+              </w:tc>
+              <w:tc>
+                <w:tcPr>
+                  <w:tcW w:type="dxa" w:w="666"/>
+                  <w:tcMar>
+                    <w:top w:type="dxa" w:w="70"/>
+                    <w:left w:type="dxa" w:w="100"/>
+                    <w:bottom w:type="dxa" w:w="70"/>
+                    <w:right w:type="dxa" w:w="100"/>
+                  </w:tcMar>
+                  <w:vAlign w:val="center"/>
+                </w:tcPr>
+                <w:p>
+                  <w:pPr>
+                    <w:spacing w:after="0"/>
+                  </w:pPr>
+                  <w:r>
+                    <w:rPr>
+                      <w:sz w:val="18"/>
+                      <w:szCs w:val="18"/>
+                    </w:rPr>
+                    <w:t xml:space="preserve">1,32 %</w:t>
+                  </w:r>
+                </w:p>
+              </w:tc>
+              <w:tc>
+                <w:tcPr>
+                  <w:tcW w:type="dxa" w:w="666"/>
+                  <w:tcMar>
+                    <w:top w:type="dxa" w:w="70"/>
+                    <w:left w:type="dxa" w:w="100"/>
+                    <w:bottom w:type="dxa" w:w="70"/>
+                    <w:right w:type="dxa" w:w="100"/>
+                  </w:tcMar>
+                  <w:vAlign w:val="center"/>
+                </w:tcPr>
+                <w:p>
+                  <w:pPr>
+                    <w:spacing w:after="0"/>
+                  </w:pPr>
+                  <w:r>
+                    <w:rPr>
+                      <w:sz w:val="18"/>
+                      <w:szCs w:val="18"/>
+                    </w:rPr>
+                    <w:t xml:space="preserve">1,27 %</w:t>
+                  </w:r>
+                </w:p>
+              </w:tc>
+              <w:tc>
+                <w:tcPr>
+                  <w:tcW w:type="dxa" w:w="666"/>
+                  <w:tcMar>
+                    <w:top w:type="dxa" w:w="70"/>
+                    <w:left w:type="dxa" w:w="100"/>
+                    <w:bottom w:type="dxa" w:w="70"/>
+                    <w:right w:type="dxa" w:w="100"/>
+                  </w:tcMar>
+                  <w:vAlign w:val="center"/>
+                </w:tcPr>
+                <w:p>
+                  <w:pPr>
+                    <w:spacing w:after="0"/>
+                  </w:pPr>
+                  <w:r>
+                    <w:rPr>
+                      <w:sz w:val="18"/>
+                      <w:szCs w:val="18"/>
+                    </w:rPr>
+                    <w:t xml:space="preserve">1,52 %</w:t>
+                  </w:r>
+                </w:p>
+              </w:tc>
+              <w:tc>
+                <w:tcPr>
+                  <w:tcW w:type="dxa" w:w="666"/>
+                  <w:tcMar>
+                    <w:top w:type="dxa" w:w="70"/>
+                    <w:left w:type="dxa" w:w="100"/>
+                    <w:bottom w:type="dxa" w:w="70"/>
+                    <w:right w:type="dxa" w:w="100"/>
+                  </w:tcMar>
+                  <w:vAlign w:val="center"/>
+                </w:tcPr>
+                <w:p>
+                  <w:pPr>
+                    <w:spacing w:after="0"/>
+                  </w:pPr>
+                  <w:r>
+                    <w:rPr>
+                      <w:sz w:val="18"/>
+                      <w:szCs w:val="18"/>
+                    </w:rPr>
+                    <w:t xml:space="preserve">1,70 %</w:t>
+                  </w:r>
+                </w:p>
+              </w:tc>
+              <w:tc>
+                <w:tcPr>
+                  <w:tcW w:type="dxa" w:w="666"/>
+                  <w:tcMar>
+                    <w:top w:type="dxa" w:w="70"/>
+                    <w:left w:type="dxa" w:w="100"/>
+                    <w:bottom w:type="dxa" w:w="70"/>
+                    <w:right w:type="dxa" w:w="100"/>
+                  </w:tcMar>
+                  <w:vAlign w:val="center"/>
+                </w:tcPr>
+                <w:p>
+                  <w:pPr>
+                    <w:spacing w:after="0"/>
+                  </w:pPr>
+                  <w:r>
+                    <w:rPr>
+                      <w:sz w:val="18"/>
+                      <w:szCs w:val="18"/>
+                    </w:rPr>
+                    <w:t xml:space="preserve">1,59 %</w:t>
+                  </w:r>
+                </w:p>
+              </w:tc>
+              <w:tc>
+                <w:tcPr>
+                  <w:tcW w:type="dxa" w:w="670"/>
+                  <w:tcMar>
+                    <w:top w:type="dxa" w:w="70"/>
+                    <w:left w:type="dxa" w:w="100"/>
+                    <w:bottom w:type="dxa" w:w="70"/>
+                    <w:right w:type="dxa" w:w="100"/>
+                  </w:tcMar>
+                  <w:vAlign w:val="center"/>
+                </w:tcPr>
+                <w:p>
+                  <w:pPr>
+                    <w:spacing w:after="0"/>
+                  </w:pPr>
+                  <w:r>
+                    <w:rPr>
+                      <w:sz w:val="18"/>
+                      <w:szCs w:val="18"/>
+                    </w:rPr>
+                    <w:t xml:space="preserve">1,63 %</w:t>
+                  </w:r>
+                </w:p>
+              </w:tc>
+            </w:tr>
+            <w:tr>
+              <w:trPr>
+                <w:cantSplit/>
+                <w:tblHeader w:val="off"/>
+              </w:trPr>
+              <w:tc>
+                <w:tcPr>
+                  <w:tcW w:type="dxa" w:w="3026"/>
+                  <w:tcMar>
+                    <w:top w:type="dxa" w:w="70"/>
+                    <w:left w:type="dxa" w:w="100"/>
+                    <w:bottom w:type="dxa" w:w="70"/>
+                    <w:right w:type="dxa" w:w="100"/>
+                  </w:tcMar>
+                  <w:vAlign w:val="center"/>
+                </w:tcPr>
+                <w:p>
+                  <w:pPr>
+                    <w:spacing w:after="0"/>
+                  </w:pPr>
+                  <w:r>
+                    <w:rPr>
+                      <w:rFonts w:ascii="Consolas" w:cs="Consolas" w:eastAsia="Consolas" w:hAnsi="Consolas"/>
+                      <w:sz w:val="16"/>
+                      <w:szCs w:val="16"/>
+                      <w:shd w:fill="F2F2F2" w:color="auto" w:val="clear"/>
+                    </w:rPr>
+                    <w:t xml:space="preserve">REING_30D</w:t>
+                  </w:r>
+                  <w:r>
+                    <w:rPr>
+                      <w:sz w:val="18"/>
+                      <w:szCs w:val="18"/>
+                    </w:rPr>
+                    <w:t xml:space="preserve">, todos los casos</w:t>
+                  </w:r>
+                </w:p>
+              </w:tc>
+              <w:tc>
+                <w:tcPr>
+                  <w:tcW w:type="dxa" w:w="666"/>
+                  <w:tcMar>
+                    <w:top w:type="dxa" w:w="70"/>
+                    <w:left w:type="dxa" w:w="100"/>
+                    <w:bottom w:type="dxa" w:w="70"/>
+                    <w:right w:type="dxa" w:w="100"/>
+                  </w:tcMar>
+                  <w:vAlign w:val="center"/>
+                </w:tcPr>
+                <w:p>
+                  <w:pPr>
+                    <w:spacing w:after="0"/>
+                  </w:pPr>
+                  <w:r>
+                    <w:rPr>
+                      <w:sz w:val="18"/>
+                      <w:szCs w:val="18"/>
+                    </w:rPr>
+                    <w:t xml:space="preserve">5,70 %</w:t>
+                  </w:r>
+                </w:p>
+              </w:tc>
+              <w:tc>
+                <w:tcPr>
+                  <w:tcW w:type="dxa" w:w="666"/>
+                  <w:tcMar>
+                    <w:top w:type="dxa" w:w="70"/>
+                    <w:left w:type="dxa" w:w="100"/>
+                    <w:bottom w:type="dxa" w:w="70"/>
+                    <w:right w:type="dxa" w:w="100"/>
+                  </w:tcMar>
+                  <w:vAlign w:val="center"/>
+                </w:tcPr>
+                <w:p>
+                  <w:pPr>
+                    <w:spacing w:after="0"/>
+                  </w:pPr>
+                  <w:r>
+                    <w:rPr>
+                      <w:sz w:val="18"/>
+                      <w:szCs w:val="18"/>
+                    </w:rPr>
+                    <w:t xml:space="preserve">5,66 %</w:t>
+                  </w:r>
+                </w:p>
+              </w:tc>
+              <w:tc>
+                <w:tcPr>
+                  <w:tcW w:type="dxa" w:w="666"/>
+                  <w:tcMar>
+                    <w:top w:type="dxa" w:w="70"/>
+                    <w:left w:type="dxa" w:w="100"/>
+                    <w:bottom w:type="dxa" w:w="70"/>
+                    <w:right w:type="dxa" w:w="100"/>
+                  </w:tcMar>
+                  <w:vAlign w:val="center"/>
+                </w:tcPr>
+                <w:p>
+                  <w:pPr>
+                    <w:spacing w:after="0"/>
+                  </w:pPr>
+                  <w:r>
+                    <w:rPr>
+                      <w:sz w:val="18"/>
+                      <w:szCs w:val="18"/>
+                    </w:rPr>
+                    <w:t xml:space="preserve">5,62 %</w:t>
+                  </w:r>
+                </w:p>
+              </w:tc>
+              <w:tc>
+                <w:tcPr>
+                  <w:tcW w:type="dxa" w:w="666"/>
+                  <w:tcMar>
+                    <w:top w:type="dxa" w:w="70"/>
+                    <w:left w:type="dxa" w:w="100"/>
+                    <w:bottom w:type="dxa" w:w="70"/>
+                    <w:right w:type="dxa" w:w="100"/>
+                  </w:tcMar>
+                  <w:vAlign w:val="center"/>
+                </w:tcPr>
+                <w:p>
+                  <w:pPr>
+                    <w:spacing w:after="0"/>
+                  </w:pPr>
+                  <w:r>
+                    <w:rPr>
+                      <w:sz w:val="18"/>
+                      <w:szCs w:val="18"/>
+                    </w:rPr>
+                    <w:t xml:space="preserve">5,77 %</w:t>
+                  </w:r>
+                </w:p>
+              </w:tc>
+              <w:tc>
+                <w:tcPr>
+                  <w:tcW w:type="dxa" w:w="666"/>
+                  <w:tcMar>
+                    <w:top w:type="dxa" w:w="70"/>
+                    <w:left w:type="dxa" w:w="100"/>
+                    <w:bottom w:type="dxa" w:w="70"/>
+                    <w:right w:type="dxa" w:w="100"/>
+                  </w:tcMar>
+                  <w:vAlign w:val="center"/>
+                </w:tcPr>
+                <w:p>
+                  <w:pPr>
+                    <w:spacing w:after="0"/>
+                  </w:pPr>
+                  <w:r>
+                    <w:rPr>
+                      <w:sz w:val="18"/>
+                      <w:szCs w:val="18"/>
+                    </w:rPr>
+                    <w:t xml:space="preserve">6,14 %</w:t>
+                  </w:r>
+                </w:p>
+              </w:tc>
+              <w:tc>
+                <w:tcPr>
+                  <w:tcW w:type="dxa" w:w="670"/>
+                  <w:tcMar>
+                    <w:top w:type="dxa" w:w="70"/>
+                    <w:left w:type="dxa" w:w="100"/>
+                    <w:bottom w:type="dxa" w:w="70"/>
+                    <w:right w:type="dxa" w:w="100"/>
+                  </w:tcMar>
+                  <w:vAlign w:val="center"/>
+                </w:tcPr>
+                <w:p>
+                  <w:pPr>
+                    <w:spacing w:after="0"/>
+                  </w:pPr>
+                  <w:r>
+                    <w:rPr>
+                      <w:sz w:val="18"/>
+                      <w:szCs w:val="18"/>
+                    </w:rPr>
+                    <w:t xml:space="preserve">6,45 %</w:t>
+                  </w:r>
+                </w:p>
+              </w:tc>
+            </w:tr>
+            <w:tr>
+              <w:trPr>
+                <w:cantSplit/>
+                <w:tblHeader w:val="off"/>
+              </w:trPr>
+              <w:tc>
+                <w:tcPr>
+                  <w:tcW w:type="dxa" w:w="3026"/>
+                  <w:tcMar>
+                    <w:top w:type="dxa" w:w="70"/>
+                    <w:left w:type="dxa" w:w="100"/>
+                    <w:bottom w:type="dxa" w:w="70"/>
+                    <w:right w:type="dxa" w:w="100"/>
+                  </w:tcMar>
+                  <w:vAlign w:val="center"/>
+                </w:tcPr>
+                <w:p>
+                  <w:pPr>
+                    <w:spacing w:after="0"/>
+                  </w:pPr>
+                  <w:r>
+                    <w:rPr>
+                      <w:rFonts w:ascii="Consolas" w:cs="Consolas" w:eastAsia="Consolas" w:hAnsi="Consolas"/>
+                      <w:sz w:val="16"/>
+                      <w:szCs w:val="16"/>
+                      <w:shd w:fill="F2F2F2" w:color="auto" w:val="clear"/>
+                    </w:rPr>
+                    <w:t xml:space="preserve">REING_30D</w:t>
+                  </w:r>
+                  <w:r>
+                    <w:rPr>
+                      <w:sz w:val="18"/>
+                      <w:szCs w:val="18"/>
+                    </w:rPr>
+                    <w:t xml:space="preserve">, sin identidad ambigua</w:t>
+                  </w:r>
+                </w:p>
+              </w:tc>
+              <w:tc>
+                <w:tcPr>
+                  <w:tcW w:type="dxa" w:w="666"/>
+                  <w:tcMar>
+                    <w:top w:type="dxa" w:w="70"/>
+                    <w:left w:type="dxa" w:w="100"/>
+                    <w:bottom w:type="dxa" w:w="70"/>
+                    <w:right w:type="dxa" w:w="100"/>
+                  </w:tcMar>
+                  <w:vAlign w:val="center"/>
+                </w:tcPr>
+                <w:p>
+                  <w:pPr>
+                    <w:spacing w:after="0"/>
+                  </w:pPr>
+                  <w:r>
+                    <w:rPr>
+                      <w:sz w:val="18"/>
+                      <w:szCs w:val="18"/>
+                    </w:rPr>
+                    <w:t xml:space="preserve">5,58 %</w:t>
+                  </w:r>
+                </w:p>
+              </w:tc>
+              <w:tc>
+                <w:tcPr>
+                  <w:tcW w:type="dxa" w:w="666"/>
+                  <w:tcMar>
+                    <w:top w:type="dxa" w:w="70"/>
+                    <w:left w:type="dxa" w:w="100"/>
+                    <w:bottom w:type="dxa" w:w="70"/>
+                    <w:right w:type="dxa" w:w="100"/>
+                  </w:tcMar>
+                  <w:vAlign w:val="center"/>
+                </w:tcPr>
+                <w:p>
+                  <w:pPr>
+                    <w:spacing w:after="0"/>
+                  </w:pPr>
+                  <w:r>
+                    <w:rPr>
+                      <w:sz w:val="18"/>
+                      <w:szCs w:val="18"/>
+                    </w:rPr>
+                    <w:t xml:space="preserve">5,52 %</w:t>
+                  </w:r>
+                </w:p>
+              </w:tc>
+              <w:tc>
+                <w:tcPr>
+                  <w:tcW w:type="dxa" w:w="666"/>
+                  <w:tcMar>
+                    <w:top w:type="dxa" w:w="70"/>
+                    <w:left w:type="dxa" w:w="100"/>
+                    <w:bottom w:type="dxa" w:w="70"/>
+                    <w:right w:type="dxa" w:w="100"/>
+                  </w:tcMar>
+                  <w:vAlign w:val="center"/>
+                </w:tcPr>
+                <w:p>
+                  <w:pPr>
+                    <w:spacing w:after="0"/>
+                  </w:pPr>
+                  <w:r>
+                    <w:rPr>
+                      <w:sz w:val="18"/>
+                      <w:szCs w:val="18"/>
+                    </w:rPr>
+                    <w:t xml:space="preserve">5,53 %</w:t>
+                  </w:r>
+                </w:p>
+              </w:tc>
+              <w:tc>
+                <w:tcPr>
+                  <w:tcW w:type="dxa" w:w="666"/>
+                  <w:tcMar>
+                    <w:top w:type="dxa" w:w="70"/>
+                    <w:left w:type="dxa" w:w="100"/>
+                    <w:bottom w:type="dxa" w:w="70"/>
+                    <w:right w:type="dxa" w:w="100"/>
+                  </w:tcMar>
+                  <w:vAlign w:val="center"/>
+                </w:tcPr>
+                <w:p>
+                  <w:pPr>
+                    <w:spacing w:after="0"/>
+                  </w:pPr>
+                  <w:r>
+                    <w:rPr>
+                      <w:sz w:val="18"/>
+                      <w:szCs w:val="18"/>
+                    </w:rPr>
+                    <w:t xml:space="preserve">5,67 %</w:t>
+                  </w:r>
+                </w:p>
+              </w:tc>
+              <w:tc>
+                <w:tcPr>
+                  <w:tcW w:type="dxa" w:w="666"/>
+                  <w:tcMar>
+                    <w:top w:type="dxa" w:w="70"/>
+                    <w:left w:type="dxa" w:w="100"/>
+                    <w:bottom w:type="dxa" w:w="70"/>
+                    <w:right w:type="dxa" w:w="100"/>
+                  </w:tcMar>
+                  <w:vAlign w:val="center"/>
+                </w:tcPr>
+                <w:p>
+                  <w:pPr>
+                    <w:spacing w:after="0"/>
+                  </w:pPr>
+                  <w:r>
+                    <w:rPr>
+                      <w:sz w:val="18"/>
+                      <w:szCs w:val="18"/>
+                    </w:rPr>
+                    <w:t xml:space="preserve">6,05 %</w:t>
+                  </w:r>
+                </w:p>
+              </w:tc>
+              <w:tc>
+                <w:tcPr>
+                  <w:tcW w:type="dxa" w:w="670"/>
+                  <w:tcMar>
+                    <w:top w:type="dxa" w:w="70"/>
+                    <w:left w:type="dxa" w:w="100"/>
+                    <w:bottom w:type="dxa" w:w="70"/>
+                    <w:right w:type="dxa" w:w="100"/>
+                  </w:tcMar>
+                  <w:vAlign w:val="center"/>
+                </w:tcPr>
+                <w:p>
+                  <w:pPr>
+                    <w:spacing w:after="0"/>
+                  </w:pPr>
+                  <w:r>
+                    <w:rPr>
+                      <w:sz w:val="18"/>
+                      <w:szCs w:val="18"/>
+                    </w:rPr>
+                    <w:t xml:space="preserve">6,35 %</w:t>
+                  </w:r>
+                </w:p>
+              </w:tc>
+            </w:tr>
+          </w:tbl>
+          <w:p>
+            <w:pPr>
+              <w:spacing w:after="0"/>
+            </w:pPr>
+          </w:p>
+        </w:tc>
+      </w:tr>
+      <w:tr>
+        <w:trPr>
+          <w:cantSplit/>
+        </w:trPr>
+        <w:tc>
+          <w:tcPr>
+            <w:tcW w:type="dxa" w:w="1800"/>
+            <w:shd w:fill="F2F2F2" w:color="auto" w:val="clear"/>
+            <w:tcMar>
+              <w:top w:type="dxa" w:w="70"/>
+              <w:left w:type="dxa" w:w="100"/>
+              <w:bottom w:type="dxa" w:w="70"/>
+              <w:right w:type="dxa" w:w="100"/>
+            </w:tcMar>
+          </w:tcPr>
+          <w:p>
+            <w:pPr>
+              <w:keepNext/>
+              <w:spacing w:after="0"/>
+            </w:pPr>
+            <w:r>
+              <w:rPr>
+                <w:b/>
+                <w:bCs/>
+                <w:color w:val="404040"/>
+                <w:sz w:val="20"/>
+                <w:szCs w:val="20"/>
+              </w:rPr>
+              <w:t xml:space="preserve">Interpretación</w:t>
+            </w:r>
+          </w:p>
+        </w:tc>
+        <w:tc>
+          <w:tcPr>
+            <w:tcW w:type="dxa" w:w="7226"/>
+            <w:tcMar>
+              <w:top w:type="dxa" w:w="70"/>
+              <w:left w:type="dxa" w:w="100"/>
+              <w:bottom w:type="dxa" w:w="70"/>
+              <w:right w:type="dxa" w:w="100"/>
+            </w:tcMar>
+          </w:tcPr>
+          <w:p>
+            <w:pPr>
+              <w:keepNext/>
+              <w:spacing w:after="0" w:before="0"/>
+            </w:pPr>
+            <w:r>
+              <w:rPr>
+                <w:sz w:val="20"/>
+                <w:szCs w:val="20"/>
+              </w:rPr>
+              <w:t xml:space="preserve">Los egresos sin identificador bajan de 0,32 % en 2022 a 0,16 % en 2023 y 0,10 % en 2024. Si se reparten como el resto de los egresos, esa diferencia haría visibles cerca de un 0,2 % más de reingresos, del orden de 0,01 puntos de tasa, mientras la subida es de 0,37 puntos en 2023 y 0,68 en 2024. La identidad ambigua no tiene tendencia (entre 1,5 % y 1,8 % de los egresos), y sin esos casos la tasa sube igual: 5,67 %, 6,05 % y 6,35 %. En 2019, con más egresos sin identificador (0,72 %), la tasa es igual a la de 2020 a 2022.</w:t>
+            </w:r>
+          </w:p>
+        </w:tc>
+      </w:tr>
+      <w:tr>
+        <w:trPr>
+          <w:cantSplit/>
+        </w:trPr>
+        <w:tc>
+          <w:tcPr>
+            <w:tcW w:type="dxa" w:w="1800"/>
+            <w:shd w:fill="F2F2F2" w:color="auto" w:val="clear"/>
+            <w:tcMar>
+              <w:top w:type="dxa" w:w="70"/>
+              <w:left w:type="dxa" w:w="100"/>
+              <w:bottom w:type="dxa" w:w="70"/>
+              <w:right w:type="dxa" w:w="100"/>
+            </w:tcMar>
+          </w:tcPr>
+          <w:p>
+            <w:pPr>
+              <w:keepNext/>
+              <w:spacing w:after="0"/>
+            </w:pPr>
+            <w:r>
+              <w:rPr>
+                <w:b/>
+                <w:bCs/>
+                <w:color w:val="404040"/>
+                <w:sz w:val="20"/>
+                <w:szCs w:val="20"/>
+              </w:rPr>
+              <w:t xml:space="preserve">Consecuencia</w:t>
+            </w:r>
+          </w:p>
+        </w:tc>
+        <w:tc>
+          <w:tcPr>
+            <w:tcW w:type="dxa" w:w="7226"/>
+            <w:tcMar>
+              <w:top w:type="dxa" w:w="70"/>
+              <w:left w:type="dxa" w:w="100"/>
+              <w:bottom w:type="dxa" w:w="70"/>
+              <w:right w:type="dxa" w:w="100"/>
+            </w:tcMar>
+          </w:tcPr>
+          <w:p>
+            <w:pPr>
+              <w:keepNext/>
+              <w:spacing w:after="0" w:before="0"/>
+            </w:pPr>
+            <w:r>
+              <w:rPr>
+                <w:sz w:val="20"/>
+                <w:szCs w:val="20"/>
+              </w:rPr>
+              <w:t xml:space="preserve">El aumento de 2023 y 2024 no se explica por cambios en la calidad del identificador. Junto con </w:t>
+            </w:r>
+            <w:hyperlink w:history="1" w:anchor="E_H24">
+              <w:r>
+                <w:rPr>
+                  <w:color w:val="0563C1"/>
+                  <w:sz w:val="20"/>
+                  <w:szCs w:val="20"/>
+                  <w:u w:val="single"/>
+                </w:rPr>
+                <w:t xml:space="preserve">H24</w:t>
+              </w:r>
+            </w:hyperlink>
+            <w:r>
+              <w:rPr>
+                <w:sz w:val="20"/>
+                <w:szCs w:val="20"/>
+              </w:rPr>
+              <w:t xml:space="preserve"> (no se debe a los hospitales incorporados y ocurre dentro de cada tipo de ingreso), se trata como un cambio real en el tiempo, que es lo que mide la validación temporal (D37 y D40 de la bitácora de la 2.3).</w:t>
+            </w:r>
+          </w:p>
+        </w:tc>
+      </w:tr>
+      <w:tr>
+        <w:trPr>
+          <w:cantSplit/>
+        </w:trPr>
+        <w:tc>
+          <w:tcPr>
+            <w:tcW w:type="dxa" w:w="1800"/>
+            <w:shd w:fill="F2F2F2" w:color="auto" w:val="clear"/>
+            <w:tcMar>
+              <w:top w:type="dxa" w:w="70"/>
+              <w:left w:type="dxa" w:w="100"/>
+              <w:bottom w:type="dxa" w:w="70"/>
+              <w:right w:type="dxa" w:w="100"/>
+            </w:tcMar>
+          </w:tcPr>
+          <w:p>
+            <w:pPr>
+              <w:keepNext/>
+              <w:spacing w:after="0"/>
+            </w:pPr>
+            <w:r>
+              <w:rPr>
+                <w:b/>
+                <w:bCs/>
+                <w:color w:val="404040"/>
+                <w:sz w:val="20"/>
+                <w:szCs w:val="20"/>
+              </w:rPr>
+              <w:t xml:space="preserve">Completa a</w:t>
+            </w:r>
+          </w:p>
+        </w:tc>
+        <w:tc>
+          <w:tcPr>
+            <w:tcW w:type="dxa" w:w="7226"/>
+            <w:tcMar>
+              <w:top w:type="dxa" w:w="70"/>
+              <w:left w:type="dxa" w:w="100"/>
+              <w:bottom w:type="dxa" w:w="70"/>
+              <w:right w:type="dxa" w:w="100"/>
+            </w:tcMar>
+          </w:tcPr>
+          <w:p>
+            <w:pPr>
+              <w:keepNext/>
+              <w:spacing w:after="0" w:before="0"/>
+            </w:pPr>
+            <w:hyperlink w:history="1" w:anchor="E_H24">
+              <w:r>
+                <w:rPr>
+                  <w:color w:val="0563C1"/>
+                  <w:sz w:val="20"/>
+                  <w:szCs w:val="20"/>
+                  <w:u w:val="single"/>
+                </w:rPr>
+                <w:t xml:space="preserve">H24</w:t>
+              </w:r>
+            </w:hyperlink>
+            <w:r>
+              <w:rPr>
+                <w:sz w:val="20"/>
+                <w:szCs w:val="20"/>
+              </w:rPr>
+              <w:t xml:space="preserve">.</w:t>
+            </w:r>
+          </w:p>
+        </w:tc>
+      </w:tr>
+      <w:tr>
+        <w:trPr>
+          <w:cantSplit/>
+        </w:trPr>
+        <w:tc>
+          <w:tcPr>
+            <w:tcW w:type="dxa" w:w="1800"/>
+            <w:shd w:fill="F2F2F2" w:color="auto" w:val="clear"/>
+            <w:tcMar>
+              <w:top w:type="dxa" w:w="70"/>
+              <w:left w:type="dxa" w:w="100"/>
+              <w:bottom w:type="dxa" w:w="70"/>
+              <w:right w:type="dxa" w:w="100"/>
+            </w:tcMar>
+          </w:tcPr>
+          <w:p>
+            <w:pPr>
+              <w:keepNext w:val="false"/>
+              <w:spacing w:after="0"/>
+            </w:pPr>
+            <w:r>
+              <w:rPr>
+                <w:b/>
+                <w:bCs/>
+                <w:color w:val="404040"/>
+                <w:sz w:val="20"/>
+                <w:szCs w:val="20"/>
+              </w:rPr>
+              <w:t xml:space="preserve">Evidencia</w:t>
+            </w:r>
+          </w:p>
+        </w:tc>
+        <w:tc>
+          <w:tcPr>
+            <w:tcW w:type="dxa" w:w="7226"/>
+            <w:tcMar>
+              <w:top w:type="dxa" w:w="70"/>
+              <w:left w:type="dxa" w:w="100"/>
+              <w:bottom w:type="dxa" w:w="70"/>
+              <w:right w:type="dxa" w:w="100"/>
+            </w:tcMar>
+          </w:tcPr>
+          <w:p>
+            <w:pPr>
+              <w:keepNext w:val="false"/>
+              <w:spacing w:after="0" w:before="0"/>
+            </w:pPr>
+            <w:r>
+              <w:rPr>
+                <w:rFonts w:ascii="Consolas" w:cs="Consolas" w:eastAsia="Consolas" w:hAnsi="Consolas"/>
+                <w:sz w:val="18"/>
+                <w:szCs w:val="18"/>
+                <w:shd w:fill="F2F2F2" w:color="auto" w:val="clear"/>
+              </w:rPr>
+              <w:t xml:space="preserve">2.2_depuracion_etiquetado/reportes/09_etiquetado.md</w:t>
+            </w:r>
+            <w:r>
+              <w:rPr>
+                <w:sz w:val="20"/>
+                <w:szCs w:val="20"/>
+              </w:rPr>
+              <w:t xml:space="preserve">, sección 2 («Calidad del identificador»).</w:t>
             </w:r>
           </w:p>
         </w:tc>
@@ -26657,6 +33534,137 @@
         <w:pStyle w:val="Heading1"/>
       </w:pPr>
       <w:r>
+        <w:t xml:space="preserve">Verificación de las ejecuciones del 20 de octubre de 2026</w:t>
+      </w:r>
+    </w:p>
+    <w:p>
+      <w:r>
+        <w:t xml:space="preserve">Los scripts 09, 11 y 12 se ejecutaron el 20 de octubre de 2026 con </w:t>
+      </w:r>
+      <w:hyperlink w:history="1" w:anchor="E_D38">
+        <w:r>
+          <w:rPr>
+            <w:color w:val="0563C1"/>
+            <w:u w:val="single"/>
+          </w:rPr>
+          <w:t xml:space="preserve">D38</w:t>
+        </w:r>
+      </w:hyperlink>
+      <w:r>
+        <w:t xml:space="preserve"> y las dos filas nuevas de sensibilidad (</w:t>
+      </w:r>
+      <w:hyperlink w:history="1" w:anchor="E_H27">
+        <w:r>
+          <w:rPr>
+            <w:color w:val="0563C1"/>
+            <w:u w:val="single"/>
+          </w:rPr>
+          <w:t xml:space="preserve">H27</w:t>
+        </w:r>
+      </w:hyperlink>
+      <w:r>
+        <w:t xml:space="preserve"> y </w:t>
+      </w:r>
+      <w:hyperlink w:history="1" w:anchor="E_D39">
+        <w:r>
+          <w:rPr>
+            <w:color w:val="0563C1"/>
+            <w:u w:val="single"/>
+          </w:rPr>
+          <w:t xml:space="preserve">D39</w:t>
+        </w:r>
+      </w:hyperlink>
+      <w:r>
+        <w:t xml:space="preserve">); el script 08 y la tabla depurada no cambiaron. Antes de escribir, el script 09 se probó en memoria y se comparó celda por celda con la versión 1: solo cambiaron </w:t>
+      </w:r>
+      <w:r>
+        <w:rPr>
+          <w:rFonts w:ascii="Consolas" w:cs="Consolas" w:eastAsia="Consolas" w:hAnsi="Consolas"/>
+          <w:sz w:val="20"/>
+          <w:szCs w:val="20"/>
+          <w:shd w:fill="F2F2F2" w:color="auto" w:val="clear"/>
+        </w:rPr>
+        <w:t xml:space="preserve">REING_7D_CDM</w:t>
+      </w:r>
+      <w:r>
+        <w:t xml:space="preserve"> y </w:t>
+      </w:r>
+      <w:r>
+        <w:rPr>
+          <w:rFonts w:ascii="Consolas" w:cs="Consolas" w:eastAsia="Consolas" w:hAnsi="Consolas"/>
+          <w:sz w:val="20"/>
+          <w:szCs w:val="20"/>
+          <w:shd w:fill="F2F2F2" w:color="auto" w:val="clear"/>
+        </w:rPr>
+        <w:t xml:space="preserve">REING_30D_CDM</w:t>
+      </w:r>
+      <w:r>
+        <w:t xml:space="preserve"> de los partos (615.167 y 603.423 celdas, todas de 0 a sin dato); las demás columnas quedaron idénticas. El script 12 registró la versión 2 del conjunto analítico (</w:t>
+      </w:r>
+      <w:hyperlink w:history="1" w:anchor="E_D36">
+        <w:r>
+          <w:rPr>
+            <w:color w:val="0563C1"/>
+            <w:u w:val="single"/>
+          </w:rPr>
+          <w:t xml:space="preserve">D36</w:t>
+        </w:r>
+      </w:hyperlink>
+      <w:r>
+        <w:t xml:space="preserve">).</w:t>
+      </w:r>
+    </w:p>
+    <w:p>
+      <w:r>
+        <w:t xml:space="preserve">En la primera ejecución del script 11, una verificación nueva falló en la pasada que cuenta todo ingreso (solo se usa para describir las sesiones de tratamiento): al contar todo ingreso, un parto también es reingreso y la exclusión de </w:t>
+      </w:r>
+      <w:hyperlink w:history="1" w:anchor="E_D38">
+        <w:r>
+          <w:rPr>
+            <w:color w:val="0563C1"/>
+            <w:u w:val="single"/>
+          </w:rPr>
+          <w:t xml:space="preserve">D38</w:t>
+        </w:r>
+      </w:hyperlink>
+      <w:r>
+        <w:t xml:space="preserve"> no corresponde. Se corrigió para que </w:t>
+      </w:r>
+      <w:hyperlink w:history="1" w:anchor="E_D38">
+        <w:r>
+          <w:rPr>
+            <w:color w:val="0563C1"/>
+            <w:u w:val="single"/>
+          </w:rPr>
+          <w:t xml:space="preserve">D38</w:t>
+        </w:r>
+      </w:hyperlink>
+      <w:r>
+        <w:t xml:space="preserve"> se aplique solo cuando cuentan únicamente los ingresos no planificados; la tabla de datos quedó idéntica byte a byte y el script 11 se volvió a ejecutar sin fallas.</w:t>
+      </w:r>
+    </w:p>
+    <w:p>
+      <w:r>
+        <w:t xml:space="preserve">Sobre la versión 2 se cumplen las 74 comprobaciones de los contrastes independientes (</w:t>
+      </w:r>
+      <w:r>
+        <w:rPr>
+          <w:rFonts w:ascii="Consolas" w:cs="Consolas" w:eastAsia="Consolas" w:hAnsi="Consolas"/>
+          <w:sz w:val="20"/>
+          <w:szCs w:val="20"/>
+          <w:shd w:fill="F2F2F2" w:color="auto" w:val="clear"/>
+        </w:rPr>
+        <w:t xml:space="preserve">reportes/pruebas_independientes.md</w:t>
+      </w:r>
+      <w:r>
+        <w:t xml:space="preserve">): depuración (43), etiquetado (20; ahora incluye que los partos tengan dato solo donde corresponde y que su 0 haya sido obligatorio) y análisis de sensibilidad (11; los diez escenarios, incluidos los partos con valor 0, los traslados con marca y los derivados).</w:t>
+      </w:r>
+    </w:p>
+    <w:p>
+      <w:pPr>
+        <w:pStyle w:val="Heading1"/>
+      </w:pPr>
+      <w:r>
         <w:t xml:space="preserve">Pendientes</w:t>
       </w:r>
     </w:p>
@@ -26738,12 +33746,12 @@
         <w:pStyle w:val="ListParagraph"/>
         <w:numPr>
           <w:ilvl w:val="0"/>
-          <w:numId w:val="4"/>
+          <w:numId w:val="3"/>
         </w:numPr>
         <w:spacing w:after="80"/>
       </w:pPr>
       <w:r>
-        <w:t xml:space="preserve">Presentar al profesor guía, el 9 de octubre de 2026, las entradas del 8 de octubre: el margen de la censura (</w:t>
+        <w:t xml:space="preserve">Presentar al profesor guía las entradas del 8 de octubre: el margen de la censura (</w:t>
       </w:r>
       <w:hyperlink w:history="1" w:anchor="E_D30">
         <w:r>
@@ -26791,7 +33799,214 @@
         </w:r>
       </w:hyperlink>
       <w:r>
-        <w:t xml:space="preserve">).</w:t>
+        <w:t xml:space="preserve">). Las revisó el 13 de octubre de 2026: aprobó </w:t>
+      </w:r>
+      <w:hyperlink w:history="1" w:anchor="E_D30">
+        <w:r>
+          <w:rPr>
+            <w:color w:val="0563C1"/>
+            <w:u w:val="single"/>
+          </w:rPr>
+          <w:t xml:space="preserve">D30</w:t>
+        </w:r>
+      </w:hyperlink>
+      <w:r>
+        <w:t xml:space="preserve"> y </w:t>
+      </w:r>
+      <w:hyperlink w:history="1" w:anchor="E_D34">
+        <w:r>
+          <w:rPr>
+            <w:color w:val="0563C1"/>
+            <w:u w:val="single"/>
+          </w:rPr>
+          <w:t xml:space="preserve">D34</w:t>
+        </w:r>
+      </w:hyperlink>
+      <w:r>
+        <w:t xml:space="preserve">, y </w:t>
+      </w:r>
+      <w:hyperlink w:history="1" w:anchor="E_D35">
+        <w:r>
+          <w:rPr>
+            <w:color w:val="0563C1"/>
+            <w:u w:val="single"/>
+          </w:rPr>
+          <w:t xml:space="preserve">D35</w:t>
+        </w:r>
+      </w:hyperlink>
+      <w:r>
+        <w:t xml:space="preserve"> a condición de incorporar los puntos 2.1 y 2.4 de su revisión.</w:t>
+      </w:r>
+    </w:p>
+    <w:p>
+      <w:pPr>
+        <w:pStyle w:val="ListParagraph"/>
+        <w:numPr>
+          <w:ilvl w:val="0"/>
+          <w:numId w:val="3"/>
+        </w:numPr>
+        <w:spacing w:after="80"/>
+      </w:pPr>
+      <w:r>
+        <w:t xml:space="preserve">Incorporar los puntos 2.1 (partos) y 2.4 (traslados y derivados) de la revisión del 13 de octubre. Hecho el 20 de octubre de 2026: </w:t>
+      </w:r>
+      <w:hyperlink w:history="1" w:anchor="E_H26">
+        <w:r>
+          <w:rPr>
+            <w:color w:val="0563C1"/>
+            <w:u w:val="single"/>
+          </w:rPr>
+          <w:t xml:space="preserve">H26</w:t>
+        </w:r>
+      </w:hyperlink>
+      <w:r>
+        <w:t xml:space="preserve">, </w:t>
+      </w:r>
+      <w:hyperlink w:history="1" w:anchor="E_H27">
+        <w:r>
+          <w:rPr>
+            <w:color w:val="0563C1"/>
+            <w:u w:val="single"/>
+          </w:rPr>
+          <w:t xml:space="preserve">H27</w:t>
+        </w:r>
+      </w:hyperlink>
+      <w:r>
+        <w:t xml:space="preserve">, </w:t>
+      </w:r>
+      <w:hyperlink w:history="1" w:anchor="E_D38">
+        <w:r>
+          <w:rPr>
+            <w:color w:val="0563C1"/>
+            <w:u w:val="single"/>
+          </w:rPr>
+          <w:t xml:space="preserve">D38</w:t>
+        </w:r>
+      </w:hyperlink>
+      <w:r>
+        <w:t xml:space="preserve"> y </w:t>
+      </w:r>
+      <w:hyperlink w:history="1" w:anchor="E_D39">
+        <w:r>
+          <w:rPr>
+            <w:color w:val="0563C1"/>
+            <w:u w:val="single"/>
+          </w:rPr>
+          <w:t xml:space="preserve">D39</w:t>
+        </w:r>
+      </w:hyperlink>
+      <w:r>
+        <w:t xml:space="preserve">.</w:t>
+      </w:r>
+    </w:p>
+    <w:p>
+      <w:pPr>
+        <w:pStyle w:val="ListParagraph"/>
+        <w:numPr>
+          <w:ilvl w:val="0"/>
+          <w:numId w:val="3"/>
+        </w:numPr>
+        <w:spacing w:after="80"/>
+      </w:pPr>
+      <w:r>
+        <w:t xml:space="preserve">Punto 2.3 de la revisión, en lo que toca a esta actividad: revisar por año los identificadores faltantes o ambiguos antes de tratar el aumento de 2023 y 2024 como un cambio real (</w:t>
+      </w:r>
+      <w:hyperlink w:history="1" w:anchor="E_H24">
+        <w:r>
+          <w:rPr>
+            <w:color w:val="0563C1"/>
+            <w:u w:val="single"/>
+          </w:rPr>
+          <w:t xml:space="preserve">H24</w:t>
+        </w:r>
+      </w:hyperlink>
+      <w:r>
+        <w:t xml:space="preserve">). Hecho el 20 de octubre de 2026: </w:t>
+      </w:r>
+      <w:hyperlink w:history="1" w:anchor="E_H28">
+        <w:r>
+          <w:rPr>
+            <w:color w:val="0563C1"/>
+            <w:u w:val="single"/>
+          </w:rPr>
+          <w:t xml:space="preserve">H28</w:t>
+        </w:r>
+      </w:hyperlink>
+      <w:r>
+        <w:t xml:space="preserve"> y reporte 09, sección 2.</w:t>
+      </w:r>
+    </w:p>
+    <w:p>
+      <w:pPr>
+        <w:pStyle w:val="ListParagraph"/>
+        <w:numPr>
+          <w:ilvl w:val="0"/>
+          <w:numId w:val="4"/>
+        </w:numPr>
+        <w:spacing w:after="80"/>
+      </w:pPr>
+      <w:r>
+        <w:t xml:space="preserve">Presentar al profesor guía, en el próximo avance, </w:t>
+      </w:r>
+      <w:hyperlink w:history="1" w:anchor="E_H26">
+        <w:r>
+          <w:rPr>
+            <w:color w:val="0563C1"/>
+            <w:u w:val="single"/>
+          </w:rPr>
+          <w:t xml:space="preserve">H26</w:t>
+        </w:r>
+      </w:hyperlink>
+      <w:r>
+        <w:t xml:space="preserve">, </w:t>
+      </w:r>
+      <w:hyperlink w:history="1" w:anchor="E_H27">
+        <w:r>
+          <w:rPr>
+            <w:color w:val="0563C1"/>
+            <w:u w:val="single"/>
+          </w:rPr>
+          <w:t xml:space="preserve">H27</w:t>
+        </w:r>
+      </w:hyperlink>
+      <w:r>
+        <w:t xml:space="preserve">, </w:t>
+      </w:r>
+      <w:hyperlink w:history="1" w:anchor="E_H28">
+        <w:r>
+          <w:rPr>
+            <w:color w:val="0563C1"/>
+            <w:u w:val="single"/>
+          </w:rPr>
+          <w:t xml:space="preserve">H28</w:t>
+        </w:r>
+      </w:hyperlink>
+      <w:r>
+        <w:t xml:space="preserve">, </w:t>
+      </w:r>
+      <w:hyperlink w:history="1" w:anchor="E_D38">
+        <w:r>
+          <w:rPr>
+            <w:color w:val="0563C1"/>
+            <w:u w:val="single"/>
+          </w:rPr>
+          <w:t xml:space="preserve">D38</w:t>
+        </w:r>
+      </w:hyperlink>
+      <w:r>
+        <w:t xml:space="preserve"> y </w:t>
+      </w:r>
+      <w:hyperlink w:history="1" w:anchor="E_D39">
+        <w:r>
+          <w:rPr>
+            <w:color w:val="0563C1"/>
+            <w:u w:val="single"/>
+          </w:rPr>
+          <w:t xml:space="preserve">D39</w:t>
+        </w:r>
+      </w:hyperlink>
+      <w:r>
+        <w:t xml:space="preserve">.</w:t>
       </w:r>
     </w:p>
     <w:p>
@@ -27026,15 +34241,15 @@
         </w:r>
       </w:hyperlink>
       <w:r>
-        <w:t xml:space="preserve">), los partos sin reingreso relacionado (</w:t>
+        <w:t xml:space="preserve">), que las variables relacionadas no incluyen los partos (</w:t>
       </w:r>
-      <w:hyperlink w:history="1" w:anchor="E_D31">
+      <w:hyperlink w:history="1" w:anchor="E_D38">
         <w:r>
           <w:rPr>
             <w:color w:val="0563C1"/>
             <w:u w:val="single"/>
           </w:rPr>
-          <w:t xml:space="preserve">D31</w:t>
+          <w:t xml:space="preserve">D38</w:t>
         </w:r>
       </w:hyperlink>
       <w:r>

--- a/2.2_depuracion_etiquetado/bitacora.docx
+++ b/2.2_depuracion_etiquetado/bitacora.docx
@@ -38,7 +38,7 @@
           <w:sz w:val="18"/>
           <w:szCs w:val="18"/>
         </w:rPr>
-        <w:t xml:space="preserve">Actualizada al 20 de octubre de 2026 · Versión Word generada a partir de Codigo/2.2_depuracion_etiquetado/bitacora.md</w:t>
+        <w:t xml:space="preserve">Actualizada al 26 de octubre de 2026 · Versión Word generada a partir de Codigo/2.2_depuracion_etiquetado/bitacora.md</w:t>
       </w:r>
     </w:p>
     <w:p>
@@ -262,7 +262,55 @@
         </w:r>
       </w:hyperlink>
       <w:r>
-        <w:t xml:space="preserve"> responde a otro punto de la misma revisión (2.3), sobre la calidad del identificador por año. Cada exclusión se puede activar o desactivar en </w:t>
+        <w:t xml:space="preserve"> responde a otro punto de la misma revisión (2.3), sobre la calidad del identificador por año. En su revisión del 24 de octubre dio por subsanados esos puntos y aprobó </w:t>
+      </w:r>
+      <w:hyperlink w:history="1" w:anchor="E_D38">
+        <w:r>
+          <w:rPr>
+            <w:color w:val="0563C1"/>
+            <w:u w:val="single"/>
+          </w:rPr>
+          <w:t xml:space="preserve">D38</w:t>
+        </w:r>
+      </w:hyperlink>
+      <w:r>
+        <w:t xml:space="preserve"> y </w:t>
+      </w:r>
+      <w:hyperlink w:history="1" w:anchor="E_D39">
+        <w:r>
+          <w:rPr>
+            <w:color w:val="0563C1"/>
+            <w:u w:val="single"/>
+          </w:rPr>
+          <w:t xml:space="preserve">D39</w:t>
+        </w:r>
+      </w:hyperlink>
+      <w:r>
+        <w:t xml:space="preserve">; pidió explicar dos cifras de la sensibilidad, que se agregaron el 26 de octubre: por qué exigir la marca de traslado suma menos reingresos que episodios separa (observación O3, </w:t>
+      </w:r>
+      <w:hyperlink w:history="1" w:anchor="E_H29">
+        <w:r>
+          <w:rPr>
+            <w:color w:val="0563C1"/>
+            <w:u w:val="single"/>
+          </w:rPr>
+          <w:t xml:space="preserve">H29</w:t>
+        </w:r>
+      </w:hyperlink>
+      <w:r>
+        <w:t xml:space="preserve">) y qué criterio deja fuera a los derivados que la fila de sensibilidad no agrega (observación O4, </w:t>
+      </w:r>
+      <w:hyperlink w:history="1" w:anchor="E_D39">
+        <w:r>
+          <w:rPr>
+            <w:color w:val="0563C1"/>
+            <w:u w:val="single"/>
+          </w:rPr>
+          <w:t xml:space="preserve">D39</w:t>
+        </w:r>
+      </w:hyperlink>
+      <w:r>
+        <w:t xml:space="preserve">). Cada exclusión se puede activar o desactivar en </w:t>
       </w:r>
       <w:r>
         <w:rPr>
@@ -26252,7 +26300,7 @@
                 <w:sz w:val="20"/>
                 <w:szCs w:val="20"/>
               </w:rPr>
-              <w:t xml:space="preserve">). Los catorce criterios no cambiaron.</w:t>
+              <w:t xml:space="preserve">). Los catorce criterios no cambiaron. En su revisión del 24 de octubre de 2026 dio por subsanados los dos puntos.</w:t>
             </w:r>
           </w:p>
         </w:tc>
@@ -28490,7 +28538,7 @@
                 <w:sz w:val="20"/>
                 <w:szCs w:val="20"/>
               </w:rPr>
-              <w:t xml:space="preserve">Adoptada, por recomendación del profesor guía.</w:t>
+              <w:t xml:space="preserve">Adoptada, por recomendación del profesor guía. Aprobada por el profesor guía el 24 de octubre de 2026, con la unión de las CDM 13 y 14 como sensibilidad: considera completa la verificación de la CDM 14 y correcta la decisión.</w:t>
             </w:r>
           </w:p>
         </w:tc>
@@ -30714,6 +30762,108 @@
           </w:tcPr>
           <w:p>
             <w:pPr>
+              <w:keepNext/>
+              <w:spacing w:after="0"/>
+            </w:pPr>
+            <w:r>
+              <w:rPr>
+                <w:b/>
+                <w:bCs/>
+                <w:color w:val="404040"/>
+                <w:sz w:val="20"/>
+                <w:szCs w:val="20"/>
+              </w:rPr>
+              <w:t xml:space="preserve">Completada por</w:t>
+            </w:r>
+          </w:p>
+        </w:tc>
+        <w:tc>
+          <w:tcPr>
+            <w:tcW w:type="dxa" w:w="7226"/>
+            <w:tcMar>
+              <w:top w:type="dxa" w:w="70"/>
+              <w:left w:type="dxa" w:w="100"/>
+              <w:bottom w:type="dxa" w:w="70"/>
+              <w:right w:type="dxa" w:w="100"/>
+            </w:tcMar>
+          </w:tcPr>
+          <w:p>
+            <w:pPr>
+              <w:keepNext/>
+              <w:spacing w:after="0" w:before="0"/>
+            </w:pPr>
+            <w:hyperlink w:history="1" w:anchor="E_H29">
+              <w:r>
+                <w:rPr>
+                  <w:color w:val="0563C1"/>
+                  <w:sz w:val="20"/>
+                  <w:szCs w:val="20"/>
+                  <w:u w:val="single"/>
+                </w:rPr>
+                <w:t xml:space="preserve">H29</w:t>
+              </w:r>
+            </w:hyperlink>
+            <w:r>
+              <w:rPr>
+                <w:sz w:val="20"/>
+                <w:szCs w:val="20"/>
+              </w:rPr>
+              <w:t xml:space="preserve"> (26 de octubre de 2026), que explica por qué los 3.755 episodios separados suman 2.133 casos con </w:t>
+            </w:r>
+            <w:r>
+              <w:rPr>
+                <w:rFonts w:ascii="Consolas" w:cs="Consolas" w:eastAsia="Consolas" w:hAnsi="Consolas"/>
+                <w:sz w:val="18"/>
+                <w:szCs w:val="18"/>
+                <w:shd w:fill="F2F2F2" w:color="auto" w:val="clear"/>
+              </w:rPr>
+              <w:t xml:space="preserve">REING_7D</w:t>
+            </w:r>
+            <w:r>
+              <w:rPr>
+                <w:sz w:val="20"/>
+                <w:szCs w:val="20"/>
+              </w:rPr>
+              <w:t xml:space="preserve">, y </w:t>
+            </w:r>
+            <w:hyperlink w:history="1" w:anchor="E_D39">
+              <w:r>
+                <w:rPr>
+                  <w:color w:val="0563C1"/>
+                  <w:sz w:val="20"/>
+                  <w:szCs w:val="20"/>
+                  <w:u w:val="single"/>
+                </w:rPr>
+                <w:t xml:space="preserve">D39</w:t>
+              </w:r>
+            </w:hyperlink>
+            <w:r>
+              <w:rPr>
+                <w:sz w:val="20"/>
+                <w:szCs w:val="20"/>
+              </w:rPr>
+              <w:t xml:space="preserve">, con los derivados que la fila de sensibilidad no agrega.</w:t>
+            </w:r>
+          </w:p>
+        </w:tc>
+      </w:tr>
+      <w:tr>
+        <w:trPr>
+          <w:cantSplit/>
+        </w:trPr>
+        <w:tc>
+          <w:tcPr>
+            <w:tcW w:type="dxa" w:w="1800"/>
+            <w:shd w:fill="F2F2F2" w:color="auto" w:val="clear"/>
+            <w:tcMar>
+              <w:top w:type="dxa" w:w="70"/>
+              <w:left w:type="dxa" w:w="100"/>
+              <w:bottom w:type="dxa" w:w="70"/>
+              <w:right w:type="dxa" w:w="100"/>
+            </w:tcMar>
+          </w:tcPr>
+          <w:p>
+            <w:pPr>
               <w:keepNext w:val="false"/>
               <w:spacing w:after="0"/>
             </w:pPr>
@@ -31147,6 +31297,865 @@
                 <w:sz w:val="20"/>
                 <w:szCs w:val="20"/>
               </w:rPr>
+              <w:t xml:space="preserve"/>
+            </w:r>
+          </w:p>
+        </w:tc>
+        <w:tc>
+          <w:tcPr>
+            <w:tcW w:type="dxa" w:w="7226"/>
+            <w:tcMar>
+              <w:top w:type="dxa" w:w="70"/>
+              <w:left w:type="dxa" w:w="100"/>
+              <w:bottom w:type="dxa" w:w="70"/>
+              <w:right w:type="dxa" w:w="100"/>
+            </w:tcMar>
+          </w:tcPr>
+          <w:p>
+            <w:pPr>
+              <w:keepNext/>
+              <w:spacing w:after="80" w:before="0"/>
+            </w:pPr>
+            <w:r>
+              <w:rPr>
+                <w:b/>
+                <w:bCs/>
+                <w:sz w:val="20"/>
+                <w:szCs w:val="20"/>
+              </w:rPr>
+              <w:t xml:space="preserve">Derivados que no se agregan</w:t>
+            </w:r>
+            <w:r>
+              <w:rPr>
+                <w:sz w:val="20"/>
+                <w:szCs w:val="20"/>
+              </w:rPr>
+              <w:t xml:space="preserve"> (agregado el 26 de octubre de 2026, observación O4 de la revisión del 24 de octubre): De los 99.573 derivados, 5.784 no se agregan, porque al desactivar E07 y E08 cada derivado pasa al siguiente criterio de la tabla y estos cumplen alguno:</w:t>
+            </w:r>
+          </w:p>
+          <w:tbl>
+            <w:tblPr>
+              <w:tblW w:type="dxa" w:w="7026"/>
+              <w:tblBorders>
+                <w:top w:val="single" w:color="BFBFBF" w:sz="4"/>
+                <w:left w:val="single" w:color="BFBFBF" w:sz="4"/>
+                <w:bottom w:val="single" w:color="BFBFBF" w:sz="4"/>
+                <w:right w:val="single" w:color="BFBFBF" w:sz="4"/>
+                <w:insideH w:val="single" w:color="BFBFBF" w:sz="4"/>
+                <w:insideV w:val="single" w:color="BFBFBF" w:sz="4"/>
+              </w:tblBorders>
+              <w:tblLayout w:type="fixed"/>
+            </w:tblPr>
+            <w:tblGrid>
+              <w:gridCol w:w="4326"/>
+              <w:gridCol w:w="899"/>
+              <w:gridCol w:w="899"/>
+              <w:gridCol w:w="902"/>
+            </w:tblGrid>
+            <w:tr>
+              <w:trPr>
+                <w:cantSplit/>
+                <w:tblHeader/>
+              </w:trPr>
+              <w:tc>
+                <w:tcPr>
+                  <w:tcW w:type="dxa" w:w="4326"/>
+                  <w:shd w:fill="D9E2F3" w:color="auto" w:val="clear"/>
+                  <w:tcMar>
+                    <w:top w:type="dxa" w:w="70"/>
+                    <w:left w:type="dxa" w:w="100"/>
+                    <w:bottom w:type="dxa" w:w="70"/>
+                    <w:right w:type="dxa" w:w="100"/>
+                  </w:tcMar>
+                  <w:vAlign w:val="center"/>
+                </w:tcPr>
+                <w:p>
+                  <w:pPr>
+                    <w:spacing w:after="0"/>
+                  </w:pPr>
+                  <w:r>
+                    <w:rPr>
+                      <w:b/>
+                      <w:bCs/>
+                      <w:sz w:val="18"/>
+                      <w:szCs w:val="18"/>
+                    </w:rPr>
+                    <w:t xml:space="preserve">Criterio que los deja fuera</w:t>
+                  </w:r>
+                </w:p>
+              </w:tc>
+              <w:tc>
+                <w:tcPr>
+                  <w:tcW w:type="dxa" w:w="899"/>
+                  <w:shd w:fill="D9E2F3" w:color="auto" w:val="clear"/>
+                  <w:tcMar>
+                    <w:top w:type="dxa" w:w="70"/>
+                    <w:left w:type="dxa" w:w="100"/>
+                    <w:bottom w:type="dxa" w:w="70"/>
+                    <w:right w:type="dxa" w:w="100"/>
+                  </w:tcMar>
+                  <w:vAlign w:val="center"/>
+                </w:tcPr>
+                <w:p>
+                  <w:pPr>
+                    <w:spacing w:after="0"/>
+                  </w:pPr>
+                  <w:r>
+                    <w:rPr>
+                      <w:b/>
+                      <w:bCs/>
+                      <w:sz w:val="18"/>
+                      <w:szCs w:val="18"/>
+                    </w:rPr>
+                    <w:t xml:space="preserve">E07</w:t>
+                  </w:r>
+                </w:p>
+              </w:tc>
+              <w:tc>
+                <w:tcPr>
+                  <w:tcW w:type="dxa" w:w="899"/>
+                  <w:shd w:fill="D9E2F3" w:color="auto" w:val="clear"/>
+                  <w:tcMar>
+                    <w:top w:type="dxa" w:w="70"/>
+                    <w:left w:type="dxa" w:w="100"/>
+                    <w:bottom w:type="dxa" w:w="70"/>
+                    <w:right w:type="dxa" w:w="100"/>
+                  </w:tcMar>
+                  <w:vAlign w:val="center"/>
+                </w:tcPr>
+                <w:p>
+                  <w:pPr>
+                    <w:spacing w:after="0"/>
+                  </w:pPr>
+                  <w:r>
+                    <w:rPr>
+                      <w:b/>
+                      <w:bCs/>
+                      <w:sz w:val="18"/>
+                      <w:szCs w:val="18"/>
+                    </w:rPr>
+                    <w:t xml:space="preserve">E08</w:t>
+                  </w:r>
+                </w:p>
+              </w:tc>
+              <w:tc>
+                <w:tcPr>
+                  <w:tcW w:type="dxa" w:w="902"/>
+                  <w:shd w:fill="D9E2F3" w:color="auto" w:val="clear"/>
+                  <w:tcMar>
+                    <w:top w:type="dxa" w:w="70"/>
+                    <w:left w:type="dxa" w:w="100"/>
+                    <w:bottom w:type="dxa" w:w="70"/>
+                    <w:right w:type="dxa" w:w="100"/>
+                  </w:tcMar>
+                  <w:vAlign w:val="center"/>
+                </w:tcPr>
+                <w:p>
+                  <w:pPr>
+                    <w:spacing w:after="0"/>
+                  </w:pPr>
+                  <w:r>
+                    <w:rPr>
+                      <w:b/>
+                      <w:bCs/>
+                      <w:sz w:val="18"/>
+                      <w:szCs w:val="18"/>
+                    </w:rPr>
+                    <w:t xml:space="preserve">Total</w:t>
+                  </w:r>
+                </w:p>
+              </w:tc>
+            </w:tr>
+            <w:tr>
+              <w:trPr>
+                <w:cantSplit/>
+                <w:tblHeader w:val="off"/>
+              </w:trPr>
+              <w:tc>
+                <w:tcPr>
+                  <w:tcW w:type="dxa" w:w="4326"/>
+                  <w:tcMar>
+                    <w:top w:type="dxa" w:w="70"/>
+                    <w:left w:type="dxa" w:w="100"/>
+                    <w:bottom w:type="dxa" w:w="70"/>
+                    <w:right w:type="dxa" w:w="100"/>
+                  </w:tcMar>
+                  <w:vAlign w:val="center"/>
+                </w:tcPr>
+                <w:p>
+                  <w:pPr>
+                    <w:spacing w:after="0"/>
+                  </w:pPr>
+                  <w:r>
+                    <w:rPr>
+                      <w:sz w:val="18"/>
+                      <w:szCs w:val="18"/>
+                    </w:rPr>
+                    <w:t xml:space="preserve">E11, seguimiento incompleto: alta a menos de 37 días del cierre del bloque (1.865 en 2020 y 2.366 en 2024)</w:t>
+                  </w:r>
+                </w:p>
+              </w:tc>
+              <w:tc>
+                <w:tcPr>
+                  <w:tcW w:type="dxa" w:w="899"/>
+                  <w:tcMar>
+                    <w:top w:type="dxa" w:w="70"/>
+                    <w:left w:type="dxa" w:w="100"/>
+                    <w:bottom w:type="dxa" w:w="70"/>
+                    <w:right w:type="dxa" w:w="100"/>
+                  </w:tcMar>
+                  <w:vAlign w:val="center"/>
+                </w:tcPr>
+                <w:p>
+                  <w:pPr>
+                    <w:spacing w:after="0"/>
+                  </w:pPr>
+                  <w:r>
+                    <w:rPr>
+                      <w:sz w:val="18"/>
+                      <w:szCs w:val="18"/>
+                    </w:rPr>
+                    <w:t xml:space="preserve">3.505</w:t>
+                  </w:r>
+                </w:p>
+              </w:tc>
+              <w:tc>
+                <w:tcPr>
+                  <w:tcW w:type="dxa" w:w="899"/>
+                  <w:tcMar>
+                    <w:top w:type="dxa" w:w="70"/>
+                    <w:left w:type="dxa" w:w="100"/>
+                    <w:bottom w:type="dxa" w:w="70"/>
+                    <w:right w:type="dxa" w:w="100"/>
+                  </w:tcMar>
+                  <w:vAlign w:val="center"/>
+                </w:tcPr>
+                <w:p>
+                  <w:pPr>
+                    <w:spacing w:after="0"/>
+                  </w:pPr>
+                  <w:r>
+                    <w:rPr>
+                      <w:sz w:val="18"/>
+                      <w:szCs w:val="18"/>
+                    </w:rPr>
+                    <w:t xml:space="preserve">726</w:t>
+                  </w:r>
+                </w:p>
+              </w:tc>
+              <w:tc>
+                <w:tcPr>
+                  <w:tcW w:type="dxa" w:w="902"/>
+                  <w:tcMar>
+                    <w:top w:type="dxa" w:w="70"/>
+                    <w:left w:type="dxa" w:w="100"/>
+                    <w:bottom w:type="dxa" w:w="70"/>
+                    <w:right w:type="dxa" w:w="100"/>
+                  </w:tcMar>
+                  <w:vAlign w:val="center"/>
+                </w:tcPr>
+                <w:p>
+                  <w:pPr>
+                    <w:spacing w:after="0"/>
+                  </w:pPr>
+                  <w:r>
+                    <w:rPr>
+                      <w:sz w:val="18"/>
+                      <w:szCs w:val="18"/>
+                    </w:rPr>
+                    <w:t xml:space="preserve">4.231</w:t>
+                  </w:r>
+                </w:p>
+              </w:tc>
+            </w:tr>
+            <w:tr>
+              <w:trPr>
+                <w:cantSplit/>
+                <w:tblHeader w:val="off"/>
+              </w:trPr>
+              <w:tc>
+                <w:tcPr>
+                  <w:tcW w:type="dxa" w:w="4326"/>
+                  <w:tcMar>
+                    <w:top w:type="dxa" w:w="70"/>
+                    <w:left w:type="dxa" w:w="100"/>
+                    <w:bottom w:type="dxa" w:w="70"/>
+                    <w:right w:type="dxa" w:w="100"/>
+                  </w:tcMar>
+                  <w:vAlign w:val="center"/>
+                </w:tcPr>
+                <w:p>
+                  <w:pPr>
+                    <w:spacing w:after="0"/>
+                  </w:pPr>
+                  <w:r>
+                    <w:rPr>
+                      <w:sz w:val="18"/>
+                      <w:szCs w:val="18"/>
+                    </w:rPr>
+                    <w:t xml:space="preserve">E13, cirugía mayor ambulatoria</w:t>
+                  </w:r>
+                </w:p>
+              </w:tc>
+              <w:tc>
+                <w:tcPr>
+                  <w:tcW w:type="dxa" w:w="899"/>
+                  <w:tcMar>
+                    <w:top w:type="dxa" w:w="70"/>
+                    <w:left w:type="dxa" w:w="100"/>
+                    <w:bottom w:type="dxa" w:w="70"/>
+                    <w:right w:type="dxa" w:w="100"/>
+                  </w:tcMar>
+                  <w:vAlign w:val="center"/>
+                </w:tcPr>
+                <w:p>
+                  <w:pPr>
+                    <w:spacing w:after="0"/>
+                  </w:pPr>
+                  <w:r>
+                    <w:rPr>
+                      <w:sz w:val="18"/>
+                      <w:szCs w:val="18"/>
+                    </w:rPr>
+                    <w:t xml:space="preserve">1.087</w:t>
+                  </w:r>
+                </w:p>
+              </w:tc>
+              <w:tc>
+                <w:tcPr>
+                  <w:tcW w:type="dxa" w:w="899"/>
+                  <w:tcMar>
+                    <w:top w:type="dxa" w:w="70"/>
+                    <w:left w:type="dxa" w:w="100"/>
+                    <w:bottom w:type="dxa" w:w="70"/>
+                    <w:right w:type="dxa" w:w="100"/>
+                  </w:tcMar>
+                  <w:vAlign w:val="center"/>
+                </w:tcPr>
+                <w:p>
+                  <w:pPr>
+                    <w:spacing w:after="0"/>
+                  </w:pPr>
+                  <w:r>
+                    <w:rPr>
+                      <w:sz w:val="18"/>
+                      <w:szCs w:val="18"/>
+                    </w:rPr>
+                    <w:t xml:space="preserve">194</w:t>
+                  </w:r>
+                </w:p>
+              </w:tc>
+              <w:tc>
+                <w:tcPr>
+                  <w:tcW w:type="dxa" w:w="902"/>
+                  <w:tcMar>
+                    <w:top w:type="dxa" w:w="70"/>
+                    <w:left w:type="dxa" w:w="100"/>
+                    <w:bottom w:type="dxa" w:w="70"/>
+                    <w:right w:type="dxa" w:w="100"/>
+                  </w:tcMar>
+                  <w:vAlign w:val="center"/>
+                </w:tcPr>
+                <w:p>
+                  <w:pPr>
+                    <w:spacing w:after="0"/>
+                  </w:pPr>
+                  <w:r>
+                    <w:rPr>
+                      <w:sz w:val="18"/>
+                      <w:szCs w:val="18"/>
+                    </w:rPr>
+                    <w:t xml:space="preserve">1.281</w:t>
+                  </w:r>
+                </w:p>
+              </w:tc>
+            </w:tr>
+            <w:tr>
+              <w:trPr>
+                <w:cantSplit/>
+                <w:tblHeader w:val="off"/>
+              </w:trPr>
+              <w:tc>
+                <w:tcPr>
+                  <w:tcW w:type="dxa" w:w="4326"/>
+                  <w:tcMar>
+                    <w:top w:type="dxa" w:w="70"/>
+                    <w:left w:type="dxa" w:w="100"/>
+                    <w:bottom w:type="dxa" w:w="70"/>
+                    <w:right w:type="dxa" w:w="100"/>
+                  </w:tcMar>
+                  <w:vAlign w:val="center"/>
+                </w:tcPr>
+                <w:p>
+                  <w:pPr>
+                    <w:spacing w:after="0"/>
+                  </w:pPr>
+                  <w:r>
+                    <w:rPr>
+                      <w:sz w:val="18"/>
+                      <w:szCs w:val="18"/>
+                    </w:rPr>
+                    <w:t xml:space="preserve">E14, sesión de tratamiento (Z51)</w:t>
+                  </w:r>
+                </w:p>
+              </w:tc>
+              <w:tc>
+                <w:tcPr>
+                  <w:tcW w:type="dxa" w:w="899"/>
+                  <w:tcMar>
+                    <w:top w:type="dxa" w:w="70"/>
+                    <w:left w:type="dxa" w:w="100"/>
+                    <w:bottom w:type="dxa" w:w="70"/>
+                    <w:right w:type="dxa" w:w="100"/>
+                  </w:tcMar>
+                  <w:vAlign w:val="center"/>
+                </w:tcPr>
+                <w:p>
+                  <w:pPr>
+                    <w:spacing w:after="0"/>
+                  </w:pPr>
+                  <w:r>
+                    <w:rPr>
+                      <w:sz w:val="18"/>
+                      <w:szCs w:val="18"/>
+                    </w:rPr>
+                    <w:t xml:space="preserve">153</w:t>
+                  </w:r>
+                </w:p>
+              </w:tc>
+              <w:tc>
+                <w:tcPr>
+                  <w:tcW w:type="dxa" w:w="899"/>
+                  <w:tcMar>
+                    <w:top w:type="dxa" w:w="70"/>
+                    <w:left w:type="dxa" w:w="100"/>
+                    <w:bottom w:type="dxa" w:w="70"/>
+                    <w:right w:type="dxa" w:w="100"/>
+                  </w:tcMar>
+                  <w:vAlign w:val="center"/>
+                </w:tcPr>
+                <w:p>
+                  <w:pPr>
+                    <w:spacing w:after="0"/>
+                  </w:pPr>
+                  <w:r>
+                    <w:rPr>
+                      <w:sz w:val="18"/>
+                      <w:szCs w:val="18"/>
+                    </w:rPr>
+                    <w:t xml:space="preserve">52</w:t>
+                  </w:r>
+                </w:p>
+              </w:tc>
+              <w:tc>
+                <w:tcPr>
+                  <w:tcW w:type="dxa" w:w="902"/>
+                  <w:tcMar>
+                    <w:top w:type="dxa" w:w="70"/>
+                    <w:left w:type="dxa" w:w="100"/>
+                    <w:bottom w:type="dxa" w:w="70"/>
+                    <w:right w:type="dxa" w:w="100"/>
+                  </w:tcMar>
+                  <w:vAlign w:val="center"/>
+                </w:tcPr>
+                <w:p>
+                  <w:pPr>
+                    <w:spacing w:after="0"/>
+                  </w:pPr>
+                  <w:r>
+                    <w:rPr>
+                      <w:sz w:val="18"/>
+                      <w:szCs w:val="18"/>
+                    </w:rPr>
+                    <w:t xml:space="preserve">205</w:t>
+                  </w:r>
+                </w:p>
+              </w:tc>
+            </w:tr>
+            <w:tr>
+              <w:trPr>
+                <w:cantSplit/>
+                <w:tblHeader w:val="off"/>
+              </w:trPr>
+              <w:tc>
+                <w:tcPr>
+                  <w:tcW w:type="dxa" w:w="4326"/>
+                  <w:tcMar>
+                    <w:top w:type="dxa" w:w="70"/>
+                    <w:left w:type="dxa" w:w="100"/>
+                    <w:bottom w:type="dxa" w:w="70"/>
+                    <w:right w:type="dxa" w:w="100"/>
+                  </w:tcMar>
+                  <w:vAlign w:val="center"/>
+                </w:tcPr>
+                <w:p>
+                  <w:pPr>
+                    <w:spacing w:after="0"/>
+                  </w:pPr>
+                  <w:r>
+                    <w:rPr>
+                      <w:sz w:val="18"/>
+                      <w:szCs w:val="18"/>
+                    </w:rPr>
+                    <w:t xml:space="preserve">E09, sin GRD válido</w:t>
+                  </w:r>
+                </w:p>
+              </w:tc>
+              <w:tc>
+                <w:tcPr>
+                  <w:tcW w:type="dxa" w:w="899"/>
+                  <w:tcMar>
+                    <w:top w:type="dxa" w:w="70"/>
+                    <w:left w:type="dxa" w:w="100"/>
+                    <w:bottom w:type="dxa" w:w="70"/>
+                    <w:right w:type="dxa" w:w="100"/>
+                  </w:tcMar>
+                  <w:vAlign w:val="center"/>
+                </w:tcPr>
+                <w:p>
+                  <w:pPr>
+                    <w:spacing w:after="0"/>
+                  </w:pPr>
+                  <w:r>
+                    <w:rPr>
+                      <w:sz w:val="18"/>
+                      <w:szCs w:val="18"/>
+                    </w:rPr>
+                    <w:t xml:space="preserve">52</w:t>
+                  </w:r>
+                </w:p>
+              </w:tc>
+              <w:tc>
+                <w:tcPr>
+                  <w:tcW w:type="dxa" w:w="899"/>
+                  <w:tcMar>
+                    <w:top w:type="dxa" w:w="70"/>
+                    <w:left w:type="dxa" w:w="100"/>
+                    <w:bottom w:type="dxa" w:w="70"/>
+                    <w:right w:type="dxa" w:w="100"/>
+                  </w:tcMar>
+                  <w:vAlign w:val="center"/>
+                </w:tcPr>
+                <w:p>
+                  <w:pPr>
+                    <w:spacing w:after="0"/>
+                  </w:pPr>
+                  <w:r>
+                    <w:rPr>
+                      <w:sz w:val="18"/>
+                      <w:szCs w:val="18"/>
+                    </w:rPr>
+                    <w:t xml:space="preserve">15</w:t>
+                  </w:r>
+                </w:p>
+              </w:tc>
+              <w:tc>
+                <w:tcPr>
+                  <w:tcW w:type="dxa" w:w="902"/>
+                  <w:tcMar>
+                    <w:top w:type="dxa" w:w="70"/>
+                    <w:left w:type="dxa" w:w="100"/>
+                    <w:bottom w:type="dxa" w:w="70"/>
+                    <w:right w:type="dxa" w:w="100"/>
+                  </w:tcMar>
+                  <w:vAlign w:val="center"/>
+                </w:tcPr>
+                <w:p>
+                  <w:pPr>
+                    <w:spacing w:after="0"/>
+                  </w:pPr>
+                  <w:r>
+                    <w:rPr>
+                      <w:sz w:val="18"/>
+                      <w:szCs w:val="18"/>
+                    </w:rPr>
+                    <w:t xml:space="preserve">67</w:t>
+                  </w:r>
+                </w:p>
+              </w:tc>
+            </w:tr>
+            <w:tr>
+              <w:trPr>
+                <w:cantSplit/>
+                <w:tblHeader w:val="off"/>
+              </w:trPr>
+              <w:tc>
+                <w:tcPr>
+                  <w:tcW w:type="dxa" w:w="4326"/>
+                  <w:tcMar>
+                    <w:top w:type="dxa" w:w="70"/>
+                    <w:left w:type="dxa" w:w="100"/>
+                    <w:bottom w:type="dxa" w:w="70"/>
+                    <w:right w:type="dxa" w:w="100"/>
+                  </w:tcMar>
+                  <w:vAlign w:val="center"/>
+                </w:tcPr>
+                <w:p>
+                  <w:pPr>
+                    <w:spacing w:after="0"/>
+                  </w:pPr>
+                  <w:r>
+                    <w:rPr>
+                      <w:b/>
+                      <w:bCs/>
+                      <w:sz w:val="18"/>
+                      <w:szCs w:val="18"/>
+                    </w:rPr>
+                    <w:t xml:space="preserve">No quedan fuera: se agregan como casos de estudio</w:t>
+                  </w:r>
+                </w:p>
+              </w:tc>
+              <w:tc>
+                <w:tcPr>
+                  <w:tcW w:type="dxa" w:w="899"/>
+                  <w:tcMar>
+                    <w:top w:type="dxa" w:w="70"/>
+                    <w:left w:type="dxa" w:w="100"/>
+                    <w:bottom w:type="dxa" w:w="70"/>
+                    <w:right w:type="dxa" w:w="100"/>
+                  </w:tcMar>
+                  <w:vAlign w:val="center"/>
+                </w:tcPr>
+                <w:p>
+                  <w:pPr>
+                    <w:spacing w:after="0"/>
+                  </w:pPr>
+                  <w:r>
+                    <w:rPr>
+                      <w:b/>
+                      <w:bCs/>
+                      <w:sz w:val="18"/>
+                      <w:szCs w:val="18"/>
+                    </w:rPr>
+                    <w:t xml:space="preserve">71.808</w:t>
+                  </w:r>
+                </w:p>
+              </w:tc>
+              <w:tc>
+                <w:tcPr>
+                  <w:tcW w:type="dxa" w:w="899"/>
+                  <w:tcMar>
+                    <w:top w:type="dxa" w:w="70"/>
+                    <w:left w:type="dxa" w:w="100"/>
+                    <w:bottom w:type="dxa" w:w="70"/>
+                    <w:right w:type="dxa" w:w="100"/>
+                  </w:tcMar>
+                  <w:vAlign w:val="center"/>
+                </w:tcPr>
+                <w:p>
+                  <w:pPr>
+                    <w:spacing w:after="0"/>
+                  </w:pPr>
+                  <w:r>
+                    <w:rPr>
+                      <w:b/>
+                      <w:bCs/>
+                      <w:sz w:val="18"/>
+                      <w:szCs w:val="18"/>
+                    </w:rPr>
+                    <w:t xml:space="preserve">21.981</w:t>
+                  </w:r>
+                </w:p>
+              </w:tc>
+              <w:tc>
+                <w:tcPr>
+                  <w:tcW w:type="dxa" w:w="902"/>
+                  <w:tcMar>
+                    <w:top w:type="dxa" w:w="70"/>
+                    <w:left w:type="dxa" w:w="100"/>
+                    <w:bottom w:type="dxa" w:w="70"/>
+                    <w:right w:type="dxa" w:w="100"/>
+                  </w:tcMar>
+                  <w:vAlign w:val="center"/>
+                </w:tcPr>
+                <w:p>
+                  <w:pPr>
+                    <w:spacing w:after="0"/>
+                  </w:pPr>
+                  <w:r>
+                    <w:rPr>
+                      <w:b/>
+                      <w:bCs/>
+                      <w:sz w:val="18"/>
+                      <w:szCs w:val="18"/>
+                    </w:rPr>
+                    <w:t xml:space="preserve">93.789</w:t>
+                  </w:r>
+                </w:p>
+              </w:tc>
+            </w:tr>
+            <w:tr>
+              <w:trPr>
+                <w:cantSplit/>
+                <w:tblHeader w:val="off"/>
+              </w:trPr>
+              <w:tc>
+                <w:tcPr>
+                  <w:tcW w:type="dxa" w:w="4326"/>
+                  <w:tcMar>
+                    <w:top w:type="dxa" w:w="70"/>
+                    <w:left w:type="dxa" w:w="100"/>
+                    <w:bottom w:type="dxa" w:w="70"/>
+                    <w:right w:type="dxa" w:w="100"/>
+                  </w:tcMar>
+                  <w:vAlign w:val="center"/>
+                </w:tcPr>
+                <w:p>
+                  <w:pPr>
+                    <w:spacing w:after="0"/>
+                  </w:pPr>
+                  <w:r>
+                    <w:rPr>
+                      <w:b/>
+                      <w:bCs/>
+                      <w:sz w:val="18"/>
+                      <w:szCs w:val="18"/>
+                    </w:rPr>
+                    <w:t xml:space="preserve">Total de derivados excluidos en el análisis principal</w:t>
+                  </w:r>
+                </w:p>
+              </w:tc>
+              <w:tc>
+                <w:tcPr>
+                  <w:tcW w:type="dxa" w:w="899"/>
+                  <w:tcMar>
+                    <w:top w:type="dxa" w:w="70"/>
+                    <w:left w:type="dxa" w:w="100"/>
+                    <w:bottom w:type="dxa" w:w="70"/>
+                    <w:right w:type="dxa" w:w="100"/>
+                  </w:tcMar>
+                  <w:vAlign w:val="center"/>
+                </w:tcPr>
+                <w:p>
+                  <w:pPr>
+                    <w:spacing w:after="0"/>
+                  </w:pPr>
+                  <w:r>
+                    <w:rPr>
+                      <w:b/>
+                      <w:bCs/>
+                      <w:sz w:val="18"/>
+                      <w:szCs w:val="18"/>
+                    </w:rPr>
+                    <w:t xml:space="preserve">76.605</w:t>
+                  </w:r>
+                </w:p>
+              </w:tc>
+              <w:tc>
+                <w:tcPr>
+                  <w:tcW w:type="dxa" w:w="899"/>
+                  <w:tcMar>
+                    <w:top w:type="dxa" w:w="70"/>
+                    <w:left w:type="dxa" w:w="100"/>
+                    <w:bottom w:type="dxa" w:w="70"/>
+                    <w:right w:type="dxa" w:w="100"/>
+                  </w:tcMar>
+                  <w:vAlign w:val="center"/>
+                </w:tcPr>
+                <w:p>
+                  <w:pPr>
+                    <w:spacing w:after="0"/>
+                  </w:pPr>
+                  <w:r>
+                    <w:rPr>
+                      <w:b/>
+                      <w:bCs/>
+                      <w:sz w:val="18"/>
+                      <w:szCs w:val="18"/>
+                    </w:rPr>
+                    <w:t xml:space="preserve">22.968</w:t>
+                  </w:r>
+                </w:p>
+              </w:tc>
+              <w:tc>
+                <w:tcPr>
+                  <w:tcW w:type="dxa" w:w="902"/>
+                  <w:tcMar>
+                    <w:top w:type="dxa" w:w="70"/>
+                    <w:left w:type="dxa" w:w="100"/>
+                    <w:bottom w:type="dxa" w:w="70"/>
+                    <w:right w:type="dxa" w:w="100"/>
+                  </w:tcMar>
+                  <w:vAlign w:val="center"/>
+                </w:tcPr>
+                <w:p>
+                  <w:pPr>
+                    <w:spacing w:after="0"/>
+                  </w:pPr>
+                  <w:r>
+                    <w:rPr>
+                      <w:b/>
+                      <w:bCs/>
+                      <w:sz w:val="18"/>
+                      <w:szCs w:val="18"/>
+                    </w:rPr>
+                    <w:t xml:space="preserve">99.573</w:t>
+                  </w:r>
+                </w:p>
+              </w:tc>
+            </w:tr>
+          </w:tbl>
+          <w:p>
+            <w:pPr>
+              <w:keepNext/>
+              <w:spacing w:after="0" w:before="100"/>
+            </w:pPr>
+            <w:r>
+              <w:rPr>
+                <w:sz w:val="20"/>
+                <w:szCs w:val="20"/>
+              </w:rPr>
+              <w:t xml:space="preserve">La mayoría (4.231, el 73 %) queda fuera por falta de seguimiento y el resto por los mismos criterios que se aplican a cualquier alta. De los 93.789 que se agregan, 2.195 tienen el alta entre 37 y 59 días antes del cierre: tienen las variables de 7 días y quedan sin dato en las de 30, como cualquier caso de estudio en esa situación (</w:t>
+            </w:r>
+            <w:hyperlink w:history="1" w:anchor="E_D30">
+              <w:r>
+                <w:rPr>
+                  <w:color w:val="0563C1"/>
+                  <w:sz w:val="20"/>
+                  <w:szCs w:val="20"/>
+                  <w:u w:val="single"/>
+                </w:rPr>
+                <w:t xml:space="preserve">D30</w:t>
+              </w:r>
+            </w:hyperlink>
+            <w:r>
+              <w:rPr>
+                <w:sz w:val="20"/>
+                <w:szCs w:val="20"/>
+              </w:rPr>
+              <w:t xml:space="preserve">). El desglose está en la sección 9 del reporte 11.</w:t>
+            </w:r>
+          </w:p>
+        </w:tc>
+      </w:tr>
+      <w:tr>
+        <w:trPr>
+          <w:cantSplit/>
+        </w:trPr>
+        <w:tc>
+          <w:tcPr>
+            <w:tcW w:type="dxa" w:w="1800"/>
+            <w:shd w:fill="F2F2F2" w:color="auto" w:val="clear"/>
+            <w:tcMar>
+              <w:top w:type="dxa" w:w="70"/>
+              <w:left w:type="dxa" w:w="100"/>
+              <w:bottom w:type="dxa" w:w="70"/>
+              <w:right w:type="dxa" w:w="100"/>
+            </w:tcMar>
+          </w:tcPr>
+          <w:p>
+            <w:pPr>
+              <w:keepNext/>
+              <w:spacing w:after="0"/>
+            </w:pPr>
+            <w:r>
+              <w:rPr>
+                <w:b/>
+                <w:bCs/>
+                <w:color w:val="404040"/>
+                <w:sz w:val="20"/>
+                <w:szCs w:val="20"/>
+              </w:rPr>
               <w:t xml:space="preserve">Visto bueno</w:t>
             </w:r>
           </w:p>
@@ -31414,7 +32423,7 @@
                 <w:sz w:val="20"/>
                 <w:szCs w:val="20"/>
               </w:rPr>
-              <w:t xml:space="preserve">Adoptada.</w:t>
+              <w:t xml:space="preserve">Adoptada. Aprobada por el profesor guía el 24 de octubre de 2026, que pidió explicar la diferencia de 5.784 casos entre los derivados excluidos y los agregados (observación O4): se agregó el 26 de octubre, en el campo «Derivados que no se agregan».</w:t>
             </w:r>
           </w:p>
         </w:tc>
@@ -33204,6 +34213,1343 @@
                 <w:szCs w:val="20"/>
               </w:rPr>
               <w:t xml:space="preserve">, sección 2 («Calidad del identificador»).</w:t>
+            </w:r>
+          </w:p>
+        </w:tc>
+      </w:tr>
+    </w:tbl>
+    <w:p>
+      <w:pPr>
+        <w:pStyle w:val="Heading2"/>
+      </w:pPr>
+      <w:bookmarkStart w:name="E_H29" w:id="34"/>
+      <w:r>
+        <w:rPr>
+          <w:color w:val="2E75B6"/>
+        </w:rPr>
+        <w:t xml:space="preserve">H29</w:t>
+      </w:r>
+      <w:bookmarkEnd w:id="34"/>
+      <w:r>
+        <w:t xml:space="preserve"> · Por qué exigir la marca de traslado suma menos reingresos que episodios separa</w:t>
+      </w:r>
+    </w:p>
+    <w:p>
+      <w:pPr>
+        <w:keepNext/>
+        <w:spacing w:after="100"/>
+      </w:pPr>
+      <w:r>
+        <w:rPr>
+          <w:b/>
+          <w:bCs/>
+          <w:color w:val="2E75B6"/>
+          <w:sz w:val="18"/>
+          <w:szCs w:val="18"/>
+        </w:rPr>
+        <w:t xml:space="preserve">Hallazgo</w:t>
+      </w:r>
+      <w:r>
+        <w:rPr>
+          <w:color w:val="808080"/>
+          <w:sz w:val="18"/>
+          <w:szCs w:val="18"/>
+        </w:rPr>
+        <w:t xml:space="preserve">  ·  26 de octubre de 2026</w:t>
+      </w:r>
+    </w:p>
+    <w:tbl>
+      <w:tblPr>
+        <w:tblW w:type="dxa" w:w="9026"/>
+        <w:tblBorders>
+          <w:top w:val="single" w:color="BFBFBF" w:sz="4"/>
+          <w:left w:val="single" w:color="BFBFBF" w:sz="4"/>
+          <w:bottom w:val="single" w:color="BFBFBF" w:sz="4"/>
+          <w:right w:val="single" w:color="BFBFBF" w:sz="4"/>
+          <w:insideH w:val="single" w:color="BFBFBF" w:sz="4"/>
+          <w:insideV w:val="single" w:color="BFBFBF" w:sz="4"/>
+        </w:tblBorders>
+        <w:tblLayout w:type="fixed"/>
+      </w:tblPr>
+      <w:tblGrid>
+        <w:gridCol w:w="1800"/>
+        <w:gridCol w:w="7226"/>
+      </w:tblGrid>
+      <w:tr>
+        <w:trPr>
+          <w:cantSplit/>
+        </w:trPr>
+        <w:tc>
+          <w:tcPr>
+            <w:tcW w:type="dxa" w:w="1800"/>
+            <w:shd w:fill="F2F2F2" w:color="auto" w:val="clear"/>
+            <w:tcMar>
+              <w:top w:type="dxa" w:w="70"/>
+              <w:left w:type="dxa" w:w="100"/>
+              <w:bottom w:type="dxa" w:w="70"/>
+              <w:right w:type="dxa" w:w="100"/>
+            </w:tcMar>
+          </w:tcPr>
+          <w:p>
+            <w:pPr>
+              <w:keepNext/>
+              <w:spacing w:after="0"/>
+            </w:pPr>
+            <w:r>
+              <w:rPr>
+                <w:b/>
+                <w:bCs/>
+                <w:color w:val="404040"/>
+                <w:sz w:val="20"/>
+                <w:szCs w:val="20"/>
+              </w:rPr>
+              <w:t xml:space="preserve">Actividad</w:t>
+            </w:r>
+          </w:p>
+        </w:tc>
+        <w:tc>
+          <w:tcPr>
+            <w:tcW w:type="dxa" w:w="7226"/>
+            <w:tcMar>
+              <w:top w:type="dxa" w:w="70"/>
+              <w:left w:type="dxa" w:w="100"/>
+              <w:bottom w:type="dxa" w:w="70"/>
+              <w:right w:type="dxa" w:w="100"/>
+            </w:tcMar>
+          </w:tcPr>
+          <w:p>
+            <w:pPr>
+              <w:keepNext/>
+              <w:spacing w:after="0" w:before="0"/>
+            </w:pPr>
+            <w:r>
+              <w:rPr>
+                <w:sz w:val="20"/>
+                <w:szCs w:val="20"/>
+              </w:rPr>
+              <w:t xml:space="preserve">2.2</w:t>
+            </w:r>
+          </w:p>
+        </w:tc>
+      </w:tr>
+      <w:tr>
+        <w:trPr>
+          <w:cantSplit/>
+        </w:trPr>
+        <w:tc>
+          <w:tcPr>
+            <w:tcW w:type="dxa" w:w="1800"/>
+            <w:shd w:fill="F2F2F2" w:color="auto" w:val="clear"/>
+            <w:tcMar>
+              <w:top w:type="dxa" w:w="70"/>
+              <w:left w:type="dxa" w:w="100"/>
+              <w:bottom w:type="dxa" w:w="70"/>
+              <w:right w:type="dxa" w:w="100"/>
+            </w:tcMar>
+          </w:tcPr>
+          <w:p>
+            <w:pPr>
+              <w:keepNext/>
+              <w:spacing w:after="0"/>
+            </w:pPr>
+            <w:r>
+              <w:rPr>
+                <w:b/>
+                <w:bCs/>
+                <w:color w:val="404040"/>
+                <w:sz w:val="20"/>
+                <w:szCs w:val="20"/>
+              </w:rPr>
+              <w:t xml:space="preserve">Contexto</w:t>
+            </w:r>
+          </w:p>
+        </w:tc>
+        <w:tc>
+          <w:tcPr>
+            <w:tcW w:type="dxa" w:w="7226"/>
+            <w:tcMar>
+              <w:top w:type="dxa" w:w="70"/>
+              <w:left w:type="dxa" w:w="100"/>
+              <w:bottom w:type="dxa" w:w="70"/>
+              <w:right w:type="dxa" w:w="100"/>
+            </w:tcMar>
+          </w:tcPr>
+          <w:p>
+            <w:pPr>
+              <w:keepNext/>
+              <w:spacing w:after="0" w:before="0"/>
+            </w:pPr>
+            <w:r>
+              <w:rPr>
+                <w:sz w:val="20"/>
+                <w:szCs w:val="20"/>
+              </w:rPr>
+              <w:t xml:space="preserve">En su revisión del 24 de octubre de 2026 (observación O3), el profesor guía señaló que, al exigir la marca de traslado (</w:t>
+            </w:r>
+            <w:hyperlink w:history="1" w:anchor="E_H27">
+              <w:r>
+                <w:rPr>
+                  <w:color w:val="0563C1"/>
+                  <w:sz w:val="20"/>
+                  <w:szCs w:val="20"/>
+                  <w:u w:val="single"/>
+                </w:rPr>
+                <w:t xml:space="preserve">H27</w:t>
+              </w:r>
+            </w:hyperlink>
+            <w:r>
+              <w:rPr>
+                <w:sz w:val="20"/>
+                <w:szCs w:val="20"/>
+              </w:rPr>
+              <w:t xml:space="preserve">), se separan 3.755 episodios que antes quedaban unidos, pero los casos con </w:t>
+            </w:r>
+            <w:r>
+              <w:rPr>
+                <w:rFonts w:ascii="Consolas" w:cs="Consolas" w:eastAsia="Consolas" w:hAnsi="Consolas"/>
+                <w:sz w:val="18"/>
+                <w:szCs w:val="18"/>
+                <w:shd w:fill="F2F2F2" w:color="auto" w:val="clear"/>
+              </w:rPr>
+              <w:t xml:space="preserve">REING_7D</w:t>
+            </w:r>
+            <w:r>
+              <w:rPr>
+                <w:sz w:val="20"/>
+                <w:szCs w:val="20"/>
+              </w:rPr>
+              <w:t xml:space="preserve"> suben solo en 2.133 (de 86.609 a 88.742) y los casos de estudio, en 3.376. Como cada episodio separado comienza dentro de los 7 días posteriores a un alta, esperaba un aumento cercano a 3.755, y planteó tres posibles causas: altas anteriores que ya tenían un reingreso, cadenas de más de dos tramos o criterios de exclusión. Pidió agregar el desglose al reporte 11.</w:t>
+            </w:r>
+          </w:p>
+        </w:tc>
+      </w:tr>
+      <w:tr>
+        <w:trPr>
+          <w:cantSplit/>
+        </w:trPr>
+        <w:tc>
+          <w:tcPr>
+            <w:tcW w:type="dxa" w:w="1800"/>
+            <w:shd w:fill="F2F2F2" w:color="auto" w:val="clear"/>
+            <w:tcMar>
+              <w:top w:type="dxa" w:w="70"/>
+              <w:left w:type="dxa" w:w="100"/>
+              <w:bottom w:type="dxa" w:w="70"/>
+              <w:right w:type="dxa" w:w="100"/>
+            </w:tcMar>
+          </w:tcPr>
+          <w:p>
+            <w:pPr>
+              <w:keepNext/>
+              <w:spacing w:after="0"/>
+            </w:pPr>
+            <w:r>
+              <w:rPr>
+                <w:b/>
+                <w:bCs/>
+                <w:color w:val="404040"/>
+                <w:sz w:val="20"/>
+                <w:szCs w:val="20"/>
+              </w:rPr>
+              <w:t xml:space="preserve">Hallazgo</w:t>
+            </w:r>
+          </w:p>
+        </w:tc>
+        <w:tc>
+          <w:tcPr>
+            <w:tcW w:type="dxa" w:w="7226"/>
+            <w:tcMar>
+              <w:top w:type="dxa" w:w="70"/>
+              <w:left w:type="dxa" w:w="100"/>
+              <w:bottom w:type="dxa" w:w="70"/>
+              <w:right w:type="dxa" w:w="100"/>
+            </w:tcMar>
+          </w:tcPr>
+          <w:p>
+            <w:pPr>
+              <w:keepNext/>
+              <w:spacing w:after="80" w:before="0"/>
+            </w:pPr>
+            <w:r>
+              <w:rPr>
+                <w:sz w:val="20"/>
+                <w:szCs w:val="20"/>
+              </w:rPr>
+              <w:t xml:space="preserve">Cada ingreso que deja de unirse tiene su propia alta anterior, que pasa a cerrar un episodio. Ninguna de esas altas era caso de estudio en el análisis principal (eran tramos de un traslado, E05), así que ninguna «ya tenía» un reingreso. El aumento es menor por dos razones: parte de las altas anteriores queda fuera por otro criterio, y un tercio de los ingresos separados no cuenta como reingreso no planificado.</w:t>
+            </w:r>
+          </w:p>
+          <w:tbl>
+            <w:tblPr>
+              <w:tblW w:type="dxa" w:w="7026"/>
+              <w:tblBorders>
+                <w:top w:val="single" w:color="BFBFBF" w:sz="4"/>
+                <w:left w:val="single" w:color="BFBFBF" w:sz="4"/>
+                <w:bottom w:val="single" w:color="BFBFBF" w:sz="4"/>
+                <w:right w:val="single" w:color="BFBFBF" w:sz="4"/>
+                <w:insideH w:val="single" w:color="BFBFBF" w:sz="4"/>
+                <w:insideV w:val="single" w:color="BFBFBF" w:sz="4"/>
+              </w:tblBorders>
+              <w:tblLayout w:type="fixed"/>
+            </w:tblPr>
+            <w:tblGrid>
+              <w:gridCol w:w="5375"/>
+              <w:gridCol w:w="1651"/>
+            </w:tblGrid>
+            <w:tr>
+              <w:trPr>
+                <w:cantSplit/>
+                <w:tblHeader/>
+              </w:trPr>
+              <w:tc>
+                <w:tcPr>
+                  <w:tcW w:type="dxa" w:w="5375"/>
+                  <w:shd w:fill="D9E2F3" w:color="auto" w:val="clear"/>
+                  <w:tcMar>
+                    <w:top w:type="dxa" w:w="70"/>
+                    <w:left w:type="dxa" w:w="100"/>
+                    <w:bottom w:type="dxa" w:w="70"/>
+                    <w:right w:type="dxa" w:w="100"/>
+                  </w:tcMar>
+                  <w:vAlign w:val="center"/>
+                </w:tcPr>
+                <w:p>
+                  <w:pPr>
+                    <w:spacing w:after="0"/>
+                  </w:pPr>
+                </w:p>
+              </w:tc>
+              <w:tc>
+                <w:tcPr>
+                  <w:tcW w:type="dxa" w:w="1651"/>
+                  <w:shd w:fill="D9E2F3" w:color="auto" w:val="clear"/>
+                  <w:tcMar>
+                    <w:top w:type="dxa" w:w="70"/>
+                    <w:left w:type="dxa" w:w="100"/>
+                    <w:bottom w:type="dxa" w:w="70"/>
+                    <w:right w:type="dxa" w:w="100"/>
+                  </w:tcMar>
+                  <w:vAlign w:val="center"/>
+                </w:tcPr>
+                <w:p>
+                  <w:pPr>
+                    <w:spacing w:after="0"/>
+                  </w:pPr>
+                  <w:r>
+                    <w:rPr>
+                      <w:b/>
+                      <w:bCs/>
+                      <w:sz w:val="18"/>
+                      <w:szCs w:val="18"/>
+                    </w:rPr>
+                    <w:t xml:space="preserve">Cantidad</w:t>
+                  </w:r>
+                </w:p>
+              </w:tc>
+            </w:tr>
+            <w:tr>
+              <w:trPr>
+                <w:cantSplit/>
+                <w:tblHeader w:val="off"/>
+              </w:trPr>
+              <w:tc>
+                <w:tcPr>
+                  <w:tcW w:type="dxa" w:w="5375"/>
+                  <w:tcMar>
+                    <w:top w:type="dxa" w:w="70"/>
+                    <w:left w:type="dxa" w:w="100"/>
+                    <w:bottom w:type="dxa" w:w="70"/>
+                    <w:right w:type="dxa" w:w="100"/>
+                  </w:tcMar>
+                  <w:vAlign w:val="center"/>
+                </w:tcPr>
+                <w:p>
+                  <w:pPr>
+                    <w:spacing w:after="0"/>
+                  </w:pPr>
+                  <w:r>
+                    <w:rPr>
+                      <w:sz w:val="18"/>
+                      <w:szCs w:val="18"/>
+                    </w:rPr>
+                    <w:t xml:space="preserve">Ingresos que dejan de unirse</w:t>
+                  </w:r>
+                </w:p>
+              </w:tc>
+              <w:tc>
+                <w:tcPr>
+                  <w:tcW w:type="dxa" w:w="1651"/>
+                  <w:tcMar>
+                    <w:top w:type="dxa" w:w="70"/>
+                    <w:left w:type="dxa" w:w="100"/>
+                    <w:bottom w:type="dxa" w:w="70"/>
+                    <w:right w:type="dxa" w:w="100"/>
+                  </w:tcMar>
+                  <w:vAlign w:val="center"/>
+                </w:tcPr>
+                <w:p>
+                  <w:pPr>
+                    <w:spacing w:after="0"/>
+                  </w:pPr>
+                  <w:r>
+                    <w:rPr>
+                      <w:sz w:val="18"/>
+                      <w:szCs w:val="18"/>
+                    </w:rPr>
+                    <w:t xml:space="preserve">3.755</w:t>
+                  </w:r>
+                </w:p>
+              </w:tc>
+            </w:tr>
+            <w:tr>
+              <w:trPr>
+                <w:cantSplit/>
+                <w:tblHeader w:val="off"/>
+              </w:trPr>
+              <w:tc>
+                <w:tcPr>
+                  <w:tcW w:type="dxa" w:w="5375"/>
+                  <w:tcMar>
+                    <w:top w:type="dxa" w:w="70"/>
+                    <w:left w:type="dxa" w:w="100"/>
+                    <w:bottom w:type="dxa" w:w="70"/>
+                    <w:right w:type="dxa" w:w="100"/>
+                  </w:tcMar>
+                  <w:vAlign w:val="center"/>
+                </w:tcPr>
+                <w:p>
+                  <w:pPr>
+                    <w:spacing w:after="0"/>
+                  </w:pPr>
+                  <w:r>
+                    <w:rPr>
+                      <w:sz w:val="18"/>
+                      <w:szCs w:val="18"/>
+                    </w:rPr>
+                    <w:t xml:space="preserve">Alta anterior que no es caso de estudio por otro criterio: E13 (229), E11 (101), E14 (35), E06 (11) y E09 (3)</w:t>
+                  </w:r>
+                </w:p>
+              </w:tc>
+              <w:tc>
+                <w:tcPr>
+                  <w:tcW w:type="dxa" w:w="1651"/>
+                  <w:tcMar>
+                    <w:top w:type="dxa" w:w="70"/>
+                    <w:left w:type="dxa" w:w="100"/>
+                    <w:bottom w:type="dxa" w:w="70"/>
+                    <w:right w:type="dxa" w:w="100"/>
+                  </w:tcMar>
+                  <w:vAlign w:val="center"/>
+                </w:tcPr>
+                <w:p>
+                  <w:pPr>
+                    <w:spacing w:after="0"/>
+                  </w:pPr>
+                  <w:r>
+                    <w:rPr>
+                      <w:sz w:val="18"/>
+                      <w:szCs w:val="18"/>
+                    </w:rPr>
+                    <w:t xml:space="preserve">−379</w:t>
+                  </w:r>
+                </w:p>
+              </w:tc>
+            </w:tr>
+            <w:tr>
+              <w:trPr>
+                <w:cantSplit/>
+                <w:tblHeader w:val="off"/>
+              </w:trPr>
+              <w:tc>
+                <w:tcPr>
+                  <w:tcW w:type="dxa" w:w="5375"/>
+                  <w:tcMar>
+                    <w:top w:type="dxa" w:w="70"/>
+                    <w:left w:type="dxa" w:w="100"/>
+                    <w:bottom w:type="dxa" w:w="70"/>
+                    <w:right w:type="dxa" w:w="100"/>
+                  </w:tcMar>
+                  <w:vAlign w:val="center"/>
+                </w:tcPr>
+                <w:p>
+                  <w:pPr>
+                    <w:spacing w:after="0"/>
+                  </w:pPr>
+                  <w:r>
+                    <w:rPr>
+                      <w:b/>
+                      <w:bCs/>
+                      <w:sz w:val="18"/>
+                      <w:szCs w:val="18"/>
+                    </w:rPr>
+                    <w:t xml:space="preserve">Casos de estudio que se agregan</w:t>
+                  </w:r>
+                </w:p>
+              </w:tc>
+              <w:tc>
+                <w:tcPr>
+                  <w:tcW w:type="dxa" w:w="1651"/>
+                  <w:tcMar>
+                    <w:top w:type="dxa" w:w="70"/>
+                    <w:left w:type="dxa" w:w="100"/>
+                    <w:bottom w:type="dxa" w:w="70"/>
+                    <w:right w:type="dxa" w:w="100"/>
+                  </w:tcMar>
+                  <w:vAlign w:val="center"/>
+                </w:tcPr>
+                <w:p>
+                  <w:pPr>
+                    <w:spacing w:after="0"/>
+                  </w:pPr>
+                  <w:r>
+                    <w:rPr>
+                      <w:b/>
+                      <w:bCs/>
+                      <w:sz w:val="18"/>
+                      <w:szCs w:val="18"/>
+                    </w:rPr>
+                    <w:t xml:space="preserve">3.376</w:t>
+                  </w:r>
+                </w:p>
+              </w:tc>
+            </w:tr>
+            <w:tr>
+              <w:trPr>
+                <w:cantSplit/>
+                <w:tblHeader w:val="off"/>
+              </w:trPr>
+              <w:tc>
+                <w:tcPr>
+                  <w:tcW w:type="dxa" w:w="5375"/>
+                  <w:tcMar>
+                    <w:top w:type="dxa" w:w="70"/>
+                    <w:left w:type="dxa" w:w="100"/>
+                    <w:bottom w:type="dxa" w:w="70"/>
+                    <w:right w:type="dxa" w:w="100"/>
+                  </w:tcMar>
+                  <w:vAlign w:val="center"/>
+                </w:tcPr>
+                <w:p>
+                  <w:pPr>
+                    <w:spacing w:after="0"/>
+                  </w:pPr>
+                  <w:r>
+                    <w:rPr>
+                      <w:sz w:val="18"/>
+                      <w:szCs w:val="18"/>
+                    </w:rPr>
+                    <w:t xml:space="preserve">… con </w:t>
+                  </w:r>
+                  <w:r>
+                    <w:rPr>
+                      <w:rFonts w:ascii="Consolas" w:cs="Consolas" w:eastAsia="Consolas" w:hAnsi="Consolas"/>
+                      <w:sz w:val="16"/>
+                      <w:szCs w:val="16"/>
+                      <w:shd w:fill="F2F2F2" w:color="auto" w:val="clear"/>
+                    </w:rPr>
+                    <w:t xml:space="preserve">REING_7D</w:t>
+                  </w:r>
+                  <w:r>
+                    <w:rPr>
+                      <w:sz w:val="18"/>
+                      <w:szCs w:val="18"/>
+                    </w:rPr>
+                    <w:t xml:space="preserve"> = 1, porque el ingreso separado es un reingreso no planificado</w:t>
+                  </w:r>
+                </w:p>
+              </w:tc>
+              <w:tc>
+                <w:tcPr>
+                  <w:tcW w:type="dxa" w:w="1651"/>
+                  <w:tcMar>
+                    <w:top w:type="dxa" w:w="70"/>
+                    <w:left w:type="dxa" w:w="100"/>
+                    <w:bottom w:type="dxa" w:w="70"/>
+                    <w:right w:type="dxa" w:w="100"/>
+                  </w:tcMar>
+                  <w:vAlign w:val="center"/>
+                </w:tcPr>
+                <w:p>
+                  <w:pPr>
+                    <w:spacing w:after="0"/>
+                  </w:pPr>
+                  <w:r>
+                    <w:rPr>
+                      <w:sz w:val="18"/>
+                      <w:szCs w:val="18"/>
+                    </w:rPr>
+                    <w:t xml:space="preserve">2.116</w:t>
+                  </w:r>
+                </w:p>
+              </w:tc>
+            </w:tr>
+            <w:tr>
+              <w:trPr>
+                <w:cantSplit/>
+                <w:tblHeader w:val="off"/>
+              </w:trPr>
+              <w:tc>
+                <w:tcPr>
+                  <w:tcW w:type="dxa" w:w="5375"/>
+                  <w:tcMar>
+                    <w:top w:type="dxa" w:w="70"/>
+                    <w:left w:type="dxa" w:w="100"/>
+                    <w:bottom w:type="dxa" w:w="70"/>
+                    <w:right w:type="dxa" w:w="100"/>
+                  </w:tcMar>
+                  <w:vAlign w:val="center"/>
+                </w:tcPr>
+                <w:p>
+                  <w:pPr>
+                    <w:spacing w:after="0"/>
+                  </w:pPr>
+                  <w:r>
+                    <w:rPr>
+                      <w:sz w:val="18"/>
+                      <w:szCs w:val="18"/>
+                    </w:rPr>
+                    <w:t xml:space="preserve">… con </w:t>
+                  </w:r>
+                  <w:r>
+                    <w:rPr>
+                      <w:rFonts w:ascii="Consolas" w:cs="Consolas" w:eastAsia="Consolas" w:hAnsi="Consolas"/>
+                      <w:sz w:val="16"/>
+                      <w:szCs w:val="16"/>
+                      <w:shd w:fill="F2F2F2" w:color="auto" w:val="clear"/>
+                    </w:rPr>
+                    <w:t xml:space="preserve">REING_7D</w:t>
+                  </w:r>
+                  <w:r>
+                    <w:rPr>
+                      <w:sz w:val="18"/>
+                      <w:szCs w:val="18"/>
+                    </w:rPr>
+                    <w:t xml:space="preserve"> = 1 por otro ingreso no planificado dentro de los 7 días</w:t>
+                  </w:r>
+                </w:p>
+              </w:tc>
+              <w:tc>
+                <w:tcPr>
+                  <w:tcW w:type="dxa" w:w="1651"/>
+                  <w:tcMar>
+                    <w:top w:type="dxa" w:w="70"/>
+                    <w:left w:type="dxa" w:w="100"/>
+                    <w:bottom w:type="dxa" w:w="70"/>
+                    <w:right w:type="dxa" w:w="100"/>
+                  </w:tcMar>
+                  <w:vAlign w:val="center"/>
+                </w:tcPr>
+                <w:p>
+                  <w:pPr>
+                    <w:spacing w:after="0"/>
+                  </w:pPr>
+                  <w:r>
+                    <w:rPr>
+                      <w:sz w:val="18"/>
+                      <w:szCs w:val="18"/>
+                    </w:rPr>
+                    <w:t xml:space="preserve">8</w:t>
+                  </w:r>
+                </w:p>
+              </w:tc>
+            </w:tr>
+            <w:tr>
+              <w:trPr>
+                <w:cantSplit/>
+                <w:tblHeader w:val="off"/>
+              </w:trPr>
+              <w:tc>
+                <w:tcPr>
+                  <w:tcW w:type="dxa" w:w="5375"/>
+                  <w:tcMar>
+                    <w:top w:type="dxa" w:w="70"/>
+                    <w:left w:type="dxa" w:w="100"/>
+                    <w:bottom w:type="dxa" w:w="70"/>
+                    <w:right w:type="dxa" w:w="100"/>
+                  </w:tcMar>
+                  <w:vAlign w:val="center"/>
+                </w:tcPr>
+                <w:p>
+                  <w:pPr>
+                    <w:spacing w:after="0"/>
+                  </w:pPr>
+                  <w:r>
+                    <w:rPr>
+                      <w:sz w:val="18"/>
+                      <w:szCs w:val="18"/>
+                    </w:rPr>
+                    <w:t xml:space="preserve">… con </w:t>
+                  </w:r>
+                  <w:r>
+                    <w:rPr>
+                      <w:rFonts w:ascii="Consolas" w:cs="Consolas" w:eastAsia="Consolas" w:hAnsi="Consolas"/>
+                      <w:sz w:val="16"/>
+                      <w:szCs w:val="16"/>
+                      <w:shd w:fill="F2F2F2" w:color="auto" w:val="clear"/>
+                    </w:rPr>
+                    <w:t xml:space="preserve">REING_7D</w:t>
+                  </w:r>
+                  <w:r>
+                    <w:rPr>
+                      <w:sz w:val="18"/>
+                      <w:szCs w:val="18"/>
+                    </w:rPr>
+                    <w:t xml:space="preserve"> = 0: el ingreso separado es programado (909), un parto o una cesárea (317), una sesión de tratamiento (24) o no tiene tipo de ingreso (2)</w:t>
+                  </w:r>
+                </w:p>
+              </w:tc>
+              <w:tc>
+                <w:tcPr>
+                  <w:tcW w:type="dxa" w:w="1651"/>
+                  <w:tcMar>
+                    <w:top w:type="dxa" w:w="70"/>
+                    <w:left w:type="dxa" w:w="100"/>
+                    <w:bottom w:type="dxa" w:w="70"/>
+                    <w:right w:type="dxa" w:w="100"/>
+                  </w:tcMar>
+                  <w:vAlign w:val="center"/>
+                </w:tcPr>
+                <w:p>
+                  <w:pPr>
+                    <w:spacing w:after="0"/>
+                  </w:pPr>
+                  <w:r>
+                    <w:rPr>
+                      <w:sz w:val="18"/>
+                      <w:szCs w:val="18"/>
+                    </w:rPr>
+                    <w:t xml:space="preserve">1.252</w:t>
+                  </w:r>
+                </w:p>
+              </w:tc>
+            </w:tr>
+            <w:tr>
+              <w:trPr>
+                <w:cantSplit/>
+                <w:tblHeader w:val="off"/>
+              </w:trPr>
+              <w:tc>
+                <w:tcPr>
+                  <w:tcW w:type="dxa" w:w="5375"/>
+                  <w:tcMar>
+                    <w:top w:type="dxa" w:w="70"/>
+                    <w:left w:type="dxa" w:w="100"/>
+                    <w:bottom w:type="dxa" w:w="70"/>
+                    <w:right w:type="dxa" w:w="100"/>
+                  </w:tcMar>
+                  <w:vAlign w:val="center"/>
+                </w:tcPr>
+                <w:p>
+                  <w:pPr>
+                    <w:spacing w:after="0"/>
+                  </w:pPr>
+                  <w:r>
+                    <w:rPr>
+                      <w:sz w:val="18"/>
+                      <w:szCs w:val="18"/>
+                    </w:rPr>
+                    <w:t xml:space="preserve">Casos que ya eran de estudio y pasan de 0 a 1 en </w:t>
+                  </w:r>
+                  <w:r>
+                    <w:rPr>
+                      <w:rFonts w:ascii="Consolas" w:cs="Consolas" w:eastAsia="Consolas" w:hAnsi="Consolas"/>
+                      <w:sz w:val="16"/>
+                      <w:szCs w:val="16"/>
+                      <w:shd w:fill="F2F2F2" w:color="auto" w:val="clear"/>
+                    </w:rPr>
+                    <w:t xml:space="preserve">REING_7D</w:t>
+                  </w:r>
+                </w:p>
+              </w:tc>
+              <w:tc>
+                <w:tcPr>
+                  <w:tcW w:type="dxa" w:w="1651"/>
+                  <w:tcMar>
+                    <w:top w:type="dxa" w:w="70"/>
+                    <w:left w:type="dxa" w:w="100"/>
+                    <w:bottom w:type="dxa" w:w="70"/>
+                    <w:right w:type="dxa" w:w="100"/>
+                  </w:tcMar>
+                  <w:vAlign w:val="center"/>
+                </w:tcPr>
+                <w:p>
+                  <w:pPr>
+                    <w:spacing w:after="0"/>
+                  </w:pPr>
+                  <w:r>
+                    <w:rPr>
+                      <w:sz w:val="18"/>
+                      <w:szCs w:val="18"/>
+                    </w:rPr>
+                    <w:t xml:space="preserve">9</w:t>
+                  </w:r>
+                </w:p>
+              </w:tc>
+            </w:tr>
+            <w:tr>
+              <w:trPr>
+                <w:cantSplit/>
+                <w:tblHeader w:val="off"/>
+              </w:trPr>
+              <w:tc>
+                <w:tcPr>
+                  <w:tcW w:type="dxa" w:w="5375"/>
+                  <w:tcMar>
+                    <w:top w:type="dxa" w:w="70"/>
+                    <w:left w:type="dxa" w:w="100"/>
+                    <w:bottom w:type="dxa" w:w="70"/>
+                    <w:right w:type="dxa" w:w="100"/>
+                  </w:tcMar>
+                  <w:vAlign w:val="center"/>
+                </w:tcPr>
+                <w:p>
+                  <w:pPr>
+                    <w:spacing w:after="0"/>
+                  </w:pPr>
+                  <w:r>
+                    <w:rPr>
+                      <w:b/>
+                      <w:bCs/>
+                      <w:sz w:val="18"/>
+                      <w:szCs w:val="18"/>
+                    </w:rPr>
+                    <w:t xml:space="preserve">Aumento</w:t>
+                  </w:r>
+                  <w:r>
+                    <w:rPr>
+                      <w:sz w:val="18"/>
+                      <w:szCs w:val="18"/>
+                    </w:rPr>
+                    <w:t xml:space="preserve"> de casos con </w:t>
+                  </w:r>
+                  <w:r>
+                    <w:rPr>
+                      <w:rFonts w:ascii="Consolas" w:cs="Consolas" w:eastAsia="Consolas" w:hAnsi="Consolas"/>
+                      <w:sz w:val="16"/>
+                      <w:szCs w:val="16"/>
+                      <w:shd w:fill="F2F2F2" w:color="auto" w:val="clear"/>
+                    </w:rPr>
+                    <w:t xml:space="preserve">REING_7D</w:t>
+                  </w:r>
+                </w:p>
+              </w:tc>
+              <w:tc>
+                <w:tcPr>
+                  <w:tcW w:type="dxa" w:w="1651"/>
+                  <w:tcMar>
+                    <w:top w:type="dxa" w:w="70"/>
+                    <w:left w:type="dxa" w:w="100"/>
+                    <w:bottom w:type="dxa" w:w="70"/>
+                    <w:right w:type="dxa" w:w="100"/>
+                  </w:tcMar>
+                  <w:vAlign w:val="center"/>
+                </w:tcPr>
+                <w:p>
+                  <w:pPr>
+                    <w:spacing w:after="0"/>
+                  </w:pPr>
+                  <w:r>
+                    <w:rPr>
+                      <w:b/>
+                      <w:bCs/>
+                      <w:sz w:val="18"/>
+                      <w:szCs w:val="18"/>
+                    </w:rPr>
+                    <w:t xml:space="preserve">2.124 + 9 = 2.133</w:t>
+                  </w:r>
+                </w:p>
+              </w:tc>
+            </w:tr>
+          </w:tbl>
+          <w:p>
+            <w:pPr>
+              <w:spacing w:after="0"/>
+            </w:pPr>
+          </w:p>
+        </w:tc>
+      </w:tr>
+      <w:tr>
+        <w:trPr>
+          <w:cantSplit/>
+        </w:trPr>
+        <w:tc>
+          <w:tcPr>
+            <w:tcW w:type="dxa" w:w="1800"/>
+            <w:shd w:fill="F2F2F2" w:color="auto" w:val="clear"/>
+            <w:tcMar>
+              <w:top w:type="dxa" w:w="70"/>
+              <w:left w:type="dxa" w:w="100"/>
+              <w:bottom w:type="dxa" w:w="70"/>
+              <w:right w:type="dxa" w:w="100"/>
+            </w:tcMar>
+          </w:tcPr>
+          <w:p>
+            <w:pPr>
+              <w:keepNext/>
+              <w:spacing w:after="0"/>
+            </w:pPr>
+            <w:r>
+              <w:rPr>
+                <w:b/>
+                <w:bCs/>
+                <w:color w:val="404040"/>
+                <w:sz w:val="20"/>
+                <w:szCs w:val="20"/>
+              </w:rPr>
+              <w:t xml:space="preserve">Las tres causas que planteó la revisión</w:t>
+            </w:r>
+          </w:p>
+        </w:tc>
+        <w:tc>
+          <w:tcPr>
+            <w:tcW w:type="dxa" w:w="7226"/>
+            <w:tcMar>
+              <w:top w:type="dxa" w:w="70"/>
+              <w:left w:type="dxa" w:w="100"/>
+              <w:bottom w:type="dxa" w:w="70"/>
+              <w:right w:type="dxa" w:w="100"/>
+            </w:tcMar>
+          </w:tcPr>
+          <w:p>
+            <w:pPr>
+              <w:keepNext/>
+              <w:spacing w:after="0" w:before="0"/>
+            </w:pPr>
+            <w:r>
+              <w:rPr>
+                <w:sz w:val="20"/>
+                <w:szCs w:val="20"/>
+              </w:rPr>
+              <w:t xml:space="preserve">Las cadenas casi no influyen: los 3.755 ingresos vienen de 3.719 episodios (34 con dos separaciones y 1 con tres), y cada separación tiene su propia alta anterior, así que una cadena no reduce el aumento. Los criterios de exclusión explican 379 casos, sobre todo cirugía mayor ambulatoria seguida de una hospitalización en otro hospital (229). Lo que más pesa es otra causa: en 1.252 de los casos agregados, el ingreso separado es programado, un parto o una sesión de tratamiento, que nunca cuentan como reingreso no planificado (</w:t>
+            </w:r>
+            <w:hyperlink w:history="1" w:anchor="E_D20">
+              <w:r>
+                <w:rPr>
+                  <w:color w:val="0563C1"/>
+                  <w:sz w:val="20"/>
+                  <w:szCs w:val="20"/>
+                  <w:u w:val="single"/>
+                </w:rPr>
+                <w:t xml:space="preserve">D20</w:t>
+              </w:r>
+            </w:hyperlink>
+            <w:r>
+              <w:rPr>
+                <w:sz w:val="20"/>
+                <w:szCs w:val="20"/>
+              </w:rPr>
+              <w:t xml:space="preserve"> y </w:t>
+            </w:r>
+            <w:hyperlink w:history="1" w:anchor="E_D33">
+              <w:r>
+                <w:rPr>
+                  <w:color w:val="0563C1"/>
+                  <w:sz w:val="20"/>
+                  <w:szCs w:val="20"/>
+                  <w:u w:val="single"/>
+                </w:rPr>
+                <w:t xml:space="preserve">D33</w:t>
+              </w:r>
+            </w:hyperlink>
+            <w:r>
+              <w:rPr>
+                <w:sz w:val="20"/>
+                <w:szCs w:val="20"/>
+              </w:rPr>
+              <w:t xml:space="preserve">). Por ejemplo, una mujer que pasa a otro hospital para el parto el mismo día o al día siguiente: con la marca exigida, su alta anterior se vuelve caso de estudio, pero el parto no es un reingreso.</w:t>
+            </w:r>
+          </w:p>
+        </w:tc>
+      </w:tr>
+      <w:tr>
+        <w:trPr>
+          <w:cantSplit/>
+        </w:trPr>
+        <w:tc>
+          <w:tcPr>
+            <w:tcW w:type="dxa" w:w="1800"/>
+            <w:shd w:fill="F2F2F2" w:color="auto" w:val="clear"/>
+            <w:tcMar>
+              <w:top w:type="dxa" w:w="70"/>
+              <w:left w:type="dxa" w:w="100"/>
+              <w:bottom w:type="dxa" w:w="70"/>
+              <w:right w:type="dxa" w:w="100"/>
+            </w:tcMar>
+          </w:tcPr>
+          <w:p>
+            <w:pPr>
+              <w:keepNext/>
+              <w:spacing w:after="0"/>
+            </w:pPr>
+            <w:r>
+              <w:rPr>
+                <w:b/>
+                <w:bCs/>
+                <w:color w:val="404040"/>
+                <w:sz w:val="20"/>
+                <w:szCs w:val="20"/>
+              </w:rPr>
+              <w:t xml:space="preserve">Los 75 casos comunes de H27</w:t>
+            </w:r>
+          </w:p>
+        </w:tc>
+        <w:tc>
+          <w:tcPr>
+            <w:tcW w:type="dxa" w:w="7226"/>
+            <w:tcMar>
+              <w:top w:type="dxa" w:w="70"/>
+              <w:left w:type="dxa" w:w="100"/>
+              <w:bottom w:type="dxa" w:w="70"/>
+              <w:right w:type="dxa" w:w="100"/>
+            </w:tcMar>
+          </w:tcPr>
+          <w:p>
+            <w:pPr>
+              <w:keepNext/>
+              <w:spacing w:after="0" w:before="0"/>
+            </w:pPr>
+            <w:r>
+              <w:rPr>
+                <w:sz w:val="20"/>
+                <w:szCs w:val="20"/>
+              </w:rPr>
+              <w:t xml:space="preserve">Son los que ganan un reingreso en alguna variable (9 en </w:t>
+            </w:r>
+            <w:r>
+              <w:rPr>
+                <w:rFonts w:ascii="Consolas" w:cs="Consolas" w:eastAsia="Consolas" w:hAnsi="Consolas"/>
+                <w:sz w:val="18"/>
+                <w:szCs w:val="18"/>
+                <w:shd w:fill="F2F2F2" w:color="auto" w:val="clear"/>
+              </w:rPr>
+              <w:t xml:space="preserve">REING_7D</w:t>
+            </w:r>
+            <w:r>
+              <w:rPr>
+                <w:sz w:val="20"/>
+                <w:szCs w:val="20"/>
+              </w:rPr>
+              <w:t xml:space="preserve">, 5 en </w:t>
+            </w:r>
+            <w:r>
+              <w:rPr>
+                <w:rFonts w:ascii="Consolas" w:cs="Consolas" w:eastAsia="Consolas" w:hAnsi="Consolas"/>
+                <w:sz w:val="18"/>
+                <w:szCs w:val="18"/>
+                <w:shd w:fill="F2F2F2" w:color="auto" w:val="clear"/>
+              </w:rPr>
+              <w:t xml:space="preserve">REING_7D_CDM</w:t>
+            </w:r>
+            <w:r>
+              <w:rPr>
+                <w:sz w:val="20"/>
+                <w:szCs w:val="20"/>
+              </w:rPr>
+              <w:t xml:space="preserve">, 49 en </w:t>
+            </w:r>
+            <w:r>
+              <w:rPr>
+                <w:rFonts w:ascii="Consolas" w:cs="Consolas" w:eastAsia="Consolas" w:hAnsi="Consolas"/>
+                <w:sz w:val="18"/>
+                <w:szCs w:val="18"/>
+                <w:shd w:fill="F2F2F2" w:color="auto" w:val="clear"/>
+              </w:rPr>
+              <w:t xml:space="preserve">REING_30D</w:t>
+            </w:r>
+            <w:r>
+              <w:rPr>
+                <w:sz w:val="20"/>
+                <w:szCs w:val="20"/>
+              </w:rPr>
+              <w:t xml:space="preserve"> y 50 en </w:t>
+            </w:r>
+            <w:r>
+              <w:rPr>
+                <w:rFonts w:ascii="Consolas" w:cs="Consolas" w:eastAsia="Consolas" w:hAnsi="Consolas"/>
+                <w:sz w:val="18"/>
+                <w:szCs w:val="18"/>
+                <w:shd w:fill="F2F2F2" w:color="auto" w:val="clear"/>
+              </w:rPr>
+              <w:t xml:space="preserve">REING_30D_CDM</w:t>
+            </w:r>
+            <w:r>
+              <w:rPr>
+                <w:sz w:val="20"/>
+                <w:szCs w:val="20"/>
+              </w:rPr>
+              <w:t xml:space="preserve">), porque el ingreso separado cae en su ventana y antes, como continuación de un traslado, no contaba. Ninguno pierde un reingreso.</w:t>
+            </w:r>
+          </w:p>
+        </w:tc>
+      </w:tr>
+      <w:tr>
+        <w:trPr>
+          <w:cantSplit/>
+        </w:trPr>
+        <w:tc>
+          <w:tcPr>
+            <w:tcW w:type="dxa" w:w="1800"/>
+            <w:shd w:fill="F2F2F2" w:color="auto" w:val="clear"/>
+            <w:tcMar>
+              <w:top w:type="dxa" w:w="70"/>
+              <w:left w:type="dxa" w:w="100"/>
+              <w:bottom w:type="dxa" w:w="70"/>
+              <w:right w:type="dxa" w:w="100"/>
+            </w:tcMar>
+          </w:tcPr>
+          <w:p>
+            <w:pPr>
+              <w:keepNext/>
+              <w:spacing w:after="0"/>
+            </w:pPr>
+            <w:r>
+              <w:rPr>
+                <w:b/>
+                <w:bCs/>
+                <w:color w:val="404040"/>
+                <w:sz w:val="20"/>
+                <w:szCs w:val="20"/>
+              </w:rPr>
+              <w:t xml:space="preserve">Conclusión</w:t>
+            </w:r>
+          </w:p>
+        </w:tc>
+        <w:tc>
+          <w:tcPr>
+            <w:tcW w:type="dxa" w:w="7226"/>
+            <w:tcMar>
+              <w:top w:type="dxa" w:w="70"/>
+              <w:left w:type="dxa" w:w="100"/>
+              <w:bottom w:type="dxa" w:w="70"/>
+              <w:right w:type="dxa" w:w="100"/>
+            </w:tcMar>
+          </w:tcPr>
+          <w:p>
+            <w:pPr>
+              <w:keepNext/>
+              <w:spacing w:after="0" w:before="0"/>
+            </w:pPr>
+            <w:r>
+              <w:rPr>
+                <w:sz w:val="20"/>
+                <w:szCs w:val="20"/>
+              </w:rPr>
+              <w:t xml:space="preserve">El efecto de exigir la marca sigue siendo pequeño (2,5 % más casos con </w:t>
+            </w:r>
+            <w:r>
+              <w:rPr>
+                <w:rFonts w:ascii="Consolas" w:cs="Consolas" w:eastAsia="Consolas" w:hAnsi="Consolas"/>
+                <w:sz w:val="18"/>
+                <w:szCs w:val="18"/>
+                <w:shd w:fill="F2F2F2" w:color="auto" w:val="clear"/>
+              </w:rPr>
+              <w:t xml:space="preserve">REING_7D</w:t>
+            </w:r>
+            <w:r>
+              <w:rPr>
+                <w:sz w:val="20"/>
+                <w:szCs w:val="20"/>
+              </w:rPr>
+              <w:t xml:space="preserve">) y está explicado caso por caso. Se mantiene la regla </w:t>
+            </w:r>
+            <w:hyperlink w:history="1" w:anchor="E_D19">
+              <w:r>
+                <w:rPr>
+                  <w:color w:val="0563C1"/>
+                  <w:sz w:val="20"/>
+                  <w:szCs w:val="20"/>
+                  <w:u w:val="single"/>
+                </w:rPr>
+                <w:t xml:space="preserve">D19</w:t>
+              </w:r>
+            </w:hyperlink>
+            <w:r>
+              <w:rPr>
+                <w:sz w:val="20"/>
+                <w:szCs w:val="20"/>
+              </w:rPr>
+              <w:t xml:space="preserve">.</w:t>
+            </w:r>
+          </w:p>
+        </w:tc>
+      </w:tr>
+      <w:tr>
+        <w:trPr>
+          <w:cantSplit/>
+        </w:trPr>
+        <w:tc>
+          <w:tcPr>
+            <w:tcW w:type="dxa" w:w="1800"/>
+            <w:shd w:fill="F2F2F2" w:color="auto" w:val="clear"/>
+            <w:tcMar>
+              <w:top w:type="dxa" w:w="70"/>
+              <w:left w:type="dxa" w:w="100"/>
+              <w:bottom w:type="dxa" w:w="70"/>
+              <w:right w:type="dxa" w:w="100"/>
+            </w:tcMar>
+          </w:tcPr>
+          <w:p>
+            <w:pPr>
+              <w:keepNext/>
+              <w:spacing w:after="0"/>
+            </w:pPr>
+            <w:r>
+              <w:rPr>
+                <w:b/>
+                <w:bCs/>
+                <w:color w:val="404040"/>
+                <w:sz w:val="20"/>
+                <w:szCs w:val="20"/>
+              </w:rPr>
+              <w:t xml:space="preserve">Completa a</w:t>
+            </w:r>
+          </w:p>
+        </w:tc>
+        <w:tc>
+          <w:tcPr>
+            <w:tcW w:type="dxa" w:w="7226"/>
+            <w:tcMar>
+              <w:top w:type="dxa" w:w="70"/>
+              <w:left w:type="dxa" w:w="100"/>
+              <w:bottom w:type="dxa" w:w="70"/>
+              <w:right w:type="dxa" w:w="100"/>
+            </w:tcMar>
+          </w:tcPr>
+          <w:p>
+            <w:pPr>
+              <w:keepNext/>
+              <w:spacing w:after="0" w:before="0"/>
+            </w:pPr>
+            <w:hyperlink w:history="1" w:anchor="E_H27">
+              <w:r>
+                <w:rPr>
+                  <w:color w:val="0563C1"/>
+                  <w:sz w:val="20"/>
+                  <w:szCs w:val="20"/>
+                  <w:u w:val="single"/>
+                </w:rPr>
+                <w:t xml:space="preserve">H27</w:t>
+              </w:r>
+            </w:hyperlink>
+            <w:r>
+              <w:rPr>
+                <w:sz w:val="20"/>
+                <w:szCs w:val="20"/>
+              </w:rPr>
+              <w:t xml:space="preserve">.</w:t>
+            </w:r>
+          </w:p>
+        </w:tc>
+      </w:tr>
+      <w:tr>
+        <w:trPr>
+          <w:cantSplit/>
+        </w:trPr>
+        <w:tc>
+          <w:tcPr>
+            <w:tcW w:type="dxa" w:w="1800"/>
+            <w:shd w:fill="F2F2F2" w:color="auto" w:val="clear"/>
+            <w:tcMar>
+              <w:top w:type="dxa" w:w="70"/>
+              <w:left w:type="dxa" w:w="100"/>
+              <w:bottom w:type="dxa" w:w="70"/>
+              <w:right w:type="dxa" w:w="100"/>
+            </w:tcMar>
+          </w:tcPr>
+          <w:p>
+            <w:pPr>
+              <w:keepNext w:val="false"/>
+              <w:spacing w:after="0"/>
+            </w:pPr>
+            <w:r>
+              <w:rPr>
+                <w:b/>
+                <w:bCs/>
+                <w:color w:val="404040"/>
+                <w:sz w:val="20"/>
+                <w:szCs w:val="20"/>
+              </w:rPr>
+              <w:t xml:space="preserve">Evidencia</w:t>
+            </w:r>
+          </w:p>
+        </w:tc>
+        <w:tc>
+          <w:tcPr>
+            <w:tcW w:type="dxa" w:w="7226"/>
+            <w:tcMar>
+              <w:top w:type="dxa" w:w="70"/>
+              <w:left w:type="dxa" w:w="100"/>
+              <w:bottom w:type="dxa" w:w="70"/>
+              <w:right w:type="dxa" w:w="100"/>
+            </w:tcMar>
+          </w:tcPr>
+          <w:p>
+            <w:pPr>
+              <w:keepNext w:val="false"/>
+              <w:spacing w:after="0" w:before="0"/>
+            </w:pPr>
+            <w:r>
+              <w:rPr>
+                <w:rFonts w:ascii="Consolas" w:cs="Consolas" w:eastAsia="Consolas" w:hAnsi="Consolas"/>
+                <w:sz w:val="18"/>
+                <w:szCs w:val="18"/>
+                <w:shd w:fill="F2F2F2" w:color="auto" w:val="clear"/>
+              </w:rPr>
+              <w:t xml:space="preserve">2.2_depuracion_etiquetado/scripts/11_sensibilidad.py</w:t>
+            </w:r>
+            <w:r>
+              <w:rPr>
+                <w:sz w:val="20"/>
+                <w:szCs w:val="20"/>
+              </w:rPr>
+              <w:t xml:space="preserve"> → </w:t>
+            </w:r>
+            <w:r>
+              <w:rPr>
+                <w:rFonts w:ascii="Consolas" w:cs="Consolas" w:eastAsia="Consolas" w:hAnsi="Consolas"/>
+                <w:sz w:val="18"/>
+                <w:szCs w:val="18"/>
+                <w:shd w:fill="F2F2F2" w:color="auto" w:val="clear"/>
+              </w:rPr>
+              <w:t xml:space="preserve">2.2_depuracion_etiquetado/reportes/11_sensibilidad.md</w:t>
+            </w:r>
+            <w:r>
+              <w:rPr>
+                <w:sz w:val="20"/>
+                <w:szCs w:val="20"/>
+              </w:rPr>
+              <w:t xml:space="preserve">, sección 8 («Por qué los casos con </w:t>
+            </w:r>
+            <w:r>
+              <w:rPr>
+                <w:rFonts w:ascii="Consolas" w:cs="Consolas" w:eastAsia="Consolas" w:hAnsi="Consolas"/>
+                <w:sz w:val="18"/>
+                <w:szCs w:val="18"/>
+                <w:shd w:fill="F2F2F2" w:color="auto" w:val="clear"/>
+              </w:rPr>
+              <w:t xml:space="preserve">REING_7D</w:t>
+            </w:r>
+            <w:r>
+              <w:rPr>
+                <w:sz w:val="20"/>
+                <w:szCs w:val="20"/>
+              </w:rPr>
+              <w:t xml:space="preserve"> no aumentan tanto como los ingresos que dejan de unirse»), con el desglose en las cuatro variables; contraste independiente en </w:t>
+            </w:r>
+            <w:r>
+              <w:rPr>
+                <w:rFonts w:ascii="Consolas" w:cs="Consolas" w:eastAsia="Consolas" w:hAnsi="Consolas"/>
+                <w:sz w:val="18"/>
+                <w:szCs w:val="18"/>
+                <w:shd w:fill="F2F2F2" w:color="auto" w:val="clear"/>
+              </w:rPr>
+              <w:t xml:space="preserve">pruebas/verificar_11_sensibilidad.py</w:t>
+            </w:r>
+            <w:r>
+              <w:rPr>
+                <w:sz w:val="20"/>
+                <w:szCs w:val="20"/>
+              </w:rPr>
+              <w:t xml:space="preserve">.</w:t>
             </w:r>
           </w:p>
         </w:tc>
@@ -33665,6 +36011,72 @@
         <w:pStyle w:val="Heading1"/>
       </w:pPr>
       <w:r>
+        <w:t xml:space="preserve">Verificación de la ejecución del 26 de octubre de 2026</w:t>
+      </w:r>
+    </w:p>
+    <w:p>
+      <w:r>
+        <w:t xml:space="preserve">El script 11 se modificó para responder a las observaciones O3 y O4 de la revisión del 24 de octubre (</w:t>
+      </w:r>
+      <w:hyperlink w:history="1" w:anchor="E_H29">
+        <w:r>
+          <w:rPr>
+            <w:color w:val="0563C1"/>
+            <w:u w:val="single"/>
+          </w:rPr>
+          <w:t xml:space="preserve">H29</w:t>
+        </w:r>
+      </w:hyperlink>
+      <w:r>
+        <w:t xml:space="preserve"> y </w:t>
+      </w:r>
+      <w:hyperlink w:history="1" w:anchor="E_D39">
+        <w:r>
+          <w:rPr>
+            <w:color w:val="0563C1"/>
+            <w:u w:val="single"/>
+          </w:rPr>
+          <w:t xml:space="preserve">D39</w:t>
+        </w:r>
+      </w:hyperlink>
+      <w:r>
+        <w:t xml:space="preserve">) y se volvió a ejecutar con el reporte en una carpeta temporal, sin fallas en sus siete verificaciones (cuatro nuevas, que comprueban que cada desglose suma exactamente lo que explica). El reporte nuevo se comparó con el anterior: solo se agregaron las dos subsecciones y las verificaciones, y las tablas y tasas de los diez escenarios quedaron idénticas. Los scripts 08, 09 y 12 no se ejecutaron: los archivos de datos y la versión 2 del conjunto analítico no cambian.</w:t>
+      </w:r>
+    </w:p>
+    <w:p>
+      <w:r>
+        <w:t xml:space="preserve">Sobre la versión 2 se cumplen las 77 comprobaciones de los contrastes independientes (</w:t>
+      </w:r>
+      <w:r>
+        <w:rPr>
+          <w:rFonts w:ascii="Consolas" w:cs="Consolas" w:eastAsia="Consolas" w:hAnsi="Consolas"/>
+          <w:sz w:val="20"/>
+          <w:szCs w:val="20"/>
+          <w:shd w:fill="F2F2F2" w:color="auto" w:val="clear"/>
+        </w:rPr>
+        <w:t xml:space="preserve">reportes/pruebas_independientes.md</w:t>
+      </w:r>
+      <w:r>
+        <w:t xml:space="preserve">): depuración (43), etiquetado (20) y análisis de sensibilidad (14). Las tres nuevas recalculan por otro camino los ingresos que separa el escenario de traslados, el criterio que deja fuera a cada alta anterior, el aumento de casos con </w:t>
+      </w:r>
+      <w:r>
+        <w:rPr>
+          <w:rFonts w:ascii="Consolas" w:cs="Consolas" w:eastAsia="Consolas" w:hAnsi="Consolas"/>
+          <w:sz w:val="20"/>
+          <w:szCs w:val="20"/>
+          <w:shd w:fill="F2F2F2" w:color="auto" w:val="clear"/>
+        </w:rPr>
+        <w:t xml:space="preserve">REING_7D</w:t>
+      </w:r>
+      <w:r>
+        <w:t xml:space="preserve">, y el criterio posterior que deja fuera a cada derivado no agregado, y los comparan con las tablas del reporte 11.</w:t>
+      </w:r>
+    </w:p>
+    <w:p>
+      <w:pPr>
+        <w:pStyle w:val="Heading1"/>
+      </w:pPr>
+      <w:r>
         <w:t xml:space="preserve">Pendientes</w:t>
       </w:r>
     </w:p>
@@ -33941,7 +36353,7 @@
         <w:pStyle w:val="ListParagraph"/>
         <w:numPr>
           <w:ilvl w:val="0"/>
-          <w:numId w:val="4"/>
+          <w:numId w:val="3"/>
         </w:numPr>
         <w:spacing w:after="80"/>
       </w:pPr>
@@ -33995,6 +36407,116 @@
       </w:hyperlink>
       <w:r>
         <w:t xml:space="preserve"> y </w:t>
+      </w:r>
+      <w:hyperlink w:history="1" w:anchor="E_D39">
+        <w:r>
+          <w:rPr>
+            <w:color w:val="0563C1"/>
+            <w:u w:val="single"/>
+          </w:rPr>
+          <w:t xml:space="preserve">D39</w:t>
+        </w:r>
+      </w:hyperlink>
+      <w:r>
+        <w:t xml:space="preserve">. Los revisó el 24 de octubre de 2026: aprobó </w:t>
+      </w:r>
+      <w:hyperlink w:history="1" w:anchor="E_D38">
+        <w:r>
+          <w:rPr>
+            <w:color w:val="0563C1"/>
+            <w:u w:val="single"/>
+          </w:rPr>
+          <w:t xml:space="preserve">D38</w:t>
+        </w:r>
+      </w:hyperlink>
+      <w:r>
+        <w:t xml:space="preserve"> y </w:t>
+      </w:r>
+      <w:hyperlink w:history="1" w:anchor="E_D39">
+        <w:r>
+          <w:rPr>
+            <w:color w:val="0563C1"/>
+            <w:u w:val="single"/>
+          </w:rPr>
+          <w:t xml:space="preserve">D39</w:t>
+        </w:r>
+      </w:hyperlink>
+      <w:r>
+        <w:t xml:space="preserve"> y pidió explicar dos cifras de la sensibilidad (observaciones O3 y O4).</w:t>
+      </w:r>
+    </w:p>
+    <w:p>
+      <w:pPr>
+        <w:pStyle w:val="ListParagraph"/>
+        <w:numPr>
+          <w:ilvl w:val="0"/>
+          <w:numId w:val="3"/>
+        </w:numPr>
+        <w:spacing w:after="80"/>
+      </w:pPr>
+      <w:r>
+        <w:t xml:space="preserve">Explicar las dos cifras de la revisión del 24 de octubre: el aumento de casos con </w:t>
+      </w:r>
+      <w:r>
+        <w:rPr>
+          <w:rFonts w:ascii="Consolas" w:cs="Consolas" w:eastAsia="Consolas" w:hAnsi="Consolas"/>
+          <w:sz w:val="20"/>
+          <w:szCs w:val="20"/>
+          <w:shd w:fill="F2F2F2" w:color="auto" w:val="clear"/>
+        </w:rPr>
+        <w:t xml:space="preserve">REING_7D</w:t>
+      </w:r>
+      <w:r>
+        <w:t xml:space="preserve"> al exigir la marca de traslado (O3, </w:t>
+      </w:r>
+      <w:hyperlink w:history="1" w:anchor="E_H29">
+        <w:r>
+          <w:rPr>
+            <w:color w:val="0563C1"/>
+            <w:u w:val="single"/>
+          </w:rPr>
+          <w:t xml:space="preserve">H29</w:t>
+        </w:r>
+      </w:hyperlink>
+      <w:r>
+        <w:t xml:space="preserve"> y reporte 11, sección 8) y los derivados que la fila de sensibilidad no agrega (O4, </w:t>
+      </w:r>
+      <w:hyperlink w:history="1" w:anchor="E_D39">
+        <w:r>
+          <w:rPr>
+            <w:color w:val="0563C1"/>
+            <w:u w:val="single"/>
+          </w:rPr>
+          <w:t xml:space="preserve">D39</w:t>
+        </w:r>
+      </w:hyperlink>
+      <w:r>
+        <w:t xml:space="preserve"> y reporte 11, sección 9). Hecho el 26 de octubre de 2026.</w:t>
+      </w:r>
+    </w:p>
+    <w:p>
+      <w:pPr>
+        <w:pStyle w:val="ListParagraph"/>
+        <w:numPr>
+          <w:ilvl w:val="0"/>
+          <w:numId w:val="4"/>
+        </w:numPr>
+        <w:spacing w:after="80"/>
+      </w:pPr>
+      <w:r>
+        <w:t xml:space="preserve">Presentar al profesor guía, en el próximo avance, </w:t>
+      </w:r>
+      <w:hyperlink w:history="1" w:anchor="E_H29">
+        <w:r>
+          <w:rPr>
+            <w:color w:val="0563C1"/>
+            <w:u w:val="single"/>
+          </w:rPr>
+          <w:t xml:space="preserve">H29</w:t>
+        </w:r>
+      </w:hyperlink>
+      <w:r>
+        <w:t xml:space="preserve"> y el agregado a </w:t>
       </w:r>
       <w:hyperlink w:history="1" w:anchor="E_D39">
         <w:r>
